--- a/문장별_해설/3부_28화_Elifs_Spätkauf_해설.docx
+++ b/문장별_해설/3부_28화_Elifs_Spätkauf_해설.docx
@@ -26,7 +26,7 @@
           <w:color w:val="595959"/>
           <w:sz w:val="20"/>
         </w:rPr>
-        <w:t>대화문 46턴 — 문장별 주요 단어 · 문법 · 표현 · 시제 해설</w:t>
+        <w:t>대화문 76턴 — 문장별 주요 단어 · 문법 · 표현 · 시제 해설</w:t>
       </w:r>
     </w:p>
     <w:p>
@@ -41,7 +41,4597 @@
           <w:i w:val="0"/>
           <w:sz w:val="22"/>
         </w:rPr>
-        <w:t>1. Jonas: Sonntagabend. Elif hat mich zu sich nach Hause eingeladen, und ich stehe mit einem Blumenstrauß vor einer Tür in Wedding.</w:t>
+        <w:t>1. Jonas: Eine halbe Stunde früher stehe ich vor einem Spätkauf an der Müllerstraße und suche nach Blumen. Ich habe noch nie in meinem Leben Blumen für die Mutter einer Freundin gekauft.</w:t>
+      </w:r>
+    </w:p>
+    <w:p>
+      <w:pPr>
+        <w:keepNext/>
+        <w:ind w:left="340"/>
+      </w:pPr>
+      <w:r>
+        <w:rPr>
+          <w:rFonts w:ascii="Malgun Gothic" w:hAnsi="Malgun Gothic" w:cs="Malgun Gothic" w:eastAsia="Malgun Gothic"/>
+          <w:b w:val="0"/>
+          <w:i/>
+          <w:color w:val="404040"/>
+          <w:sz w:val="20"/>
+        </w:rPr>
+        <w:t>삼십 분 일찍 뮐러 거리의 스페트카우프 앞에 서서 꽃을 찾는다. 친구의 어머니께 드릴 꽃을 산 적은 평생 한 번도 없다.</w:t>
+      </w:r>
+    </w:p>
+    <w:tbl>
+      <w:tblPr>
+        <w:tblW w:type="auto" w:w="0"/>
+        <w:tblLayout w:type="fixed"/>
+        <w:tblLook w:firstColumn="1" w:firstRow="1" w:lastColumn="0" w:lastRow="0" w:noHBand="0" w:noVBand="1" w:val="04A0"/>
+      </w:tblPr>
+      <w:tblGrid>
+        <w:gridCol w:w="4819"/>
+        <w:gridCol w:w="4819"/>
+      </w:tblGrid>
+      <w:tr>
+        <w:tc>
+          <w:tcPr>
+            <w:tcW w:type="dxa" w:w="1500"/>
+            <w:tcBorders>
+              <w:top w:val="single" w:color="BFBFBF" w:sz="4"/>
+              <w:left w:val="single" w:color="BFBFBF" w:sz="4"/>
+              <w:bottom w:val="single" w:color="BFBFBF" w:sz="4"/>
+              <w:right w:val="single" w:color="BFBFBF" w:sz="4"/>
+            </w:tcBorders>
+            <w:shd w:fill="DEEAF6" w:color="auto" w:val="clear"/>
+          </w:tcPr>
+          <w:p>
+            <w:r>
+              <w:rPr>
+                <w:rFonts w:ascii="Malgun Gothic" w:hAnsi="Malgun Gothic" w:cs="Malgun Gothic" w:eastAsia="Malgun Gothic"/>
+                <w:b/>
+                <w:i w:val="0"/>
+                <w:color w:val="1F3864"/>
+                <w:sz w:val="20"/>
+              </w:rPr>
+              <w:t>주요 단어</w:t>
+            </w:r>
+          </w:p>
+        </w:tc>
+        <w:tc>
+          <w:tcPr>
+            <w:tcW w:type="dxa" w:w="8138"/>
+            <w:tcBorders>
+              <w:top w:val="single" w:color="BFBFBF" w:sz="4"/>
+              <w:left w:val="single" w:color="BFBFBF" w:sz="4"/>
+              <w:bottom w:val="single" w:color="BFBFBF" w:sz="4"/>
+              <w:right w:val="single" w:color="BFBFBF" w:sz="4"/>
+            </w:tcBorders>
+          </w:tcPr>
+          <w:p>
+            <w:pPr>
+              <w:spacing w:after="40"/>
+            </w:pPr>
+            <w:r>
+              <w:rPr>
+                <w:rFonts w:ascii="Arial" w:hAnsi="Arial" w:cs="Arial" w:eastAsia="Malgun Gothic"/>
+                <w:b/>
+                <w:i w:val="0"/>
+                <w:sz w:val="20"/>
+              </w:rPr>
+              <w:t>der Spätkauf, -käufe</w:t>
+            </w:r>
+            <w:r>
+              <w:rPr>
+                <w:rFonts w:ascii="Malgun Gothic" w:hAnsi="Malgun Gothic" w:cs="Malgun Gothic" w:eastAsia="Malgun Gothic"/>
+                <w:b w:val="0"/>
+                <w:i w:val="0"/>
+                <w:sz w:val="20"/>
+              </w:rPr>
+              <w:t xml:space="preserve">  —  늦게까지 여는 가게</w:t>
+            </w:r>
+          </w:p>
+          <w:p>
+            <w:pPr>
+              <w:spacing w:after="40"/>
+            </w:pPr>
+            <w:r>
+              <w:rPr>
+                <w:rFonts w:ascii="Arial" w:hAnsi="Arial" w:cs="Arial" w:eastAsia="Malgun Gothic"/>
+                <w:b/>
+                <w:i w:val="0"/>
+                <w:sz w:val="20"/>
+              </w:rPr>
+              <w:t>suchen nach</w:t>
+            </w:r>
+            <w:r>
+              <w:rPr>
+                <w:rFonts w:ascii="Malgun Gothic" w:hAnsi="Malgun Gothic" w:cs="Malgun Gothic" w:eastAsia="Malgun Gothic"/>
+                <w:b w:val="0"/>
+                <w:i w:val="0"/>
+                <w:sz w:val="20"/>
+              </w:rPr>
+              <w:t xml:space="preserve">  —  ~를 찾다</w:t>
+            </w:r>
+          </w:p>
+          <w:p>
+            <w:pPr>
+              <w:spacing w:after="40"/>
+            </w:pPr>
+            <w:r>
+              <w:rPr>
+                <w:rFonts w:ascii="Arial" w:hAnsi="Arial" w:cs="Arial" w:eastAsia="Malgun Gothic"/>
+                <w:b/>
+                <w:i w:val="0"/>
+                <w:sz w:val="20"/>
+              </w:rPr>
+              <w:t>die Blume, -n</w:t>
+            </w:r>
+            <w:r>
+              <w:rPr>
+                <w:rFonts w:ascii="Malgun Gothic" w:hAnsi="Malgun Gothic" w:cs="Malgun Gothic" w:eastAsia="Malgun Gothic"/>
+                <w:b w:val="0"/>
+                <w:i w:val="0"/>
+                <w:sz w:val="20"/>
+              </w:rPr>
+              <w:t xml:space="preserve">  —  꽃</w:t>
+            </w:r>
+          </w:p>
+        </w:tc>
+      </w:tr>
+      <w:tr>
+        <w:tc>
+          <w:tcPr>
+            <w:tcW w:type="dxa" w:w="1500"/>
+            <w:tcBorders>
+              <w:top w:val="single" w:color="BFBFBF" w:sz="4"/>
+              <w:left w:val="single" w:color="BFBFBF" w:sz="4"/>
+              <w:bottom w:val="single" w:color="BFBFBF" w:sz="4"/>
+              <w:right w:val="single" w:color="BFBFBF" w:sz="4"/>
+            </w:tcBorders>
+            <w:shd w:fill="DEEAF6" w:color="auto" w:val="clear"/>
+          </w:tcPr>
+          <w:p>
+            <w:r>
+              <w:rPr>
+                <w:rFonts w:ascii="Malgun Gothic" w:hAnsi="Malgun Gothic" w:cs="Malgun Gothic" w:eastAsia="Malgun Gothic"/>
+                <w:b/>
+                <w:i w:val="0"/>
+                <w:color w:val="1F3864"/>
+                <w:sz w:val="20"/>
+              </w:rPr>
+              <w:t>문법</w:t>
+            </w:r>
+          </w:p>
+        </w:tc>
+        <w:tc>
+          <w:tcPr>
+            <w:tcW w:type="dxa" w:w="8138"/>
+            <w:tcBorders>
+              <w:top w:val="single" w:color="BFBFBF" w:sz="4"/>
+              <w:left w:val="single" w:color="BFBFBF" w:sz="4"/>
+              <w:bottom w:val="single" w:color="BFBFBF" w:sz="4"/>
+              <w:right w:val="single" w:color="BFBFBF" w:sz="4"/>
+            </w:tcBorders>
+          </w:tcPr>
+          <w:p>
+            <w:pPr>
+              <w:spacing w:after="40"/>
+            </w:pPr>
+            <w:r>
+              <w:rPr>
+                <w:rFonts w:ascii="Malgun Gothic" w:hAnsi="Malgun Gothic" w:cs="Malgun Gothic" w:eastAsia="Malgun Gothic"/>
+                <w:b w:val="0"/>
+                <w:i w:val="0"/>
+                <w:sz w:val="20"/>
+              </w:rPr>
+              <w:t>Eine halbe Stunde früher는 시간 4격 표현입니다. Ich habe noch nie ... Blumen ... gekauft는 현재완료입니다.</w:t>
+            </w:r>
+          </w:p>
+        </w:tc>
+      </w:tr>
+      <w:tr>
+        <w:tc>
+          <w:tcPr>
+            <w:tcW w:type="dxa" w:w="1500"/>
+            <w:tcBorders>
+              <w:top w:val="single" w:color="BFBFBF" w:sz="4"/>
+              <w:left w:val="single" w:color="BFBFBF" w:sz="4"/>
+              <w:bottom w:val="single" w:color="BFBFBF" w:sz="4"/>
+              <w:right w:val="single" w:color="BFBFBF" w:sz="4"/>
+            </w:tcBorders>
+            <w:shd w:fill="DEEAF6" w:color="auto" w:val="clear"/>
+          </w:tcPr>
+          <w:p>
+            <w:r>
+              <w:rPr>
+                <w:rFonts w:ascii="Malgun Gothic" w:hAnsi="Malgun Gothic" w:cs="Malgun Gothic" w:eastAsia="Malgun Gothic"/>
+                <w:b/>
+                <w:i w:val="0"/>
+                <w:color w:val="1F3864"/>
+                <w:sz w:val="20"/>
+              </w:rPr>
+              <w:t>표현</w:t>
+            </w:r>
+          </w:p>
+        </w:tc>
+        <w:tc>
+          <w:tcPr>
+            <w:tcW w:type="dxa" w:w="8138"/>
+            <w:tcBorders>
+              <w:top w:val="single" w:color="BFBFBF" w:sz="4"/>
+              <w:left w:val="single" w:color="BFBFBF" w:sz="4"/>
+              <w:bottom w:val="single" w:color="BFBFBF" w:sz="4"/>
+              <w:right w:val="single" w:color="BFBFBF" w:sz="4"/>
+            </w:tcBorders>
+          </w:tcPr>
+          <w:p>
+            <w:pPr>
+              <w:spacing w:after="40"/>
+            </w:pPr>
+            <w:r>
+              <w:rPr>
+                <w:rFonts w:ascii="Malgun Gothic" w:hAnsi="Malgun Gothic" w:cs="Malgun Gothic" w:eastAsia="Malgun Gothic"/>
+                <w:b w:val="0"/>
+                <w:i w:val="0"/>
+                <w:sz w:val="20"/>
+              </w:rPr>
+              <w:t>für die Mutter einer Freundin은 für + 4격에 2격이 이어집니다.</w:t>
+            </w:r>
+          </w:p>
+        </w:tc>
+      </w:tr>
+      <w:tr>
+        <w:tc>
+          <w:tcPr>
+            <w:tcW w:type="dxa" w:w="1500"/>
+            <w:tcBorders>
+              <w:top w:val="single" w:color="BFBFBF" w:sz="4"/>
+              <w:left w:val="single" w:color="BFBFBF" w:sz="4"/>
+              <w:bottom w:val="single" w:color="BFBFBF" w:sz="4"/>
+              <w:right w:val="single" w:color="BFBFBF" w:sz="4"/>
+            </w:tcBorders>
+            <w:shd w:fill="DEEAF6" w:color="auto" w:val="clear"/>
+          </w:tcPr>
+          <w:p>
+            <w:r>
+              <w:rPr>
+                <w:rFonts w:ascii="Malgun Gothic" w:hAnsi="Malgun Gothic" w:cs="Malgun Gothic" w:eastAsia="Malgun Gothic"/>
+                <w:b/>
+                <w:i w:val="0"/>
+                <w:color w:val="1F3864"/>
+                <w:sz w:val="20"/>
+              </w:rPr>
+              <w:t>시제</w:t>
+            </w:r>
+          </w:p>
+        </w:tc>
+        <w:tc>
+          <w:tcPr>
+            <w:tcW w:type="dxa" w:w="8138"/>
+            <w:tcBorders>
+              <w:top w:val="single" w:color="BFBFBF" w:sz="4"/>
+              <w:left w:val="single" w:color="BFBFBF" w:sz="4"/>
+              <w:bottom w:val="single" w:color="BFBFBF" w:sz="4"/>
+              <w:right w:val="single" w:color="BFBFBF" w:sz="4"/>
+            </w:tcBorders>
+          </w:tcPr>
+          <w:p>
+            <w:pPr>
+              <w:spacing w:after="40"/>
+            </w:pPr>
+            <w:r>
+              <w:rPr>
+                <w:rFonts w:ascii="Malgun Gothic" w:hAnsi="Malgun Gothic" w:cs="Malgun Gothic" w:eastAsia="Malgun Gothic"/>
+                <w:b w:val="0"/>
+                <w:i w:val="0"/>
+                <w:sz w:val="20"/>
+              </w:rPr>
+              <w:t>stehe, suche는 현재형이고 habe ... gekauft는 현재완료입니다.</w:t>
+            </w:r>
+          </w:p>
+        </w:tc>
+      </w:tr>
+    </w:tbl>
+    <w:p>
+      <w:pPr>
+        <w:spacing w:after="0"/>
+      </w:pPr>
+    </w:p>
+    <w:p>
+      <w:pPr>
+        <w:keepNext/>
+        <w:spacing w:before="160"/>
+      </w:pPr>
+      <w:r>
+        <w:rPr>
+          <w:rFonts w:ascii="Arial" w:hAnsi="Arial" w:cs="Arial" w:eastAsia="Malgun Gothic"/>
+          <w:b/>
+          <w:i w:val="0"/>
+          <w:sz w:val="22"/>
+        </w:rPr>
+        <w:t>2. Verkäufer: Was darf es sein? Rosen sind aus, aber Tulpen habe ich noch. Letzte Lieferung, halb tot, halb schön.</w:t>
+      </w:r>
+    </w:p>
+    <w:p>
+      <w:pPr>
+        <w:keepNext/>
+        <w:ind w:left="340"/>
+      </w:pPr>
+      <w:r>
+        <w:rPr>
+          <w:rFonts w:ascii="Malgun Gothic" w:hAnsi="Malgun Gothic" w:cs="Malgun Gothic" w:eastAsia="Malgun Gothic"/>
+          <w:b w:val="0"/>
+          <w:i/>
+          <w:color w:val="404040"/>
+          <w:sz w:val="20"/>
+        </w:rPr>
+        <w:t>뭘 드릴까요? 장미는 떨어졌고 튤립은 아직 있어요. 마지막 입고분인데 반쯤 시들고 반쯤 예쁘죠.</w:t>
+      </w:r>
+    </w:p>
+    <w:tbl>
+      <w:tblPr>
+        <w:tblW w:type="auto" w:w="0"/>
+        <w:tblLayout w:type="fixed"/>
+        <w:tblLook w:firstColumn="1" w:firstRow="1" w:lastColumn="0" w:lastRow="0" w:noHBand="0" w:noVBand="1" w:val="04A0"/>
+      </w:tblPr>
+      <w:tblGrid>
+        <w:gridCol w:w="4819"/>
+        <w:gridCol w:w="4819"/>
+      </w:tblGrid>
+      <w:tr>
+        <w:tc>
+          <w:tcPr>
+            <w:tcW w:type="dxa" w:w="1500"/>
+            <w:tcBorders>
+              <w:top w:val="single" w:color="BFBFBF" w:sz="4"/>
+              <w:left w:val="single" w:color="BFBFBF" w:sz="4"/>
+              <w:bottom w:val="single" w:color="BFBFBF" w:sz="4"/>
+              <w:right w:val="single" w:color="BFBFBF" w:sz="4"/>
+            </w:tcBorders>
+            <w:shd w:fill="DEEAF6" w:color="auto" w:val="clear"/>
+          </w:tcPr>
+          <w:p>
+            <w:r>
+              <w:rPr>
+                <w:rFonts w:ascii="Malgun Gothic" w:hAnsi="Malgun Gothic" w:cs="Malgun Gothic" w:eastAsia="Malgun Gothic"/>
+                <w:b/>
+                <w:i w:val="0"/>
+                <w:color w:val="1F3864"/>
+                <w:sz w:val="20"/>
+              </w:rPr>
+              <w:t>주요 단어</w:t>
+            </w:r>
+          </w:p>
+        </w:tc>
+        <w:tc>
+          <w:tcPr>
+            <w:tcW w:type="dxa" w:w="8138"/>
+            <w:tcBorders>
+              <w:top w:val="single" w:color="BFBFBF" w:sz="4"/>
+              <w:left w:val="single" w:color="BFBFBF" w:sz="4"/>
+              <w:bottom w:val="single" w:color="BFBFBF" w:sz="4"/>
+              <w:right w:val="single" w:color="BFBFBF" w:sz="4"/>
+            </w:tcBorders>
+          </w:tcPr>
+          <w:p>
+            <w:pPr>
+              <w:spacing w:after="40"/>
+            </w:pPr>
+            <w:r>
+              <w:rPr>
+                <w:rFonts w:ascii="Arial" w:hAnsi="Arial" w:cs="Arial" w:eastAsia="Malgun Gothic"/>
+                <w:b/>
+                <w:i w:val="0"/>
+                <w:sz w:val="20"/>
+              </w:rPr>
+              <w:t>die Lieferung, -en</w:t>
+            </w:r>
+            <w:r>
+              <w:rPr>
+                <w:rFonts w:ascii="Malgun Gothic" w:hAnsi="Malgun Gothic" w:cs="Malgun Gothic" w:eastAsia="Malgun Gothic"/>
+                <w:b w:val="0"/>
+                <w:i w:val="0"/>
+                <w:sz w:val="20"/>
+              </w:rPr>
+              <w:t xml:space="preserve">  —  입고</w:t>
+            </w:r>
+          </w:p>
+          <w:p>
+            <w:pPr>
+              <w:spacing w:after="40"/>
+            </w:pPr>
+            <w:r>
+              <w:rPr>
+                <w:rFonts w:ascii="Arial" w:hAnsi="Arial" w:cs="Arial" w:eastAsia="Malgun Gothic"/>
+                <w:b/>
+                <w:i w:val="0"/>
+                <w:sz w:val="20"/>
+              </w:rPr>
+              <w:t>die Rose, -n</w:t>
+            </w:r>
+            <w:r>
+              <w:rPr>
+                <w:rFonts w:ascii="Malgun Gothic" w:hAnsi="Malgun Gothic" w:cs="Malgun Gothic" w:eastAsia="Malgun Gothic"/>
+                <w:b w:val="0"/>
+                <w:i w:val="0"/>
+                <w:sz w:val="20"/>
+              </w:rPr>
+              <w:t xml:space="preserve">  —  장미</w:t>
+            </w:r>
+          </w:p>
+          <w:p>
+            <w:pPr>
+              <w:spacing w:after="40"/>
+            </w:pPr>
+            <w:r>
+              <w:rPr>
+                <w:rFonts w:ascii="Arial" w:hAnsi="Arial" w:cs="Arial" w:eastAsia="Malgun Gothic"/>
+                <w:b/>
+                <w:i w:val="0"/>
+                <w:sz w:val="20"/>
+              </w:rPr>
+              <w:t>aus sein</w:t>
+            </w:r>
+            <w:r>
+              <w:rPr>
+                <w:rFonts w:ascii="Malgun Gothic" w:hAnsi="Malgun Gothic" w:cs="Malgun Gothic" w:eastAsia="Malgun Gothic"/>
+                <w:b w:val="0"/>
+                <w:i w:val="0"/>
+                <w:sz w:val="20"/>
+              </w:rPr>
+              <w:t xml:space="preserve">  —  떨어지다</w:t>
+            </w:r>
+          </w:p>
+        </w:tc>
+      </w:tr>
+      <w:tr>
+        <w:tc>
+          <w:tcPr>
+            <w:tcW w:type="dxa" w:w="1500"/>
+            <w:tcBorders>
+              <w:top w:val="single" w:color="BFBFBF" w:sz="4"/>
+              <w:left w:val="single" w:color="BFBFBF" w:sz="4"/>
+              <w:bottom w:val="single" w:color="BFBFBF" w:sz="4"/>
+              <w:right w:val="single" w:color="BFBFBF" w:sz="4"/>
+            </w:tcBorders>
+            <w:shd w:fill="DEEAF6" w:color="auto" w:val="clear"/>
+          </w:tcPr>
+          <w:p>
+            <w:r>
+              <w:rPr>
+                <w:rFonts w:ascii="Malgun Gothic" w:hAnsi="Malgun Gothic" w:cs="Malgun Gothic" w:eastAsia="Malgun Gothic"/>
+                <w:b/>
+                <w:i w:val="0"/>
+                <w:color w:val="1F3864"/>
+                <w:sz w:val="20"/>
+              </w:rPr>
+              <w:t>문법</w:t>
+            </w:r>
+          </w:p>
+        </w:tc>
+        <w:tc>
+          <w:tcPr>
+            <w:tcW w:type="dxa" w:w="8138"/>
+            <w:tcBorders>
+              <w:top w:val="single" w:color="BFBFBF" w:sz="4"/>
+              <w:left w:val="single" w:color="BFBFBF" w:sz="4"/>
+              <w:bottom w:val="single" w:color="BFBFBF" w:sz="4"/>
+              <w:right w:val="single" w:color="BFBFBF" w:sz="4"/>
+            </w:tcBorders>
+          </w:tcPr>
+          <w:p>
+            <w:pPr>
+              <w:spacing w:after="40"/>
+            </w:pPr>
+            <w:r>
+              <w:rPr>
+                <w:rFonts w:ascii="Malgun Gothic" w:hAnsi="Malgun Gothic" w:cs="Malgun Gothic" w:eastAsia="Malgun Gothic"/>
+                <w:b w:val="0"/>
+                <w:i w:val="0"/>
+                <w:sz w:val="20"/>
+              </w:rPr>
+              <w:t>Was darf es sein?은 판매원의 정형 질문입니다. Rosen sind aus, aber Tulpen habe ich noch에서 대비 구조가 쓰입니다.</w:t>
+            </w:r>
+          </w:p>
+        </w:tc>
+      </w:tr>
+      <w:tr>
+        <w:tc>
+          <w:tcPr>
+            <w:tcW w:type="dxa" w:w="1500"/>
+            <w:tcBorders>
+              <w:top w:val="single" w:color="BFBFBF" w:sz="4"/>
+              <w:left w:val="single" w:color="BFBFBF" w:sz="4"/>
+              <w:bottom w:val="single" w:color="BFBFBF" w:sz="4"/>
+              <w:right w:val="single" w:color="BFBFBF" w:sz="4"/>
+            </w:tcBorders>
+            <w:shd w:fill="DEEAF6" w:color="auto" w:val="clear"/>
+          </w:tcPr>
+          <w:p>
+            <w:r>
+              <w:rPr>
+                <w:rFonts w:ascii="Malgun Gothic" w:hAnsi="Malgun Gothic" w:cs="Malgun Gothic" w:eastAsia="Malgun Gothic"/>
+                <w:b/>
+                <w:i w:val="0"/>
+                <w:color w:val="1F3864"/>
+                <w:sz w:val="20"/>
+              </w:rPr>
+              <w:t>표현</w:t>
+            </w:r>
+          </w:p>
+        </w:tc>
+        <w:tc>
+          <w:tcPr>
+            <w:tcW w:type="dxa" w:w="8138"/>
+            <w:tcBorders>
+              <w:top w:val="single" w:color="BFBFBF" w:sz="4"/>
+              <w:left w:val="single" w:color="BFBFBF" w:sz="4"/>
+              <w:bottom w:val="single" w:color="BFBFBF" w:sz="4"/>
+              <w:right w:val="single" w:color="BFBFBF" w:sz="4"/>
+            </w:tcBorders>
+          </w:tcPr>
+          <w:p>
+            <w:pPr>
+              <w:spacing w:after="40"/>
+            </w:pPr>
+            <w:r>
+              <w:rPr>
+                <w:rFonts w:ascii="Malgun Gothic" w:hAnsi="Malgun Gothic" w:cs="Malgun Gothic" w:eastAsia="Malgun Gothic"/>
+                <w:b w:val="0"/>
+                <w:i w:val="0"/>
+                <w:sz w:val="20"/>
+              </w:rPr>
+              <w:t>halb tot, halb schön은 형용사 병렬입니다.</w:t>
+            </w:r>
+          </w:p>
+        </w:tc>
+      </w:tr>
+      <w:tr>
+        <w:tc>
+          <w:tcPr>
+            <w:tcW w:type="dxa" w:w="1500"/>
+            <w:tcBorders>
+              <w:top w:val="single" w:color="BFBFBF" w:sz="4"/>
+              <w:left w:val="single" w:color="BFBFBF" w:sz="4"/>
+              <w:bottom w:val="single" w:color="BFBFBF" w:sz="4"/>
+              <w:right w:val="single" w:color="BFBFBF" w:sz="4"/>
+            </w:tcBorders>
+            <w:shd w:fill="DEEAF6" w:color="auto" w:val="clear"/>
+          </w:tcPr>
+          <w:p>
+            <w:r>
+              <w:rPr>
+                <w:rFonts w:ascii="Malgun Gothic" w:hAnsi="Malgun Gothic" w:cs="Malgun Gothic" w:eastAsia="Malgun Gothic"/>
+                <w:b/>
+                <w:i w:val="0"/>
+                <w:color w:val="1F3864"/>
+                <w:sz w:val="20"/>
+              </w:rPr>
+              <w:t>시제</w:t>
+            </w:r>
+          </w:p>
+        </w:tc>
+        <w:tc>
+          <w:tcPr>
+            <w:tcW w:type="dxa" w:w="8138"/>
+            <w:tcBorders>
+              <w:top w:val="single" w:color="BFBFBF" w:sz="4"/>
+              <w:left w:val="single" w:color="BFBFBF" w:sz="4"/>
+              <w:bottom w:val="single" w:color="BFBFBF" w:sz="4"/>
+              <w:right w:val="single" w:color="BFBFBF" w:sz="4"/>
+            </w:tcBorders>
+          </w:tcPr>
+          <w:p>
+            <w:pPr>
+              <w:spacing w:after="40"/>
+            </w:pPr>
+            <w:r>
+              <w:rPr>
+                <w:rFonts w:ascii="Malgun Gothic" w:hAnsi="Malgun Gothic" w:cs="Malgun Gothic" w:eastAsia="Malgun Gothic"/>
+                <w:b w:val="0"/>
+                <w:i w:val="0"/>
+                <w:sz w:val="20"/>
+              </w:rPr>
+              <w:t>darf, sind, habe는 현재형입니다.</w:t>
+            </w:r>
+          </w:p>
+        </w:tc>
+      </w:tr>
+    </w:tbl>
+    <w:p>
+      <w:pPr>
+        <w:spacing w:after="0"/>
+      </w:pPr>
+    </w:p>
+    <w:p>
+      <w:pPr>
+        <w:keepNext/>
+        <w:spacing w:before="160"/>
+      </w:pPr>
+      <w:r>
+        <w:rPr>
+          <w:rFonts w:ascii="Arial" w:hAnsi="Arial" w:cs="Arial" w:eastAsia="Malgun Gothic"/>
+          <w:b/>
+          <w:i w:val="0"/>
+          <w:sz w:val="22"/>
+        </w:rPr>
+        <w:t>3. Jonas: Tulpen sind genau richtig. Ich nehme alle zehn. Und könnten Sie sie in Papier einschlagen, damit es nicht aussieht, als käme ich vom Bahnhofskiosk?</w:t>
+      </w:r>
+    </w:p>
+    <w:p>
+      <w:pPr>
+        <w:keepNext/>
+        <w:ind w:left="340"/>
+      </w:pPr>
+      <w:r>
+        <w:rPr>
+          <w:rFonts w:ascii="Malgun Gothic" w:hAnsi="Malgun Gothic" w:cs="Malgun Gothic" w:eastAsia="Malgun Gothic"/>
+          <w:b w:val="0"/>
+          <w:i/>
+          <w:color w:val="404040"/>
+          <w:sz w:val="20"/>
+        </w:rPr>
+        <w:t>튤립이 딱 좋아요. 열 송이 다 주세요. 그리고 역 가판대에서 온 것처럼 보이지 않게 종이로 싸 주실 수 있나요?</w:t>
+      </w:r>
+    </w:p>
+    <w:tbl>
+      <w:tblPr>
+        <w:tblW w:type="auto" w:w="0"/>
+        <w:tblLayout w:type="fixed"/>
+        <w:tblLook w:firstColumn="1" w:firstRow="1" w:lastColumn="0" w:lastRow="0" w:noHBand="0" w:noVBand="1" w:val="04A0"/>
+      </w:tblPr>
+      <w:tblGrid>
+        <w:gridCol w:w="4819"/>
+        <w:gridCol w:w="4819"/>
+      </w:tblGrid>
+      <w:tr>
+        <w:tc>
+          <w:tcPr>
+            <w:tcW w:type="dxa" w:w="1500"/>
+            <w:tcBorders>
+              <w:top w:val="single" w:color="BFBFBF" w:sz="4"/>
+              <w:left w:val="single" w:color="BFBFBF" w:sz="4"/>
+              <w:bottom w:val="single" w:color="BFBFBF" w:sz="4"/>
+              <w:right w:val="single" w:color="BFBFBF" w:sz="4"/>
+            </w:tcBorders>
+            <w:shd w:fill="DEEAF6" w:color="auto" w:val="clear"/>
+          </w:tcPr>
+          <w:p>
+            <w:r>
+              <w:rPr>
+                <w:rFonts w:ascii="Malgun Gothic" w:hAnsi="Malgun Gothic" w:cs="Malgun Gothic" w:eastAsia="Malgun Gothic"/>
+                <w:b/>
+                <w:i w:val="0"/>
+                <w:color w:val="1F3864"/>
+                <w:sz w:val="20"/>
+              </w:rPr>
+              <w:t>주요 단어</w:t>
+            </w:r>
+          </w:p>
+        </w:tc>
+        <w:tc>
+          <w:tcPr>
+            <w:tcW w:type="dxa" w:w="8138"/>
+            <w:tcBorders>
+              <w:top w:val="single" w:color="BFBFBF" w:sz="4"/>
+              <w:left w:val="single" w:color="BFBFBF" w:sz="4"/>
+              <w:bottom w:val="single" w:color="BFBFBF" w:sz="4"/>
+              <w:right w:val="single" w:color="BFBFBF" w:sz="4"/>
+            </w:tcBorders>
+          </w:tcPr>
+          <w:p>
+            <w:pPr>
+              <w:spacing w:after="40"/>
+            </w:pPr>
+            <w:r>
+              <w:rPr>
+                <w:rFonts w:ascii="Arial" w:hAnsi="Arial" w:cs="Arial" w:eastAsia="Malgun Gothic"/>
+                <w:b/>
+                <w:i w:val="0"/>
+                <w:sz w:val="20"/>
+              </w:rPr>
+              <w:t>einschlagen</w:t>
+            </w:r>
+            <w:r>
+              <w:rPr>
+                <w:rFonts w:ascii="Malgun Gothic" w:hAnsi="Malgun Gothic" w:cs="Malgun Gothic" w:eastAsia="Malgun Gothic"/>
+                <w:b w:val="0"/>
+                <w:i w:val="0"/>
+                <w:sz w:val="20"/>
+              </w:rPr>
+              <w:t xml:space="preserve">  —  싸다</w:t>
+            </w:r>
+          </w:p>
+          <w:p>
+            <w:pPr>
+              <w:spacing w:after="40"/>
+            </w:pPr>
+            <w:r>
+              <w:rPr>
+                <w:rFonts w:ascii="Arial" w:hAnsi="Arial" w:cs="Arial" w:eastAsia="Malgun Gothic"/>
+                <w:b/>
+                <w:i w:val="0"/>
+                <w:sz w:val="20"/>
+              </w:rPr>
+              <w:t>genau richtig</w:t>
+            </w:r>
+            <w:r>
+              <w:rPr>
+                <w:rFonts w:ascii="Malgun Gothic" w:hAnsi="Malgun Gothic" w:cs="Malgun Gothic" w:eastAsia="Malgun Gothic"/>
+                <w:b w:val="0"/>
+                <w:i w:val="0"/>
+                <w:sz w:val="20"/>
+              </w:rPr>
+              <w:t xml:space="preserve">  —  딱 맞는</w:t>
+            </w:r>
+          </w:p>
+          <w:p>
+            <w:pPr>
+              <w:spacing w:after="40"/>
+            </w:pPr>
+            <w:r>
+              <w:rPr>
+                <w:rFonts w:ascii="Arial" w:hAnsi="Arial" w:cs="Arial" w:eastAsia="Malgun Gothic"/>
+                <w:b/>
+                <w:i w:val="0"/>
+                <w:sz w:val="20"/>
+              </w:rPr>
+              <w:t>der Bahnhofskiosk, -e</w:t>
+            </w:r>
+            <w:r>
+              <w:rPr>
+                <w:rFonts w:ascii="Malgun Gothic" w:hAnsi="Malgun Gothic" w:cs="Malgun Gothic" w:eastAsia="Malgun Gothic"/>
+                <w:b w:val="0"/>
+                <w:i w:val="0"/>
+                <w:sz w:val="20"/>
+              </w:rPr>
+              <w:t xml:space="preserve">  —  역 가판대</w:t>
+            </w:r>
+          </w:p>
+        </w:tc>
+      </w:tr>
+      <w:tr>
+        <w:tc>
+          <w:tcPr>
+            <w:tcW w:type="dxa" w:w="1500"/>
+            <w:tcBorders>
+              <w:top w:val="single" w:color="BFBFBF" w:sz="4"/>
+              <w:left w:val="single" w:color="BFBFBF" w:sz="4"/>
+              <w:bottom w:val="single" w:color="BFBFBF" w:sz="4"/>
+              <w:right w:val="single" w:color="BFBFBF" w:sz="4"/>
+            </w:tcBorders>
+            <w:shd w:fill="DEEAF6" w:color="auto" w:val="clear"/>
+          </w:tcPr>
+          <w:p>
+            <w:r>
+              <w:rPr>
+                <w:rFonts w:ascii="Malgun Gothic" w:hAnsi="Malgun Gothic" w:cs="Malgun Gothic" w:eastAsia="Malgun Gothic"/>
+                <w:b/>
+                <w:i w:val="0"/>
+                <w:color w:val="1F3864"/>
+                <w:sz w:val="20"/>
+              </w:rPr>
+              <w:t>문법</w:t>
+            </w:r>
+          </w:p>
+        </w:tc>
+        <w:tc>
+          <w:tcPr>
+            <w:tcW w:type="dxa" w:w="8138"/>
+            <w:tcBorders>
+              <w:top w:val="single" w:color="BFBFBF" w:sz="4"/>
+              <w:left w:val="single" w:color="BFBFBF" w:sz="4"/>
+              <w:bottom w:val="single" w:color="BFBFBF" w:sz="4"/>
+              <w:right w:val="single" w:color="BFBFBF" w:sz="4"/>
+            </w:tcBorders>
+          </w:tcPr>
+          <w:p>
+            <w:pPr>
+              <w:spacing w:after="40"/>
+            </w:pPr>
+            <w:r>
+              <w:rPr>
+                <w:rFonts w:ascii="Malgun Gothic" w:hAnsi="Malgun Gothic" w:cs="Malgun Gothic" w:eastAsia="Malgun Gothic"/>
+                <w:b w:val="0"/>
+                <w:i w:val="0"/>
+                <w:sz w:val="20"/>
+              </w:rPr>
+              <w:t>könnten Sie sie ... einschlagen은 접속법 II의 공손한 부탁입니다. damit es nicht aussieht, als käme ich ...에서 damit절과 접속법 II 비교절이 겹칩니다.</w:t>
+            </w:r>
+          </w:p>
+        </w:tc>
+      </w:tr>
+      <w:tr>
+        <w:tc>
+          <w:tcPr>
+            <w:tcW w:type="dxa" w:w="1500"/>
+            <w:tcBorders>
+              <w:top w:val="single" w:color="BFBFBF" w:sz="4"/>
+              <w:left w:val="single" w:color="BFBFBF" w:sz="4"/>
+              <w:bottom w:val="single" w:color="BFBFBF" w:sz="4"/>
+              <w:right w:val="single" w:color="BFBFBF" w:sz="4"/>
+            </w:tcBorders>
+            <w:shd w:fill="DEEAF6" w:color="auto" w:val="clear"/>
+          </w:tcPr>
+          <w:p>
+            <w:r>
+              <w:rPr>
+                <w:rFonts w:ascii="Malgun Gothic" w:hAnsi="Malgun Gothic" w:cs="Malgun Gothic" w:eastAsia="Malgun Gothic"/>
+                <w:b/>
+                <w:i w:val="0"/>
+                <w:color w:val="1F3864"/>
+                <w:sz w:val="20"/>
+              </w:rPr>
+              <w:t>표현</w:t>
+            </w:r>
+          </w:p>
+        </w:tc>
+        <w:tc>
+          <w:tcPr>
+            <w:tcW w:type="dxa" w:w="8138"/>
+            <w:tcBorders>
+              <w:top w:val="single" w:color="BFBFBF" w:sz="4"/>
+              <w:left w:val="single" w:color="BFBFBF" w:sz="4"/>
+              <w:bottom w:val="single" w:color="BFBFBF" w:sz="4"/>
+              <w:right w:val="single" w:color="BFBFBF" w:sz="4"/>
+            </w:tcBorders>
+          </w:tcPr>
+          <w:p>
+            <w:pPr>
+              <w:spacing w:after="40"/>
+            </w:pPr>
+            <w:r>
+              <w:rPr>
+                <w:rFonts w:ascii="Malgun Gothic" w:hAnsi="Malgun Gothic" w:cs="Malgun Gothic" w:eastAsia="Malgun Gothic"/>
+                <w:b w:val="0"/>
+                <w:i w:val="0"/>
+                <w:sz w:val="20"/>
+              </w:rPr>
+              <w:t>Tulpen sind genau richtig는 평가 문장입니다.</w:t>
+            </w:r>
+          </w:p>
+        </w:tc>
+      </w:tr>
+      <w:tr>
+        <w:tc>
+          <w:tcPr>
+            <w:tcW w:type="dxa" w:w="1500"/>
+            <w:tcBorders>
+              <w:top w:val="single" w:color="BFBFBF" w:sz="4"/>
+              <w:left w:val="single" w:color="BFBFBF" w:sz="4"/>
+              <w:bottom w:val="single" w:color="BFBFBF" w:sz="4"/>
+              <w:right w:val="single" w:color="BFBFBF" w:sz="4"/>
+            </w:tcBorders>
+            <w:shd w:fill="DEEAF6" w:color="auto" w:val="clear"/>
+          </w:tcPr>
+          <w:p>
+            <w:r>
+              <w:rPr>
+                <w:rFonts w:ascii="Malgun Gothic" w:hAnsi="Malgun Gothic" w:cs="Malgun Gothic" w:eastAsia="Malgun Gothic"/>
+                <w:b/>
+                <w:i w:val="0"/>
+                <w:color w:val="1F3864"/>
+                <w:sz w:val="20"/>
+              </w:rPr>
+              <w:t>시제</w:t>
+            </w:r>
+          </w:p>
+        </w:tc>
+        <w:tc>
+          <w:tcPr>
+            <w:tcW w:type="dxa" w:w="8138"/>
+            <w:tcBorders>
+              <w:top w:val="single" w:color="BFBFBF" w:sz="4"/>
+              <w:left w:val="single" w:color="BFBFBF" w:sz="4"/>
+              <w:bottom w:val="single" w:color="BFBFBF" w:sz="4"/>
+              <w:right w:val="single" w:color="BFBFBF" w:sz="4"/>
+            </w:tcBorders>
+          </w:tcPr>
+          <w:p>
+            <w:pPr>
+              <w:spacing w:after="40"/>
+            </w:pPr>
+            <w:r>
+              <w:rPr>
+                <w:rFonts w:ascii="Malgun Gothic" w:hAnsi="Malgun Gothic" w:cs="Malgun Gothic" w:eastAsia="Malgun Gothic"/>
+                <w:b w:val="0"/>
+                <w:i w:val="0"/>
+                <w:sz w:val="20"/>
+              </w:rPr>
+              <w:t>nehme는 현재형이고 könnten, käme은 접속법 II입니다.</w:t>
+            </w:r>
+          </w:p>
+        </w:tc>
+      </w:tr>
+    </w:tbl>
+    <w:p>
+      <w:pPr>
+        <w:spacing w:after="0"/>
+      </w:pPr>
+    </w:p>
+    <w:p>
+      <w:pPr>
+        <w:keepNext/>
+        <w:spacing w:before="160"/>
+      </w:pPr>
+      <w:r>
+        <w:rPr>
+          <w:rFonts w:ascii="Arial" w:hAnsi="Arial" w:cs="Arial" w:eastAsia="Malgun Gothic"/>
+          <w:b/>
+          <w:i w:val="0"/>
+          <w:sz w:val="22"/>
+        </w:rPr>
+        <w:t>4. Verkäufer: Für wen sind die denn? Wenn Sie mich fragen, sehen Sie aus wie ein Mann, der heute Abend nervös ist.</w:t>
+      </w:r>
+    </w:p>
+    <w:p>
+      <w:pPr>
+        <w:keepNext/>
+        <w:ind w:left="340"/>
+      </w:pPr>
+      <w:r>
+        <w:rPr>
+          <w:rFonts w:ascii="Malgun Gothic" w:hAnsi="Malgun Gothic" w:cs="Malgun Gothic" w:eastAsia="Malgun Gothic"/>
+          <w:b w:val="0"/>
+          <w:i/>
+          <w:color w:val="404040"/>
+          <w:sz w:val="20"/>
+        </w:rPr>
+        <w:t>누구에게 줄 거예요? 제게 물으신다면 오늘 저녁 긴장한 사람처럼 보이세요.</w:t>
+      </w:r>
+    </w:p>
+    <w:tbl>
+      <w:tblPr>
+        <w:tblW w:type="auto" w:w="0"/>
+        <w:tblLayout w:type="fixed"/>
+        <w:tblLook w:firstColumn="1" w:firstRow="1" w:lastColumn="0" w:lastRow="0" w:noHBand="0" w:noVBand="1" w:val="04A0"/>
+      </w:tblPr>
+      <w:tblGrid>
+        <w:gridCol w:w="4819"/>
+        <w:gridCol w:w="4819"/>
+      </w:tblGrid>
+      <w:tr>
+        <w:tc>
+          <w:tcPr>
+            <w:tcW w:type="dxa" w:w="1500"/>
+            <w:tcBorders>
+              <w:top w:val="single" w:color="BFBFBF" w:sz="4"/>
+              <w:left w:val="single" w:color="BFBFBF" w:sz="4"/>
+              <w:bottom w:val="single" w:color="BFBFBF" w:sz="4"/>
+              <w:right w:val="single" w:color="BFBFBF" w:sz="4"/>
+            </w:tcBorders>
+            <w:shd w:fill="DEEAF6" w:color="auto" w:val="clear"/>
+          </w:tcPr>
+          <w:p>
+            <w:r>
+              <w:rPr>
+                <w:rFonts w:ascii="Malgun Gothic" w:hAnsi="Malgun Gothic" w:cs="Malgun Gothic" w:eastAsia="Malgun Gothic"/>
+                <w:b/>
+                <w:i w:val="0"/>
+                <w:color w:val="1F3864"/>
+                <w:sz w:val="20"/>
+              </w:rPr>
+              <w:t>주요 단어</w:t>
+            </w:r>
+          </w:p>
+        </w:tc>
+        <w:tc>
+          <w:tcPr>
+            <w:tcW w:type="dxa" w:w="8138"/>
+            <w:tcBorders>
+              <w:top w:val="single" w:color="BFBFBF" w:sz="4"/>
+              <w:left w:val="single" w:color="BFBFBF" w:sz="4"/>
+              <w:bottom w:val="single" w:color="BFBFBF" w:sz="4"/>
+              <w:right w:val="single" w:color="BFBFBF" w:sz="4"/>
+            </w:tcBorders>
+          </w:tcPr>
+          <w:p>
+            <w:pPr>
+              <w:spacing w:after="40"/>
+            </w:pPr>
+            <w:r>
+              <w:rPr>
+                <w:rFonts w:ascii="Arial" w:hAnsi="Arial" w:cs="Arial" w:eastAsia="Malgun Gothic"/>
+                <w:b/>
+                <w:i w:val="0"/>
+                <w:sz w:val="20"/>
+              </w:rPr>
+              <w:t>nervös</w:t>
+            </w:r>
+            <w:r>
+              <w:rPr>
+                <w:rFonts w:ascii="Malgun Gothic" w:hAnsi="Malgun Gothic" w:cs="Malgun Gothic" w:eastAsia="Malgun Gothic"/>
+                <w:b w:val="0"/>
+                <w:i w:val="0"/>
+                <w:sz w:val="20"/>
+              </w:rPr>
+              <w:t xml:space="preserve">  —  긴장한</w:t>
+            </w:r>
+          </w:p>
+          <w:p>
+            <w:pPr>
+              <w:spacing w:after="40"/>
+            </w:pPr>
+            <w:r>
+              <w:rPr>
+                <w:rFonts w:ascii="Arial" w:hAnsi="Arial" w:cs="Arial" w:eastAsia="Malgun Gothic"/>
+                <w:b/>
+                <w:i w:val="0"/>
+                <w:sz w:val="20"/>
+              </w:rPr>
+              <w:t>aussehen wie</w:t>
+            </w:r>
+            <w:r>
+              <w:rPr>
+                <w:rFonts w:ascii="Malgun Gothic" w:hAnsi="Malgun Gothic" w:cs="Malgun Gothic" w:eastAsia="Malgun Gothic"/>
+                <w:b w:val="0"/>
+                <w:i w:val="0"/>
+                <w:sz w:val="20"/>
+              </w:rPr>
+              <w:t xml:space="preserve">  —  ~처럼 보이다</w:t>
+            </w:r>
+          </w:p>
+          <w:p>
+            <w:pPr>
+              <w:spacing w:after="40"/>
+            </w:pPr>
+            <w:r>
+              <w:rPr>
+                <w:rFonts w:ascii="Arial" w:hAnsi="Arial" w:cs="Arial" w:eastAsia="Malgun Gothic"/>
+                <w:b/>
+                <w:i w:val="0"/>
+                <w:sz w:val="20"/>
+              </w:rPr>
+              <w:t>fragen</w:t>
+            </w:r>
+            <w:r>
+              <w:rPr>
+                <w:rFonts w:ascii="Malgun Gothic" w:hAnsi="Malgun Gothic" w:cs="Malgun Gothic" w:eastAsia="Malgun Gothic"/>
+                <w:b w:val="0"/>
+                <w:i w:val="0"/>
+                <w:sz w:val="20"/>
+              </w:rPr>
+              <w:t xml:space="preserve">  —  묻다</w:t>
+            </w:r>
+          </w:p>
+        </w:tc>
+      </w:tr>
+      <w:tr>
+        <w:tc>
+          <w:tcPr>
+            <w:tcW w:type="dxa" w:w="1500"/>
+            <w:tcBorders>
+              <w:top w:val="single" w:color="BFBFBF" w:sz="4"/>
+              <w:left w:val="single" w:color="BFBFBF" w:sz="4"/>
+              <w:bottom w:val="single" w:color="BFBFBF" w:sz="4"/>
+              <w:right w:val="single" w:color="BFBFBF" w:sz="4"/>
+            </w:tcBorders>
+            <w:shd w:fill="DEEAF6" w:color="auto" w:val="clear"/>
+          </w:tcPr>
+          <w:p>
+            <w:r>
+              <w:rPr>
+                <w:rFonts w:ascii="Malgun Gothic" w:hAnsi="Malgun Gothic" w:cs="Malgun Gothic" w:eastAsia="Malgun Gothic"/>
+                <w:b/>
+                <w:i w:val="0"/>
+                <w:color w:val="1F3864"/>
+                <w:sz w:val="20"/>
+              </w:rPr>
+              <w:t>문법</w:t>
+            </w:r>
+          </w:p>
+        </w:tc>
+        <w:tc>
+          <w:tcPr>
+            <w:tcW w:type="dxa" w:w="8138"/>
+            <w:tcBorders>
+              <w:top w:val="single" w:color="BFBFBF" w:sz="4"/>
+              <w:left w:val="single" w:color="BFBFBF" w:sz="4"/>
+              <w:bottom w:val="single" w:color="BFBFBF" w:sz="4"/>
+              <w:right w:val="single" w:color="BFBFBF" w:sz="4"/>
+            </w:tcBorders>
+          </w:tcPr>
+          <w:p>
+            <w:pPr>
+              <w:spacing w:after="40"/>
+            </w:pPr>
+            <w:r>
+              <w:rPr>
+                <w:rFonts w:ascii="Malgun Gothic" w:hAnsi="Malgun Gothic" w:cs="Malgun Gothic" w:eastAsia="Malgun Gothic"/>
+                <w:b w:val="0"/>
+                <w:i w:val="0"/>
+                <w:sz w:val="20"/>
+              </w:rPr>
+              <w:t>Wenn Sie mich fragen, sehen Sie aus wie ein Mann, der ... nervös ist에서 wenn절과 관계절이 쓰입니다. Für wen sind die denn?에서 denn은 의문을 부드럽게 합니다.</w:t>
+            </w:r>
+          </w:p>
+        </w:tc>
+      </w:tr>
+      <w:tr>
+        <w:tc>
+          <w:tcPr>
+            <w:tcW w:type="dxa" w:w="1500"/>
+            <w:tcBorders>
+              <w:top w:val="single" w:color="BFBFBF" w:sz="4"/>
+              <w:left w:val="single" w:color="BFBFBF" w:sz="4"/>
+              <w:bottom w:val="single" w:color="BFBFBF" w:sz="4"/>
+              <w:right w:val="single" w:color="BFBFBF" w:sz="4"/>
+            </w:tcBorders>
+            <w:shd w:fill="DEEAF6" w:color="auto" w:val="clear"/>
+          </w:tcPr>
+          <w:p>
+            <w:r>
+              <w:rPr>
+                <w:rFonts w:ascii="Malgun Gothic" w:hAnsi="Malgun Gothic" w:cs="Malgun Gothic" w:eastAsia="Malgun Gothic"/>
+                <w:b/>
+                <w:i w:val="0"/>
+                <w:color w:val="1F3864"/>
+                <w:sz w:val="20"/>
+              </w:rPr>
+              <w:t>표현</w:t>
+            </w:r>
+          </w:p>
+        </w:tc>
+        <w:tc>
+          <w:tcPr>
+            <w:tcW w:type="dxa" w:w="8138"/>
+            <w:tcBorders>
+              <w:top w:val="single" w:color="BFBFBF" w:sz="4"/>
+              <w:left w:val="single" w:color="BFBFBF" w:sz="4"/>
+              <w:bottom w:val="single" w:color="BFBFBF" w:sz="4"/>
+              <w:right w:val="single" w:color="BFBFBF" w:sz="4"/>
+            </w:tcBorders>
+          </w:tcPr>
+          <w:p>
+            <w:pPr>
+              <w:spacing w:after="40"/>
+            </w:pPr>
+            <w:r>
+              <w:rPr>
+                <w:rFonts w:ascii="Malgun Gothic" w:hAnsi="Malgun Gothic" w:cs="Malgun Gothic" w:eastAsia="Malgun Gothic"/>
+                <w:b w:val="0"/>
+                <w:i w:val="0"/>
+                <w:sz w:val="20"/>
+              </w:rPr>
+              <w:t>die는 지시대명사 복수입니다.</w:t>
+            </w:r>
+          </w:p>
+        </w:tc>
+      </w:tr>
+      <w:tr>
+        <w:tc>
+          <w:tcPr>
+            <w:tcW w:type="dxa" w:w="1500"/>
+            <w:tcBorders>
+              <w:top w:val="single" w:color="BFBFBF" w:sz="4"/>
+              <w:left w:val="single" w:color="BFBFBF" w:sz="4"/>
+              <w:bottom w:val="single" w:color="BFBFBF" w:sz="4"/>
+              <w:right w:val="single" w:color="BFBFBF" w:sz="4"/>
+            </w:tcBorders>
+            <w:shd w:fill="DEEAF6" w:color="auto" w:val="clear"/>
+          </w:tcPr>
+          <w:p>
+            <w:r>
+              <w:rPr>
+                <w:rFonts w:ascii="Malgun Gothic" w:hAnsi="Malgun Gothic" w:cs="Malgun Gothic" w:eastAsia="Malgun Gothic"/>
+                <w:b/>
+                <w:i w:val="0"/>
+                <w:color w:val="1F3864"/>
+                <w:sz w:val="20"/>
+              </w:rPr>
+              <w:t>시제</w:t>
+            </w:r>
+          </w:p>
+        </w:tc>
+        <w:tc>
+          <w:tcPr>
+            <w:tcW w:type="dxa" w:w="8138"/>
+            <w:tcBorders>
+              <w:top w:val="single" w:color="BFBFBF" w:sz="4"/>
+              <w:left w:val="single" w:color="BFBFBF" w:sz="4"/>
+              <w:bottom w:val="single" w:color="BFBFBF" w:sz="4"/>
+              <w:right w:val="single" w:color="BFBFBF" w:sz="4"/>
+            </w:tcBorders>
+          </w:tcPr>
+          <w:p>
+            <w:pPr>
+              <w:spacing w:after="40"/>
+            </w:pPr>
+            <w:r>
+              <w:rPr>
+                <w:rFonts w:ascii="Malgun Gothic" w:hAnsi="Malgun Gothic" w:cs="Malgun Gothic" w:eastAsia="Malgun Gothic"/>
+                <w:b w:val="0"/>
+                <w:i w:val="0"/>
+                <w:sz w:val="20"/>
+              </w:rPr>
+              <w:t>sind, fragen, sehen ... aus, ist는 현재형입니다.</w:t>
+            </w:r>
+          </w:p>
+        </w:tc>
+      </w:tr>
+    </w:tbl>
+    <w:p>
+      <w:pPr>
+        <w:spacing w:after="0"/>
+      </w:pPr>
+    </w:p>
+    <w:p>
+      <w:pPr>
+        <w:keepNext/>
+        <w:spacing w:before="160"/>
+      </w:pPr>
+      <w:r>
+        <w:rPr>
+          <w:rFonts w:ascii="Arial" w:hAnsi="Arial" w:cs="Arial" w:eastAsia="Malgun Gothic"/>
+          <w:b/>
+          <w:i w:val="0"/>
+          <w:sz w:val="22"/>
+        </w:rPr>
+        <w:t>5. Jonas: Ich bin eingeladen. Zum ersten Mal bei der Familie einer Freundin. Nein, einer Kollegin. Nein, ... ach, ich weiß es selbst nicht.</w:t>
+      </w:r>
+    </w:p>
+    <w:p>
+      <w:pPr>
+        <w:keepNext/>
+        <w:ind w:left="340"/>
+      </w:pPr>
+      <w:r>
+        <w:rPr>
+          <w:rFonts w:ascii="Malgun Gothic" w:hAnsi="Malgun Gothic" w:cs="Malgun Gothic" w:eastAsia="Malgun Gothic"/>
+          <w:b w:val="0"/>
+          <w:i/>
+          <w:color w:val="404040"/>
+          <w:sz w:val="20"/>
+        </w:rPr>
+        <w:t>초대받았어요. 친구 가족 집에는 처음이에요. 아니, 동료요. 아니... 아, 저도 모르겠네요.</w:t>
+      </w:r>
+    </w:p>
+    <w:tbl>
+      <w:tblPr>
+        <w:tblW w:type="auto" w:w="0"/>
+        <w:tblLayout w:type="fixed"/>
+        <w:tblLook w:firstColumn="1" w:firstRow="1" w:lastColumn="0" w:lastRow="0" w:noHBand="0" w:noVBand="1" w:val="04A0"/>
+      </w:tblPr>
+      <w:tblGrid>
+        <w:gridCol w:w="4819"/>
+        <w:gridCol w:w="4819"/>
+      </w:tblGrid>
+      <w:tr>
+        <w:tc>
+          <w:tcPr>
+            <w:tcW w:type="dxa" w:w="1500"/>
+            <w:tcBorders>
+              <w:top w:val="single" w:color="BFBFBF" w:sz="4"/>
+              <w:left w:val="single" w:color="BFBFBF" w:sz="4"/>
+              <w:bottom w:val="single" w:color="BFBFBF" w:sz="4"/>
+              <w:right w:val="single" w:color="BFBFBF" w:sz="4"/>
+            </w:tcBorders>
+            <w:shd w:fill="DEEAF6" w:color="auto" w:val="clear"/>
+          </w:tcPr>
+          <w:p>
+            <w:r>
+              <w:rPr>
+                <w:rFonts w:ascii="Malgun Gothic" w:hAnsi="Malgun Gothic" w:cs="Malgun Gothic" w:eastAsia="Malgun Gothic"/>
+                <w:b/>
+                <w:i w:val="0"/>
+                <w:color w:val="1F3864"/>
+                <w:sz w:val="20"/>
+              </w:rPr>
+              <w:t>주요 단어</w:t>
+            </w:r>
+          </w:p>
+        </w:tc>
+        <w:tc>
+          <w:tcPr>
+            <w:tcW w:type="dxa" w:w="8138"/>
+            <w:tcBorders>
+              <w:top w:val="single" w:color="BFBFBF" w:sz="4"/>
+              <w:left w:val="single" w:color="BFBFBF" w:sz="4"/>
+              <w:bottom w:val="single" w:color="BFBFBF" w:sz="4"/>
+              <w:right w:val="single" w:color="BFBFBF" w:sz="4"/>
+            </w:tcBorders>
+          </w:tcPr>
+          <w:p>
+            <w:pPr>
+              <w:spacing w:after="40"/>
+            </w:pPr>
+            <w:r>
+              <w:rPr>
+                <w:rFonts w:ascii="Arial" w:hAnsi="Arial" w:cs="Arial" w:eastAsia="Malgun Gothic"/>
+                <w:b/>
+                <w:i w:val="0"/>
+                <w:sz w:val="20"/>
+              </w:rPr>
+              <w:t>einladen</w:t>
+            </w:r>
+            <w:r>
+              <w:rPr>
+                <w:rFonts w:ascii="Malgun Gothic" w:hAnsi="Malgun Gothic" w:cs="Malgun Gothic" w:eastAsia="Malgun Gothic"/>
+                <w:b w:val="0"/>
+                <w:i w:val="0"/>
+                <w:sz w:val="20"/>
+              </w:rPr>
+              <w:t xml:space="preserve">  —  초대하다</w:t>
+            </w:r>
+          </w:p>
+          <w:p>
+            <w:pPr>
+              <w:spacing w:after="40"/>
+            </w:pPr>
+            <w:r>
+              <w:rPr>
+                <w:rFonts w:ascii="Arial" w:hAnsi="Arial" w:cs="Arial" w:eastAsia="Malgun Gothic"/>
+                <w:b/>
+                <w:i w:val="0"/>
+                <w:sz w:val="20"/>
+              </w:rPr>
+              <w:t>die Kollegin, -nen</w:t>
+            </w:r>
+            <w:r>
+              <w:rPr>
+                <w:rFonts w:ascii="Malgun Gothic" w:hAnsi="Malgun Gothic" w:cs="Malgun Gothic" w:eastAsia="Malgun Gothic"/>
+                <w:b w:val="0"/>
+                <w:i w:val="0"/>
+                <w:sz w:val="20"/>
+              </w:rPr>
+              <w:t xml:space="preserve">  —  여성 동료</w:t>
+            </w:r>
+          </w:p>
+          <w:p>
+            <w:pPr>
+              <w:spacing w:after="40"/>
+            </w:pPr>
+            <w:r>
+              <w:rPr>
+                <w:rFonts w:ascii="Arial" w:hAnsi="Arial" w:cs="Arial" w:eastAsia="Malgun Gothic"/>
+                <w:b/>
+                <w:i w:val="0"/>
+                <w:sz w:val="20"/>
+              </w:rPr>
+              <w:t>selbst</w:t>
+            </w:r>
+            <w:r>
+              <w:rPr>
+                <w:rFonts w:ascii="Malgun Gothic" w:hAnsi="Malgun Gothic" w:cs="Malgun Gothic" w:eastAsia="Malgun Gothic"/>
+                <w:b w:val="0"/>
+                <w:i w:val="0"/>
+                <w:sz w:val="20"/>
+              </w:rPr>
+              <w:t xml:space="preserve">  —  스스로</w:t>
+            </w:r>
+          </w:p>
+        </w:tc>
+      </w:tr>
+      <w:tr>
+        <w:tc>
+          <w:tcPr>
+            <w:tcW w:type="dxa" w:w="1500"/>
+            <w:tcBorders>
+              <w:top w:val="single" w:color="BFBFBF" w:sz="4"/>
+              <w:left w:val="single" w:color="BFBFBF" w:sz="4"/>
+              <w:bottom w:val="single" w:color="BFBFBF" w:sz="4"/>
+              <w:right w:val="single" w:color="BFBFBF" w:sz="4"/>
+            </w:tcBorders>
+            <w:shd w:fill="DEEAF6" w:color="auto" w:val="clear"/>
+          </w:tcPr>
+          <w:p>
+            <w:r>
+              <w:rPr>
+                <w:rFonts w:ascii="Malgun Gothic" w:hAnsi="Malgun Gothic" w:cs="Malgun Gothic" w:eastAsia="Malgun Gothic"/>
+                <w:b/>
+                <w:i w:val="0"/>
+                <w:color w:val="1F3864"/>
+                <w:sz w:val="20"/>
+              </w:rPr>
+              <w:t>문법</w:t>
+            </w:r>
+          </w:p>
+        </w:tc>
+        <w:tc>
+          <w:tcPr>
+            <w:tcW w:type="dxa" w:w="8138"/>
+            <w:tcBorders>
+              <w:top w:val="single" w:color="BFBFBF" w:sz="4"/>
+              <w:left w:val="single" w:color="BFBFBF" w:sz="4"/>
+              <w:bottom w:val="single" w:color="BFBFBF" w:sz="4"/>
+              <w:right w:val="single" w:color="BFBFBF" w:sz="4"/>
+            </w:tcBorders>
+          </w:tcPr>
+          <w:p>
+            <w:pPr>
+              <w:spacing w:after="40"/>
+            </w:pPr>
+            <w:r>
+              <w:rPr>
+                <w:rFonts w:ascii="Malgun Gothic" w:hAnsi="Malgun Gothic" w:cs="Malgun Gothic" w:eastAsia="Malgun Gothic"/>
+                <w:b w:val="0"/>
+                <w:i w:val="0"/>
+                <w:sz w:val="20"/>
+              </w:rPr>
+              <w:t>Ich bin eingeladen은 상태 수동입니다. Zum ersten Mal bei der Familie einer Freundin에서 bei + 3격과 2격이 쓰입니다.</w:t>
+            </w:r>
+          </w:p>
+        </w:tc>
+      </w:tr>
+      <w:tr>
+        <w:tc>
+          <w:tcPr>
+            <w:tcW w:type="dxa" w:w="1500"/>
+            <w:tcBorders>
+              <w:top w:val="single" w:color="BFBFBF" w:sz="4"/>
+              <w:left w:val="single" w:color="BFBFBF" w:sz="4"/>
+              <w:bottom w:val="single" w:color="BFBFBF" w:sz="4"/>
+              <w:right w:val="single" w:color="BFBFBF" w:sz="4"/>
+            </w:tcBorders>
+            <w:shd w:fill="DEEAF6" w:color="auto" w:val="clear"/>
+          </w:tcPr>
+          <w:p>
+            <w:r>
+              <w:rPr>
+                <w:rFonts w:ascii="Malgun Gothic" w:hAnsi="Malgun Gothic" w:cs="Malgun Gothic" w:eastAsia="Malgun Gothic"/>
+                <w:b/>
+                <w:i w:val="0"/>
+                <w:color w:val="1F3864"/>
+                <w:sz w:val="20"/>
+              </w:rPr>
+              <w:t>표현</w:t>
+            </w:r>
+          </w:p>
+        </w:tc>
+        <w:tc>
+          <w:tcPr>
+            <w:tcW w:type="dxa" w:w="8138"/>
+            <w:tcBorders>
+              <w:top w:val="single" w:color="BFBFBF" w:sz="4"/>
+              <w:left w:val="single" w:color="BFBFBF" w:sz="4"/>
+              <w:bottom w:val="single" w:color="BFBFBF" w:sz="4"/>
+              <w:right w:val="single" w:color="BFBFBF" w:sz="4"/>
+            </w:tcBorders>
+          </w:tcPr>
+          <w:p>
+            <w:pPr>
+              <w:spacing w:after="40"/>
+            </w:pPr>
+            <w:r>
+              <w:rPr>
+                <w:rFonts w:ascii="Malgun Gothic" w:hAnsi="Malgun Gothic" w:cs="Malgun Gothic" w:eastAsia="Malgun Gothic"/>
+                <w:b w:val="0"/>
+                <w:i w:val="0"/>
+                <w:sz w:val="20"/>
+              </w:rPr>
+              <w:t>Nein, einer Kollegin. Nein, ...는 말을 정정하는 표현입니다.</w:t>
+            </w:r>
+          </w:p>
+        </w:tc>
+      </w:tr>
+      <w:tr>
+        <w:tc>
+          <w:tcPr>
+            <w:tcW w:type="dxa" w:w="1500"/>
+            <w:tcBorders>
+              <w:top w:val="single" w:color="BFBFBF" w:sz="4"/>
+              <w:left w:val="single" w:color="BFBFBF" w:sz="4"/>
+              <w:bottom w:val="single" w:color="BFBFBF" w:sz="4"/>
+              <w:right w:val="single" w:color="BFBFBF" w:sz="4"/>
+            </w:tcBorders>
+            <w:shd w:fill="DEEAF6" w:color="auto" w:val="clear"/>
+          </w:tcPr>
+          <w:p>
+            <w:r>
+              <w:rPr>
+                <w:rFonts w:ascii="Malgun Gothic" w:hAnsi="Malgun Gothic" w:cs="Malgun Gothic" w:eastAsia="Malgun Gothic"/>
+                <w:b/>
+                <w:i w:val="0"/>
+                <w:color w:val="1F3864"/>
+                <w:sz w:val="20"/>
+              </w:rPr>
+              <w:t>시제</w:t>
+            </w:r>
+          </w:p>
+        </w:tc>
+        <w:tc>
+          <w:tcPr>
+            <w:tcW w:type="dxa" w:w="8138"/>
+            <w:tcBorders>
+              <w:top w:val="single" w:color="BFBFBF" w:sz="4"/>
+              <w:left w:val="single" w:color="BFBFBF" w:sz="4"/>
+              <w:bottom w:val="single" w:color="BFBFBF" w:sz="4"/>
+              <w:right w:val="single" w:color="BFBFBF" w:sz="4"/>
+            </w:tcBorders>
+          </w:tcPr>
+          <w:p>
+            <w:pPr>
+              <w:spacing w:after="40"/>
+            </w:pPr>
+            <w:r>
+              <w:rPr>
+                <w:rFonts w:ascii="Malgun Gothic" w:hAnsi="Malgun Gothic" w:cs="Malgun Gothic" w:eastAsia="Malgun Gothic"/>
+                <w:b w:val="0"/>
+                <w:i w:val="0"/>
+                <w:sz w:val="20"/>
+              </w:rPr>
+              <w:t>bin ... eingeladen, weiß는 현재형입니다.</w:t>
+            </w:r>
+          </w:p>
+        </w:tc>
+      </w:tr>
+    </w:tbl>
+    <w:p>
+      <w:pPr>
+        <w:spacing w:after="0"/>
+      </w:pPr>
+    </w:p>
+    <w:p>
+      <w:pPr>
+        <w:keepNext/>
+        <w:spacing w:before="160"/>
+      </w:pPr>
+      <w:r>
+        <w:rPr>
+          <w:rFonts w:ascii="Arial" w:hAnsi="Arial" w:cs="Arial" w:eastAsia="Malgun Gothic"/>
+          <w:b/>
+          <w:i w:val="0"/>
+          <w:sz w:val="22"/>
+        </w:rPr>
+        <w:t>6. Verkäufer: Dann nehmen Sie auch noch diese Schachtel Baklava. Gratis. Wer so stammelt, braucht Rückendeckung.</w:t>
+      </w:r>
+    </w:p>
+    <w:p>
+      <w:pPr>
+        <w:keepNext/>
+        <w:ind w:left="340"/>
+      </w:pPr>
+      <w:r>
+        <w:rPr>
+          <w:rFonts w:ascii="Malgun Gothic" w:hAnsi="Malgun Gothic" w:cs="Malgun Gothic" w:eastAsia="Malgun Gothic"/>
+          <w:b w:val="0"/>
+          <w:i/>
+          <w:color w:val="404040"/>
+          <w:sz w:val="20"/>
+        </w:rPr>
+        <w:t>그럼 이 바클라바 상자도 가져가세요. 공짜예요. 이렇게 더듬는 사람에게는 든든한 뒷받침이 필요하니까요.</w:t>
+      </w:r>
+    </w:p>
+    <w:tbl>
+      <w:tblPr>
+        <w:tblW w:type="auto" w:w="0"/>
+        <w:tblLayout w:type="fixed"/>
+        <w:tblLook w:firstColumn="1" w:firstRow="1" w:lastColumn="0" w:lastRow="0" w:noHBand="0" w:noVBand="1" w:val="04A0"/>
+      </w:tblPr>
+      <w:tblGrid>
+        <w:gridCol w:w="4819"/>
+        <w:gridCol w:w="4819"/>
+      </w:tblGrid>
+      <w:tr>
+        <w:tc>
+          <w:tcPr>
+            <w:tcW w:type="dxa" w:w="1500"/>
+            <w:tcBorders>
+              <w:top w:val="single" w:color="BFBFBF" w:sz="4"/>
+              <w:left w:val="single" w:color="BFBFBF" w:sz="4"/>
+              <w:bottom w:val="single" w:color="BFBFBF" w:sz="4"/>
+              <w:right w:val="single" w:color="BFBFBF" w:sz="4"/>
+            </w:tcBorders>
+            <w:shd w:fill="DEEAF6" w:color="auto" w:val="clear"/>
+          </w:tcPr>
+          <w:p>
+            <w:r>
+              <w:rPr>
+                <w:rFonts w:ascii="Malgun Gothic" w:hAnsi="Malgun Gothic" w:cs="Malgun Gothic" w:eastAsia="Malgun Gothic"/>
+                <w:b/>
+                <w:i w:val="0"/>
+                <w:color w:val="1F3864"/>
+                <w:sz w:val="20"/>
+              </w:rPr>
+              <w:t>주요 단어</w:t>
+            </w:r>
+          </w:p>
+        </w:tc>
+        <w:tc>
+          <w:tcPr>
+            <w:tcW w:type="dxa" w:w="8138"/>
+            <w:tcBorders>
+              <w:top w:val="single" w:color="BFBFBF" w:sz="4"/>
+              <w:left w:val="single" w:color="BFBFBF" w:sz="4"/>
+              <w:bottom w:val="single" w:color="BFBFBF" w:sz="4"/>
+              <w:right w:val="single" w:color="BFBFBF" w:sz="4"/>
+            </w:tcBorders>
+          </w:tcPr>
+          <w:p>
+            <w:pPr>
+              <w:spacing w:after="40"/>
+            </w:pPr>
+            <w:r>
+              <w:rPr>
+                <w:rFonts w:ascii="Arial" w:hAnsi="Arial" w:cs="Arial" w:eastAsia="Malgun Gothic"/>
+                <w:b/>
+                <w:i w:val="0"/>
+                <w:sz w:val="20"/>
+              </w:rPr>
+              <w:t>stammeln</w:t>
+            </w:r>
+            <w:r>
+              <w:rPr>
+                <w:rFonts w:ascii="Malgun Gothic" w:hAnsi="Malgun Gothic" w:cs="Malgun Gothic" w:eastAsia="Malgun Gothic"/>
+                <w:b w:val="0"/>
+                <w:i w:val="0"/>
+                <w:sz w:val="20"/>
+              </w:rPr>
+              <w:t xml:space="preserve">  —  더듬거리다</w:t>
+            </w:r>
+          </w:p>
+          <w:p>
+            <w:pPr>
+              <w:spacing w:after="40"/>
+            </w:pPr>
+            <w:r>
+              <w:rPr>
+                <w:rFonts w:ascii="Arial" w:hAnsi="Arial" w:cs="Arial" w:eastAsia="Malgun Gothic"/>
+                <w:b/>
+                <w:i w:val="0"/>
+                <w:sz w:val="20"/>
+              </w:rPr>
+              <w:t>die Schachtel, -n</w:t>
+            </w:r>
+            <w:r>
+              <w:rPr>
+                <w:rFonts w:ascii="Malgun Gothic" w:hAnsi="Malgun Gothic" w:cs="Malgun Gothic" w:eastAsia="Malgun Gothic"/>
+                <w:b w:val="0"/>
+                <w:i w:val="0"/>
+                <w:sz w:val="20"/>
+              </w:rPr>
+              <w:t xml:space="preserve">  —  상자</w:t>
+            </w:r>
+          </w:p>
+          <w:p>
+            <w:pPr>
+              <w:spacing w:after="40"/>
+            </w:pPr>
+            <w:r>
+              <w:rPr>
+                <w:rFonts w:ascii="Arial" w:hAnsi="Arial" w:cs="Arial" w:eastAsia="Malgun Gothic"/>
+                <w:b/>
+                <w:i w:val="0"/>
+                <w:sz w:val="20"/>
+              </w:rPr>
+              <w:t>gratis</w:t>
+            </w:r>
+            <w:r>
+              <w:rPr>
+                <w:rFonts w:ascii="Malgun Gothic" w:hAnsi="Malgun Gothic" w:cs="Malgun Gothic" w:eastAsia="Malgun Gothic"/>
+                <w:b w:val="0"/>
+                <w:i w:val="0"/>
+                <w:sz w:val="20"/>
+              </w:rPr>
+              <w:t xml:space="preserve">  —  공짜로</w:t>
+            </w:r>
+          </w:p>
+        </w:tc>
+      </w:tr>
+      <w:tr>
+        <w:tc>
+          <w:tcPr>
+            <w:tcW w:type="dxa" w:w="1500"/>
+            <w:tcBorders>
+              <w:top w:val="single" w:color="BFBFBF" w:sz="4"/>
+              <w:left w:val="single" w:color="BFBFBF" w:sz="4"/>
+              <w:bottom w:val="single" w:color="BFBFBF" w:sz="4"/>
+              <w:right w:val="single" w:color="BFBFBF" w:sz="4"/>
+            </w:tcBorders>
+            <w:shd w:fill="DEEAF6" w:color="auto" w:val="clear"/>
+          </w:tcPr>
+          <w:p>
+            <w:r>
+              <w:rPr>
+                <w:rFonts w:ascii="Malgun Gothic" w:hAnsi="Malgun Gothic" w:cs="Malgun Gothic" w:eastAsia="Malgun Gothic"/>
+                <w:b/>
+                <w:i w:val="0"/>
+                <w:color w:val="1F3864"/>
+                <w:sz w:val="20"/>
+              </w:rPr>
+              <w:t>문법</w:t>
+            </w:r>
+          </w:p>
+        </w:tc>
+        <w:tc>
+          <w:tcPr>
+            <w:tcW w:type="dxa" w:w="8138"/>
+            <w:tcBorders>
+              <w:top w:val="single" w:color="BFBFBF" w:sz="4"/>
+              <w:left w:val="single" w:color="BFBFBF" w:sz="4"/>
+              <w:bottom w:val="single" w:color="BFBFBF" w:sz="4"/>
+              <w:right w:val="single" w:color="BFBFBF" w:sz="4"/>
+            </w:tcBorders>
+          </w:tcPr>
+          <w:p>
+            <w:pPr>
+              <w:spacing w:after="40"/>
+            </w:pPr>
+            <w:r>
+              <w:rPr>
+                <w:rFonts w:ascii="Malgun Gothic" w:hAnsi="Malgun Gothic" w:cs="Malgun Gothic" w:eastAsia="Malgun Gothic"/>
+                <w:b w:val="0"/>
+                <w:i w:val="0"/>
+                <w:sz w:val="20"/>
+              </w:rPr>
+              <w:t>Wer so stammelt, braucht Rückendeckung에서 Wer절이 주어입니다. nehmen Sie ... noch는 존칭 명령형입니다.</w:t>
+            </w:r>
+          </w:p>
+        </w:tc>
+      </w:tr>
+      <w:tr>
+        <w:tc>
+          <w:tcPr>
+            <w:tcW w:type="dxa" w:w="1500"/>
+            <w:tcBorders>
+              <w:top w:val="single" w:color="BFBFBF" w:sz="4"/>
+              <w:left w:val="single" w:color="BFBFBF" w:sz="4"/>
+              <w:bottom w:val="single" w:color="BFBFBF" w:sz="4"/>
+              <w:right w:val="single" w:color="BFBFBF" w:sz="4"/>
+            </w:tcBorders>
+            <w:shd w:fill="DEEAF6" w:color="auto" w:val="clear"/>
+          </w:tcPr>
+          <w:p>
+            <w:r>
+              <w:rPr>
+                <w:rFonts w:ascii="Malgun Gothic" w:hAnsi="Malgun Gothic" w:cs="Malgun Gothic" w:eastAsia="Malgun Gothic"/>
+                <w:b/>
+                <w:i w:val="0"/>
+                <w:color w:val="1F3864"/>
+                <w:sz w:val="20"/>
+              </w:rPr>
+              <w:t>표현</w:t>
+            </w:r>
+          </w:p>
+        </w:tc>
+        <w:tc>
+          <w:tcPr>
+            <w:tcW w:type="dxa" w:w="8138"/>
+            <w:tcBorders>
+              <w:top w:val="single" w:color="BFBFBF" w:sz="4"/>
+              <w:left w:val="single" w:color="BFBFBF" w:sz="4"/>
+              <w:bottom w:val="single" w:color="BFBFBF" w:sz="4"/>
+              <w:right w:val="single" w:color="BFBFBF" w:sz="4"/>
+            </w:tcBorders>
+          </w:tcPr>
+          <w:p>
+            <w:pPr>
+              <w:spacing w:after="40"/>
+            </w:pPr>
+            <w:r>
+              <w:rPr>
+                <w:rFonts w:ascii="Malgun Gothic" w:hAnsi="Malgun Gothic" w:cs="Malgun Gothic" w:eastAsia="Malgun Gothic"/>
+                <w:b w:val="0"/>
+                <w:i w:val="0"/>
+                <w:sz w:val="20"/>
+              </w:rPr>
+              <w:t>Rückendeckung는 든든한 지원을 뜻합니다.</w:t>
+            </w:r>
+          </w:p>
+        </w:tc>
+      </w:tr>
+      <w:tr>
+        <w:tc>
+          <w:tcPr>
+            <w:tcW w:type="dxa" w:w="1500"/>
+            <w:tcBorders>
+              <w:top w:val="single" w:color="BFBFBF" w:sz="4"/>
+              <w:left w:val="single" w:color="BFBFBF" w:sz="4"/>
+              <w:bottom w:val="single" w:color="BFBFBF" w:sz="4"/>
+              <w:right w:val="single" w:color="BFBFBF" w:sz="4"/>
+            </w:tcBorders>
+            <w:shd w:fill="DEEAF6" w:color="auto" w:val="clear"/>
+          </w:tcPr>
+          <w:p>
+            <w:r>
+              <w:rPr>
+                <w:rFonts w:ascii="Malgun Gothic" w:hAnsi="Malgun Gothic" w:cs="Malgun Gothic" w:eastAsia="Malgun Gothic"/>
+                <w:b/>
+                <w:i w:val="0"/>
+                <w:color w:val="1F3864"/>
+                <w:sz w:val="20"/>
+              </w:rPr>
+              <w:t>시제</w:t>
+            </w:r>
+          </w:p>
+        </w:tc>
+        <w:tc>
+          <w:tcPr>
+            <w:tcW w:type="dxa" w:w="8138"/>
+            <w:tcBorders>
+              <w:top w:val="single" w:color="BFBFBF" w:sz="4"/>
+              <w:left w:val="single" w:color="BFBFBF" w:sz="4"/>
+              <w:bottom w:val="single" w:color="BFBFBF" w:sz="4"/>
+              <w:right w:val="single" w:color="BFBFBF" w:sz="4"/>
+            </w:tcBorders>
+          </w:tcPr>
+          <w:p>
+            <w:pPr>
+              <w:spacing w:after="40"/>
+            </w:pPr>
+            <w:r>
+              <w:rPr>
+                <w:rFonts w:ascii="Malgun Gothic" w:hAnsi="Malgun Gothic" w:cs="Malgun Gothic" w:eastAsia="Malgun Gothic"/>
+                <w:b w:val="0"/>
+                <w:i w:val="0"/>
+                <w:sz w:val="20"/>
+              </w:rPr>
+              <w:t>nehmen은 명령형이고 stammelt, braucht는 현재형입니다.</w:t>
+            </w:r>
+          </w:p>
+        </w:tc>
+      </w:tr>
+    </w:tbl>
+    <w:p>
+      <w:pPr>
+        <w:spacing w:after="0"/>
+      </w:pPr>
+    </w:p>
+    <w:p>
+      <w:pPr>
+        <w:keepNext/>
+        <w:spacing w:before="160"/>
+      </w:pPr>
+      <w:r>
+        <w:rPr>
+          <w:rFonts w:ascii="Arial" w:hAnsi="Arial" w:cs="Arial" w:eastAsia="Malgun Gothic"/>
+          <w:b/>
+          <w:i w:val="0"/>
+          <w:sz w:val="22"/>
+        </w:rPr>
+        <w:t>7. Jonas: Ich bedanke mich dreimal und verlasse den Laden mit einer Tüte in der einen und einem Blumenstrauß in der anderen Hand. In meinem Magen flattert ein Schwarm Schmetterlinge.</w:t>
+      </w:r>
+    </w:p>
+    <w:p>
+      <w:pPr>
+        <w:keepNext/>
+        <w:ind w:left="340"/>
+      </w:pPr>
+      <w:r>
+        <w:rPr>
+          <w:rFonts w:ascii="Malgun Gothic" w:hAnsi="Malgun Gothic" w:cs="Malgun Gothic" w:eastAsia="Malgun Gothic"/>
+          <w:b w:val="0"/>
+          <w:i/>
+          <w:color w:val="404040"/>
+          <w:sz w:val="20"/>
+        </w:rPr>
+        <w:t>세 번 인사하고 한 손에는 봉지, 다른 손에는 꽃다발을 들고 가게를 나선다. 뱃속에서는 나비 떼가 퍼덕인다.</w:t>
+      </w:r>
+    </w:p>
+    <w:tbl>
+      <w:tblPr>
+        <w:tblW w:type="auto" w:w="0"/>
+        <w:tblLayout w:type="fixed"/>
+        <w:tblLook w:firstColumn="1" w:firstRow="1" w:lastColumn="0" w:lastRow="0" w:noHBand="0" w:noVBand="1" w:val="04A0"/>
+      </w:tblPr>
+      <w:tblGrid>
+        <w:gridCol w:w="4819"/>
+        <w:gridCol w:w="4819"/>
+      </w:tblGrid>
+      <w:tr>
+        <w:tc>
+          <w:tcPr>
+            <w:tcW w:type="dxa" w:w="1500"/>
+            <w:tcBorders>
+              <w:top w:val="single" w:color="BFBFBF" w:sz="4"/>
+              <w:left w:val="single" w:color="BFBFBF" w:sz="4"/>
+              <w:bottom w:val="single" w:color="BFBFBF" w:sz="4"/>
+              <w:right w:val="single" w:color="BFBFBF" w:sz="4"/>
+            </w:tcBorders>
+            <w:shd w:fill="DEEAF6" w:color="auto" w:val="clear"/>
+          </w:tcPr>
+          <w:p>
+            <w:r>
+              <w:rPr>
+                <w:rFonts w:ascii="Malgun Gothic" w:hAnsi="Malgun Gothic" w:cs="Malgun Gothic" w:eastAsia="Malgun Gothic"/>
+                <w:b/>
+                <w:i w:val="0"/>
+                <w:color w:val="1F3864"/>
+                <w:sz w:val="20"/>
+              </w:rPr>
+              <w:t>주요 단어</w:t>
+            </w:r>
+          </w:p>
+        </w:tc>
+        <w:tc>
+          <w:tcPr>
+            <w:tcW w:type="dxa" w:w="8138"/>
+            <w:tcBorders>
+              <w:top w:val="single" w:color="BFBFBF" w:sz="4"/>
+              <w:left w:val="single" w:color="BFBFBF" w:sz="4"/>
+              <w:bottom w:val="single" w:color="BFBFBF" w:sz="4"/>
+              <w:right w:val="single" w:color="BFBFBF" w:sz="4"/>
+            </w:tcBorders>
+          </w:tcPr>
+          <w:p>
+            <w:pPr>
+              <w:spacing w:after="40"/>
+            </w:pPr>
+            <w:r>
+              <w:rPr>
+                <w:rFonts w:ascii="Arial" w:hAnsi="Arial" w:cs="Arial" w:eastAsia="Malgun Gothic"/>
+                <w:b/>
+                <w:i w:val="0"/>
+                <w:sz w:val="20"/>
+              </w:rPr>
+              <w:t>flattern</w:t>
+            </w:r>
+            <w:r>
+              <w:rPr>
+                <w:rFonts w:ascii="Malgun Gothic" w:hAnsi="Malgun Gothic" w:cs="Malgun Gothic" w:eastAsia="Malgun Gothic"/>
+                <w:b w:val="0"/>
+                <w:i w:val="0"/>
+                <w:sz w:val="20"/>
+              </w:rPr>
+              <w:t xml:space="preserve">  —  퍼덕이다</w:t>
+            </w:r>
+          </w:p>
+          <w:p>
+            <w:pPr>
+              <w:spacing w:after="40"/>
+            </w:pPr>
+            <w:r>
+              <w:rPr>
+                <w:rFonts w:ascii="Arial" w:hAnsi="Arial" w:cs="Arial" w:eastAsia="Malgun Gothic"/>
+                <w:b/>
+                <w:i w:val="0"/>
+                <w:sz w:val="20"/>
+              </w:rPr>
+              <w:t>der Schwarm, Schwärme</w:t>
+            </w:r>
+            <w:r>
+              <w:rPr>
+                <w:rFonts w:ascii="Malgun Gothic" w:hAnsi="Malgun Gothic" w:cs="Malgun Gothic" w:eastAsia="Malgun Gothic"/>
+                <w:b w:val="0"/>
+                <w:i w:val="0"/>
+                <w:sz w:val="20"/>
+              </w:rPr>
+              <w:t xml:space="preserve">  —  떼</w:t>
+            </w:r>
+          </w:p>
+          <w:p>
+            <w:pPr>
+              <w:spacing w:after="40"/>
+            </w:pPr>
+            <w:r>
+              <w:rPr>
+                <w:rFonts w:ascii="Arial" w:hAnsi="Arial" w:cs="Arial" w:eastAsia="Malgun Gothic"/>
+                <w:b/>
+                <w:i w:val="0"/>
+                <w:sz w:val="20"/>
+              </w:rPr>
+              <w:t>der Schmetterling, -e</w:t>
+            </w:r>
+            <w:r>
+              <w:rPr>
+                <w:rFonts w:ascii="Malgun Gothic" w:hAnsi="Malgun Gothic" w:cs="Malgun Gothic" w:eastAsia="Malgun Gothic"/>
+                <w:b w:val="0"/>
+                <w:i w:val="0"/>
+                <w:sz w:val="20"/>
+              </w:rPr>
+              <w:t xml:space="preserve">  —  나비</w:t>
+            </w:r>
+          </w:p>
+        </w:tc>
+      </w:tr>
+      <w:tr>
+        <w:tc>
+          <w:tcPr>
+            <w:tcW w:type="dxa" w:w="1500"/>
+            <w:tcBorders>
+              <w:top w:val="single" w:color="BFBFBF" w:sz="4"/>
+              <w:left w:val="single" w:color="BFBFBF" w:sz="4"/>
+              <w:bottom w:val="single" w:color="BFBFBF" w:sz="4"/>
+              <w:right w:val="single" w:color="BFBFBF" w:sz="4"/>
+            </w:tcBorders>
+            <w:shd w:fill="DEEAF6" w:color="auto" w:val="clear"/>
+          </w:tcPr>
+          <w:p>
+            <w:r>
+              <w:rPr>
+                <w:rFonts w:ascii="Malgun Gothic" w:hAnsi="Malgun Gothic" w:cs="Malgun Gothic" w:eastAsia="Malgun Gothic"/>
+                <w:b/>
+                <w:i w:val="0"/>
+                <w:color w:val="1F3864"/>
+                <w:sz w:val="20"/>
+              </w:rPr>
+              <w:t>문법</w:t>
+            </w:r>
+          </w:p>
+        </w:tc>
+        <w:tc>
+          <w:tcPr>
+            <w:tcW w:type="dxa" w:w="8138"/>
+            <w:tcBorders>
+              <w:top w:val="single" w:color="BFBFBF" w:sz="4"/>
+              <w:left w:val="single" w:color="BFBFBF" w:sz="4"/>
+              <w:bottom w:val="single" w:color="BFBFBF" w:sz="4"/>
+              <w:right w:val="single" w:color="BFBFBF" w:sz="4"/>
+            </w:tcBorders>
+          </w:tcPr>
+          <w:p>
+            <w:pPr>
+              <w:spacing w:after="40"/>
+            </w:pPr>
+            <w:r>
+              <w:rPr>
+                <w:rFonts w:ascii="Malgun Gothic" w:hAnsi="Malgun Gothic" w:cs="Malgun Gothic" w:eastAsia="Malgun Gothic"/>
+                <w:b w:val="0"/>
+                <w:i w:val="0"/>
+                <w:sz w:val="20"/>
+              </w:rPr>
+              <w:t>mit einer Tüte in der einen und einem Blumenstrauß in der anderen Hand에서 mit + 3격이 쓰입니다. In meinem Magen flattert ...에서 장소 부사구가 앞에 놓입니다.</w:t>
+            </w:r>
+          </w:p>
+        </w:tc>
+      </w:tr>
+      <w:tr>
+        <w:tc>
+          <w:tcPr>
+            <w:tcW w:type="dxa" w:w="1500"/>
+            <w:tcBorders>
+              <w:top w:val="single" w:color="BFBFBF" w:sz="4"/>
+              <w:left w:val="single" w:color="BFBFBF" w:sz="4"/>
+              <w:bottom w:val="single" w:color="BFBFBF" w:sz="4"/>
+              <w:right w:val="single" w:color="BFBFBF" w:sz="4"/>
+            </w:tcBorders>
+            <w:shd w:fill="DEEAF6" w:color="auto" w:val="clear"/>
+          </w:tcPr>
+          <w:p>
+            <w:r>
+              <w:rPr>
+                <w:rFonts w:ascii="Malgun Gothic" w:hAnsi="Malgun Gothic" w:cs="Malgun Gothic" w:eastAsia="Malgun Gothic"/>
+                <w:b/>
+                <w:i w:val="0"/>
+                <w:color w:val="1F3864"/>
+                <w:sz w:val="20"/>
+              </w:rPr>
+              <w:t>표현</w:t>
+            </w:r>
+          </w:p>
+        </w:tc>
+        <w:tc>
+          <w:tcPr>
+            <w:tcW w:type="dxa" w:w="8138"/>
+            <w:tcBorders>
+              <w:top w:val="single" w:color="BFBFBF" w:sz="4"/>
+              <w:left w:val="single" w:color="BFBFBF" w:sz="4"/>
+              <w:bottom w:val="single" w:color="BFBFBF" w:sz="4"/>
+              <w:right w:val="single" w:color="BFBFBF" w:sz="4"/>
+            </w:tcBorders>
+          </w:tcPr>
+          <w:p>
+            <w:pPr>
+              <w:spacing w:after="40"/>
+            </w:pPr>
+            <w:r>
+              <w:rPr>
+                <w:rFonts w:ascii="Malgun Gothic" w:hAnsi="Malgun Gothic" w:cs="Malgun Gothic" w:eastAsia="Malgun Gothic"/>
+                <w:b w:val="0"/>
+                <w:i w:val="0"/>
+                <w:sz w:val="20"/>
+              </w:rPr>
+              <w:t>sich bedanken은 재귀 동사입니다.</w:t>
+            </w:r>
+          </w:p>
+        </w:tc>
+      </w:tr>
+      <w:tr>
+        <w:tc>
+          <w:tcPr>
+            <w:tcW w:type="dxa" w:w="1500"/>
+            <w:tcBorders>
+              <w:top w:val="single" w:color="BFBFBF" w:sz="4"/>
+              <w:left w:val="single" w:color="BFBFBF" w:sz="4"/>
+              <w:bottom w:val="single" w:color="BFBFBF" w:sz="4"/>
+              <w:right w:val="single" w:color="BFBFBF" w:sz="4"/>
+            </w:tcBorders>
+            <w:shd w:fill="DEEAF6" w:color="auto" w:val="clear"/>
+          </w:tcPr>
+          <w:p>
+            <w:r>
+              <w:rPr>
+                <w:rFonts w:ascii="Malgun Gothic" w:hAnsi="Malgun Gothic" w:cs="Malgun Gothic" w:eastAsia="Malgun Gothic"/>
+                <w:b/>
+                <w:i w:val="0"/>
+                <w:color w:val="1F3864"/>
+                <w:sz w:val="20"/>
+              </w:rPr>
+              <w:t>시제</w:t>
+            </w:r>
+          </w:p>
+        </w:tc>
+        <w:tc>
+          <w:tcPr>
+            <w:tcW w:type="dxa" w:w="8138"/>
+            <w:tcBorders>
+              <w:top w:val="single" w:color="BFBFBF" w:sz="4"/>
+              <w:left w:val="single" w:color="BFBFBF" w:sz="4"/>
+              <w:bottom w:val="single" w:color="BFBFBF" w:sz="4"/>
+              <w:right w:val="single" w:color="BFBFBF" w:sz="4"/>
+            </w:tcBorders>
+          </w:tcPr>
+          <w:p>
+            <w:pPr>
+              <w:spacing w:after="40"/>
+            </w:pPr>
+            <w:r>
+              <w:rPr>
+                <w:rFonts w:ascii="Malgun Gothic" w:hAnsi="Malgun Gothic" w:cs="Malgun Gothic" w:eastAsia="Malgun Gothic"/>
+                <w:b w:val="0"/>
+                <w:i w:val="0"/>
+                <w:sz w:val="20"/>
+              </w:rPr>
+              <w:t>bedanke mich, verlasse, flattert는 현재형입니다.</w:t>
+            </w:r>
+          </w:p>
+        </w:tc>
+      </w:tr>
+    </w:tbl>
+    <w:p>
+      <w:pPr>
+        <w:spacing w:after="0"/>
+      </w:pPr>
+    </w:p>
+    <w:p>
+      <w:pPr>
+        <w:keepNext/>
+        <w:spacing w:before="160"/>
+      </w:pPr>
+      <w:r>
+        <w:rPr>
+          <w:rFonts w:ascii="Arial" w:hAnsi="Arial" w:cs="Arial" w:eastAsia="Malgun Gothic"/>
+          <w:b/>
+          <w:i w:val="0"/>
+          <w:sz w:val="22"/>
+        </w:rPr>
+        <w:t>8. Jonas: Auf dem Gehweg kommt mir Herr Bauer entgegen, den ich seit Wochen nicht gesehen habe, einen Einkaufswagen voller Zeitungen hinter sich herziehend.</w:t>
+      </w:r>
+    </w:p>
+    <w:p>
+      <w:pPr>
+        <w:keepNext/>
+        <w:ind w:left="340"/>
+      </w:pPr>
+      <w:r>
+        <w:rPr>
+          <w:rFonts w:ascii="Malgun Gothic" w:hAnsi="Malgun Gothic" w:cs="Malgun Gothic" w:eastAsia="Malgun Gothic"/>
+          <w:b w:val="0"/>
+          <w:i/>
+          <w:color w:val="404040"/>
+          <w:sz w:val="20"/>
+        </w:rPr>
+        <w:t>인도에서 몇 주째 못 본 바우어 씨가 신문이 가득한 장바구니 수레를 끌며 걸어온다.</w:t>
+      </w:r>
+    </w:p>
+    <w:tbl>
+      <w:tblPr>
+        <w:tblW w:type="auto" w:w="0"/>
+        <w:tblLayout w:type="fixed"/>
+        <w:tblLook w:firstColumn="1" w:firstRow="1" w:lastColumn="0" w:lastRow="0" w:noHBand="0" w:noVBand="1" w:val="04A0"/>
+      </w:tblPr>
+      <w:tblGrid>
+        <w:gridCol w:w="4819"/>
+        <w:gridCol w:w="4819"/>
+      </w:tblGrid>
+      <w:tr>
+        <w:tc>
+          <w:tcPr>
+            <w:tcW w:type="dxa" w:w="1500"/>
+            <w:tcBorders>
+              <w:top w:val="single" w:color="BFBFBF" w:sz="4"/>
+              <w:left w:val="single" w:color="BFBFBF" w:sz="4"/>
+              <w:bottom w:val="single" w:color="BFBFBF" w:sz="4"/>
+              <w:right w:val="single" w:color="BFBFBF" w:sz="4"/>
+            </w:tcBorders>
+            <w:shd w:fill="DEEAF6" w:color="auto" w:val="clear"/>
+          </w:tcPr>
+          <w:p>
+            <w:r>
+              <w:rPr>
+                <w:rFonts w:ascii="Malgun Gothic" w:hAnsi="Malgun Gothic" w:cs="Malgun Gothic" w:eastAsia="Malgun Gothic"/>
+                <w:b/>
+                <w:i w:val="0"/>
+                <w:color w:val="1F3864"/>
+                <w:sz w:val="20"/>
+              </w:rPr>
+              <w:t>주요 단어</w:t>
+            </w:r>
+          </w:p>
+        </w:tc>
+        <w:tc>
+          <w:tcPr>
+            <w:tcW w:type="dxa" w:w="8138"/>
+            <w:tcBorders>
+              <w:top w:val="single" w:color="BFBFBF" w:sz="4"/>
+              <w:left w:val="single" w:color="BFBFBF" w:sz="4"/>
+              <w:bottom w:val="single" w:color="BFBFBF" w:sz="4"/>
+              <w:right w:val="single" w:color="BFBFBF" w:sz="4"/>
+            </w:tcBorders>
+          </w:tcPr>
+          <w:p>
+            <w:pPr>
+              <w:spacing w:after="40"/>
+            </w:pPr>
+            <w:r>
+              <w:rPr>
+                <w:rFonts w:ascii="Arial" w:hAnsi="Arial" w:cs="Arial" w:eastAsia="Malgun Gothic"/>
+                <w:b/>
+                <w:i w:val="0"/>
+                <w:sz w:val="20"/>
+              </w:rPr>
+              <w:t>entgegenkommen</w:t>
+            </w:r>
+            <w:r>
+              <w:rPr>
+                <w:rFonts w:ascii="Malgun Gothic" w:hAnsi="Malgun Gothic" w:cs="Malgun Gothic" w:eastAsia="Malgun Gothic"/>
+                <w:b w:val="0"/>
+                <w:i w:val="0"/>
+                <w:sz w:val="20"/>
+              </w:rPr>
+              <w:t xml:space="preserve">  —  마주 오다</w:t>
+            </w:r>
+          </w:p>
+          <w:p>
+            <w:pPr>
+              <w:spacing w:after="40"/>
+            </w:pPr>
+            <w:r>
+              <w:rPr>
+                <w:rFonts w:ascii="Arial" w:hAnsi="Arial" w:cs="Arial" w:eastAsia="Malgun Gothic"/>
+                <w:b/>
+                <w:i w:val="0"/>
+                <w:sz w:val="20"/>
+              </w:rPr>
+              <w:t>hinter sich herziehen</w:t>
+            </w:r>
+            <w:r>
+              <w:rPr>
+                <w:rFonts w:ascii="Malgun Gothic" w:hAnsi="Malgun Gothic" w:cs="Malgun Gothic" w:eastAsia="Malgun Gothic"/>
+                <w:b w:val="0"/>
+                <w:i w:val="0"/>
+                <w:sz w:val="20"/>
+              </w:rPr>
+              <w:t xml:space="preserve">  —  뒤에서 끌다</w:t>
+            </w:r>
+          </w:p>
+          <w:p>
+            <w:pPr>
+              <w:spacing w:after="40"/>
+            </w:pPr>
+            <w:r>
+              <w:rPr>
+                <w:rFonts w:ascii="Arial" w:hAnsi="Arial" w:cs="Arial" w:eastAsia="Malgun Gothic"/>
+                <w:b/>
+                <w:i w:val="0"/>
+                <w:sz w:val="20"/>
+              </w:rPr>
+              <w:t>die Zeitung, -en</w:t>
+            </w:r>
+            <w:r>
+              <w:rPr>
+                <w:rFonts w:ascii="Malgun Gothic" w:hAnsi="Malgun Gothic" w:cs="Malgun Gothic" w:eastAsia="Malgun Gothic"/>
+                <w:b w:val="0"/>
+                <w:i w:val="0"/>
+                <w:sz w:val="20"/>
+              </w:rPr>
+              <w:t xml:space="preserve">  —  신문</w:t>
+            </w:r>
+          </w:p>
+        </w:tc>
+      </w:tr>
+      <w:tr>
+        <w:tc>
+          <w:tcPr>
+            <w:tcW w:type="dxa" w:w="1500"/>
+            <w:tcBorders>
+              <w:top w:val="single" w:color="BFBFBF" w:sz="4"/>
+              <w:left w:val="single" w:color="BFBFBF" w:sz="4"/>
+              <w:bottom w:val="single" w:color="BFBFBF" w:sz="4"/>
+              <w:right w:val="single" w:color="BFBFBF" w:sz="4"/>
+            </w:tcBorders>
+            <w:shd w:fill="DEEAF6" w:color="auto" w:val="clear"/>
+          </w:tcPr>
+          <w:p>
+            <w:r>
+              <w:rPr>
+                <w:rFonts w:ascii="Malgun Gothic" w:hAnsi="Malgun Gothic" w:cs="Malgun Gothic" w:eastAsia="Malgun Gothic"/>
+                <w:b/>
+                <w:i w:val="0"/>
+                <w:color w:val="1F3864"/>
+                <w:sz w:val="20"/>
+              </w:rPr>
+              <w:t>문법</w:t>
+            </w:r>
+          </w:p>
+        </w:tc>
+        <w:tc>
+          <w:tcPr>
+            <w:tcW w:type="dxa" w:w="8138"/>
+            <w:tcBorders>
+              <w:top w:val="single" w:color="BFBFBF" w:sz="4"/>
+              <w:left w:val="single" w:color="BFBFBF" w:sz="4"/>
+              <w:bottom w:val="single" w:color="BFBFBF" w:sz="4"/>
+              <w:right w:val="single" w:color="BFBFBF" w:sz="4"/>
+            </w:tcBorders>
+          </w:tcPr>
+          <w:p>
+            <w:pPr>
+              <w:spacing w:after="40"/>
+            </w:pPr>
+            <w:r>
+              <w:rPr>
+                <w:rFonts w:ascii="Malgun Gothic" w:hAnsi="Malgun Gothic" w:cs="Malgun Gothic" w:eastAsia="Malgun Gothic"/>
+                <w:b w:val="0"/>
+                <w:i w:val="0"/>
+                <w:sz w:val="20"/>
+              </w:rPr>
+              <w:t>kommt mir Herr Bauer entgegen에서 entgegenkommen은 3격 mir를 취합니다. den ich ... nicht gesehen habe는 관계절입니다. hinter sich herziehend는 현재분사 구문입니다.</w:t>
+            </w:r>
+          </w:p>
+        </w:tc>
+      </w:tr>
+      <w:tr>
+        <w:tc>
+          <w:tcPr>
+            <w:tcW w:type="dxa" w:w="1500"/>
+            <w:tcBorders>
+              <w:top w:val="single" w:color="BFBFBF" w:sz="4"/>
+              <w:left w:val="single" w:color="BFBFBF" w:sz="4"/>
+              <w:bottom w:val="single" w:color="BFBFBF" w:sz="4"/>
+              <w:right w:val="single" w:color="BFBFBF" w:sz="4"/>
+            </w:tcBorders>
+            <w:shd w:fill="DEEAF6" w:color="auto" w:val="clear"/>
+          </w:tcPr>
+          <w:p>
+            <w:r>
+              <w:rPr>
+                <w:rFonts w:ascii="Malgun Gothic" w:hAnsi="Malgun Gothic" w:cs="Malgun Gothic" w:eastAsia="Malgun Gothic"/>
+                <w:b/>
+                <w:i w:val="0"/>
+                <w:color w:val="1F3864"/>
+                <w:sz w:val="20"/>
+              </w:rPr>
+              <w:t>표현</w:t>
+            </w:r>
+          </w:p>
+        </w:tc>
+        <w:tc>
+          <w:tcPr>
+            <w:tcW w:type="dxa" w:w="8138"/>
+            <w:tcBorders>
+              <w:top w:val="single" w:color="BFBFBF" w:sz="4"/>
+              <w:left w:val="single" w:color="BFBFBF" w:sz="4"/>
+              <w:bottom w:val="single" w:color="BFBFBF" w:sz="4"/>
+              <w:right w:val="single" w:color="BFBFBF" w:sz="4"/>
+            </w:tcBorders>
+          </w:tcPr>
+          <w:p>
+            <w:pPr>
+              <w:spacing w:after="40"/>
+            </w:pPr>
+            <w:r>
+              <w:rPr>
+                <w:rFonts w:ascii="Malgun Gothic" w:hAnsi="Malgun Gothic" w:cs="Malgun Gothic" w:eastAsia="Malgun Gothic"/>
+                <w:b w:val="0"/>
+                <w:i w:val="0"/>
+                <w:sz w:val="20"/>
+              </w:rPr>
+              <w:t>seit Wochen은 seit + 3격 복수입니다.</w:t>
+            </w:r>
+          </w:p>
+        </w:tc>
+      </w:tr>
+      <w:tr>
+        <w:tc>
+          <w:tcPr>
+            <w:tcW w:type="dxa" w:w="1500"/>
+            <w:tcBorders>
+              <w:top w:val="single" w:color="BFBFBF" w:sz="4"/>
+              <w:left w:val="single" w:color="BFBFBF" w:sz="4"/>
+              <w:bottom w:val="single" w:color="BFBFBF" w:sz="4"/>
+              <w:right w:val="single" w:color="BFBFBF" w:sz="4"/>
+            </w:tcBorders>
+            <w:shd w:fill="DEEAF6" w:color="auto" w:val="clear"/>
+          </w:tcPr>
+          <w:p>
+            <w:r>
+              <w:rPr>
+                <w:rFonts w:ascii="Malgun Gothic" w:hAnsi="Malgun Gothic" w:cs="Malgun Gothic" w:eastAsia="Malgun Gothic"/>
+                <w:b/>
+                <w:i w:val="0"/>
+                <w:color w:val="1F3864"/>
+                <w:sz w:val="20"/>
+              </w:rPr>
+              <w:t>시제</w:t>
+            </w:r>
+          </w:p>
+        </w:tc>
+        <w:tc>
+          <w:tcPr>
+            <w:tcW w:type="dxa" w:w="8138"/>
+            <w:tcBorders>
+              <w:top w:val="single" w:color="BFBFBF" w:sz="4"/>
+              <w:left w:val="single" w:color="BFBFBF" w:sz="4"/>
+              <w:bottom w:val="single" w:color="BFBFBF" w:sz="4"/>
+              <w:right w:val="single" w:color="BFBFBF" w:sz="4"/>
+            </w:tcBorders>
+          </w:tcPr>
+          <w:p>
+            <w:pPr>
+              <w:spacing w:after="40"/>
+            </w:pPr>
+            <w:r>
+              <w:rPr>
+                <w:rFonts w:ascii="Malgun Gothic" w:hAnsi="Malgun Gothic" w:cs="Malgun Gothic" w:eastAsia="Malgun Gothic"/>
+                <w:b w:val="0"/>
+                <w:i w:val="0"/>
+                <w:sz w:val="20"/>
+              </w:rPr>
+              <w:t>kommt ... entgegen은 현재형이고 gesehen habe는 현재완료입니다.</w:t>
+            </w:r>
+          </w:p>
+        </w:tc>
+      </w:tr>
+    </w:tbl>
+    <w:p>
+      <w:pPr>
+        <w:spacing w:after="0"/>
+      </w:pPr>
+    </w:p>
+    <w:p>
+      <w:pPr>
+        <w:keepNext/>
+        <w:spacing w:before="160"/>
+      </w:pPr>
+      <w:r>
+        <w:rPr>
+          <w:rFonts w:ascii="Arial" w:hAnsi="Arial" w:cs="Arial" w:eastAsia="Malgun Gothic"/>
+          <w:b/>
+          <w:i w:val="0"/>
+          <w:sz w:val="22"/>
+        </w:rPr>
+        <w:t>9. Herr Bauer: Keller! Was für eine Überraschung. Tulpen im April? Das ist entweder Liebe oder ein schlechtes Gewissen.</w:t>
+      </w:r>
+    </w:p>
+    <w:p>
+      <w:pPr>
+        <w:keepNext/>
+        <w:ind w:left="340"/>
+      </w:pPr>
+      <w:r>
+        <w:rPr>
+          <w:rFonts w:ascii="Malgun Gothic" w:hAnsi="Malgun Gothic" w:cs="Malgun Gothic" w:eastAsia="Malgun Gothic"/>
+          <w:b w:val="0"/>
+          <w:i/>
+          <w:color w:val="404040"/>
+          <w:sz w:val="20"/>
+        </w:rPr>
+        <w:t>켈러! 이게 웬일이야. 4월에 튤립이라니? 사랑이거나 양심의 가책이겠군.</w:t>
+      </w:r>
+    </w:p>
+    <w:tbl>
+      <w:tblPr>
+        <w:tblW w:type="auto" w:w="0"/>
+        <w:tblLayout w:type="fixed"/>
+        <w:tblLook w:firstColumn="1" w:firstRow="1" w:lastColumn="0" w:lastRow="0" w:noHBand="0" w:noVBand="1" w:val="04A0"/>
+      </w:tblPr>
+      <w:tblGrid>
+        <w:gridCol w:w="4819"/>
+        <w:gridCol w:w="4819"/>
+      </w:tblGrid>
+      <w:tr>
+        <w:tc>
+          <w:tcPr>
+            <w:tcW w:type="dxa" w:w="1500"/>
+            <w:tcBorders>
+              <w:top w:val="single" w:color="BFBFBF" w:sz="4"/>
+              <w:left w:val="single" w:color="BFBFBF" w:sz="4"/>
+              <w:bottom w:val="single" w:color="BFBFBF" w:sz="4"/>
+              <w:right w:val="single" w:color="BFBFBF" w:sz="4"/>
+            </w:tcBorders>
+            <w:shd w:fill="DEEAF6" w:color="auto" w:val="clear"/>
+          </w:tcPr>
+          <w:p>
+            <w:r>
+              <w:rPr>
+                <w:rFonts w:ascii="Malgun Gothic" w:hAnsi="Malgun Gothic" w:cs="Malgun Gothic" w:eastAsia="Malgun Gothic"/>
+                <w:b/>
+                <w:i w:val="0"/>
+                <w:color w:val="1F3864"/>
+                <w:sz w:val="20"/>
+              </w:rPr>
+              <w:t>주요 단어</w:t>
+            </w:r>
+          </w:p>
+        </w:tc>
+        <w:tc>
+          <w:tcPr>
+            <w:tcW w:type="dxa" w:w="8138"/>
+            <w:tcBorders>
+              <w:top w:val="single" w:color="BFBFBF" w:sz="4"/>
+              <w:left w:val="single" w:color="BFBFBF" w:sz="4"/>
+              <w:bottom w:val="single" w:color="BFBFBF" w:sz="4"/>
+              <w:right w:val="single" w:color="BFBFBF" w:sz="4"/>
+            </w:tcBorders>
+          </w:tcPr>
+          <w:p>
+            <w:pPr>
+              <w:spacing w:after="40"/>
+            </w:pPr>
+            <w:r>
+              <w:rPr>
+                <w:rFonts w:ascii="Arial" w:hAnsi="Arial" w:cs="Arial" w:eastAsia="Malgun Gothic"/>
+                <w:b/>
+                <w:i w:val="0"/>
+                <w:sz w:val="20"/>
+              </w:rPr>
+              <w:t>die Überraschung, -en</w:t>
+            </w:r>
+            <w:r>
+              <w:rPr>
+                <w:rFonts w:ascii="Malgun Gothic" w:hAnsi="Malgun Gothic" w:cs="Malgun Gothic" w:eastAsia="Malgun Gothic"/>
+                <w:b w:val="0"/>
+                <w:i w:val="0"/>
+                <w:sz w:val="20"/>
+              </w:rPr>
+              <w:t xml:space="preserve">  —  놀라움</w:t>
+            </w:r>
+          </w:p>
+          <w:p>
+            <w:pPr>
+              <w:spacing w:after="40"/>
+            </w:pPr>
+            <w:r>
+              <w:rPr>
+                <w:rFonts w:ascii="Arial" w:hAnsi="Arial" w:cs="Arial" w:eastAsia="Malgun Gothic"/>
+                <w:b/>
+                <w:i w:val="0"/>
+                <w:sz w:val="20"/>
+              </w:rPr>
+              <w:t>das Gewissen (단수)</w:t>
+            </w:r>
+            <w:r>
+              <w:rPr>
+                <w:rFonts w:ascii="Malgun Gothic" w:hAnsi="Malgun Gothic" w:cs="Malgun Gothic" w:eastAsia="Malgun Gothic"/>
+                <w:b w:val="0"/>
+                <w:i w:val="0"/>
+                <w:sz w:val="20"/>
+              </w:rPr>
+              <w:t xml:space="preserve">  —  양심</w:t>
+            </w:r>
+          </w:p>
+          <w:p>
+            <w:pPr>
+              <w:spacing w:after="40"/>
+            </w:pPr>
+            <w:r>
+              <w:rPr>
+                <w:rFonts w:ascii="Arial" w:hAnsi="Arial" w:cs="Arial" w:eastAsia="Malgun Gothic"/>
+                <w:b/>
+                <w:i w:val="0"/>
+                <w:sz w:val="20"/>
+              </w:rPr>
+              <w:t>entweder ... oder</w:t>
+            </w:r>
+            <w:r>
+              <w:rPr>
+                <w:rFonts w:ascii="Malgun Gothic" w:hAnsi="Malgun Gothic" w:cs="Malgun Gothic" w:eastAsia="Malgun Gothic"/>
+                <w:b w:val="0"/>
+                <w:i w:val="0"/>
+                <w:sz w:val="20"/>
+              </w:rPr>
+              <w:t xml:space="preserve">  —  ~이거나 ~이거나</w:t>
+            </w:r>
+          </w:p>
+        </w:tc>
+      </w:tr>
+      <w:tr>
+        <w:tc>
+          <w:tcPr>
+            <w:tcW w:type="dxa" w:w="1500"/>
+            <w:tcBorders>
+              <w:top w:val="single" w:color="BFBFBF" w:sz="4"/>
+              <w:left w:val="single" w:color="BFBFBF" w:sz="4"/>
+              <w:bottom w:val="single" w:color="BFBFBF" w:sz="4"/>
+              <w:right w:val="single" w:color="BFBFBF" w:sz="4"/>
+            </w:tcBorders>
+            <w:shd w:fill="DEEAF6" w:color="auto" w:val="clear"/>
+          </w:tcPr>
+          <w:p>
+            <w:r>
+              <w:rPr>
+                <w:rFonts w:ascii="Malgun Gothic" w:hAnsi="Malgun Gothic" w:cs="Malgun Gothic" w:eastAsia="Malgun Gothic"/>
+                <w:b/>
+                <w:i w:val="0"/>
+                <w:color w:val="1F3864"/>
+                <w:sz w:val="20"/>
+              </w:rPr>
+              <w:t>문법</w:t>
+            </w:r>
+          </w:p>
+        </w:tc>
+        <w:tc>
+          <w:tcPr>
+            <w:tcW w:type="dxa" w:w="8138"/>
+            <w:tcBorders>
+              <w:top w:val="single" w:color="BFBFBF" w:sz="4"/>
+              <w:left w:val="single" w:color="BFBFBF" w:sz="4"/>
+              <w:bottom w:val="single" w:color="BFBFBF" w:sz="4"/>
+              <w:right w:val="single" w:color="BFBFBF" w:sz="4"/>
+            </w:tcBorders>
+          </w:tcPr>
+          <w:p>
+            <w:pPr>
+              <w:spacing w:after="40"/>
+            </w:pPr>
+            <w:r>
+              <w:rPr>
+                <w:rFonts w:ascii="Malgun Gothic" w:hAnsi="Malgun Gothic" w:cs="Malgun Gothic" w:eastAsia="Malgun Gothic"/>
+                <w:b w:val="0"/>
+                <w:i w:val="0"/>
+                <w:sz w:val="20"/>
+              </w:rPr>
+              <w:t>Was für eine Überraschung!은 감탄문입니다. Das ist entweder Liebe oder ein schlechtes Gewissen에서 entweder ... oder가 쓰입니다.</w:t>
+            </w:r>
+          </w:p>
+        </w:tc>
+      </w:tr>
+      <w:tr>
+        <w:tc>
+          <w:tcPr>
+            <w:tcW w:type="dxa" w:w="1500"/>
+            <w:tcBorders>
+              <w:top w:val="single" w:color="BFBFBF" w:sz="4"/>
+              <w:left w:val="single" w:color="BFBFBF" w:sz="4"/>
+              <w:bottom w:val="single" w:color="BFBFBF" w:sz="4"/>
+              <w:right w:val="single" w:color="BFBFBF" w:sz="4"/>
+            </w:tcBorders>
+            <w:shd w:fill="DEEAF6" w:color="auto" w:val="clear"/>
+          </w:tcPr>
+          <w:p>
+            <w:r>
+              <w:rPr>
+                <w:rFonts w:ascii="Malgun Gothic" w:hAnsi="Malgun Gothic" w:cs="Malgun Gothic" w:eastAsia="Malgun Gothic"/>
+                <w:b/>
+                <w:i w:val="0"/>
+                <w:color w:val="1F3864"/>
+                <w:sz w:val="20"/>
+              </w:rPr>
+              <w:t>표현</w:t>
+            </w:r>
+          </w:p>
+        </w:tc>
+        <w:tc>
+          <w:tcPr>
+            <w:tcW w:type="dxa" w:w="8138"/>
+            <w:tcBorders>
+              <w:top w:val="single" w:color="BFBFBF" w:sz="4"/>
+              <w:left w:val="single" w:color="BFBFBF" w:sz="4"/>
+              <w:bottom w:val="single" w:color="BFBFBF" w:sz="4"/>
+              <w:right w:val="single" w:color="BFBFBF" w:sz="4"/>
+            </w:tcBorders>
+          </w:tcPr>
+          <w:p>
+            <w:pPr>
+              <w:spacing w:after="40"/>
+            </w:pPr>
+            <w:r>
+              <w:rPr>
+                <w:rFonts w:ascii="Malgun Gothic" w:hAnsi="Malgun Gothic" w:cs="Malgun Gothic" w:eastAsia="Malgun Gothic"/>
+                <w:b w:val="0"/>
+                <w:i w:val="0"/>
+                <w:sz w:val="20"/>
+              </w:rPr>
+              <w:t>ein schlechtes Gewissen haben는 양심이 찔린다는 표현입니다.</w:t>
+            </w:r>
+          </w:p>
+        </w:tc>
+      </w:tr>
+      <w:tr>
+        <w:tc>
+          <w:tcPr>
+            <w:tcW w:type="dxa" w:w="1500"/>
+            <w:tcBorders>
+              <w:top w:val="single" w:color="BFBFBF" w:sz="4"/>
+              <w:left w:val="single" w:color="BFBFBF" w:sz="4"/>
+              <w:bottom w:val="single" w:color="BFBFBF" w:sz="4"/>
+              <w:right w:val="single" w:color="BFBFBF" w:sz="4"/>
+            </w:tcBorders>
+            <w:shd w:fill="DEEAF6" w:color="auto" w:val="clear"/>
+          </w:tcPr>
+          <w:p>
+            <w:r>
+              <w:rPr>
+                <w:rFonts w:ascii="Malgun Gothic" w:hAnsi="Malgun Gothic" w:cs="Malgun Gothic" w:eastAsia="Malgun Gothic"/>
+                <w:b/>
+                <w:i w:val="0"/>
+                <w:color w:val="1F3864"/>
+                <w:sz w:val="20"/>
+              </w:rPr>
+              <w:t>시제</w:t>
+            </w:r>
+          </w:p>
+        </w:tc>
+        <w:tc>
+          <w:tcPr>
+            <w:tcW w:type="dxa" w:w="8138"/>
+            <w:tcBorders>
+              <w:top w:val="single" w:color="BFBFBF" w:sz="4"/>
+              <w:left w:val="single" w:color="BFBFBF" w:sz="4"/>
+              <w:bottom w:val="single" w:color="BFBFBF" w:sz="4"/>
+              <w:right w:val="single" w:color="BFBFBF" w:sz="4"/>
+            </w:tcBorders>
+          </w:tcPr>
+          <w:p>
+            <w:pPr>
+              <w:spacing w:after="40"/>
+            </w:pPr>
+            <w:r>
+              <w:rPr>
+                <w:rFonts w:ascii="Malgun Gothic" w:hAnsi="Malgun Gothic" w:cs="Malgun Gothic" w:eastAsia="Malgun Gothic"/>
+                <w:b w:val="0"/>
+                <w:i w:val="0"/>
+                <w:sz w:val="20"/>
+              </w:rPr>
+              <w:t>ist는 현재형입니다.</w:t>
+            </w:r>
+          </w:p>
+        </w:tc>
+      </w:tr>
+    </w:tbl>
+    <w:p>
+      <w:pPr>
+        <w:spacing w:after="0"/>
+      </w:pPr>
+    </w:p>
+    <w:p>
+      <w:pPr>
+        <w:keepNext/>
+        <w:spacing w:before="160"/>
+      </w:pPr>
+      <w:r>
+        <w:rPr>
+          <w:rFonts w:ascii="Arial" w:hAnsi="Arial" w:cs="Arial" w:eastAsia="Malgun Gothic"/>
+          <w:b/>
+          <w:i w:val="0"/>
+          <w:sz w:val="22"/>
+        </w:rPr>
+        <w:t>10. Jonas: Weder noch. Ich besuche Elifs Mutter. Und wenn Sie jetzt grinsen, drehe ich um.</w:t>
+      </w:r>
+    </w:p>
+    <w:p>
+      <w:pPr>
+        <w:keepNext/>
+        <w:ind w:left="340"/>
+      </w:pPr>
+      <w:r>
+        <w:rPr>
+          <w:rFonts w:ascii="Malgun Gothic" w:hAnsi="Malgun Gothic" w:cs="Malgun Gothic" w:eastAsia="Malgun Gothic"/>
+          <w:b w:val="0"/>
+          <w:i/>
+          <w:color w:val="404040"/>
+          <w:sz w:val="20"/>
+        </w:rPr>
+        <w:t>둘 다 아니에요. 엘리프 어머님을 뵈러 가요. 지금 웃으시면 돌아가 버릴 거예요.</w:t>
+      </w:r>
+    </w:p>
+    <w:tbl>
+      <w:tblPr>
+        <w:tblW w:type="auto" w:w="0"/>
+        <w:tblLayout w:type="fixed"/>
+        <w:tblLook w:firstColumn="1" w:firstRow="1" w:lastColumn="0" w:lastRow="0" w:noHBand="0" w:noVBand="1" w:val="04A0"/>
+      </w:tblPr>
+      <w:tblGrid>
+        <w:gridCol w:w="4819"/>
+        <w:gridCol w:w="4819"/>
+      </w:tblGrid>
+      <w:tr>
+        <w:tc>
+          <w:tcPr>
+            <w:tcW w:type="dxa" w:w="1500"/>
+            <w:tcBorders>
+              <w:top w:val="single" w:color="BFBFBF" w:sz="4"/>
+              <w:left w:val="single" w:color="BFBFBF" w:sz="4"/>
+              <w:bottom w:val="single" w:color="BFBFBF" w:sz="4"/>
+              <w:right w:val="single" w:color="BFBFBF" w:sz="4"/>
+            </w:tcBorders>
+            <w:shd w:fill="DEEAF6" w:color="auto" w:val="clear"/>
+          </w:tcPr>
+          <w:p>
+            <w:r>
+              <w:rPr>
+                <w:rFonts w:ascii="Malgun Gothic" w:hAnsi="Malgun Gothic" w:cs="Malgun Gothic" w:eastAsia="Malgun Gothic"/>
+                <w:b/>
+                <w:i w:val="0"/>
+                <w:color w:val="1F3864"/>
+                <w:sz w:val="20"/>
+              </w:rPr>
+              <w:t>주요 단어</w:t>
+            </w:r>
+          </w:p>
+        </w:tc>
+        <w:tc>
+          <w:tcPr>
+            <w:tcW w:type="dxa" w:w="8138"/>
+            <w:tcBorders>
+              <w:top w:val="single" w:color="BFBFBF" w:sz="4"/>
+              <w:left w:val="single" w:color="BFBFBF" w:sz="4"/>
+              <w:bottom w:val="single" w:color="BFBFBF" w:sz="4"/>
+              <w:right w:val="single" w:color="BFBFBF" w:sz="4"/>
+            </w:tcBorders>
+          </w:tcPr>
+          <w:p>
+            <w:pPr>
+              <w:spacing w:after="40"/>
+            </w:pPr>
+            <w:r>
+              <w:rPr>
+                <w:rFonts w:ascii="Arial" w:hAnsi="Arial" w:cs="Arial" w:eastAsia="Malgun Gothic"/>
+                <w:b/>
+                <w:i w:val="0"/>
+                <w:sz w:val="20"/>
+              </w:rPr>
+              <w:t>besuchen</w:t>
+            </w:r>
+            <w:r>
+              <w:rPr>
+                <w:rFonts w:ascii="Malgun Gothic" w:hAnsi="Malgun Gothic" w:cs="Malgun Gothic" w:eastAsia="Malgun Gothic"/>
+                <w:b w:val="0"/>
+                <w:i w:val="0"/>
+                <w:sz w:val="20"/>
+              </w:rPr>
+              <w:t xml:space="preserve">  —  방문하다</w:t>
+            </w:r>
+          </w:p>
+          <w:p>
+            <w:pPr>
+              <w:spacing w:after="40"/>
+            </w:pPr>
+            <w:r>
+              <w:rPr>
+                <w:rFonts w:ascii="Arial" w:hAnsi="Arial" w:cs="Arial" w:eastAsia="Malgun Gothic"/>
+                <w:b/>
+                <w:i w:val="0"/>
+                <w:sz w:val="20"/>
+              </w:rPr>
+              <w:t>grinsen</w:t>
+            </w:r>
+            <w:r>
+              <w:rPr>
+                <w:rFonts w:ascii="Malgun Gothic" w:hAnsi="Malgun Gothic" w:cs="Malgun Gothic" w:eastAsia="Malgun Gothic"/>
+                <w:b w:val="0"/>
+                <w:i w:val="0"/>
+                <w:sz w:val="20"/>
+              </w:rPr>
+              <w:t xml:space="preserve">  —  씩 웃다</w:t>
+            </w:r>
+          </w:p>
+          <w:p>
+            <w:pPr>
+              <w:spacing w:after="40"/>
+            </w:pPr>
+            <w:r>
+              <w:rPr>
+                <w:rFonts w:ascii="Arial" w:hAnsi="Arial" w:cs="Arial" w:eastAsia="Malgun Gothic"/>
+                <w:b/>
+                <w:i w:val="0"/>
+                <w:sz w:val="20"/>
+              </w:rPr>
+              <w:t>umdrehen</w:t>
+            </w:r>
+            <w:r>
+              <w:rPr>
+                <w:rFonts w:ascii="Malgun Gothic" w:hAnsi="Malgun Gothic" w:cs="Malgun Gothic" w:eastAsia="Malgun Gothic"/>
+                <w:b w:val="0"/>
+                <w:i w:val="0"/>
+                <w:sz w:val="20"/>
+              </w:rPr>
+              <w:t xml:space="preserve">  —  돌아서다</w:t>
+            </w:r>
+          </w:p>
+        </w:tc>
+      </w:tr>
+      <w:tr>
+        <w:tc>
+          <w:tcPr>
+            <w:tcW w:type="dxa" w:w="1500"/>
+            <w:tcBorders>
+              <w:top w:val="single" w:color="BFBFBF" w:sz="4"/>
+              <w:left w:val="single" w:color="BFBFBF" w:sz="4"/>
+              <w:bottom w:val="single" w:color="BFBFBF" w:sz="4"/>
+              <w:right w:val="single" w:color="BFBFBF" w:sz="4"/>
+            </w:tcBorders>
+            <w:shd w:fill="DEEAF6" w:color="auto" w:val="clear"/>
+          </w:tcPr>
+          <w:p>
+            <w:r>
+              <w:rPr>
+                <w:rFonts w:ascii="Malgun Gothic" w:hAnsi="Malgun Gothic" w:cs="Malgun Gothic" w:eastAsia="Malgun Gothic"/>
+                <w:b/>
+                <w:i w:val="0"/>
+                <w:color w:val="1F3864"/>
+                <w:sz w:val="20"/>
+              </w:rPr>
+              <w:t>문법</w:t>
+            </w:r>
+          </w:p>
+        </w:tc>
+        <w:tc>
+          <w:tcPr>
+            <w:tcW w:type="dxa" w:w="8138"/>
+            <w:tcBorders>
+              <w:top w:val="single" w:color="BFBFBF" w:sz="4"/>
+              <w:left w:val="single" w:color="BFBFBF" w:sz="4"/>
+              <w:bottom w:val="single" w:color="BFBFBF" w:sz="4"/>
+              <w:right w:val="single" w:color="BFBFBF" w:sz="4"/>
+            </w:tcBorders>
+          </w:tcPr>
+          <w:p>
+            <w:pPr>
+              <w:spacing w:after="40"/>
+            </w:pPr>
+            <w:r>
+              <w:rPr>
+                <w:rFonts w:ascii="Malgun Gothic" w:hAnsi="Malgun Gothic" w:cs="Malgun Gothic" w:eastAsia="Malgun Gothic"/>
+                <w:b w:val="0"/>
+                <w:i w:val="0"/>
+                <w:sz w:val="20"/>
+              </w:rPr>
+              <w:t>Weder noch는 둘 다 아니라는 생략 표현입니다. wenn Sie jetzt grinsen, drehe ich um에서 umdrehen은 분리동사입니다.</w:t>
+            </w:r>
+          </w:p>
+        </w:tc>
+      </w:tr>
+      <w:tr>
+        <w:tc>
+          <w:tcPr>
+            <w:tcW w:type="dxa" w:w="1500"/>
+            <w:tcBorders>
+              <w:top w:val="single" w:color="BFBFBF" w:sz="4"/>
+              <w:left w:val="single" w:color="BFBFBF" w:sz="4"/>
+              <w:bottom w:val="single" w:color="BFBFBF" w:sz="4"/>
+              <w:right w:val="single" w:color="BFBFBF" w:sz="4"/>
+            </w:tcBorders>
+            <w:shd w:fill="DEEAF6" w:color="auto" w:val="clear"/>
+          </w:tcPr>
+          <w:p>
+            <w:r>
+              <w:rPr>
+                <w:rFonts w:ascii="Malgun Gothic" w:hAnsi="Malgun Gothic" w:cs="Malgun Gothic" w:eastAsia="Malgun Gothic"/>
+                <w:b/>
+                <w:i w:val="0"/>
+                <w:color w:val="1F3864"/>
+                <w:sz w:val="20"/>
+              </w:rPr>
+              <w:t>표현</w:t>
+            </w:r>
+          </w:p>
+        </w:tc>
+        <w:tc>
+          <w:tcPr>
+            <w:tcW w:type="dxa" w:w="8138"/>
+            <w:tcBorders>
+              <w:top w:val="single" w:color="BFBFBF" w:sz="4"/>
+              <w:left w:val="single" w:color="BFBFBF" w:sz="4"/>
+              <w:bottom w:val="single" w:color="BFBFBF" w:sz="4"/>
+              <w:right w:val="single" w:color="BFBFBF" w:sz="4"/>
+            </w:tcBorders>
+          </w:tcPr>
+          <w:p>
+            <w:pPr>
+              <w:spacing w:after="40"/>
+            </w:pPr>
+            <w:r>
+              <w:rPr>
+                <w:rFonts w:ascii="Malgun Gothic" w:hAnsi="Malgun Gothic" w:cs="Malgun Gothic" w:eastAsia="Malgun Gothic"/>
+                <w:b w:val="0"/>
+                <w:i w:val="0"/>
+                <w:sz w:val="20"/>
+              </w:rPr>
+              <w:t>Elifs Mutter에서 Elifs는 고유명사 2격입니다.</w:t>
+            </w:r>
+          </w:p>
+        </w:tc>
+      </w:tr>
+      <w:tr>
+        <w:tc>
+          <w:tcPr>
+            <w:tcW w:type="dxa" w:w="1500"/>
+            <w:tcBorders>
+              <w:top w:val="single" w:color="BFBFBF" w:sz="4"/>
+              <w:left w:val="single" w:color="BFBFBF" w:sz="4"/>
+              <w:bottom w:val="single" w:color="BFBFBF" w:sz="4"/>
+              <w:right w:val="single" w:color="BFBFBF" w:sz="4"/>
+            </w:tcBorders>
+            <w:shd w:fill="DEEAF6" w:color="auto" w:val="clear"/>
+          </w:tcPr>
+          <w:p>
+            <w:r>
+              <w:rPr>
+                <w:rFonts w:ascii="Malgun Gothic" w:hAnsi="Malgun Gothic" w:cs="Malgun Gothic" w:eastAsia="Malgun Gothic"/>
+                <w:b/>
+                <w:i w:val="0"/>
+                <w:color w:val="1F3864"/>
+                <w:sz w:val="20"/>
+              </w:rPr>
+              <w:t>시제</w:t>
+            </w:r>
+          </w:p>
+        </w:tc>
+        <w:tc>
+          <w:tcPr>
+            <w:tcW w:type="dxa" w:w="8138"/>
+            <w:tcBorders>
+              <w:top w:val="single" w:color="BFBFBF" w:sz="4"/>
+              <w:left w:val="single" w:color="BFBFBF" w:sz="4"/>
+              <w:bottom w:val="single" w:color="BFBFBF" w:sz="4"/>
+              <w:right w:val="single" w:color="BFBFBF" w:sz="4"/>
+            </w:tcBorders>
+          </w:tcPr>
+          <w:p>
+            <w:pPr>
+              <w:spacing w:after="40"/>
+            </w:pPr>
+            <w:r>
+              <w:rPr>
+                <w:rFonts w:ascii="Malgun Gothic" w:hAnsi="Malgun Gothic" w:cs="Malgun Gothic" w:eastAsia="Malgun Gothic"/>
+                <w:b w:val="0"/>
+                <w:i w:val="0"/>
+                <w:sz w:val="20"/>
+              </w:rPr>
+              <w:t>besuche, grinsen, drehe ... um은 현재형입니다.</w:t>
+            </w:r>
+          </w:p>
+        </w:tc>
+      </w:tr>
+    </w:tbl>
+    <w:p>
+      <w:pPr>
+        <w:spacing w:after="0"/>
+      </w:pPr>
+    </w:p>
+    <w:p>
+      <w:pPr>
+        <w:keepNext/>
+        <w:spacing w:before="160"/>
+      </w:pPr>
+      <w:r>
+        <w:rPr>
+          <w:rFonts w:ascii="Arial" w:hAnsi="Arial" w:cs="Arial" w:eastAsia="Malgun Gothic"/>
+          <w:b/>
+          <w:i w:val="0"/>
+          <w:sz w:val="22"/>
+        </w:rPr>
+        <w:t>11. Herr Bauer: Ich grinse nicht, ich strahle. Weißt du, ich habe Hasan Yılmaz gekannt. Er hat mir damals bei einer Räumungsklage geholfen, als niemand sonst sich getraut hat.</w:t>
+      </w:r>
+    </w:p>
+    <w:p>
+      <w:pPr>
+        <w:keepNext/>
+        <w:ind w:left="340"/>
+      </w:pPr>
+      <w:r>
+        <w:rPr>
+          <w:rFonts w:ascii="Malgun Gothic" w:hAnsi="Malgun Gothic" w:cs="Malgun Gothic" w:eastAsia="Malgun Gothic"/>
+          <w:b w:val="0"/>
+          <w:i/>
+          <w:color w:val="404040"/>
+          <w:sz w:val="20"/>
+        </w:rPr>
+        <w:t>웃는 게 아니라 환하게 웃는 거야. 나는 하산 일마즈를 알았어. 아무도 나서지 않았을 때 퇴거 소송에서 나를 도와줬지.</w:t>
+      </w:r>
+    </w:p>
+    <w:tbl>
+      <w:tblPr>
+        <w:tblW w:type="auto" w:w="0"/>
+        <w:tblLayout w:type="fixed"/>
+        <w:tblLook w:firstColumn="1" w:firstRow="1" w:lastColumn="0" w:lastRow="0" w:noHBand="0" w:noVBand="1" w:val="04A0"/>
+      </w:tblPr>
+      <w:tblGrid>
+        <w:gridCol w:w="4819"/>
+        <w:gridCol w:w="4819"/>
+      </w:tblGrid>
+      <w:tr>
+        <w:tc>
+          <w:tcPr>
+            <w:tcW w:type="dxa" w:w="1500"/>
+            <w:tcBorders>
+              <w:top w:val="single" w:color="BFBFBF" w:sz="4"/>
+              <w:left w:val="single" w:color="BFBFBF" w:sz="4"/>
+              <w:bottom w:val="single" w:color="BFBFBF" w:sz="4"/>
+              <w:right w:val="single" w:color="BFBFBF" w:sz="4"/>
+            </w:tcBorders>
+            <w:shd w:fill="DEEAF6" w:color="auto" w:val="clear"/>
+          </w:tcPr>
+          <w:p>
+            <w:r>
+              <w:rPr>
+                <w:rFonts w:ascii="Malgun Gothic" w:hAnsi="Malgun Gothic" w:cs="Malgun Gothic" w:eastAsia="Malgun Gothic"/>
+                <w:b/>
+                <w:i w:val="0"/>
+                <w:color w:val="1F3864"/>
+                <w:sz w:val="20"/>
+              </w:rPr>
+              <w:t>주요 단어</w:t>
+            </w:r>
+          </w:p>
+        </w:tc>
+        <w:tc>
+          <w:tcPr>
+            <w:tcW w:type="dxa" w:w="8138"/>
+            <w:tcBorders>
+              <w:top w:val="single" w:color="BFBFBF" w:sz="4"/>
+              <w:left w:val="single" w:color="BFBFBF" w:sz="4"/>
+              <w:bottom w:val="single" w:color="BFBFBF" w:sz="4"/>
+              <w:right w:val="single" w:color="BFBFBF" w:sz="4"/>
+            </w:tcBorders>
+          </w:tcPr>
+          <w:p>
+            <w:pPr>
+              <w:spacing w:after="40"/>
+            </w:pPr>
+            <w:r>
+              <w:rPr>
+                <w:rFonts w:ascii="Arial" w:hAnsi="Arial" w:cs="Arial" w:eastAsia="Malgun Gothic"/>
+                <w:b/>
+                <w:i w:val="0"/>
+                <w:sz w:val="20"/>
+              </w:rPr>
+              <w:t>strahlen</w:t>
+            </w:r>
+            <w:r>
+              <w:rPr>
+                <w:rFonts w:ascii="Malgun Gothic" w:hAnsi="Malgun Gothic" w:cs="Malgun Gothic" w:eastAsia="Malgun Gothic"/>
+                <w:b w:val="0"/>
+                <w:i w:val="0"/>
+                <w:sz w:val="20"/>
+              </w:rPr>
+              <w:t xml:space="preserve">  —  환하게 웃다</w:t>
+            </w:r>
+          </w:p>
+          <w:p>
+            <w:pPr>
+              <w:spacing w:after="40"/>
+            </w:pPr>
+            <w:r>
+              <w:rPr>
+                <w:rFonts w:ascii="Arial" w:hAnsi="Arial" w:cs="Arial" w:eastAsia="Malgun Gothic"/>
+                <w:b/>
+                <w:i w:val="0"/>
+                <w:sz w:val="20"/>
+              </w:rPr>
+              <w:t>sich trauen</w:t>
+            </w:r>
+            <w:r>
+              <w:rPr>
+                <w:rFonts w:ascii="Malgun Gothic" w:hAnsi="Malgun Gothic" w:cs="Malgun Gothic" w:eastAsia="Malgun Gothic"/>
+                <w:b w:val="0"/>
+                <w:i w:val="0"/>
+                <w:sz w:val="20"/>
+              </w:rPr>
+              <w:t xml:space="preserve">  —  용기를 내다</w:t>
+            </w:r>
+          </w:p>
+          <w:p>
+            <w:pPr>
+              <w:spacing w:after="40"/>
+            </w:pPr>
+            <w:r>
+              <w:rPr>
+                <w:rFonts w:ascii="Arial" w:hAnsi="Arial" w:cs="Arial" w:eastAsia="Malgun Gothic"/>
+                <w:b/>
+                <w:i w:val="0"/>
+                <w:sz w:val="20"/>
+              </w:rPr>
+              <w:t>niemand sonst</w:t>
+            </w:r>
+            <w:r>
+              <w:rPr>
+                <w:rFonts w:ascii="Malgun Gothic" w:hAnsi="Malgun Gothic" w:cs="Malgun Gothic" w:eastAsia="Malgun Gothic"/>
+                <w:b w:val="0"/>
+                <w:i w:val="0"/>
+                <w:sz w:val="20"/>
+              </w:rPr>
+              <w:t xml:space="preserve">  —  다른 아무도</w:t>
+            </w:r>
+          </w:p>
+        </w:tc>
+      </w:tr>
+      <w:tr>
+        <w:tc>
+          <w:tcPr>
+            <w:tcW w:type="dxa" w:w="1500"/>
+            <w:tcBorders>
+              <w:top w:val="single" w:color="BFBFBF" w:sz="4"/>
+              <w:left w:val="single" w:color="BFBFBF" w:sz="4"/>
+              <w:bottom w:val="single" w:color="BFBFBF" w:sz="4"/>
+              <w:right w:val="single" w:color="BFBFBF" w:sz="4"/>
+            </w:tcBorders>
+            <w:shd w:fill="DEEAF6" w:color="auto" w:val="clear"/>
+          </w:tcPr>
+          <w:p>
+            <w:r>
+              <w:rPr>
+                <w:rFonts w:ascii="Malgun Gothic" w:hAnsi="Malgun Gothic" w:cs="Malgun Gothic" w:eastAsia="Malgun Gothic"/>
+                <w:b/>
+                <w:i w:val="0"/>
+                <w:color w:val="1F3864"/>
+                <w:sz w:val="20"/>
+              </w:rPr>
+              <w:t>문법</w:t>
+            </w:r>
+          </w:p>
+        </w:tc>
+        <w:tc>
+          <w:tcPr>
+            <w:tcW w:type="dxa" w:w="8138"/>
+            <w:tcBorders>
+              <w:top w:val="single" w:color="BFBFBF" w:sz="4"/>
+              <w:left w:val="single" w:color="BFBFBF" w:sz="4"/>
+              <w:bottom w:val="single" w:color="BFBFBF" w:sz="4"/>
+              <w:right w:val="single" w:color="BFBFBF" w:sz="4"/>
+            </w:tcBorders>
+          </w:tcPr>
+          <w:p>
+            <w:pPr>
+              <w:spacing w:after="40"/>
+            </w:pPr>
+            <w:r>
+              <w:rPr>
+                <w:rFonts w:ascii="Malgun Gothic" w:hAnsi="Malgun Gothic" w:cs="Malgun Gothic" w:eastAsia="Malgun Gothic"/>
+                <w:b w:val="0"/>
+                <w:i w:val="0"/>
+                <w:sz w:val="20"/>
+              </w:rPr>
+              <w:t>Er hat mir damals ... geholfen에서 helfen은 3격 mir를 취합니다. als niemand sonst sich getraut hat은 과거 시점을 나타내는 als절입니다.</w:t>
+            </w:r>
+          </w:p>
+        </w:tc>
+      </w:tr>
+      <w:tr>
+        <w:tc>
+          <w:tcPr>
+            <w:tcW w:type="dxa" w:w="1500"/>
+            <w:tcBorders>
+              <w:top w:val="single" w:color="BFBFBF" w:sz="4"/>
+              <w:left w:val="single" w:color="BFBFBF" w:sz="4"/>
+              <w:bottom w:val="single" w:color="BFBFBF" w:sz="4"/>
+              <w:right w:val="single" w:color="BFBFBF" w:sz="4"/>
+            </w:tcBorders>
+            <w:shd w:fill="DEEAF6" w:color="auto" w:val="clear"/>
+          </w:tcPr>
+          <w:p>
+            <w:r>
+              <w:rPr>
+                <w:rFonts w:ascii="Malgun Gothic" w:hAnsi="Malgun Gothic" w:cs="Malgun Gothic" w:eastAsia="Malgun Gothic"/>
+                <w:b/>
+                <w:i w:val="0"/>
+                <w:color w:val="1F3864"/>
+                <w:sz w:val="20"/>
+              </w:rPr>
+              <w:t>표현</w:t>
+            </w:r>
+          </w:p>
+        </w:tc>
+        <w:tc>
+          <w:tcPr>
+            <w:tcW w:type="dxa" w:w="8138"/>
+            <w:tcBorders>
+              <w:top w:val="single" w:color="BFBFBF" w:sz="4"/>
+              <w:left w:val="single" w:color="BFBFBF" w:sz="4"/>
+              <w:bottom w:val="single" w:color="BFBFBF" w:sz="4"/>
+              <w:right w:val="single" w:color="BFBFBF" w:sz="4"/>
+            </w:tcBorders>
+          </w:tcPr>
+          <w:p>
+            <w:pPr>
+              <w:spacing w:after="40"/>
+            </w:pPr>
+            <w:r>
+              <w:rPr>
+                <w:rFonts w:ascii="Malgun Gothic" w:hAnsi="Malgun Gothic" w:cs="Malgun Gothic" w:eastAsia="Malgun Gothic"/>
+                <w:b w:val="0"/>
+                <w:i w:val="0"/>
+                <w:sz w:val="20"/>
+              </w:rPr>
+              <w:t>Ich habe Hasan Yılmaz gekannt는 현재완료입니다.</w:t>
+            </w:r>
+          </w:p>
+        </w:tc>
+      </w:tr>
+      <w:tr>
+        <w:tc>
+          <w:tcPr>
+            <w:tcW w:type="dxa" w:w="1500"/>
+            <w:tcBorders>
+              <w:top w:val="single" w:color="BFBFBF" w:sz="4"/>
+              <w:left w:val="single" w:color="BFBFBF" w:sz="4"/>
+              <w:bottom w:val="single" w:color="BFBFBF" w:sz="4"/>
+              <w:right w:val="single" w:color="BFBFBF" w:sz="4"/>
+            </w:tcBorders>
+            <w:shd w:fill="DEEAF6" w:color="auto" w:val="clear"/>
+          </w:tcPr>
+          <w:p>
+            <w:r>
+              <w:rPr>
+                <w:rFonts w:ascii="Malgun Gothic" w:hAnsi="Malgun Gothic" w:cs="Malgun Gothic" w:eastAsia="Malgun Gothic"/>
+                <w:b/>
+                <w:i w:val="0"/>
+                <w:color w:val="1F3864"/>
+                <w:sz w:val="20"/>
+              </w:rPr>
+              <w:t>시제</w:t>
+            </w:r>
+          </w:p>
+        </w:tc>
+        <w:tc>
+          <w:tcPr>
+            <w:tcW w:type="dxa" w:w="8138"/>
+            <w:tcBorders>
+              <w:top w:val="single" w:color="BFBFBF" w:sz="4"/>
+              <w:left w:val="single" w:color="BFBFBF" w:sz="4"/>
+              <w:bottom w:val="single" w:color="BFBFBF" w:sz="4"/>
+              <w:right w:val="single" w:color="BFBFBF" w:sz="4"/>
+            </w:tcBorders>
+          </w:tcPr>
+          <w:p>
+            <w:pPr>
+              <w:spacing w:after="40"/>
+            </w:pPr>
+            <w:r>
+              <w:rPr>
+                <w:rFonts w:ascii="Malgun Gothic" w:hAnsi="Malgun Gothic" w:cs="Malgun Gothic" w:eastAsia="Malgun Gothic"/>
+                <w:b w:val="0"/>
+                <w:i w:val="0"/>
+                <w:sz w:val="20"/>
+              </w:rPr>
+              <w:t>strahle, Weißt는 현재형이고 habe ... gekannt, hat ... geholfen, getraut hat은 현재완료입니다.</w:t>
+            </w:r>
+          </w:p>
+        </w:tc>
+      </w:tr>
+    </w:tbl>
+    <w:p>
+      <w:pPr>
+        <w:spacing w:after="0"/>
+      </w:pPr>
+    </w:p>
+    <w:p>
+      <w:pPr>
+        <w:keepNext/>
+        <w:spacing w:before="160"/>
+      </w:pPr>
+      <w:r>
+        <w:rPr>
+          <w:rFonts w:ascii="Arial" w:hAnsi="Arial" w:cs="Arial" w:eastAsia="Malgun Gothic"/>
+          <w:b/>
+          <w:i w:val="0"/>
+          <w:sz w:val="22"/>
+        </w:rPr>
+        <w:t>12. Jonas: Dann hat die Mieterberatung ihm mehr zu verdanken, als ich wusste. Wussten Sie, dass Elif ihren Vater dabei verloren hat?</w:t>
+      </w:r>
+    </w:p>
+    <w:p>
+      <w:pPr>
+        <w:keepNext/>
+        <w:ind w:left="340"/>
+      </w:pPr>
+      <w:r>
+        <w:rPr>
+          <w:rFonts w:ascii="Malgun Gothic" w:hAnsi="Malgun Gothic" w:cs="Malgun Gothic" w:eastAsia="Malgun Gothic"/>
+          <w:b w:val="0"/>
+          <w:i/>
+          <w:color w:val="404040"/>
+          <w:sz w:val="20"/>
+        </w:rPr>
+        <w:t>그럼 상담소는 제가 알던 것보다 그분께 더 큰 빚을 졌네요. 엘리프가 그 일 중에 아버지를 잃었다는 걸 아셨나요?</w:t>
+      </w:r>
+    </w:p>
+    <w:tbl>
+      <w:tblPr>
+        <w:tblW w:type="auto" w:w="0"/>
+        <w:tblLayout w:type="fixed"/>
+        <w:tblLook w:firstColumn="1" w:firstRow="1" w:lastColumn="0" w:lastRow="0" w:noHBand="0" w:noVBand="1" w:val="04A0"/>
+      </w:tblPr>
+      <w:tblGrid>
+        <w:gridCol w:w="4819"/>
+        <w:gridCol w:w="4819"/>
+      </w:tblGrid>
+      <w:tr>
+        <w:tc>
+          <w:tcPr>
+            <w:tcW w:type="dxa" w:w="1500"/>
+            <w:tcBorders>
+              <w:top w:val="single" w:color="BFBFBF" w:sz="4"/>
+              <w:left w:val="single" w:color="BFBFBF" w:sz="4"/>
+              <w:bottom w:val="single" w:color="BFBFBF" w:sz="4"/>
+              <w:right w:val="single" w:color="BFBFBF" w:sz="4"/>
+            </w:tcBorders>
+            <w:shd w:fill="DEEAF6" w:color="auto" w:val="clear"/>
+          </w:tcPr>
+          <w:p>
+            <w:r>
+              <w:rPr>
+                <w:rFonts w:ascii="Malgun Gothic" w:hAnsi="Malgun Gothic" w:cs="Malgun Gothic" w:eastAsia="Malgun Gothic"/>
+                <w:b/>
+                <w:i w:val="0"/>
+                <w:color w:val="1F3864"/>
+                <w:sz w:val="20"/>
+              </w:rPr>
+              <w:t>주요 단어</w:t>
+            </w:r>
+          </w:p>
+        </w:tc>
+        <w:tc>
+          <w:tcPr>
+            <w:tcW w:type="dxa" w:w="8138"/>
+            <w:tcBorders>
+              <w:top w:val="single" w:color="BFBFBF" w:sz="4"/>
+              <w:left w:val="single" w:color="BFBFBF" w:sz="4"/>
+              <w:bottom w:val="single" w:color="BFBFBF" w:sz="4"/>
+              <w:right w:val="single" w:color="BFBFBF" w:sz="4"/>
+            </w:tcBorders>
+          </w:tcPr>
+          <w:p>
+            <w:pPr>
+              <w:spacing w:after="40"/>
+            </w:pPr>
+            <w:r>
+              <w:rPr>
+                <w:rFonts w:ascii="Arial" w:hAnsi="Arial" w:cs="Arial" w:eastAsia="Malgun Gothic"/>
+                <w:b/>
+                <w:i w:val="0"/>
+                <w:sz w:val="20"/>
+              </w:rPr>
+              <w:t>verdanken</w:t>
+            </w:r>
+            <w:r>
+              <w:rPr>
+                <w:rFonts w:ascii="Malgun Gothic" w:hAnsi="Malgun Gothic" w:cs="Malgun Gothic" w:eastAsia="Malgun Gothic"/>
+                <w:b w:val="0"/>
+                <w:i w:val="0"/>
+                <w:sz w:val="20"/>
+              </w:rPr>
+              <w:t xml:space="preserve">  —  덕분이다</w:t>
+            </w:r>
+          </w:p>
+          <w:p>
+            <w:pPr>
+              <w:spacing w:after="40"/>
+            </w:pPr>
+            <w:r>
+              <w:rPr>
+                <w:rFonts w:ascii="Arial" w:hAnsi="Arial" w:cs="Arial" w:eastAsia="Malgun Gothic"/>
+                <w:b/>
+                <w:i w:val="0"/>
+                <w:sz w:val="20"/>
+              </w:rPr>
+              <w:t>verlieren</w:t>
+            </w:r>
+            <w:r>
+              <w:rPr>
+                <w:rFonts w:ascii="Malgun Gothic" w:hAnsi="Malgun Gothic" w:cs="Malgun Gothic" w:eastAsia="Malgun Gothic"/>
+                <w:b w:val="0"/>
+                <w:i w:val="0"/>
+                <w:sz w:val="20"/>
+              </w:rPr>
+              <w:t xml:space="preserve">  —  잃다</w:t>
+            </w:r>
+          </w:p>
+          <w:p>
+            <w:pPr>
+              <w:spacing w:after="40"/>
+            </w:pPr>
+            <w:r>
+              <w:rPr>
+                <w:rFonts w:ascii="Arial" w:hAnsi="Arial" w:cs="Arial" w:eastAsia="Malgun Gothic"/>
+                <w:b/>
+                <w:i w:val="0"/>
+                <w:sz w:val="20"/>
+              </w:rPr>
+              <w:t>dabei</w:t>
+            </w:r>
+            <w:r>
+              <w:rPr>
+                <w:rFonts w:ascii="Malgun Gothic" w:hAnsi="Malgun Gothic" w:cs="Malgun Gothic" w:eastAsia="Malgun Gothic"/>
+                <w:b w:val="0"/>
+                <w:i w:val="0"/>
+                <w:sz w:val="20"/>
+              </w:rPr>
+              <w:t xml:space="preserve">  —  그 일에서</w:t>
+            </w:r>
+          </w:p>
+        </w:tc>
+      </w:tr>
+      <w:tr>
+        <w:tc>
+          <w:tcPr>
+            <w:tcW w:type="dxa" w:w="1500"/>
+            <w:tcBorders>
+              <w:top w:val="single" w:color="BFBFBF" w:sz="4"/>
+              <w:left w:val="single" w:color="BFBFBF" w:sz="4"/>
+              <w:bottom w:val="single" w:color="BFBFBF" w:sz="4"/>
+              <w:right w:val="single" w:color="BFBFBF" w:sz="4"/>
+            </w:tcBorders>
+            <w:shd w:fill="DEEAF6" w:color="auto" w:val="clear"/>
+          </w:tcPr>
+          <w:p>
+            <w:r>
+              <w:rPr>
+                <w:rFonts w:ascii="Malgun Gothic" w:hAnsi="Malgun Gothic" w:cs="Malgun Gothic" w:eastAsia="Malgun Gothic"/>
+                <w:b/>
+                <w:i w:val="0"/>
+                <w:color w:val="1F3864"/>
+                <w:sz w:val="20"/>
+              </w:rPr>
+              <w:t>문법</w:t>
+            </w:r>
+          </w:p>
+        </w:tc>
+        <w:tc>
+          <w:tcPr>
+            <w:tcW w:type="dxa" w:w="8138"/>
+            <w:tcBorders>
+              <w:top w:val="single" w:color="BFBFBF" w:sz="4"/>
+              <w:left w:val="single" w:color="BFBFBF" w:sz="4"/>
+              <w:bottom w:val="single" w:color="BFBFBF" w:sz="4"/>
+              <w:right w:val="single" w:color="BFBFBF" w:sz="4"/>
+            </w:tcBorders>
+          </w:tcPr>
+          <w:p>
+            <w:pPr>
+              <w:spacing w:after="40"/>
+            </w:pPr>
+            <w:r>
+              <w:rPr>
+                <w:rFonts w:ascii="Malgun Gothic" w:hAnsi="Malgun Gothic" w:cs="Malgun Gothic" w:eastAsia="Malgun Gothic"/>
+                <w:b w:val="0"/>
+                <w:i w:val="0"/>
+                <w:sz w:val="20"/>
+              </w:rPr>
+              <w:t>Dann hat die Mieterberatung ihm mehr zu verdanken, als ich wusste에서 haben + zu 부정형과 als절이 쓰입니다. Wussten Sie, dass ...?에서 dass절의 hat이 끝에 옵니다.</w:t>
+            </w:r>
+          </w:p>
+        </w:tc>
+      </w:tr>
+      <w:tr>
+        <w:tc>
+          <w:tcPr>
+            <w:tcW w:type="dxa" w:w="1500"/>
+            <w:tcBorders>
+              <w:top w:val="single" w:color="BFBFBF" w:sz="4"/>
+              <w:left w:val="single" w:color="BFBFBF" w:sz="4"/>
+              <w:bottom w:val="single" w:color="BFBFBF" w:sz="4"/>
+              <w:right w:val="single" w:color="BFBFBF" w:sz="4"/>
+            </w:tcBorders>
+            <w:shd w:fill="DEEAF6" w:color="auto" w:val="clear"/>
+          </w:tcPr>
+          <w:p>
+            <w:r>
+              <w:rPr>
+                <w:rFonts w:ascii="Malgun Gothic" w:hAnsi="Malgun Gothic" w:cs="Malgun Gothic" w:eastAsia="Malgun Gothic"/>
+                <w:b/>
+                <w:i w:val="0"/>
+                <w:color w:val="1F3864"/>
+                <w:sz w:val="20"/>
+              </w:rPr>
+              <w:t>표현</w:t>
+            </w:r>
+          </w:p>
+        </w:tc>
+        <w:tc>
+          <w:tcPr>
+            <w:tcW w:type="dxa" w:w="8138"/>
+            <w:tcBorders>
+              <w:top w:val="single" w:color="BFBFBF" w:sz="4"/>
+              <w:left w:val="single" w:color="BFBFBF" w:sz="4"/>
+              <w:bottom w:val="single" w:color="BFBFBF" w:sz="4"/>
+              <w:right w:val="single" w:color="BFBFBF" w:sz="4"/>
+            </w:tcBorders>
+          </w:tcPr>
+          <w:p>
+            <w:pPr>
+              <w:spacing w:after="40"/>
+            </w:pPr>
+            <w:r>
+              <w:rPr>
+                <w:rFonts w:ascii="Malgun Gothic" w:hAnsi="Malgun Gothic" w:cs="Malgun Gothic" w:eastAsia="Malgun Gothic"/>
+                <w:b w:val="0"/>
+                <w:i w:val="0"/>
+                <w:sz w:val="20"/>
+              </w:rPr>
+              <w:t>jemandem etwas zu verdanken haben는 ~덕분이다라는 표현입니다.</w:t>
+            </w:r>
+          </w:p>
+        </w:tc>
+      </w:tr>
+      <w:tr>
+        <w:tc>
+          <w:tcPr>
+            <w:tcW w:type="dxa" w:w="1500"/>
+            <w:tcBorders>
+              <w:top w:val="single" w:color="BFBFBF" w:sz="4"/>
+              <w:left w:val="single" w:color="BFBFBF" w:sz="4"/>
+              <w:bottom w:val="single" w:color="BFBFBF" w:sz="4"/>
+              <w:right w:val="single" w:color="BFBFBF" w:sz="4"/>
+            </w:tcBorders>
+            <w:shd w:fill="DEEAF6" w:color="auto" w:val="clear"/>
+          </w:tcPr>
+          <w:p>
+            <w:r>
+              <w:rPr>
+                <w:rFonts w:ascii="Malgun Gothic" w:hAnsi="Malgun Gothic" w:cs="Malgun Gothic" w:eastAsia="Malgun Gothic"/>
+                <w:b/>
+                <w:i w:val="0"/>
+                <w:color w:val="1F3864"/>
+                <w:sz w:val="20"/>
+              </w:rPr>
+              <w:t>시제</w:t>
+            </w:r>
+          </w:p>
+        </w:tc>
+        <w:tc>
+          <w:tcPr>
+            <w:tcW w:type="dxa" w:w="8138"/>
+            <w:tcBorders>
+              <w:top w:val="single" w:color="BFBFBF" w:sz="4"/>
+              <w:left w:val="single" w:color="BFBFBF" w:sz="4"/>
+              <w:bottom w:val="single" w:color="BFBFBF" w:sz="4"/>
+              <w:right w:val="single" w:color="BFBFBF" w:sz="4"/>
+            </w:tcBorders>
+          </w:tcPr>
+          <w:p>
+            <w:pPr>
+              <w:spacing w:after="40"/>
+            </w:pPr>
+            <w:r>
+              <w:rPr>
+                <w:rFonts w:ascii="Malgun Gothic" w:hAnsi="Malgun Gothic" w:cs="Malgun Gothic" w:eastAsia="Malgun Gothic"/>
+                <w:b w:val="0"/>
+                <w:i w:val="0"/>
+                <w:sz w:val="20"/>
+              </w:rPr>
+              <w:t>hat ... zu verdanken, wusste, Wussten은 현재형 또는 과거형이며 verloren hat은 현재완료입니다.</w:t>
+            </w:r>
+          </w:p>
+        </w:tc>
+      </w:tr>
+    </w:tbl>
+    <w:p>
+      <w:pPr>
+        <w:spacing w:after="0"/>
+      </w:pPr>
+    </w:p>
+    <w:p>
+      <w:pPr>
+        <w:keepNext/>
+        <w:spacing w:before="160"/>
+      </w:pPr>
+      <w:r>
+        <w:rPr>
+          <w:rFonts w:ascii="Arial" w:hAnsi="Arial" w:cs="Arial" w:eastAsia="Malgun Gothic"/>
+          <w:b/>
+          <w:i w:val="0"/>
+          <w:sz w:val="22"/>
+        </w:rPr>
+        <w:t>13. Herr Bauer: Natürlich wusste ich es. Ich war bei der Beerdigung. Ich habe damals neben dem Mädchen gestanden und gedacht: Aus der wird entweder eine Kämpferin oder ein gebrochener Mensch.</w:t>
+      </w:r>
+    </w:p>
+    <w:p>
+      <w:pPr>
+        <w:keepNext/>
+        <w:ind w:left="340"/>
+      </w:pPr>
+      <w:r>
+        <w:rPr>
+          <w:rFonts w:ascii="Malgun Gothic" w:hAnsi="Malgun Gothic" w:cs="Malgun Gothic" w:eastAsia="Malgun Gothic"/>
+          <w:b w:val="0"/>
+          <w:i/>
+          <w:color w:val="404040"/>
+          <w:sz w:val="20"/>
+        </w:rPr>
+        <w:t>물론 알았지. 장례식에도 갔어. 그때 그 소녀 곁에 서서 생각했지. 저 아이는 싸우는 사람이 되거나 부서진 사람이 되겠구나.</w:t>
+      </w:r>
+    </w:p>
+    <w:tbl>
+      <w:tblPr>
+        <w:tblW w:type="auto" w:w="0"/>
+        <w:tblLayout w:type="fixed"/>
+        <w:tblLook w:firstColumn="1" w:firstRow="1" w:lastColumn="0" w:lastRow="0" w:noHBand="0" w:noVBand="1" w:val="04A0"/>
+      </w:tblPr>
+      <w:tblGrid>
+        <w:gridCol w:w="4819"/>
+        <w:gridCol w:w="4819"/>
+      </w:tblGrid>
+      <w:tr>
+        <w:tc>
+          <w:tcPr>
+            <w:tcW w:type="dxa" w:w="1500"/>
+            <w:tcBorders>
+              <w:top w:val="single" w:color="BFBFBF" w:sz="4"/>
+              <w:left w:val="single" w:color="BFBFBF" w:sz="4"/>
+              <w:bottom w:val="single" w:color="BFBFBF" w:sz="4"/>
+              <w:right w:val="single" w:color="BFBFBF" w:sz="4"/>
+            </w:tcBorders>
+            <w:shd w:fill="DEEAF6" w:color="auto" w:val="clear"/>
+          </w:tcPr>
+          <w:p>
+            <w:r>
+              <w:rPr>
+                <w:rFonts w:ascii="Malgun Gothic" w:hAnsi="Malgun Gothic" w:cs="Malgun Gothic" w:eastAsia="Malgun Gothic"/>
+                <w:b/>
+                <w:i w:val="0"/>
+                <w:color w:val="1F3864"/>
+                <w:sz w:val="20"/>
+              </w:rPr>
+              <w:t>주요 단어</w:t>
+            </w:r>
+          </w:p>
+        </w:tc>
+        <w:tc>
+          <w:tcPr>
+            <w:tcW w:type="dxa" w:w="8138"/>
+            <w:tcBorders>
+              <w:top w:val="single" w:color="BFBFBF" w:sz="4"/>
+              <w:left w:val="single" w:color="BFBFBF" w:sz="4"/>
+              <w:bottom w:val="single" w:color="BFBFBF" w:sz="4"/>
+              <w:right w:val="single" w:color="BFBFBF" w:sz="4"/>
+            </w:tcBorders>
+          </w:tcPr>
+          <w:p>
+            <w:pPr>
+              <w:spacing w:after="40"/>
+            </w:pPr>
+            <w:r>
+              <w:rPr>
+                <w:rFonts w:ascii="Arial" w:hAnsi="Arial" w:cs="Arial" w:eastAsia="Malgun Gothic"/>
+                <w:b/>
+                <w:i w:val="0"/>
+                <w:sz w:val="20"/>
+              </w:rPr>
+              <w:t>die Beerdigung, -en</w:t>
+            </w:r>
+            <w:r>
+              <w:rPr>
+                <w:rFonts w:ascii="Malgun Gothic" w:hAnsi="Malgun Gothic" w:cs="Malgun Gothic" w:eastAsia="Malgun Gothic"/>
+                <w:b w:val="0"/>
+                <w:i w:val="0"/>
+                <w:sz w:val="20"/>
+              </w:rPr>
+              <w:t xml:space="preserve">  —  장례식</w:t>
+            </w:r>
+          </w:p>
+          <w:p>
+            <w:pPr>
+              <w:spacing w:after="40"/>
+            </w:pPr>
+            <w:r>
+              <w:rPr>
+                <w:rFonts w:ascii="Arial" w:hAnsi="Arial" w:cs="Arial" w:eastAsia="Malgun Gothic"/>
+                <w:b/>
+                <w:i w:val="0"/>
+                <w:sz w:val="20"/>
+              </w:rPr>
+              <w:t>der Kämpfer, -</w:t>
+            </w:r>
+            <w:r>
+              <w:rPr>
+                <w:rFonts w:ascii="Malgun Gothic" w:hAnsi="Malgun Gothic" w:cs="Malgun Gothic" w:eastAsia="Malgun Gothic"/>
+                <w:b w:val="0"/>
+                <w:i w:val="0"/>
+                <w:sz w:val="20"/>
+              </w:rPr>
+              <w:t xml:space="preserve">  —  싸우는 사람</w:t>
+            </w:r>
+          </w:p>
+          <w:p>
+            <w:pPr>
+              <w:spacing w:after="40"/>
+            </w:pPr>
+            <w:r>
+              <w:rPr>
+                <w:rFonts w:ascii="Arial" w:hAnsi="Arial" w:cs="Arial" w:eastAsia="Malgun Gothic"/>
+                <w:b/>
+                <w:i w:val="0"/>
+                <w:sz w:val="20"/>
+              </w:rPr>
+              <w:t>gebrochen</w:t>
+            </w:r>
+            <w:r>
+              <w:rPr>
+                <w:rFonts w:ascii="Malgun Gothic" w:hAnsi="Malgun Gothic" w:cs="Malgun Gothic" w:eastAsia="Malgun Gothic"/>
+                <w:b w:val="0"/>
+                <w:i w:val="0"/>
+                <w:sz w:val="20"/>
+              </w:rPr>
+              <w:t xml:space="preserve">  —  부서진</w:t>
+            </w:r>
+          </w:p>
+        </w:tc>
+      </w:tr>
+      <w:tr>
+        <w:tc>
+          <w:tcPr>
+            <w:tcW w:type="dxa" w:w="1500"/>
+            <w:tcBorders>
+              <w:top w:val="single" w:color="BFBFBF" w:sz="4"/>
+              <w:left w:val="single" w:color="BFBFBF" w:sz="4"/>
+              <w:bottom w:val="single" w:color="BFBFBF" w:sz="4"/>
+              <w:right w:val="single" w:color="BFBFBF" w:sz="4"/>
+            </w:tcBorders>
+            <w:shd w:fill="DEEAF6" w:color="auto" w:val="clear"/>
+          </w:tcPr>
+          <w:p>
+            <w:r>
+              <w:rPr>
+                <w:rFonts w:ascii="Malgun Gothic" w:hAnsi="Malgun Gothic" w:cs="Malgun Gothic" w:eastAsia="Malgun Gothic"/>
+                <w:b/>
+                <w:i w:val="0"/>
+                <w:color w:val="1F3864"/>
+                <w:sz w:val="20"/>
+              </w:rPr>
+              <w:t>문법</w:t>
+            </w:r>
+          </w:p>
+        </w:tc>
+        <w:tc>
+          <w:tcPr>
+            <w:tcW w:type="dxa" w:w="8138"/>
+            <w:tcBorders>
+              <w:top w:val="single" w:color="BFBFBF" w:sz="4"/>
+              <w:left w:val="single" w:color="BFBFBF" w:sz="4"/>
+              <w:bottom w:val="single" w:color="BFBFBF" w:sz="4"/>
+              <w:right w:val="single" w:color="BFBFBF" w:sz="4"/>
+            </w:tcBorders>
+          </w:tcPr>
+          <w:p>
+            <w:pPr>
+              <w:spacing w:after="40"/>
+            </w:pPr>
+            <w:r>
+              <w:rPr>
+                <w:rFonts w:ascii="Malgun Gothic" w:hAnsi="Malgun Gothic" w:cs="Malgun Gothic" w:eastAsia="Malgun Gothic"/>
+                <w:b w:val="0"/>
+                <w:i w:val="0"/>
+                <w:sz w:val="20"/>
+              </w:rPr>
+              <w:t>Aus der wird entweder eine Kämpferin oder ein gebrochener Mensch에서 werden aus + 3격과 entweder ... oder가 쓰입니다. Ich habe ... gestanden und gedacht는 현재완료입니다.</w:t>
+            </w:r>
+          </w:p>
+        </w:tc>
+      </w:tr>
+      <w:tr>
+        <w:tc>
+          <w:tcPr>
+            <w:tcW w:type="dxa" w:w="1500"/>
+            <w:tcBorders>
+              <w:top w:val="single" w:color="BFBFBF" w:sz="4"/>
+              <w:left w:val="single" w:color="BFBFBF" w:sz="4"/>
+              <w:bottom w:val="single" w:color="BFBFBF" w:sz="4"/>
+              <w:right w:val="single" w:color="BFBFBF" w:sz="4"/>
+            </w:tcBorders>
+            <w:shd w:fill="DEEAF6" w:color="auto" w:val="clear"/>
+          </w:tcPr>
+          <w:p>
+            <w:r>
+              <w:rPr>
+                <w:rFonts w:ascii="Malgun Gothic" w:hAnsi="Malgun Gothic" w:cs="Malgun Gothic" w:eastAsia="Malgun Gothic"/>
+                <w:b/>
+                <w:i w:val="0"/>
+                <w:color w:val="1F3864"/>
+                <w:sz w:val="20"/>
+              </w:rPr>
+              <w:t>표현</w:t>
+            </w:r>
+          </w:p>
+        </w:tc>
+        <w:tc>
+          <w:tcPr>
+            <w:tcW w:type="dxa" w:w="8138"/>
+            <w:tcBorders>
+              <w:top w:val="single" w:color="BFBFBF" w:sz="4"/>
+              <w:left w:val="single" w:color="BFBFBF" w:sz="4"/>
+              <w:bottom w:val="single" w:color="BFBFBF" w:sz="4"/>
+              <w:right w:val="single" w:color="BFBFBF" w:sz="4"/>
+            </w:tcBorders>
+          </w:tcPr>
+          <w:p>
+            <w:pPr>
+              <w:spacing w:after="40"/>
+            </w:pPr>
+            <w:r>
+              <w:rPr>
+                <w:rFonts w:ascii="Malgun Gothic" w:hAnsi="Malgun Gothic" w:cs="Malgun Gothic" w:eastAsia="Malgun Gothic"/>
+                <w:b w:val="0"/>
+                <w:i w:val="0"/>
+                <w:sz w:val="20"/>
+              </w:rPr>
+              <w:t>Natürlich wusste ich es는 과거형입니다.</w:t>
+            </w:r>
+          </w:p>
+        </w:tc>
+      </w:tr>
+      <w:tr>
+        <w:tc>
+          <w:tcPr>
+            <w:tcW w:type="dxa" w:w="1500"/>
+            <w:tcBorders>
+              <w:top w:val="single" w:color="BFBFBF" w:sz="4"/>
+              <w:left w:val="single" w:color="BFBFBF" w:sz="4"/>
+              <w:bottom w:val="single" w:color="BFBFBF" w:sz="4"/>
+              <w:right w:val="single" w:color="BFBFBF" w:sz="4"/>
+            </w:tcBorders>
+            <w:shd w:fill="DEEAF6" w:color="auto" w:val="clear"/>
+          </w:tcPr>
+          <w:p>
+            <w:r>
+              <w:rPr>
+                <w:rFonts w:ascii="Malgun Gothic" w:hAnsi="Malgun Gothic" w:cs="Malgun Gothic" w:eastAsia="Malgun Gothic"/>
+                <w:b/>
+                <w:i w:val="0"/>
+                <w:color w:val="1F3864"/>
+                <w:sz w:val="20"/>
+              </w:rPr>
+              <w:t>시제</w:t>
+            </w:r>
+          </w:p>
+        </w:tc>
+        <w:tc>
+          <w:tcPr>
+            <w:tcW w:type="dxa" w:w="8138"/>
+            <w:tcBorders>
+              <w:top w:val="single" w:color="BFBFBF" w:sz="4"/>
+              <w:left w:val="single" w:color="BFBFBF" w:sz="4"/>
+              <w:bottom w:val="single" w:color="BFBFBF" w:sz="4"/>
+              <w:right w:val="single" w:color="BFBFBF" w:sz="4"/>
+            </w:tcBorders>
+          </w:tcPr>
+          <w:p>
+            <w:pPr>
+              <w:spacing w:after="40"/>
+            </w:pPr>
+            <w:r>
+              <w:rPr>
+                <w:rFonts w:ascii="Malgun Gothic" w:hAnsi="Malgun Gothic" w:cs="Malgun Gothic" w:eastAsia="Malgun Gothic"/>
+                <w:b w:val="0"/>
+                <w:i w:val="0"/>
+                <w:sz w:val="20"/>
+              </w:rPr>
+              <w:t>wusste, war는 과거형이고 habe ... gestanden, ... gedacht는 현재완료, wird는 현재형입니다.</w:t>
+            </w:r>
+          </w:p>
+        </w:tc>
+      </w:tr>
+    </w:tbl>
+    <w:p>
+      <w:pPr>
+        <w:spacing w:after="0"/>
+      </w:pPr>
+    </w:p>
+    <w:p>
+      <w:pPr>
+        <w:keepNext/>
+        <w:spacing w:before="160"/>
+      </w:pPr>
+      <w:r>
+        <w:rPr>
+          <w:rFonts w:ascii="Arial" w:hAnsi="Arial" w:cs="Arial" w:eastAsia="Malgun Gothic"/>
+          <w:b/>
+          <w:i w:val="0"/>
+          <w:sz w:val="22"/>
+        </w:rPr>
+        <w:t>14. Jonas: Und? Was ist sie geworden?</w:t>
+      </w:r>
+    </w:p>
+    <w:p>
+      <w:pPr>
+        <w:keepNext/>
+        <w:ind w:left="340"/>
+      </w:pPr>
+      <w:r>
+        <w:rPr>
+          <w:rFonts w:ascii="Malgun Gothic" w:hAnsi="Malgun Gothic" w:cs="Malgun Gothic" w:eastAsia="Malgun Gothic"/>
+          <w:b w:val="0"/>
+          <w:i/>
+          <w:color w:val="404040"/>
+          <w:sz w:val="20"/>
+        </w:rPr>
+        <w:t>그래서요? 그 아이는 무엇이 되었나요?</w:t>
+      </w:r>
+    </w:p>
+    <w:tbl>
+      <w:tblPr>
+        <w:tblW w:type="auto" w:w="0"/>
+        <w:tblLayout w:type="fixed"/>
+        <w:tblLook w:firstColumn="1" w:firstRow="1" w:lastColumn="0" w:lastRow="0" w:noHBand="0" w:noVBand="1" w:val="04A0"/>
+      </w:tblPr>
+      <w:tblGrid>
+        <w:gridCol w:w="4819"/>
+        <w:gridCol w:w="4819"/>
+      </w:tblGrid>
+      <w:tr>
+        <w:tc>
+          <w:tcPr>
+            <w:tcW w:type="dxa" w:w="1500"/>
+            <w:tcBorders>
+              <w:top w:val="single" w:color="BFBFBF" w:sz="4"/>
+              <w:left w:val="single" w:color="BFBFBF" w:sz="4"/>
+              <w:bottom w:val="single" w:color="BFBFBF" w:sz="4"/>
+              <w:right w:val="single" w:color="BFBFBF" w:sz="4"/>
+            </w:tcBorders>
+            <w:shd w:fill="DEEAF6" w:color="auto" w:val="clear"/>
+          </w:tcPr>
+          <w:p>
+            <w:r>
+              <w:rPr>
+                <w:rFonts w:ascii="Malgun Gothic" w:hAnsi="Malgun Gothic" w:cs="Malgun Gothic" w:eastAsia="Malgun Gothic"/>
+                <w:b/>
+                <w:i w:val="0"/>
+                <w:color w:val="1F3864"/>
+                <w:sz w:val="20"/>
+              </w:rPr>
+              <w:t>주요 단어</w:t>
+            </w:r>
+          </w:p>
+        </w:tc>
+        <w:tc>
+          <w:tcPr>
+            <w:tcW w:type="dxa" w:w="8138"/>
+            <w:tcBorders>
+              <w:top w:val="single" w:color="BFBFBF" w:sz="4"/>
+              <w:left w:val="single" w:color="BFBFBF" w:sz="4"/>
+              <w:bottom w:val="single" w:color="BFBFBF" w:sz="4"/>
+              <w:right w:val="single" w:color="BFBFBF" w:sz="4"/>
+            </w:tcBorders>
+          </w:tcPr>
+          <w:p>
+            <w:pPr>
+              <w:spacing w:after="40"/>
+            </w:pPr>
+            <w:r>
+              <w:rPr>
+                <w:rFonts w:ascii="Arial" w:hAnsi="Arial" w:cs="Arial" w:eastAsia="Malgun Gothic"/>
+                <w:b/>
+                <w:i w:val="0"/>
+                <w:sz w:val="20"/>
+              </w:rPr>
+              <w:t>werden</w:t>
+            </w:r>
+            <w:r>
+              <w:rPr>
+                <w:rFonts w:ascii="Malgun Gothic" w:hAnsi="Malgun Gothic" w:cs="Malgun Gothic" w:eastAsia="Malgun Gothic"/>
+                <w:b w:val="0"/>
+                <w:i w:val="0"/>
+                <w:sz w:val="20"/>
+              </w:rPr>
+              <w:t xml:space="preserve">  —  되다</w:t>
+            </w:r>
+          </w:p>
+          <w:p>
+            <w:pPr>
+              <w:spacing w:after="40"/>
+            </w:pPr>
+            <w:r>
+              <w:rPr>
+                <w:rFonts w:ascii="Arial" w:hAnsi="Arial" w:cs="Arial" w:eastAsia="Malgun Gothic"/>
+                <w:b/>
+                <w:i w:val="0"/>
+                <w:sz w:val="20"/>
+              </w:rPr>
+              <w:t>und</w:t>
+            </w:r>
+            <w:r>
+              <w:rPr>
+                <w:rFonts w:ascii="Malgun Gothic" w:hAnsi="Malgun Gothic" w:cs="Malgun Gothic" w:eastAsia="Malgun Gothic"/>
+                <w:b w:val="0"/>
+                <w:i w:val="0"/>
+                <w:sz w:val="20"/>
+              </w:rPr>
+              <w:t xml:space="preserve">  —  그래서</w:t>
+            </w:r>
+          </w:p>
+          <w:p>
+            <w:pPr>
+              <w:spacing w:after="40"/>
+            </w:pPr>
+            <w:r>
+              <w:rPr>
+                <w:rFonts w:ascii="Arial" w:hAnsi="Arial" w:cs="Arial" w:eastAsia="Malgun Gothic"/>
+                <w:b/>
+                <w:i w:val="0"/>
+                <w:sz w:val="20"/>
+              </w:rPr>
+              <w:t>was</w:t>
+            </w:r>
+            <w:r>
+              <w:rPr>
+                <w:rFonts w:ascii="Malgun Gothic" w:hAnsi="Malgun Gothic" w:cs="Malgun Gothic" w:eastAsia="Malgun Gothic"/>
+                <w:b w:val="0"/>
+                <w:i w:val="0"/>
+                <w:sz w:val="20"/>
+              </w:rPr>
+              <w:t xml:space="preserve">  —  무엇</w:t>
+            </w:r>
+          </w:p>
+        </w:tc>
+      </w:tr>
+      <w:tr>
+        <w:tc>
+          <w:tcPr>
+            <w:tcW w:type="dxa" w:w="1500"/>
+            <w:tcBorders>
+              <w:top w:val="single" w:color="BFBFBF" w:sz="4"/>
+              <w:left w:val="single" w:color="BFBFBF" w:sz="4"/>
+              <w:bottom w:val="single" w:color="BFBFBF" w:sz="4"/>
+              <w:right w:val="single" w:color="BFBFBF" w:sz="4"/>
+            </w:tcBorders>
+            <w:shd w:fill="DEEAF6" w:color="auto" w:val="clear"/>
+          </w:tcPr>
+          <w:p>
+            <w:r>
+              <w:rPr>
+                <w:rFonts w:ascii="Malgun Gothic" w:hAnsi="Malgun Gothic" w:cs="Malgun Gothic" w:eastAsia="Malgun Gothic"/>
+                <w:b/>
+                <w:i w:val="0"/>
+                <w:color w:val="1F3864"/>
+                <w:sz w:val="20"/>
+              </w:rPr>
+              <w:t>문법</w:t>
+            </w:r>
+          </w:p>
+        </w:tc>
+        <w:tc>
+          <w:tcPr>
+            <w:tcW w:type="dxa" w:w="8138"/>
+            <w:tcBorders>
+              <w:top w:val="single" w:color="BFBFBF" w:sz="4"/>
+              <w:left w:val="single" w:color="BFBFBF" w:sz="4"/>
+              <w:bottom w:val="single" w:color="BFBFBF" w:sz="4"/>
+              <w:right w:val="single" w:color="BFBFBF" w:sz="4"/>
+            </w:tcBorders>
+          </w:tcPr>
+          <w:p>
+            <w:pPr>
+              <w:spacing w:after="40"/>
+            </w:pPr>
+            <w:r>
+              <w:rPr>
+                <w:rFonts w:ascii="Malgun Gothic" w:hAnsi="Malgun Gothic" w:cs="Malgun Gothic" w:eastAsia="Malgun Gothic"/>
+                <w:b w:val="0"/>
+                <w:i w:val="0"/>
+                <w:sz w:val="20"/>
+              </w:rPr>
+              <w:t>Was ist sie geworden?는 werden의 현재완료 의문문이며 sein을 씁니다. Und?는 대답을 재촉합니다.</w:t>
+            </w:r>
+          </w:p>
+        </w:tc>
+      </w:tr>
+      <w:tr>
+        <w:tc>
+          <w:tcPr>
+            <w:tcW w:type="dxa" w:w="1500"/>
+            <w:tcBorders>
+              <w:top w:val="single" w:color="BFBFBF" w:sz="4"/>
+              <w:left w:val="single" w:color="BFBFBF" w:sz="4"/>
+              <w:bottom w:val="single" w:color="BFBFBF" w:sz="4"/>
+              <w:right w:val="single" w:color="BFBFBF" w:sz="4"/>
+            </w:tcBorders>
+            <w:shd w:fill="DEEAF6" w:color="auto" w:val="clear"/>
+          </w:tcPr>
+          <w:p>
+            <w:r>
+              <w:rPr>
+                <w:rFonts w:ascii="Malgun Gothic" w:hAnsi="Malgun Gothic" w:cs="Malgun Gothic" w:eastAsia="Malgun Gothic"/>
+                <w:b/>
+                <w:i w:val="0"/>
+                <w:color w:val="1F3864"/>
+                <w:sz w:val="20"/>
+              </w:rPr>
+              <w:t>표현</w:t>
+            </w:r>
+          </w:p>
+        </w:tc>
+        <w:tc>
+          <w:tcPr>
+            <w:tcW w:type="dxa" w:w="8138"/>
+            <w:tcBorders>
+              <w:top w:val="single" w:color="BFBFBF" w:sz="4"/>
+              <w:left w:val="single" w:color="BFBFBF" w:sz="4"/>
+              <w:bottom w:val="single" w:color="BFBFBF" w:sz="4"/>
+              <w:right w:val="single" w:color="BFBFBF" w:sz="4"/>
+            </w:tcBorders>
+          </w:tcPr>
+          <w:p>
+            <w:pPr>
+              <w:spacing w:after="40"/>
+            </w:pPr>
+            <w:r>
+              <w:rPr>
+                <w:rFonts w:ascii="Malgun Gothic" w:hAnsi="Malgun Gothic" w:cs="Malgun Gothic" w:eastAsia="Malgun Gothic"/>
+                <w:b w:val="0"/>
+                <w:i w:val="0"/>
+                <w:sz w:val="20"/>
+              </w:rPr>
+              <w:t>짧은 질문입니다.</w:t>
+            </w:r>
+          </w:p>
+        </w:tc>
+      </w:tr>
+      <w:tr>
+        <w:tc>
+          <w:tcPr>
+            <w:tcW w:type="dxa" w:w="1500"/>
+            <w:tcBorders>
+              <w:top w:val="single" w:color="BFBFBF" w:sz="4"/>
+              <w:left w:val="single" w:color="BFBFBF" w:sz="4"/>
+              <w:bottom w:val="single" w:color="BFBFBF" w:sz="4"/>
+              <w:right w:val="single" w:color="BFBFBF" w:sz="4"/>
+            </w:tcBorders>
+            <w:shd w:fill="DEEAF6" w:color="auto" w:val="clear"/>
+          </w:tcPr>
+          <w:p>
+            <w:r>
+              <w:rPr>
+                <w:rFonts w:ascii="Malgun Gothic" w:hAnsi="Malgun Gothic" w:cs="Malgun Gothic" w:eastAsia="Malgun Gothic"/>
+                <w:b/>
+                <w:i w:val="0"/>
+                <w:color w:val="1F3864"/>
+                <w:sz w:val="20"/>
+              </w:rPr>
+              <w:t>시제</w:t>
+            </w:r>
+          </w:p>
+        </w:tc>
+        <w:tc>
+          <w:tcPr>
+            <w:tcW w:type="dxa" w:w="8138"/>
+            <w:tcBorders>
+              <w:top w:val="single" w:color="BFBFBF" w:sz="4"/>
+              <w:left w:val="single" w:color="BFBFBF" w:sz="4"/>
+              <w:bottom w:val="single" w:color="BFBFBF" w:sz="4"/>
+              <w:right w:val="single" w:color="BFBFBF" w:sz="4"/>
+            </w:tcBorders>
+          </w:tcPr>
+          <w:p>
+            <w:pPr>
+              <w:spacing w:after="40"/>
+            </w:pPr>
+            <w:r>
+              <w:rPr>
+                <w:rFonts w:ascii="Malgun Gothic" w:hAnsi="Malgun Gothic" w:cs="Malgun Gothic" w:eastAsia="Malgun Gothic"/>
+                <w:b w:val="0"/>
+                <w:i w:val="0"/>
+                <w:sz w:val="20"/>
+              </w:rPr>
+              <w:t>ist ... geworden은 현재완료입니다.</w:t>
+            </w:r>
+          </w:p>
+        </w:tc>
+      </w:tr>
+    </w:tbl>
+    <w:p>
+      <w:pPr>
+        <w:spacing w:after="0"/>
+      </w:pPr>
+    </w:p>
+    <w:p>
+      <w:pPr>
+        <w:keepNext/>
+        <w:spacing w:before="160"/>
+      </w:pPr>
+      <w:r>
+        <w:rPr>
+          <w:rFonts w:ascii="Arial" w:hAnsi="Arial" w:cs="Arial" w:eastAsia="Malgun Gothic"/>
+          <w:b/>
+          <w:i w:val="0"/>
+          <w:sz w:val="22"/>
+        </w:rPr>
+        <w:t>15. Herr Bauer: Das, junger Freund, weißt du besser als ich. Und jetzt geh. Frau Yılmaz kocht gewiss, und Verspätung gilt dort als Beleidigung.</w:t>
+      </w:r>
+    </w:p>
+    <w:p>
+      <w:pPr>
+        <w:keepNext/>
+        <w:ind w:left="340"/>
+      </w:pPr>
+      <w:r>
+        <w:rPr>
+          <w:rFonts w:ascii="Malgun Gothic" w:hAnsi="Malgun Gothic" w:cs="Malgun Gothic" w:eastAsia="Malgun Gothic"/>
+          <w:b w:val="0"/>
+          <w:i/>
+          <w:color w:val="404040"/>
+          <w:sz w:val="20"/>
+        </w:rPr>
+        <w:t>그건 젊은 친구가 나보다 더 잘 알지. 이제 가게. 일마즈 부인이 분명 요리하고 계실 텐데, 거기서는 지각이 모욕이니까.</w:t>
+      </w:r>
+    </w:p>
+    <w:tbl>
+      <w:tblPr>
+        <w:tblW w:type="auto" w:w="0"/>
+        <w:tblLayout w:type="fixed"/>
+        <w:tblLook w:firstColumn="1" w:firstRow="1" w:lastColumn="0" w:lastRow="0" w:noHBand="0" w:noVBand="1" w:val="04A0"/>
+      </w:tblPr>
+      <w:tblGrid>
+        <w:gridCol w:w="4819"/>
+        <w:gridCol w:w="4819"/>
+      </w:tblGrid>
+      <w:tr>
+        <w:tc>
+          <w:tcPr>
+            <w:tcW w:type="dxa" w:w="1500"/>
+            <w:tcBorders>
+              <w:top w:val="single" w:color="BFBFBF" w:sz="4"/>
+              <w:left w:val="single" w:color="BFBFBF" w:sz="4"/>
+              <w:bottom w:val="single" w:color="BFBFBF" w:sz="4"/>
+              <w:right w:val="single" w:color="BFBFBF" w:sz="4"/>
+            </w:tcBorders>
+            <w:shd w:fill="DEEAF6" w:color="auto" w:val="clear"/>
+          </w:tcPr>
+          <w:p>
+            <w:r>
+              <w:rPr>
+                <w:rFonts w:ascii="Malgun Gothic" w:hAnsi="Malgun Gothic" w:cs="Malgun Gothic" w:eastAsia="Malgun Gothic"/>
+                <w:b/>
+                <w:i w:val="0"/>
+                <w:color w:val="1F3864"/>
+                <w:sz w:val="20"/>
+              </w:rPr>
+              <w:t>주요 단어</w:t>
+            </w:r>
+          </w:p>
+        </w:tc>
+        <w:tc>
+          <w:tcPr>
+            <w:tcW w:type="dxa" w:w="8138"/>
+            <w:tcBorders>
+              <w:top w:val="single" w:color="BFBFBF" w:sz="4"/>
+              <w:left w:val="single" w:color="BFBFBF" w:sz="4"/>
+              <w:bottom w:val="single" w:color="BFBFBF" w:sz="4"/>
+              <w:right w:val="single" w:color="BFBFBF" w:sz="4"/>
+            </w:tcBorders>
+          </w:tcPr>
+          <w:p>
+            <w:pPr>
+              <w:spacing w:after="40"/>
+            </w:pPr>
+            <w:r>
+              <w:rPr>
+                <w:rFonts w:ascii="Arial" w:hAnsi="Arial" w:cs="Arial" w:eastAsia="Malgun Gothic"/>
+                <w:b/>
+                <w:i w:val="0"/>
+                <w:sz w:val="20"/>
+              </w:rPr>
+              <w:t>die Beleidigung, -en</w:t>
+            </w:r>
+            <w:r>
+              <w:rPr>
+                <w:rFonts w:ascii="Malgun Gothic" w:hAnsi="Malgun Gothic" w:cs="Malgun Gothic" w:eastAsia="Malgun Gothic"/>
+                <w:b w:val="0"/>
+                <w:i w:val="0"/>
+                <w:sz w:val="20"/>
+              </w:rPr>
+              <w:t xml:space="preserve">  —  모욕</w:t>
+            </w:r>
+          </w:p>
+          <w:p>
+            <w:pPr>
+              <w:spacing w:after="40"/>
+            </w:pPr>
+            <w:r>
+              <w:rPr>
+                <w:rFonts w:ascii="Arial" w:hAnsi="Arial" w:cs="Arial" w:eastAsia="Malgun Gothic"/>
+                <w:b/>
+                <w:i w:val="0"/>
+                <w:sz w:val="20"/>
+              </w:rPr>
+              <w:t>gewiss</w:t>
+            </w:r>
+            <w:r>
+              <w:rPr>
+                <w:rFonts w:ascii="Malgun Gothic" w:hAnsi="Malgun Gothic" w:cs="Malgun Gothic" w:eastAsia="Malgun Gothic"/>
+                <w:b w:val="0"/>
+                <w:i w:val="0"/>
+                <w:sz w:val="20"/>
+              </w:rPr>
+              <w:t xml:space="preserve">  —  분명히</w:t>
+            </w:r>
+          </w:p>
+          <w:p>
+            <w:pPr>
+              <w:spacing w:after="40"/>
+            </w:pPr>
+            <w:r>
+              <w:rPr>
+                <w:rFonts w:ascii="Arial" w:hAnsi="Arial" w:cs="Arial" w:eastAsia="Malgun Gothic"/>
+                <w:b/>
+                <w:i w:val="0"/>
+                <w:sz w:val="20"/>
+              </w:rPr>
+              <w:t>die Verspätung, -en</w:t>
+            </w:r>
+            <w:r>
+              <w:rPr>
+                <w:rFonts w:ascii="Malgun Gothic" w:hAnsi="Malgun Gothic" w:cs="Malgun Gothic" w:eastAsia="Malgun Gothic"/>
+                <w:b w:val="0"/>
+                <w:i w:val="0"/>
+                <w:sz w:val="20"/>
+              </w:rPr>
+              <w:t xml:space="preserve">  —  지각</w:t>
+            </w:r>
+          </w:p>
+        </w:tc>
+      </w:tr>
+      <w:tr>
+        <w:tc>
+          <w:tcPr>
+            <w:tcW w:type="dxa" w:w="1500"/>
+            <w:tcBorders>
+              <w:top w:val="single" w:color="BFBFBF" w:sz="4"/>
+              <w:left w:val="single" w:color="BFBFBF" w:sz="4"/>
+              <w:bottom w:val="single" w:color="BFBFBF" w:sz="4"/>
+              <w:right w:val="single" w:color="BFBFBF" w:sz="4"/>
+            </w:tcBorders>
+            <w:shd w:fill="DEEAF6" w:color="auto" w:val="clear"/>
+          </w:tcPr>
+          <w:p>
+            <w:r>
+              <w:rPr>
+                <w:rFonts w:ascii="Malgun Gothic" w:hAnsi="Malgun Gothic" w:cs="Malgun Gothic" w:eastAsia="Malgun Gothic"/>
+                <w:b/>
+                <w:i w:val="0"/>
+                <w:color w:val="1F3864"/>
+                <w:sz w:val="20"/>
+              </w:rPr>
+              <w:t>문법</w:t>
+            </w:r>
+          </w:p>
+        </w:tc>
+        <w:tc>
+          <w:tcPr>
+            <w:tcW w:type="dxa" w:w="8138"/>
+            <w:tcBorders>
+              <w:top w:val="single" w:color="BFBFBF" w:sz="4"/>
+              <w:left w:val="single" w:color="BFBFBF" w:sz="4"/>
+              <w:bottom w:val="single" w:color="BFBFBF" w:sz="4"/>
+              <w:right w:val="single" w:color="BFBFBF" w:sz="4"/>
+            </w:tcBorders>
+          </w:tcPr>
+          <w:p>
+            <w:pPr>
+              <w:spacing w:after="40"/>
+            </w:pPr>
+            <w:r>
+              <w:rPr>
+                <w:rFonts w:ascii="Malgun Gothic" w:hAnsi="Malgun Gothic" w:cs="Malgun Gothic" w:eastAsia="Malgun Gothic"/>
+                <w:b w:val="0"/>
+                <w:i w:val="0"/>
+                <w:sz w:val="20"/>
+              </w:rPr>
+              <w:t>Das ... weißt du besser als ich는 비교 구문입니다. Verspätung gilt dort als Beleidigung에서 gelten als + 1격이 쓰입니다.</w:t>
+            </w:r>
+          </w:p>
+        </w:tc>
+      </w:tr>
+      <w:tr>
+        <w:tc>
+          <w:tcPr>
+            <w:tcW w:type="dxa" w:w="1500"/>
+            <w:tcBorders>
+              <w:top w:val="single" w:color="BFBFBF" w:sz="4"/>
+              <w:left w:val="single" w:color="BFBFBF" w:sz="4"/>
+              <w:bottom w:val="single" w:color="BFBFBF" w:sz="4"/>
+              <w:right w:val="single" w:color="BFBFBF" w:sz="4"/>
+            </w:tcBorders>
+            <w:shd w:fill="DEEAF6" w:color="auto" w:val="clear"/>
+          </w:tcPr>
+          <w:p>
+            <w:r>
+              <w:rPr>
+                <w:rFonts w:ascii="Malgun Gothic" w:hAnsi="Malgun Gothic" w:cs="Malgun Gothic" w:eastAsia="Malgun Gothic"/>
+                <w:b/>
+                <w:i w:val="0"/>
+                <w:color w:val="1F3864"/>
+                <w:sz w:val="20"/>
+              </w:rPr>
+              <w:t>표현</w:t>
+            </w:r>
+          </w:p>
+        </w:tc>
+        <w:tc>
+          <w:tcPr>
+            <w:tcW w:type="dxa" w:w="8138"/>
+            <w:tcBorders>
+              <w:top w:val="single" w:color="BFBFBF" w:sz="4"/>
+              <w:left w:val="single" w:color="BFBFBF" w:sz="4"/>
+              <w:bottom w:val="single" w:color="BFBFBF" w:sz="4"/>
+              <w:right w:val="single" w:color="BFBFBF" w:sz="4"/>
+            </w:tcBorders>
+          </w:tcPr>
+          <w:p>
+            <w:pPr>
+              <w:spacing w:after="40"/>
+            </w:pPr>
+            <w:r>
+              <w:rPr>
+                <w:rFonts w:ascii="Malgun Gothic" w:hAnsi="Malgun Gothic" w:cs="Malgun Gothic" w:eastAsia="Malgun Gothic"/>
+                <w:b w:val="0"/>
+                <w:i w:val="0"/>
+                <w:sz w:val="20"/>
+              </w:rPr>
+              <w:t>jetzt geh는 du 명령형입니다.</w:t>
+            </w:r>
+          </w:p>
+        </w:tc>
+      </w:tr>
+      <w:tr>
+        <w:tc>
+          <w:tcPr>
+            <w:tcW w:type="dxa" w:w="1500"/>
+            <w:tcBorders>
+              <w:top w:val="single" w:color="BFBFBF" w:sz="4"/>
+              <w:left w:val="single" w:color="BFBFBF" w:sz="4"/>
+              <w:bottom w:val="single" w:color="BFBFBF" w:sz="4"/>
+              <w:right w:val="single" w:color="BFBFBF" w:sz="4"/>
+            </w:tcBorders>
+            <w:shd w:fill="DEEAF6" w:color="auto" w:val="clear"/>
+          </w:tcPr>
+          <w:p>
+            <w:r>
+              <w:rPr>
+                <w:rFonts w:ascii="Malgun Gothic" w:hAnsi="Malgun Gothic" w:cs="Malgun Gothic" w:eastAsia="Malgun Gothic"/>
+                <w:b/>
+                <w:i w:val="0"/>
+                <w:color w:val="1F3864"/>
+                <w:sz w:val="20"/>
+              </w:rPr>
+              <w:t>시제</w:t>
+            </w:r>
+          </w:p>
+        </w:tc>
+        <w:tc>
+          <w:tcPr>
+            <w:tcW w:type="dxa" w:w="8138"/>
+            <w:tcBorders>
+              <w:top w:val="single" w:color="BFBFBF" w:sz="4"/>
+              <w:left w:val="single" w:color="BFBFBF" w:sz="4"/>
+              <w:bottom w:val="single" w:color="BFBFBF" w:sz="4"/>
+              <w:right w:val="single" w:color="BFBFBF" w:sz="4"/>
+            </w:tcBorders>
+          </w:tcPr>
+          <w:p>
+            <w:pPr>
+              <w:spacing w:after="40"/>
+            </w:pPr>
+            <w:r>
+              <w:rPr>
+                <w:rFonts w:ascii="Malgun Gothic" w:hAnsi="Malgun Gothic" w:cs="Malgun Gothic" w:eastAsia="Malgun Gothic"/>
+                <w:b w:val="0"/>
+                <w:i w:val="0"/>
+                <w:sz w:val="20"/>
+              </w:rPr>
+              <w:t>weißt, kocht, gilt는 현재형이고 geh는 명령형입니다.</w:t>
+            </w:r>
+          </w:p>
+        </w:tc>
+      </w:tr>
+    </w:tbl>
+    <w:p>
+      <w:pPr>
+        <w:spacing w:after="0"/>
+      </w:pPr>
+    </w:p>
+    <w:p>
+      <w:pPr>
+        <w:keepNext/>
+        <w:spacing w:before="160"/>
+      </w:pPr>
+      <w:r>
+        <w:rPr>
+          <w:rFonts w:ascii="Arial" w:hAnsi="Arial" w:cs="Arial" w:eastAsia="Malgun Gothic"/>
+          <w:b/>
+          <w:i w:val="0"/>
+          <w:sz w:val="22"/>
+        </w:rPr>
+        <w:t>16. Jonas: Sonntagabend. Elif hat mich zu sich nach Hause eingeladen, und ich stehe mit einem Blumenstrauß vor einer Tür in Wedding.</w:t>
       </w:r>
     </w:p>
     <w:p>
@@ -347,7 +4937,7 @@
           <w:i w:val="0"/>
           <w:sz w:val="22"/>
         </w:rPr>
-        <w:t>2. Elif: Du hast Blumen mitgebracht? Meine Mutter wird sofort glauben, du hättest ernste Absichten.</w:t>
+        <w:t>17. Elif: Du hast Blumen mitgebracht? Meine Mutter wird sofort glauben, du hättest ernste Absichten.</w:t>
       </w:r>
     </w:p>
     <w:p>
@@ -653,7 +5243,7 @@
           <w:i w:val="0"/>
           <w:sz w:val="22"/>
         </w:rPr>
-        <w:t>3. Jonas: Dann nehme ich sie wieder zurück. Ich will keine Missverständnisse.</w:t>
+        <w:t>18. Jonas: Dann nehme ich sie wieder zurück. Ich will keine Missverständnisse.</w:t>
       </w:r>
     </w:p>
     <w:p>
@@ -959,7 +5549,7 @@
           <w:i w:val="0"/>
           <w:sz w:val="22"/>
         </w:rPr>
-        <w:t>4. Elif: Zu spät, sie hat dich schon durch den Spion gesehen. Komm rein, und zieh die Schuhe aus.</w:t>
+        <w:t>19. Elif: Zu spät, sie hat dich schon durch den Spion gesehen. Komm rein, und zieh die Schuhe aus.</w:t>
       </w:r>
     </w:p>
     <w:p>
@@ -1265,7 +5855,7 @@
           <w:i w:val="0"/>
           <w:sz w:val="22"/>
         </w:rPr>
-        <w:t>5. Frau Yılmaz: Willkommen, willkommen! Du musst Jonas sein. Elif hat mir so viel von dir erzählt, dass ich dich schon kenne.</w:t>
+        <w:t>20. Frau Yılmaz: Willkommen, willkommen! Du musst Jonas sein. Elif hat mir so viel von dir erzählt, dass ich dich schon kenne.</w:t>
       </w:r>
     </w:p>
     <w:p>
@@ -1571,7 +6161,7 @@
           <w:i w:val="0"/>
           <w:sz w:val="22"/>
         </w:rPr>
-        <w:t>6. Jonas: Guten Abend, Frau Yılmaz. Ich hoffe, sie hat nur Gutes erzählt. Die Blumen sind für Sie.</w:t>
+        <w:t>21. Jonas: Guten Abend, Frau Yılmaz. Ich hoffe, sie hat nur Gutes erzählt. Die Blumen sind für Sie.</w:t>
       </w:r>
     </w:p>
     <w:p>
@@ -1877,7 +6467,7 @@
           <w:i w:val="0"/>
           <w:sz w:val="22"/>
         </w:rPr>
-        <w:t>7. Frau Yılmaz: Oh, wie schön! Tulpen. Mein Mann hat mir immer Tulpen geschenkt, im Februar, wenn es sie kaum gab. Sie waren sein Zeichen, dass der Winter endet.</w:t>
+        <w:t>22. Frau Yılmaz: Oh, wie schön! Tulpen. Mein Mann hat mir immer Tulpen geschenkt, im Februar, wenn es sie kaum gab. Sie waren sein Zeichen, dass der Winter endet.</w:t>
       </w:r>
     </w:p>
     <w:p>
@@ -2183,7 +6773,7 @@
           <w:i w:val="0"/>
           <w:sz w:val="22"/>
         </w:rPr>
-        <w:t>8. Elif: Mama, nicht weinen. Er ist doch nur zu Besuch gekommen.</w:t>
+        <w:t>23. Elif: Mama, nicht weinen. Er ist doch nur zu Besuch gekommen.</w:t>
       </w:r>
     </w:p>
     <w:p>
@@ -2489,7 +7079,7 @@
           <w:i w:val="0"/>
           <w:sz w:val="22"/>
         </w:rPr>
-        <w:t>9. Frau Yılmaz: Ich weine nicht, ich bin gerührt. Das ist ein Unterschied, den nur Mütter kennen. Setzt euch, das Essen ist fertig.</w:t>
+        <w:t>24. Frau Yılmaz: Ich weine nicht, ich bin gerührt. Das ist ein Unterschied, den nur Mütter kennen. Setzt euch, das Essen ist fertig.</w:t>
       </w:r>
     </w:p>
     <w:p>
@@ -2795,7 +7385,7 @@
           <w:i w:val="0"/>
           <w:sz w:val="22"/>
         </w:rPr>
-        <w:t>10. Jonas: Auf dem Tisch stehen Börek, gefüllte Weinblätter, ein Linsensalat und eine Schüssel Joghurt mit Gurke. Es sieht aus wie ein Fest.</w:t>
+        <w:t>25. Jonas: Auf dem Tisch stehen Börek, gefüllte Weinblätter, ein Linsensalat und eine Schüssel Joghurt mit Gurke. Es sieht aus wie ein Fest.</w:t>
       </w:r>
     </w:p>
     <w:p>
@@ -3101,7 +7691,7 @@
           <w:i w:val="0"/>
           <w:sz w:val="22"/>
         </w:rPr>
-        <w:t>11. Frau Yılmaz: Iss, iss! Du bist zu dünn. Wer Fahrrad fährt, braucht Kraft. Elif, gib ihm noch Börek.</w:t>
+        <w:t>26. Frau Yılmaz: Iss, iss! Du bist zu dünn. Wer Fahrrad fährt, braucht Kraft. Elif, gib ihm noch Börek.</w:t>
       </w:r>
     </w:p>
     <w:p>
@@ -3407,7 +7997,7 @@
           <w:i w:val="0"/>
           <w:sz w:val="22"/>
         </w:rPr>
-        <w:t>12. Elif: Mama hat immer Angst, dass jemand hungrig nach Hause geht. Das ist ihre Art, Liebe zu zeigen.</w:t>
+        <w:t>27. Elif: Mama hat immer Angst, dass jemand hungrig nach Hause geht. Das ist ihre Art, Liebe zu zeigen.</w:t>
       </w:r>
     </w:p>
     <w:p>
@@ -3713,7 +8303,7 @@
           <w:i w:val="0"/>
           <w:sz w:val="22"/>
         </w:rPr>
-        <w:t>13. Jonas: Ich esse, bis ich mich kaum bewegen kann. Dann sehe ich an der Wand ein gerahmtes Foto: ein Mann hinter einem Tresen, umgeben von Zeitschriften und Zigarettenstangen.</w:t>
+        <w:t>28. Jonas: Ich esse, bis ich mich kaum bewegen kann. Dann sehe ich an der Wand ein gerahmtes Foto: ein Mann hinter einem Tresen, umgeben von Zeitschriften und Zigarettenstangen.</w:t>
       </w:r>
     </w:p>
     <w:p>
@@ -4019,7 +8609,7 @@
           <w:i w:val="0"/>
           <w:sz w:val="22"/>
         </w:rPr>
-        <w:t>14. Elif: Das ist mein Vater, Hasan Yılmaz. Der Spätkauf in der Kolonnenstraße gehörte ihm, bis er starb. Mit zweiundfünfzig. Herzinfarkt.</w:t>
+        <w:t>29. Elif: Das ist mein Vater, Hasan Yılmaz. Der Spätkauf in der Kolonnenstraße gehörte ihm, bis er starb. Mit zweiundfünfzig. Herzinfarkt.</w:t>
       </w:r>
     </w:p>
     <w:p>
@@ -4325,7 +8915,7 @@
           <w:i w:val="0"/>
           <w:sz w:val="22"/>
         </w:rPr>
-        <w:t>15. Jonas: Das tut mir leid, Elif. Das wusste ich nicht.</w:t>
+        <w:t>30. Jonas: Das tut mir leid, Elif. Das wusste ich nicht.</w:t>
       </w:r>
     </w:p>
     <w:p>
@@ -4631,7 +9221,7 @@
           <w:i w:val="0"/>
           <w:sz w:val="22"/>
         </w:rPr>
-        <w:t>16. Elif: Ich war neunzehn. Er hat zwölf Stunden am Tag gestanden, sieben Tage die Woche, und trotzdem hat die Bank ihm den Kredit gekündigt.</w:t>
+        <w:t>31. Elif: Ich war neunzehn. Er hat zwölf Stunden am Tag gestanden, sieben Tage die Woche, und trotzdem hat die Bank ihm den Kredit gekündigt.</w:t>
       </w:r>
     </w:p>
     <w:p>
@@ -4937,7 +9527,7 @@
           <w:i w:val="0"/>
           <w:sz w:val="22"/>
         </w:rPr>
-        <w:t>17. Elif: Dann kam die Räumungsklage, wegen Mietrückständen, die nur entstanden waren, weil der Vermieter die Betriebskosten falsch berechnet hatte.</w:t>
+        <w:t>32. Elif: Dann kam die Räumungsklage, wegen Mietrückständen, die nur entstanden waren, weil der Vermieter die Betriebskosten falsch berechnet hatte.</w:t>
       </w:r>
     </w:p>
     <w:p>
@@ -5243,7 +9833,7 @@
           <w:i w:val="0"/>
           <w:sz w:val="22"/>
         </w:rPr>
-        <w:t>18. Jonas: Und du hast niemanden gehabt, der dir geholfen hat?</w:t>
+        <w:t>33. Jonas: Und du hast niemanden gehabt, der dir geholfen hat?</w:t>
       </w:r>
     </w:p>
     <w:p>
@@ -5549,7 +10139,7 @@
           <w:i w:val="0"/>
           <w:sz w:val="22"/>
         </w:rPr>
-        <w:t>19. Elif: Doch. Einen alten Rentner namens Herr Bauer, der damals schon bei der Mieterberatung war. Er hat jeden Brief gelesen und jedes Gesetz erklärt.</w:t>
+        <w:t>34. Elif: Doch. Einen alten Rentner namens Herr Bauer, der damals schon bei der Mieterberatung war. Er hat jeden Brief gelesen und jedes Gesetz erklärt.</w:t>
       </w:r>
     </w:p>
     <w:p>
@@ -5855,7 +10445,7 @@
           <w:i w:val="0"/>
           <w:sz w:val="22"/>
         </w:rPr>
-        <w:t>20. Elif: Wir haben die Wohnung nicht retten können. Aber wir haben gelernt, wie man die nächste rettet. Seitdem bin ich da.</w:t>
+        <w:t>35. Elif: Wir haben die Wohnung nicht retten können. Aber wir haben gelernt, wie man die nächste rettet. Seitdem bin ich da.</w:t>
       </w:r>
     </w:p>
     <w:p>
@@ -6161,7 +10751,7 @@
           <w:i w:val="0"/>
           <w:sz w:val="22"/>
         </w:rPr>
-        <w:t>21. Jonas: Und Jura? Hast du nie daran gedacht, es zu studieren?</w:t>
+        <w:t>36. Jonas: Und Jura? Hast du nie daran gedacht, es zu studieren?</w:t>
       </w:r>
     </w:p>
     <w:p>
@@ -6467,7 +11057,7 @@
           <w:i w:val="0"/>
           <w:sz w:val="22"/>
         </w:rPr>
-        <w:t>22. Elif: Doch. Ich habe angefangen. Zwei Semester Rechtswissenschaften. Dann ist meine Mutter krank geworden, und ich habe abgebrochen, um den Laden zu übernehmen.</w:t>
+        <w:t>37. Elif: Doch. Ich habe angefangen. Zwei Semester Rechtswissenschaften. Dann ist meine Mutter krank geworden, und ich habe abgebrochen, um den Laden zu übernehmen.</w:t>
       </w:r>
     </w:p>
     <w:p>
@@ -6773,7 +11363,7 @@
           <w:i w:val="0"/>
           <w:sz w:val="22"/>
         </w:rPr>
-        <w:t>23. Frau Yılmaz: Das war mein Fehler. Ich habe sie gebraucht, und sie hat ihre Träume zurückgestellt. Das tut einer Mutter mehr weh als jede Krankheit.</w:t>
+        <w:t>38. Frau Yılmaz: Das war mein Fehler. Ich habe sie gebraucht, und sie hat ihre Träume zurückgestellt. Das tut einer Mutter mehr weh als jede Krankheit.</w:t>
       </w:r>
     </w:p>
     <w:p>
@@ -7079,7 +11669,7 @@
           <w:i w:val="0"/>
           <w:sz w:val="22"/>
         </w:rPr>
-        <w:t>24. Elif: Mama, wir haben das hundertmal besprochen. Ich habe nichts bereut. Der Laden hat mich mehr gelehrt als jedes Seminar.</w:t>
+        <w:t>39. Elif: Mama, wir haben das hundertmal besprochen. Ich habe nichts bereut. Der Laden hat mich mehr gelehrt als jedes Seminar.</w:t>
       </w:r>
     </w:p>
     <w:p>
@@ -7385,7 +11975,7 @@
           <w:i w:val="0"/>
           <w:sz w:val="22"/>
         </w:rPr>
-        <w:t>25. Jonas: Ich sehe Elif an und verstehe plötzlich vieles: warum sie zuhören kann, ohne zu urteilen, und warum sie nie Mitleid zeigt, nur Respekt.</w:t>
+        <w:t>40. Jonas: Ich sehe Elif an und verstehe plötzlich vieles: warum sie zuhören kann, ohne zu urteilen, und warum sie nie Mitleid zeigt, nur Respekt.</w:t>
       </w:r>
     </w:p>
     <w:p>
@@ -7691,7 +12281,7 @@
           <w:i w:val="0"/>
           <w:sz w:val="22"/>
         </w:rPr>
-        <w:t>26. Elif: Du schaust mich an, als hättest du einen Geist gesehen. Sag etwas. Irgendetwas.</w:t>
+        <w:t>41. Elif: Du schaust mich an, als hättest du einen Geist gesehen. Sag etwas. Irgendetwas.</w:t>
       </w:r>
     </w:p>
     <w:p>
@@ -7997,7 +12587,7 @@
           <w:i w:val="0"/>
           <w:sz w:val="22"/>
         </w:rPr>
-        <w:t>27. Jonas: Ich glaube, ich habe dich bis heute Abend für eine geborene Beraterin gehalten. Dabei bist du eine gewordene.</w:t>
+        <w:t>42. Jonas: Ich glaube, ich habe dich bis heute Abend für eine geborene Beraterin gehalten. Dabei bist du eine gewordene.</w:t>
       </w:r>
     </w:p>
     <w:p>
@@ -8303,7 +12893,7 @@
           <w:i w:val="0"/>
           <w:sz w:val="22"/>
         </w:rPr>
-        <w:t>28. Elif: Niemand wird als Beraterin geboren. Man wird dazu, wenn man selbst nicht beraten wurde, als man es gebraucht hätte.</w:t>
+        <w:t>43. Elif: Niemand wird als Beraterin geboren. Man wird dazu, wenn man selbst nicht beraten wurde, als man es gebraucht hätte.</w:t>
       </w:r>
     </w:p>
     <w:p>
@@ -8609,7 +13199,7 @@
           <w:i w:val="0"/>
           <w:sz w:val="22"/>
         </w:rPr>
-        <w:t>29. Frau Yılmaz: Genug der traurigen Geschichten. Elif, zeig ihm den Garten. Die Dachterrasse ist im Winter schöner, als man denkt.</w:t>
+        <w:t>44. Frau Yılmaz: Genug der traurigen Geschichten. Elif, zeig ihm den Garten. Die Dachterrasse ist im Winter schöner, als man denkt.</w:t>
       </w:r>
     </w:p>
     <w:p>
@@ -8915,7 +13505,7 @@
           <w:i w:val="0"/>
           <w:sz w:val="22"/>
         </w:rPr>
-        <w:t>30. Jonas: Über eine schmale Treppe steigen wir aufs Dach. Dort oben wuchern Kräuter in Blechdosen, und zwischen zwei Stühlen steht ein Kohleofen.</w:t>
+        <w:t>45. Jonas: Über eine schmale Treppe steigen wir aufs Dach. Dort oben wuchern Kräuter in Blechdosen, und zwischen zwei Stühlen steht ein Kohleofen.</w:t>
       </w:r>
     </w:p>
     <w:p>
@@ -9221,7 +13811,7 @@
           <w:i w:val="0"/>
           <w:sz w:val="22"/>
         </w:rPr>
-        <w:t>31. Elif: Hier oben habe ich die schlimmsten Nächte verbracht und die besten Pläne geschmiedet. Es ist mein Büro ohne Wände.</w:t>
+        <w:t>46. Elif: Hier oben habe ich die schlimmsten Nächte verbracht und die besten Pläne geschmiedet. Es ist mein Büro ohne Wände.</w:t>
       </w:r>
     </w:p>
     <w:p>
@@ -9527,7 +14117,7 @@
           <w:i w:val="0"/>
           <w:sz w:val="22"/>
         </w:rPr>
-        <w:t>32. Jonas: Der Wind riecht nach Schnee, und unten im Hof bellt ein Hund. Wir sitzen nebeneinander auf zwei Plastikstühlen, in Decken gehüllt.</w:t>
+        <w:t>47. Jonas: Der Wind riecht nach Schnee, und unten im Hof bellt ein Hund. Wir sitzen nebeneinander auf zwei Plastikstühlen, in Decken gehüllt.</w:t>
       </w:r>
     </w:p>
     <w:p>
@@ -9833,7 +14423,7 @@
           <w:i w:val="0"/>
           <w:sz w:val="22"/>
         </w:rPr>
-        <w:t>33. Elif: Darf ich dich etwas fragen, ohne dass du es falsch verstehst?</w:t>
+        <w:t>48. Elif: Darf ich dich etwas fragen, ohne dass du es falsch verstehst?</w:t>
       </w:r>
     </w:p>
     <w:p>
@@ -10139,7 +14729,7 @@
           <w:i w:val="0"/>
           <w:sz w:val="22"/>
         </w:rPr>
-        <w:t>34. Jonas: Frag. Ich verspreche, nicht zu verstehen, was du nicht sagst.</w:t>
+        <w:t>49. Jonas: Frag. Ich verspreche, nicht zu verstehen, was du nicht sagst.</w:t>
       </w:r>
     </w:p>
     <w:p>
@@ -10445,7 +15035,7 @@
           <w:i w:val="0"/>
           <w:sz w:val="22"/>
         </w:rPr>
-        <w:t>35. Elif: Wirst du die Zulassung zurückgeben? Ich meine: Wirst du Anwalt bleiben oder wirst du den Weg ganz verlassen?</w:t>
+        <w:t>50. Elif: Wirst du die Zulassung zurückgeben? Ich meine: Wirst du Anwalt bleiben oder wirst du den Weg ganz verlassen?</w:t>
       </w:r>
     </w:p>
     <w:p>
@@ -10751,7 +15341,7 @@
           <w:i w:val="0"/>
           <w:sz w:val="22"/>
         </w:rPr>
-        <w:t>36. Jonas: Ich weiß es nicht. Und zum ersten Mal in meinem Leben ist das in Ordnung. Ich spüre, dass mir die Antwort nicht fehlt, sondern fällig wird, wie eine reife Frucht.</w:t>
+        <w:t>51. Jonas: Ich weiß es nicht. Und zum ersten Mal in meinem Leben ist das in Ordnung. Ich spüre, dass mir die Antwort nicht fehlt, sondern fällig wird, wie eine reife Frucht.</w:t>
       </w:r>
     </w:p>
     <w:p>
@@ -11057,7 +15647,7 @@
           <w:i w:val="0"/>
           <w:sz w:val="22"/>
         </w:rPr>
-        <w:t>37. Elif: Dann lass sie reifen. Aber wenn sie reif ist, pflück sie, bevor sie vom Baum fällt und niemand sie aufhebt.</w:t>
+        <w:t>52. Elif: Dann lass sie reifen. Aber wenn sie reif ist, pflück sie, bevor sie vom Baum fällt und niemand sie aufhebt.</w:t>
       </w:r>
     </w:p>
     <w:p>
@@ -11363,7 +15953,7 @@
           <w:i w:val="0"/>
           <w:sz w:val="22"/>
         </w:rPr>
-        <w:t>38. Jonas: Du sprichst, als wärst du schon einmal über diese Frucht gestolpert.</w:t>
+        <w:t>53. Jonas: Du sprichst, als wärst du schon einmal über diese Frucht gestolpert.</w:t>
       </w:r>
     </w:p>
     <w:p>
@@ -11669,7 +16259,7 @@
           <w:i w:val="0"/>
           <w:sz w:val="22"/>
         </w:rPr>
-        <w:t>39. Elif: Ich bin darüber gestolpert und habe zwei Jahre gebraucht, um aufzustehen. Du hast es in drei Monaten geschafft. Das ist beeindruckend.</w:t>
+        <w:t>54. Elif: Ich bin darüber gestolpert und habe zwei Jahre gebraucht, um aufzustehen. Du hast es in drei Monaten geschafft. Das ist beeindruckend.</w:t>
       </w:r>
     </w:p>
     <w:p>
@@ -11975,7 +16565,7 @@
           <w:i w:val="0"/>
           <w:sz w:val="22"/>
         </w:rPr>
-        <w:t>40. Jonas: Du hast mir vom ersten Tag an die Tür gehalten. Das ist der Unterschied.</w:t>
+        <w:t>55. Jonas: Du hast mir vom ersten Tag an die Tür gehalten. Das ist der Unterschied.</w:t>
       </w:r>
     </w:p>
     <w:p>
@@ -12281,7 +16871,7 @@
           <w:i w:val="0"/>
           <w:sz w:val="22"/>
         </w:rPr>
-        <w:t>41. Elif: Ich habe dir die Tür gehalten, weil mir jemand einmal die Tür gehalten hat. So funktioniert das System: Man gibt weiter, was man bekommen hat.</w:t>
+        <w:t>56. Elif: Ich habe dir die Tür gehalten, weil mir jemand einmal die Tür gehalten hat. So funktioniert das System: Man gibt weiter, was man bekommen hat.</w:t>
       </w:r>
     </w:p>
     <w:p>
@@ -12587,7 +17177,7 @@
           <w:i w:val="0"/>
           <w:sz w:val="22"/>
         </w:rPr>
-        <w:t>42. Jonas: Dann gebe ich es weiter. An Dennis, an Svetlana, an Karim. Und an den, der morgen nach uns kommt und noch nicht weiß, dass er uns braucht.</w:t>
+        <w:t>57. Jonas: Dann gebe ich es weiter. An Dennis, an Svetlana, an Karim. Und an den, der morgen nach uns kommt und noch nicht weiß, dass er uns braucht.</w:t>
       </w:r>
     </w:p>
     <w:p>
@@ -12893,7 +17483,7 @@
           <w:i w:val="0"/>
           <w:sz w:val="22"/>
         </w:rPr>
-        <w:t>43. Elif: Dann haben wir alles Wesentliche besprochen. Komm, ich mache uns noch einen Tee. Und danach spielen wir Backgammon. Verlierer wäscht ab.</w:t>
+        <w:t>58. Elif: Dann haben wir alles Wesentliche besprochen. Komm, ich mache uns noch einen Tee. Und danach spielen wir Backgammon. Verlierer wäscht ab.</w:t>
       </w:r>
     </w:p>
     <w:p>
@@ -13199,7 +17789,4597 @@
           <w:i w:val="0"/>
           <w:sz w:val="22"/>
         </w:rPr>
-        <w:t>44. Jonas: Ich verliere drei Partien hintereinander. Als ich um elf an der Spüle stehe und Teller trockne, flüstert Frau Yılmaz im Vorbeigehen: „Gut gemacht."</w:t>
+        <w:t>59. Frau Yılmaz: Mein Mann hat den Laden dreiundzwanzig Jahre geführt. Er kannte jeden Kunden beim Namen und wusste, wer was raucht, liest oder trinkt.</w:t>
+      </w:r>
+    </w:p>
+    <w:p>
+      <w:pPr>
+        <w:keepNext/>
+        <w:ind w:left="340"/>
+      </w:pPr>
+      <w:r>
+        <w:rPr>
+          <w:rFonts w:ascii="Malgun Gothic" w:hAnsi="Malgun Gothic" w:cs="Malgun Gothic" w:eastAsia="Malgun Gothic"/>
+          <w:b w:val="0"/>
+          <w:i/>
+          <w:color w:val="404040"/>
+          <w:sz w:val="20"/>
+        </w:rPr>
+        <w:t>남편은 가게를 이십삼 년 동안 운영했어요. 모든 손님의 이름을 알았고 누가 뭘 피우고 읽고 마시는지도 알았죠.</w:t>
+      </w:r>
+    </w:p>
+    <w:tbl>
+      <w:tblPr>
+        <w:tblW w:type="auto" w:w="0"/>
+        <w:tblLayout w:type="fixed"/>
+        <w:tblLook w:firstColumn="1" w:firstRow="1" w:lastColumn="0" w:lastRow="0" w:noHBand="0" w:noVBand="1" w:val="04A0"/>
+      </w:tblPr>
+      <w:tblGrid>
+        <w:gridCol w:w="4819"/>
+        <w:gridCol w:w="4819"/>
+      </w:tblGrid>
+      <w:tr>
+        <w:tc>
+          <w:tcPr>
+            <w:tcW w:type="dxa" w:w="1500"/>
+            <w:tcBorders>
+              <w:top w:val="single" w:color="BFBFBF" w:sz="4"/>
+              <w:left w:val="single" w:color="BFBFBF" w:sz="4"/>
+              <w:bottom w:val="single" w:color="BFBFBF" w:sz="4"/>
+              <w:right w:val="single" w:color="BFBFBF" w:sz="4"/>
+            </w:tcBorders>
+            <w:shd w:fill="DEEAF6" w:color="auto" w:val="clear"/>
+          </w:tcPr>
+          <w:p>
+            <w:r>
+              <w:rPr>
+                <w:rFonts w:ascii="Malgun Gothic" w:hAnsi="Malgun Gothic" w:cs="Malgun Gothic" w:eastAsia="Malgun Gothic"/>
+                <w:b/>
+                <w:i w:val="0"/>
+                <w:color w:val="1F3864"/>
+                <w:sz w:val="20"/>
+              </w:rPr>
+              <w:t>주요 단어</w:t>
+            </w:r>
+          </w:p>
+        </w:tc>
+        <w:tc>
+          <w:tcPr>
+            <w:tcW w:type="dxa" w:w="8138"/>
+            <w:tcBorders>
+              <w:top w:val="single" w:color="BFBFBF" w:sz="4"/>
+              <w:left w:val="single" w:color="BFBFBF" w:sz="4"/>
+              <w:bottom w:val="single" w:color="BFBFBF" w:sz="4"/>
+              <w:right w:val="single" w:color="BFBFBF" w:sz="4"/>
+            </w:tcBorders>
+          </w:tcPr>
+          <w:p>
+            <w:pPr>
+              <w:spacing w:after="40"/>
+            </w:pPr>
+            <w:r>
+              <w:rPr>
+                <w:rFonts w:ascii="Arial" w:hAnsi="Arial" w:cs="Arial" w:eastAsia="Malgun Gothic"/>
+                <w:b/>
+                <w:i w:val="0"/>
+                <w:sz w:val="20"/>
+              </w:rPr>
+              <w:t>führen</w:t>
+            </w:r>
+            <w:r>
+              <w:rPr>
+                <w:rFonts w:ascii="Malgun Gothic" w:hAnsi="Malgun Gothic" w:cs="Malgun Gothic" w:eastAsia="Malgun Gothic"/>
+                <w:b w:val="0"/>
+                <w:i w:val="0"/>
+                <w:sz w:val="20"/>
+              </w:rPr>
+              <w:t xml:space="preserve">  —  운영하다</w:t>
+            </w:r>
+          </w:p>
+          <w:p>
+            <w:pPr>
+              <w:spacing w:after="40"/>
+            </w:pPr>
+            <w:r>
+              <w:rPr>
+                <w:rFonts w:ascii="Arial" w:hAnsi="Arial" w:cs="Arial" w:eastAsia="Malgun Gothic"/>
+                <w:b/>
+                <w:i w:val="0"/>
+                <w:sz w:val="20"/>
+              </w:rPr>
+              <w:t>der Kunde, -n</w:t>
+            </w:r>
+            <w:r>
+              <w:rPr>
+                <w:rFonts w:ascii="Malgun Gothic" w:hAnsi="Malgun Gothic" w:cs="Malgun Gothic" w:eastAsia="Malgun Gothic"/>
+                <w:b w:val="0"/>
+                <w:i w:val="0"/>
+                <w:sz w:val="20"/>
+              </w:rPr>
+              <w:t xml:space="preserve">  —  손님</w:t>
+            </w:r>
+          </w:p>
+          <w:p>
+            <w:pPr>
+              <w:spacing w:after="40"/>
+            </w:pPr>
+            <w:r>
+              <w:rPr>
+                <w:rFonts w:ascii="Arial" w:hAnsi="Arial" w:cs="Arial" w:eastAsia="Malgun Gothic"/>
+                <w:b/>
+                <w:i w:val="0"/>
+                <w:sz w:val="20"/>
+              </w:rPr>
+              <w:t>rauchen</w:t>
+            </w:r>
+            <w:r>
+              <w:rPr>
+                <w:rFonts w:ascii="Malgun Gothic" w:hAnsi="Malgun Gothic" w:cs="Malgun Gothic" w:eastAsia="Malgun Gothic"/>
+                <w:b w:val="0"/>
+                <w:i w:val="0"/>
+                <w:sz w:val="20"/>
+              </w:rPr>
+              <w:t xml:space="preserve">  —  담배를 피우다</w:t>
+            </w:r>
+          </w:p>
+        </w:tc>
+      </w:tr>
+      <w:tr>
+        <w:tc>
+          <w:tcPr>
+            <w:tcW w:type="dxa" w:w="1500"/>
+            <w:tcBorders>
+              <w:top w:val="single" w:color="BFBFBF" w:sz="4"/>
+              <w:left w:val="single" w:color="BFBFBF" w:sz="4"/>
+              <w:bottom w:val="single" w:color="BFBFBF" w:sz="4"/>
+              <w:right w:val="single" w:color="BFBFBF" w:sz="4"/>
+            </w:tcBorders>
+            <w:shd w:fill="DEEAF6" w:color="auto" w:val="clear"/>
+          </w:tcPr>
+          <w:p>
+            <w:r>
+              <w:rPr>
+                <w:rFonts w:ascii="Malgun Gothic" w:hAnsi="Malgun Gothic" w:cs="Malgun Gothic" w:eastAsia="Malgun Gothic"/>
+                <w:b/>
+                <w:i w:val="0"/>
+                <w:color w:val="1F3864"/>
+                <w:sz w:val="20"/>
+              </w:rPr>
+              <w:t>문법</w:t>
+            </w:r>
+          </w:p>
+        </w:tc>
+        <w:tc>
+          <w:tcPr>
+            <w:tcW w:type="dxa" w:w="8138"/>
+            <w:tcBorders>
+              <w:top w:val="single" w:color="BFBFBF" w:sz="4"/>
+              <w:left w:val="single" w:color="BFBFBF" w:sz="4"/>
+              <w:bottom w:val="single" w:color="BFBFBF" w:sz="4"/>
+              <w:right w:val="single" w:color="BFBFBF" w:sz="4"/>
+            </w:tcBorders>
+          </w:tcPr>
+          <w:p>
+            <w:pPr>
+              <w:spacing w:after="40"/>
+            </w:pPr>
+            <w:r>
+              <w:rPr>
+                <w:rFonts w:ascii="Malgun Gothic" w:hAnsi="Malgun Gothic" w:cs="Malgun Gothic" w:eastAsia="Malgun Gothic"/>
+                <w:b w:val="0"/>
+                <w:i w:val="0"/>
+                <w:sz w:val="20"/>
+              </w:rPr>
+              <w:t>Er kannte jeden Kunden beim Namen에서 beim는 bei dem의 축약이며 jeden Kunden은 남성 4격입니다. wusste, wer was raucht, liest oder trinkt에서 의문사절이 병렬됩니다.</w:t>
+            </w:r>
+          </w:p>
+        </w:tc>
+      </w:tr>
+      <w:tr>
+        <w:tc>
+          <w:tcPr>
+            <w:tcW w:type="dxa" w:w="1500"/>
+            <w:tcBorders>
+              <w:top w:val="single" w:color="BFBFBF" w:sz="4"/>
+              <w:left w:val="single" w:color="BFBFBF" w:sz="4"/>
+              <w:bottom w:val="single" w:color="BFBFBF" w:sz="4"/>
+              <w:right w:val="single" w:color="BFBFBF" w:sz="4"/>
+            </w:tcBorders>
+            <w:shd w:fill="DEEAF6" w:color="auto" w:val="clear"/>
+          </w:tcPr>
+          <w:p>
+            <w:r>
+              <w:rPr>
+                <w:rFonts w:ascii="Malgun Gothic" w:hAnsi="Malgun Gothic" w:cs="Malgun Gothic" w:eastAsia="Malgun Gothic"/>
+                <w:b/>
+                <w:i w:val="0"/>
+                <w:color w:val="1F3864"/>
+                <w:sz w:val="20"/>
+              </w:rPr>
+              <w:t>표현</w:t>
+            </w:r>
+          </w:p>
+        </w:tc>
+        <w:tc>
+          <w:tcPr>
+            <w:tcW w:type="dxa" w:w="8138"/>
+            <w:tcBorders>
+              <w:top w:val="single" w:color="BFBFBF" w:sz="4"/>
+              <w:left w:val="single" w:color="BFBFBF" w:sz="4"/>
+              <w:bottom w:val="single" w:color="BFBFBF" w:sz="4"/>
+              <w:right w:val="single" w:color="BFBFBF" w:sz="4"/>
+            </w:tcBorders>
+          </w:tcPr>
+          <w:p>
+            <w:pPr>
+              <w:spacing w:after="40"/>
+            </w:pPr>
+            <w:r>
+              <w:rPr>
+                <w:rFonts w:ascii="Malgun Gothic" w:hAnsi="Malgun Gothic" w:cs="Malgun Gothic" w:eastAsia="Malgun Gothic"/>
+                <w:b w:val="0"/>
+                <w:i w:val="0"/>
+                <w:sz w:val="20"/>
+              </w:rPr>
+              <w:t>beim Namen kennen은 이름을 알고 있다는 표현입니다.</w:t>
+            </w:r>
+          </w:p>
+        </w:tc>
+      </w:tr>
+      <w:tr>
+        <w:tc>
+          <w:tcPr>
+            <w:tcW w:type="dxa" w:w="1500"/>
+            <w:tcBorders>
+              <w:top w:val="single" w:color="BFBFBF" w:sz="4"/>
+              <w:left w:val="single" w:color="BFBFBF" w:sz="4"/>
+              <w:bottom w:val="single" w:color="BFBFBF" w:sz="4"/>
+              <w:right w:val="single" w:color="BFBFBF" w:sz="4"/>
+            </w:tcBorders>
+            <w:shd w:fill="DEEAF6" w:color="auto" w:val="clear"/>
+          </w:tcPr>
+          <w:p>
+            <w:r>
+              <w:rPr>
+                <w:rFonts w:ascii="Malgun Gothic" w:hAnsi="Malgun Gothic" w:cs="Malgun Gothic" w:eastAsia="Malgun Gothic"/>
+                <w:b/>
+                <w:i w:val="0"/>
+                <w:color w:val="1F3864"/>
+                <w:sz w:val="20"/>
+              </w:rPr>
+              <w:t>시제</w:t>
+            </w:r>
+          </w:p>
+        </w:tc>
+        <w:tc>
+          <w:tcPr>
+            <w:tcW w:type="dxa" w:w="8138"/>
+            <w:tcBorders>
+              <w:top w:val="single" w:color="BFBFBF" w:sz="4"/>
+              <w:left w:val="single" w:color="BFBFBF" w:sz="4"/>
+              <w:bottom w:val="single" w:color="BFBFBF" w:sz="4"/>
+              <w:right w:val="single" w:color="BFBFBF" w:sz="4"/>
+            </w:tcBorders>
+          </w:tcPr>
+          <w:p>
+            <w:pPr>
+              <w:spacing w:after="40"/>
+            </w:pPr>
+            <w:r>
+              <w:rPr>
+                <w:rFonts w:ascii="Malgun Gothic" w:hAnsi="Malgun Gothic" w:cs="Malgun Gothic" w:eastAsia="Malgun Gothic"/>
+                <w:b w:val="0"/>
+                <w:i w:val="0"/>
+                <w:sz w:val="20"/>
+              </w:rPr>
+              <w:t>hat ... geführt는 현재완료이고 kannte, wusste는 과거형, raucht, liest, trinkt는 현재형입니다.</w:t>
+            </w:r>
+          </w:p>
+        </w:tc>
+      </w:tr>
+    </w:tbl>
+    <w:p>
+      <w:pPr>
+        <w:spacing w:after="0"/>
+      </w:pPr>
+    </w:p>
+    <w:p>
+      <w:pPr>
+        <w:keepNext/>
+        <w:spacing w:before="160"/>
+      </w:pPr>
+      <w:r>
+        <w:rPr>
+          <w:rFonts w:ascii="Arial" w:hAnsi="Arial" w:cs="Arial" w:eastAsia="Malgun Gothic"/>
+          <w:b/>
+          <w:i w:val="0"/>
+          <w:sz w:val="22"/>
+        </w:rPr>
+        <w:t>60. Jonas: Das klingt nach einem Menschen, der den Beruf als Berufung verstanden hat. Nicht als Verkauf, sondern als Beziehung.</w:t>
+      </w:r>
+    </w:p>
+    <w:p>
+      <w:pPr>
+        <w:keepNext/>
+        <w:ind w:left="340"/>
+      </w:pPr>
+      <w:r>
+        <w:rPr>
+          <w:rFonts w:ascii="Malgun Gothic" w:hAnsi="Malgun Gothic" w:cs="Malgun Gothic" w:eastAsia="Malgun Gothic"/>
+          <w:b w:val="0"/>
+          <w:i/>
+          <w:color w:val="404040"/>
+          <w:sz w:val="20"/>
+        </w:rPr>
+        <w:t>직업을 소명으로 이해한 분 같네요. 판매가 아니라 관계로요.</w:t>
+      </w:r>
+    </w:p>
+    <w:tbl>
+      <w:tblPr>
+        <w:tblW w:type="auto" w:w="0"/>
+        <w:tblLayout w:type="fixed"/>
+        <w:tblLook w:firstColumn="1" w:firstRow="1" w:lastColumn="0" w:lastRow="0" w:noHBand="0" w:noVBand="1" w:val="04A0"/>
+      </w:tblPr>
+      <w:tblGrid>
+        <w:gridCol w:w="4819"/>
+        <w:gridCol w:w="4819"/>
+      </w:tblGrid>
+      <w:tr>
+        <w:tc>
+          <w:tcPr>
+            <w:tcW w:type="dxa" w:w="1500"/>
+            <w:tcBorders>
+              <w:top w:val="single" w:color="BFBFBF" w:sz="4"/>
+              <w:left w:val="single" w:color="BFBFBF" w:sz="4"/>
+              <w:bottom w:val="single" w:color="BFBFBF" w:sz="4"/>
+              <w:right w:val="single" w:color="BFBFBF" w:sz="4"/>
+            </w:tcBorders>
+            <w:shd w:fill="DEEAF6" w:color="auto" w:val="clear"/>
+          </w:tcPr>
+          <w:p>
+            <w:r>
+              <w:rPr>
+                <w:rFonts w:ascii="Malgun Gothic" w:hAnsi="Malgun Gothic" w:cs="Malgun Gothic" w:eastAsia="Malgun Gothic"/>
+                <w:b/>
+                <w:i w:val="0"/>
+                <w:color w:val="1F3864"/>
+                <w:sz w:val="20"/>
+              </w:rPr>
+              <w:t>주요 단어</w:t>
+            </w:r>
+          </w:p>
+        </w:tc>
+        <w:tc>
+          <w:tcPr>
+            <w:tcW w:type="dxa" w:w="8138"/>
+            <w:tcBorders>
+              <w:top w:val="single" w:color="BFBFBF" w:sz="4"/>
+              <w:left w:val="single" w:color="BFBFBF" w:sz="4"/>
+              <w:bottom w:val="single" w:color="BFBFBF" w:sz="4"/>
+              <w:right w:val="single" w:color="BFBFBF" w:sz="4"/>
+            </w:tcBorders>
+          </w:tcPr>
+          <w:p>
+            <w:pPr>
+              <w:spacing w:after="40"/>
+            </w:pPr>
+            <w:r>
+              <w:rPr>
+                <w:rFonts w:ascii="Arial" w:hAnsi="Arial" w:cs="Arial" w:eastAsia="Malgun Gothic"/>
+                <w:b/>
+                <w:i w:val="0"/>
+                <w:sz w:val="20"/>
+              </w:rPr>
+              <w:t>die Berufung, -en</w:t>
+            </w:r>
+            <w:r>
+              <w:rPr>
+                <w:rFonts w:ascii="Malgun Gothic" w:hAnsi="Malgun Gothic" w:cs="Malgun Gothic" w:eastAsia="Malgun Gothic"/>
+                <w:b w:val="0"/>
+                <w:i w:val="0"/>
+                <w:sz w:val="20"/>
+              </w:rPr>
+              <w:t xml:space="preserve">  —  소명</w:t>
+            </w:r>
+          </w:p>
+          <w:p>
+            <w:pPr>
+              <w:spacing w:after="40"/>
+            </w:pPr>
+            <w:r>
+              <w:rPr>
+                <w:rFonts w:ascii="Arial" w:hAnsi="Arial" w:cs="Arial" w:eastAsia="Malgun Gothic"/>
+                <w:b/>
+                <w:i w:val="0"/>
+                <w:sz w:val="20"/>
+              </w:rPr>
+              <w:t>die Beziehung, -en</w:t>
+            </w:r>
+            <w:r>
+              <w:rPr>
+                <w:rFonts w:ascii="Malgun Gothic" w:hAnsi="Malgun Gothic" w:cs="Malgun Gothic" w:eastAsia="Malgun Gothic"/>
+                <w:b w:val="0"/>
+                <w:i w:val="0"/>
+                <w:sz w:val="20"/>
+              </w:rPr>
+              <w:t xml:space="preserve">  —  관계</w:t>
+            </w:r>
+          </w:p>
+          <w:p>
+            <w:pPr>
+              <w:spacing w:after="40"/>
+            </w:pPr>
+            <w:r>
+              <w:rPr>
+                <w:rFonts w:ascii="Arial" w:hAnsi="Arial" w:cs="Arial" w:eastAsia="Malgun Gothic"/>
+                <w:b/>
+                <w:i w:val="0"/>
+                <w:sz w:val="20"/>
+              </w:rPr>
+              <w:t>der Verkauf, -käufe</w:t>
+            </w:r>
+            <w:r>
+              <w:rPr>
+                <w:rFonts w:ascii="Malgun Gothic" w:hAnsi="Malgun Gothic" w:cs="Malgun Gothic" w:eastAsia="Malgun Gothic"/>
+                <w:b w:val="0"/>
+                <w:i w:val="0"/>
+                <w:sz w:val="20"/>
+              </w:rPr>
+              <w:t xml:space="preserve">  —  판매</w:t>
+            </w:r>
+          </w:p>
+        </w:tc>
+      </w:tr>
+      <w:tr>
+        <w:tc>
+          <w:tcPr>
+            <w:tcW w:type="dxa" w:w="1500"/>
+            <w:tcBorders>
+              <w:top w:val="single" w:color="BFBFBF" w:sz="4"/>
+              <w:left w:val="single" w:color="BFBFBF" w:sz="4"/>
+              <w:bottom w:val="single" w:color="BFBFBF" w:sz="4"/>
+              <w:right w:val="single" w:color="BFBFBF" w:sz="4"/>
+            </w:tcBorders>
+            <w:shd w:fill="DEEAF6" w:color="auto" w:val="clear"/>
+          </w:tcPr>
+          <w:p>
+            <w:r>
+              <w:rPr>
+                <w:rFonts w:ascii="Malgun Gothic" w:hAnsi="Malgun Gothic" w:cs="Malgun Gothic" w:eastAsia="Malgun Gothic"/>
+                <w:b/>
+                <w:i w:val="0"/>
+                <w:color w:val="1F3864"/>
+                <w:sz w:val="20"/>
+              </w:rPr>
+              <w:t>문법</w:t>
+            </w:r>
+          </w:p>
+        </w:tc>
+        <w:tc>
+          <w:tcPr>
+            <w:tcW w:type="dxa" w:w="8138"/>
+            <w:tcBorders>
+              <w:top w:val="single" w:color="BFBFBF" w:sz="4"/>
+              <w:left w:val="single" w:color="BFBFBF" w:sz="4"/>
+              <w:bottom w:val="single" w:color="BFBFBF" w:sz="4"/>
+              <w:right w:val="single" w:color="BFBFBF" w:sz="4"/>
+            </w:tcBorders>
+          </w:tcPr>
+          <w:p>
+            <w:pPr>
+              <w:spacing w:after="40"/>
+            </w:pPr>
+            <w:r>
+              <w:rPr>
+                <w:rFonts w:ascii="Malgun Gothic" w:hAnsi="Malgun Gothic" w:cs="Malgun Gothic" w:eastAsia="Malgun Gothic"/>
+                <w:b w:val="0"/>
+                <w:i w:val="0"/>
+                <w:sz w:val="20"/>
+              </w:rPr>
+              <w:t>ein Mensch, der den Beruf als Berufung verstanden hat에서 der는 관계대명사이며 hat이 끝에 옵니다. Nicht als Verkauf, sondern als Beziehung는 대비 구문입니다.</w:t>
+            </w:r>
+          </w:p>
+        </w:tc>
+      </w:tr>
+      <w:tr>
+        <w:tc>
+          <w:tcPr>
+            <w:tcW w:type="dxa" w:w="1500"/>
+            <w:tcBorders>
+              <w:top w:val="single" w:color="BFBFBF" w:sz="4"/>
+              <w:left w:val="single" w:color="BFBFBF" w:sz="4"/>
+              <w:bottom w:val="single" w:color="BFBFBF" w:sz="4"/>
+              <w:right w:val="single" w:color="BFBFBF" w:sz="4"/>
+            </w:tcBorders>
+            <w:shd w:fill="DEEAF6" w:color="auto" w:val="clear"/>
+          </w:tcPr>
+          <w:p>
+            <w:r>
+              <w:rPr>
+                <w:rFonts w:ascii="Malgun Gothic" w:hAnsi="Malgun Gothic" w:cs="Malgun Gothic" w:eastAsia="Malgun Gothic"/>
+                <w:b/>
+                <w:i w:val="0"/>
+                <w:color w:val="1F3864"/>
+                <w:sz w:val="20"/>
+              </w:rPr>
+              <w:t>표현</w:t>
+            </w:r>
+          </w:p>
+        </w:tc>
+        <w:tc>
+          <w:tcPr>
+            <w:tcW w:type="dxa" w:w="8138"/>
+            <w:tcBorders>
+              <w:top w:val="single" w:color="BFBFBF" w:sz="4"/>
+              <w:left w:val="single" w:color="BFBFBF" w:sz="4"/>
+              <w:bottom w:val="single" w:color="BFBFBF" w:sz="4"/>
+              <w:right w:val="single" w:color="BFBFBF" w:sz="4"/>
+            </w:tcBorders>
+          </w:tcPr>
+          <w:p>
+            <w:pPr>
+              <w:spacing w:after="40"/>
+            </w:pPr>
+            <w:r>
+              <w:rPr>
+                <w:rFonts w:ascii="Malgun Gothic" w:hAnsi="Malgun Gothic" w:cs="Malgun Gothic" w:eastAsia="Malgun Gothic"/>
+                <w:b w:val="0"/>
+                <w:i w:val="0"/>
+                <w:sz w:val="20"/>
+              </w:rPr>
+              <w:t>Das klingt nach + 3격은 ~처럼 들린다는 표현입니다.</w:t>
+            </w:r>
+          </w:p>
+        </w:tc>
+      </w:tr>
+      <w:tr>
+        <w:tc>
+          <w:tcPr>
+            <w:tcW w:type="dxa" w:w="1500"/>
+            <w:tcBorders>
+              <w:top w:val="single" w:color="BFBFBF" w:sz="4"/>
+              <w:left w:val="single" w:color="BFBFBF" w:sz="4"/>
+              <w:bottom w:val="single" w:color="BFBFBF" w:sz="4"/>
+              <w:right w:val="single" w:color="BFBFBF" w:sz="4"/>
+            </w:tcBorders>
+            <w:shd w:fill="DEEAF6" w:color="auto" w:val="clear"/>
+          </w:tcPr>
+          <w:p>
+            <w:r>
+              <w:rPr>
+                <w:rFonts w:ascii="Malgun Gothic" w:hAnsi="Malgun Gothic" w:cs="Malgun Gothic" w:eastAsia="Malgun Gothic"/>
+                <w:b/>
+                <w:i w:val="0"/>
+                <w:color w:val="1F3864"/>
+                <w:sz w:val="20"/>
+              </w:rPr>
+              <w:t>시제</w:t>
+            </w:r>
+          </w:p>
+        </w:tc>
+        <w:tc>
+          <w:tcPr>
+            <w:tcW w:type="dxa" w:w="8138"/>
+            <w:tcBorders>
+              <w:top w:val="single" w:color="BFBFBF" w:sz="4"/>
+              <w:left w:val="single" w:color="BFBFBF" w:sz="4"/>
+              <w:bottom w:val="single" w:color="BFBFBF" w:sz="4"/>
+              <w:right w:val="single" w:color="BFBFBF" w:sz="4"/>
+            </w:tcBorders>
+          </w:tcPr>
+          <w:p>
+            <w:pPr>
+              <w:spacing w:after="40"/>
+            </w:pPr>
+            <w:r>
+              <w:rPr>
+                <w:rFonts w:ascii="Malgun Gothic" w:hAnsi="Malgun Gothic" w:cs="Malgun Gothic" w:eastAsia="Malgun Gothic"/>
+                <w:b w:val="0"/>
+                <w:i w:val="0"/>
+                <w:sz w:val="20"/>
+              </w:rPr>
+              <w:t>klingt는 현재형이고 verstanden hat은 현재완료입니다.</w:t>
+            </w:r>
+          </w:p>
+        </w:tc>
+      </w:tr>
+    </w:tbl>
+    <w:p>
+      <w:pPr>
+        <w:spacing w:after="0"/>
+      </w:pPr>
+    </w:p>
+    <w:p>
+      <w:pPr>
+        <w:keepNext/>
+        <w:spacing w:before="160"/>
+      </w:pPr>
+      <w:r>
+        <w:rPr>
+          <w:rFonts w:ascii="Arial" w:hAnsi="Arial" w:cs="Arial" w:eastAsia="Malgun Gothic"/>
+          <w:b/>
+          <w:i w:val="0"/>
+          <w:sz w:val="22"/>
+        </w:rPr>
+        <w:t>61. Frau Yılmaz: Er hatte drei Regeln. Erstens: Wer kein Geld hat, bekommt trotzdem ein Brötchen. Zweitens: Kein Kind verlässt den Laden ohne ein Bonbon. Drittens: Nachts wird die Tür geöffnet, wenn jemand klopft.</w:t>
+      </w:r>
+    </w:p>
+    <w:p>
+      <w:pPr>
+        <w:keepNext/>
+        <w:ind w:left="340"/>
+      </w:pPr>
+      <w:r>
+        <w:rPr>
+          <w:rFonts w:ascii="Malgun Gothic" w:hAnsi="Malgun Gothic" w:cs="Malgun Gothic" w:eastAsia="Malgun Gothic"/>
+          <w:b w:val="0"/>
+          <w:i/>
+          <w:color w:val="404040"/>
+          <w:sz w:val="20"/>
+        </w:rPr>
+        <w:t>남편에게는 세 가지 규칙이 있었어요. 첫째, 돈이 없어도 빵은 준다. 둘째, 사탕 없이 아이를 가게에서 보내지 않는다. 셋째, 밤에 누가 문을 두드리면 문을 연다.</w:t>
+      </w:r>
+    </w:p>
+    <w:tbl>
+      <w:tblPr>
+        <w:tblW w:type="auto" w:w="0"/>
+        <w:tblLayout w:type="fixed"/>
+        <w:tblLook w:firstColumn="1" w:firstRow="1" w:lastColumn="0" w:lastRow="0" w:noHBand="0" w:noVBand="1" w:val="04A0"/>
+      </w:tblPr>
+      <w:tblGrid>
+        <w:gridCol w:w="4819"/>
+        <w:gridCol w:w="4819"/>
+      </w:tblGrid>
+      <w:tr>
+        <w:tc>
+          <w:tcPr>
+            <w:tcW w:type="dxa" w:w="1500"/>
+            <w:tcBorders>
+              <w:top w:val="single" w:color="BFBFBF" w:sz="4"/>
+              <w:left w:val="single" w:color="BFBFBF" w:sz="4"/>
+              <w:bottom w:val="single" w:color="BFBFBF" w:sz="4"/>
+              <w:right w:val="single" w:color="BFBFBF" w:sz="4"/>
+            </w:tcBorders>
+            <w:shd w:fill="DEEAF6" w:color="auto" w:val="clear"/>
+          </w:tcPr>
+          <w:p>
+            <w:r>
+              <w:rPr>
+                <w:rFonts w:ascii="Malgun Gothic" w:hAnsi="Malgun Gothic" w:cs="Malgun Gothic" w:eastAsia="Malgun Gothic"/>
+                <w:b/>
+                <w:i w:val="0"/>
+                <w:color w:val="1F3864"/>
+                <w:sz w:val="20"/>
+              </w:rPr>
+              <w:t>주요 단어</w:t>
+            </w:r>
+          </w:p>
+        </w:tc>
+        <w:tc>
+          <w:tcPr>
+            <w:tcW w:type="dxa" w:w="8138"/>
+            <w:tcBorders>
+              <w:top w:val="single" w:color="BFBFBF" w:sz="4"/>
+              <w:left w:val="single" w:color="BFBFBF" w:sz="4"/>
+              <w:bottom w:val="single" w:color="BFBFBF" w:sz="4"/>
+              <w:right w:val="single" w:color="BFBFBF" w:sz="4"/>
+            </w:tcBorders>
+          </w:tcPr>
+          <w:p>
+            <w:pPr>
+              <w:spacing w:after="40"/>
+            </w:pPr>
+            <w:r>
+              <w:rPr>
+                <w:rFonts w:ascii="Arial" w:hAnsi="Arial" w:cs="Arial" w:eastAsia="Malgun Gothic"/>
+                <w:b/>
+                <w:i w:val="0"/>
+                <w:sz w:val="20"/>
+              </w:rPr>
+              <w:t>die Regel, -n</w:t>
+            </w:r>
+            <w:r>
+              <w:rPr>
+                <w:rFonts w:ascii="Malgun Gothic" w:hAnsi="Malgun Gothic" w:cs="Malgun Gothic" w:eastAsia="Malgun Gothic"/>
+                <w:b w:val="0"/>
+                <w:i w:val="0"/>
+                <w:sz w:val="20"/>
+              </w:rPr>
+              <w:t xml:space="preserve">  —  규칙</w:t>
+            </w:r>
+          </w:p>
+          <w:p>
+            <w:pPr>
+              <w:spacing w:after="40"/>
+            </w:pPr>
+            <w:r>
+              <w:rPr>
+                <w:rFonts w:ascii="Arial" w:hAnsi="Arial" w:cs="Arial" w:eastAsia="Malgun Gothic"/>
+                <w:b/>
+                <w:i w:val="0"/>
+                <w:sz w:val="20"/>
+              </w:rPr>
+              <w:t>das Bonbon, -s</w:t>
+            </w:r>
+            <w:r>
+              <w:rPr>
+                <w:rFonts w:ascii="Malgun Gothic" w:hAnsi="Malgun Gothic" w:cs="Malgun Gothic" w:eastAsia="Malgun Gothic"/>
+                <w:b w:val="0"/>
+                <w:i w:val="0"/>
+                <w:sz w:val="20"/>
+              </w:rPr>
+              <w:t xml:space="preserve">  —  사탕</w:t>
+            </w:r>
+          </w:p>
+          <w:p>
+            <w:pPr>
+              <w:spacing w:after="40"/>
+            </w:pPr>
+            <w:r>
+              <w:rPr>
+                <w:rFonts w:ascii="Arial" w:hAnsi="Arial" w:cs="Arial" w:eastAsia="Malgun Gothic"/>
+                <w:b/>
+                <w:i w:val="0"/>
+                <w:sz w:val="20"/>
+              </w:rPr>
+              <w:t>klopfen</w:t>
+            </w:r>
+            <w:r>
+              <w:rPr>
+                <w:rFonts w:ascii="Malgun Gothic" w:hAnsi="Malgun Gothic" w:cs="Malgun Gothic" w:eastAsia="Malgun Gothic"/>
+                <w:b w:val="0"/>
+                <w:i w:val="0"/>
+                <w:sz w:val="20"/>
+              </w:rPr>
+              <w:t xml:space="preserve">  —  두드리다</w:t>
+            </w:r>
+          </w:p>
+        </w:tc>
+      </w:tr>
+      <w:tr>
+        <w:tc>
+          <w:tcPr>
+            <w:tcW w:type="dxa" w:w="1500"/>
+            <w:tcBorders>
+              <w:top w:val="single" w:color="BFBFBF" w:sz="4"/>
+              <w:left w:val="single" w:color="BFBFBF" w:sz="4"/>
+              <w:bottom w:val="single" w:color="BFBFBF" w:sz="4"/>
+              <w:right w:val="single" w:color="BFBFBF" w:sz="4"/>
+            </w:tcBorders>
+            <w:shd w:fill="DEEAF6" w:color="auto" w:val="clear"/>
+          </w:tcPr>
+          <w:p>
+            <w:r>
+              <w:rPr>
+                <w:rFonts w:ascii="Malgun Gothic" w:hAnsi="Malgun Gothic" w:cs="Malgun Gothic" w:eastAsia="Malgun Gothic"/>
+                <w:b/>
+                <w:i w:val="0"/>
+                <w:color w:val="1F3864"/>
+                <w:sz w:val="20"/>
+              </w:rPr>
+              <w:t>문법</w:t>
+            </w:r>
+          </w:p>
+        </w:tc>
+        <w:tc>
+          <w:tcPr>
+            <w:tcW w:type="dxa" w:w="8138"/>
+            <w:tcBorders>
+              <w:top w:val="single" w:color="BFBFBF" w:sz="4"/>
+              <w:left w:val="single" w:color="BFBFBF" w:sz="4"/>
+              <w:bottom w:val="single" w:color="BFBFBF" w:sz="4"/>
+              <w:right w:val="single" w:color="BFBFBF" w:sz="4"/>
+            </w:tcBorders>
+          </w:tcPr>
+          <w:p>
+            <w:pPr>
+              <w:spacing w:after="40"/>
+            </w:pPr>
+            <w:r>
+              <w:rPr>
+                <w:rFonts w:ascii="Malgun Gothic" w:hAnsi="Malgun Gothic" w:cs="Malgun Gothic" w:eastAsia="Malgun Gothic"/>
+                <w:b w:val="0"/>
+                <w:i w:val="0"/>
+                <w:sz w:val="20"/>
+              </w:rPr>
+              <w:t>Wer kein Geld hat, bekommt trotzdem ein Brötchen에서 Wer절이 주어입니다. Nachts wird die Tür geöffnet은 현재 수동입니다.</w:t>
+            </w:r>
+          </w:p>
+        </w:tc>
+      </w:tr>
+      <w:tr>
+        <w:tc>
+          <w:tcPr>
+            <w:tcW w:type="dxa" w:w="1500"/>
+            <w:tcBorders>
+              <w:top w:val="single" w:color="BFBFBF" w:sz="4"/>
+              <w:left w:val="single" w:color="BFBFBF" w:sz="4"/>
+              <w:bottom w:val="single" w:color="BFBFBF" w:sz="4"/>
+              <w:right w:val="single" w:color="BFBFBF" w:sz="4"/>
+            </w:tcBorders>
+            <w:shd w:fill="DEEAF6" w:color="auto" w:val="clear"/>
+          </w:tcPr>
+          <w:p>
+            <w:r>
+              <w:rPr>
+                <w:rFonts w:ascii="Malgun Gothic" w:hAnsi="Malgun Gothic" w:cs="Malgun Gothic" w:eastAsia="Malgun Gothic"/>
+                <w:b/>
+                <w:i w:val="0"/>
+                <w:color w:val="1F3864"/>
+                <w:sz w:val="20"/>
+              </w:rPr>
+              <w:t>표현</w:t>
+            </w:r>
+          </w:p>
+        </w:tc>
+        <w:tc>
+          <w:tcPr>
+            <w:tcW w:type="dxa" w:w="8138"/>
+            <w:tcBorders>
+              <w:top w:val="single" w:color="BFBFBF" w:sz="4"/>
+              <w:left w:val="single" w:color="BFBFBF" w:sz="4"/>
+              <w:bottom w:val="single" w:color="BFBFBF" w:sz="4"/>
+              <w:right w:val="single" w:color="BFBFBF" w:sz="4"/>
+            </w:tcBorders>
+          </w:tcPr>
+          <w:p>
+            <w:pPr>
+              <w:spacing w:after="40"/>
+            </w:pPr>
+            <w:r>
+              <w:rPr>
+                <w:rFonts w:ascii="Malgun Gothic" w:hAnsi="Malgun Gothic" w:cs="Malgun Gothic" w:eastAsia="Malgun Gothic"/>
+                <w:b w:val="0"/>
+                <w:i w:val="0"/>
+                <w:sz w:val="20"/>
+              </w:rPr>
+              <w:t>Erstens, zweitens, drittens는 순서를 나타내는 부사입니다.</w:t>
+            </w:r>
+          </w:p>
+        </w:tc>
+      </w:tr>
+      <w:tr>
+        <w:tc>
+          <w:tcPr>
+            <w:tcW w:type="dxa" w:w="1500"/>
+            <w:tcBorders>
+              <w:top w:val="single" w:color="BFBFBF" w:sz="4"/>
+              <w:left w:val="single" w:color="BFBFBF" w:sz="4"/>
+              <w:bottom w:val="single" w:color="BFBFBF" w:sz="4"/>
+              <w:right w:val="single" w:color="BFBFBF" w:sz="4"/>
+            </w:tcBorders>
+            <w:shd w:fill="DEEAF6" w:color="auto" w:val="clear"/>
+          </w:tcPr>
+          <w:p>
+            <w:r>
+              <w:rPr>
+                <w:rFonts w:ascii="Malgun Gothic" w:hAnsi="Malgun Gothic" w:cs="Malgun Gothic" w:eastAsia="Malgun Gothic"/>
+                <w:b/>
+                <w:i w:val="0"/>
+                <w:color w:val="1F3864"/>
+                <w:sz w:val="20"/>
+              </w:rPr>
+              <w:t>시제</w:t>
+            </w:r>
+          </w:p>
+        </w:tc>
+        <w:tc>
+          <w:tcPr>
+            <w:tcW w:type="dxa" w:w="8138"/>
+            <w:tcBorders>
+              <w:top w:val="single" w:color="BFBFBF" w:sz="4"/>
+              <w:left w:val="single" w:color="BFBFBF" w:sz="4"/>
+              <w:bottom w:val="single" w:color="BFBFBF" w:sz="4"/>
+              <w:right w:val="single" w:color="BFBFBF" w:sz="4"/>
+            </w:tcBorders>
+          </w:tcPr>
+          <w:p>
+            <w:pPr>
+              <w:spacing w:after="40"/>
+            </w:pPr>
+            <w:r>
+              <w:rPr>
+                <w:rFonts w:ascii="Malgun Gothic" w:hAnsi="Malgun Gothic" w:cs="Malgun Gothic" w:eastAsia="Malgun Gothic"/>
+                <w:b w:val="0"/>
+                <w:i w:val="0"/>
+                <w:sz w:val="20"/>
+              </w:rPr>
+              <w:t>hatte는 과거형이고 hat, bekommt, verlässt, wird ... geöffnet, klopft는 현재형입니다.</w:t>
+            </w:r>
+          </w:p>
+        </w:tc>
+      </w:tr>
+    </w:tbl>
+    <w:p>
+      <w:pPr>
+        <w:spacing w:after="0"/>
+      </w:pPr>
+    </w:p>
+    <w:p>
+      <w:pPr>
+        <w:keepNext/>
+        <w:spacing w:before="160"/>
+      </w:pPr>
+      <w:r>
+        <w:rPr>
+          <w:rFonts w:ascii="Arial" w:hAnsi="Arial" w:cs="Arial" w:eastAsia="Malgun Gothic"/>
+          <w:b/>
+          <w:i w:val="0"/>
+          <w:sz w:val="22"/>
+        </w:rPr>
+        <w:t>62. Elif: Die dritte Regel hat er mit dem Leben bezahlt. Aber ich habe sie nie vergessen. Jeden Samstag in der Beratung öffnen wir die Tür, wenn jemand klopft.</w:t>
+      </w:r>
+    </w:p>
+    <w:p>
+      <w:pPr>
+        <w:keepNext/>
+        <w:ind w:left="340"/>
+      </w:pPr>
+      <w:r>
+        <w:rPr>
+          <w:rFonts w:ascii="Malgun Gothic" w:hAnsi="Malgun Gothic" w:cs="Malgun Gothic" w:eastAsia="Malgun Gothic"/>
+          <w:b w:val="0"/>
+          <w:i/>
+          <w:color w:val="404040"/>
+          <w:sz w:val="20"/>
+        </w:rPr>
+        <w:t>세 번째 규칙은 아버지가 목숨으로 대가를 치르셨어. 하지만 난 그걸 한 번도 잊지 않았어. 토요일마다 상담소에서 누가 두드리면 문을 열지.</w:t>
+      </w:r>
+    </w:p>
+    <w:tbl>
+      <w:tblPr>
+        <w:tblW w:type="auto" w:w="0"/>
+        <w:tblLayout w:type="fixed"/>
+        <w:tblLook w:firstColumn="1" w:firstRow="1" w:lastColumn="0" w:lastRow="0" w:noHBand="0" w:noVBand="1" w:val="04A0"/>
+      </w:tblPr>
+      <w:tblGrid>
+        <w:gridCol w:w="4819"/>
+        <w:gridCol w:w="4819"/>
+      </w:tblGrid>
+      <w:tr>
+        <w:tc>
+          <w:tcPr>
+            <w:tcW w:type="dxa" w:w="1500"/>
+            <w:tcBorders>
+              <w:top w:val="single" w:color="BFBFBF" w:sz="4"/>
+              <w:left w:val="single" w:color="BFBFBF" w:sz="4"/>
+              <w:bottom w:val="single" w:color="BFBFBF" w:sz="4"/>
+              <w:right w:val="single" w:color="BFBFBF" w:sz="4"/>
+            </w:tcBorders>
+            <w:shd w:fill="DEEAF6" w:color="auto" w:val="clear"/>
+          </w:tcPr>
+          <w:p>
+            <w:r>
+              <w:rPr>
+                <w:rFonts w:ascii="Malgun Gothic" w:hAnsi="Malgun Gothic" w:cs="Malgun Gothic" w:eastAsia="Malgun Gothic"/>
+                <w:b/>
+                <w:i w:val="0"/>
+                <w:color w:val="1F3864"/>
+                <w:sz w:val="20"/>
+              </w:rPr>
+              <w:t>주요 단어</w:t>
+            </w:r>
+          </w:p>
+        </w:tc>
+        <w:tc>
+          <w:tcPr>
+            <w:tcW w:type="dxa" w:w="8138"/>
+            <w:tcBorders>
+              <w:top w:val="single" w:color="BFBFBF" w:sz="4"/>
+              <w:left w:val="single" w:color="BFBFBF" w:sz="4"/>
+              <w:bottom w:val="single" w:color="BFBFBF" w:sz="4"/>
+              <w:right w:val="single" w:color="BFBFBF" w:sz="4"/>
+            </w:tcBorders>
+          </w:tcPr>
+          <w:p>
+            <w:pPr>
+              <w:spacing w:after="40"/>
+            </w:pPr>
+            <w:r>
+              <w:rPr>
+                <w:rFonts w:ascii="Arial" w:hAnsi="Arial" w:cs="Arial" w:eastAsia="Malgun Gothic"/>
+                <w:b/>
+                <w:i w:val="0"/>
+                <w:sz w:val="20"/>
+              </w:rPr>
+              <w:t>bezahlen</w:t>
+            </w:r>
+            <w:r>
+              <w:rPr>
+                <w:rFonts w:ascii="Malgun Gothic" w:hAnsi="Malgun Gothic" w:cs="Malgun Gothic" w:eastAsia="Malgun Gothic"/>
+                <w:b w:val="0"/>
+                <w:i w:val="0"/>
+                <w:sz w:val="20"/>
+              </w:rPr>
+              <w:t xml:space="preserve">  —  대가를 치르다</w:t>
+            </w:r>
+          </w:p>
+          <w:p>
+            <w:pPr>
+              <w:spacing w:after="40"/>
+            </w:pPr>
+            <w:r>
+              <w:rPr>
+                <w:rFonts w:ascii="Arial" w:hAnsi="Arial" w:cs="Arial" w:eastAsia="Malgun Gothic"/>
+                <w:b/>
+                <w:i w:val="0"/>
+                <w:sz w:val="20"/>
+              </w:rPr>
+              <w:t>vergessen</w:t>
+            </w:r>
+            <w:r>
+              <w:rPr>
+                <w:rFonts w:ascii="Malgun Gothic" w:hAnsi="Malgun Gothic" w:cs="Malgun Gothic" w:eastAsia="Malgun Gothic"/>
+                <w:b w:val="0"/>
+                <w:i w:val="0"/>
+                <w:sz w:val="20"/>
+              </w:rPr>
+              <w:t xml:space="preserve">  —  잊다</w:t>
+            </w:r>
+          </w:p>
+          <w:p>
+            <w:pPr>
+              <w:spacing w:after="40"/>
+            </w:pPr>
+            <w:r>
+              <w:rPr>
+                <w:rFonts w:ascii="Arial" w:hAnsi="Arial" w:cs="Arial" w:eastAsia="Malgun Gothic"/>
+                <w:b/>
+                <w:i w:val="0"/>
+                <w:sz w:val="20"/>
+              </w:rPr>
+              <w:t>jeden Samstag</w:t>
+            </w:r>
+            <w:r>
+              <w:rPr>
+                <w:rFonts w:ascii="Malgun Gothic" w:hAnsi="Malgun Gothic" w:cs="Malgun Gothic" w:eastAsia="Malgun Gothic"/>
+                <w:b w:val="0"/>
+                <w:i w:val="0"/>
+                <w:sz w:val="20"/>
+              </w:rPr>
+              <w:t xml:space="preserve">  —  토요일마다</w:t>
+            </w:r>
+          </w:p>
+        </w:tc>
+      </w:tr>
+      <w:tr>
+        <w:tc>
+          <w:tcPr>
+            <w:tcW w:type="dxa" w:w="1500"/>
+            <w:tcBorders>
+              <w:top w:val="single" w:color="BFBFBF" w:sz="4"/>
+              <w:left w:val="single" w:color="BFBFBF" w:sz="4"/>
+              <w:bottom w:val="single" w:color="BFBFBF" w:sz="4"/>
+              <w:right w:val="single" w:color="BFBFBF" w:sz="4"/>
+            </w:tcBorders>
+            <w:shd w:fill="DEEAF6" w:color="auto" w:val="clear"/>
+          </w:tcPr>
+          <w:p>
+            <w:r>
+              <w:rPr>
+                <w:rFonts w:ascii="Malgun Gothic" w:hAnsi="Malgun Gothic" w:cs="Malgun Gothic" w:eastAsia="Malgun Gothic"/>
+                <w:b/>
+                <w:i w:val="0"/>
+                <w:color w:val="1F3864"/>
+                <w:sz w:val="20"/>
+              </w:rPr>
+              <w:t>문법</w:t>
+            </w:r>
+          </w:p>
+        </w:tc>
+        <w:tc>
+          <w:tcPr>
+            <w:tcW w:type="dxa" w:w="8138"/>
+            <w:tcBorders>
+              <w:top w:val="single" w:color="BFBFBF" w:sz="4"/>
+              <w:left w:val="single" w:color="BFBFBF" w:sz="4"/>
+              <w:bottom w:val="single" w:color="BFBFBF" w:sz="4"/>
+              <w:right w:val="single" w:color="BFBFBF" w:sz="4"/>
+            </w:tcBorders>
+          </w:tcPr>
+          <w:p>
+            <w:pPr>
+              <w:spacing w:after="40"/>
+            </w:pPr>
+            <w:r>
+              <w:rPr>
+                <w:rFonts w:ascii="Malgun Gothic" w:hAnsi="Malgun Gothic" w:cs="Malgun Gothic" w:eastAsia="Malgun Gothic"/>
+                <w:b w:val="0"/>
+                <w:i w:val="0"/>
+                <w:sz w:val="20"/>
+              </w:rPr>
+              <w:t>Die dritte Regel hat er mit dem Leben bezahlt에서 mit + 3격이 쓰이고 현재완료입니다. wenn jemand klopft는 wenn절입니다.</w:t>
+            </w:r>
+          </w:p>
+        </w:tc>
+      </w:tr>
+      <w:tr>
+        <w:tc>
+          <w:tcPr>
+            <w:tcW w:type="dxa" w:w="1500"/>
+            <w:tcBorders>
+              <w:top w:val="single" w:color="BFBFBF" w:sz="4"/>
+              <w:left w:val="single" w:color="BFBFBF" w:sz="4"/>
+              <w:bottom w:val="single" w:color="BFBFBF" w:sz="4"/>
+              <w:right w:val="single" w:color="BFBFBF" w:sz="4"/>
+            </w:tcBorders>
+            <w:shd w:fill="DEEAF6" w:color="auto" w:val="clear"/>
+          </w:tcPr>
+          <w:p>
+            <w:r>
+              <w:rPr>
+                <w:rFonts w:ascii="Malgun Gothic" w:hAnsi="Malgun Gothic" w:cs="Malgun Gothic" w:eastAsia="Malgun Gothic"/>
+                <w:b/>
+                <w:i w:val="0"/>
+                <w:color w:val="1F3864"/>
+                <w:sz w:val="20"/>
+              </w:rPr>
+              <w:t>표현</w:t>
+            </w:r>
+          </w:p>
+        </w:tc>
+        <w:tc>
+          <w:tcPr>
+            <w:tcW w:type="dxa" w:w="8138"/>
+            <w:tcBorders>
+              <w:top w:val="single" w:color="BFBFBF" w:sz="4"/>
+              <w:left w:val="single" w:color="BFBFBF" w:sz="4"/>
+              <w:bottom w:val="single" w:color="BFBFBF" w:sz="4"/>
+              <w:right w:val="single" w:color="BFBFBF" w:sz="4"/>
+            </w:tcBorders>
+          </w:tcPr>
+          <w:p>
+            <w:pPr>
+              <w:spacing w:after="40"/>
+            </w:pPr>
+            <w:r>
+              <w:rPr>
+                <w:rFonts w:ascii="Malgun Gothic" w:hAnsi="Malgun Gothic" w:cs="Malgun Gothic" w:eastAsia="Malgun Gothic"/>
+                <w:b w:val="0"/>
+                <w:i w:val="0"/>
+                <w:sz w:val="20"/>
+              </w:rPr>
+              <w:t>jeden Samstag은 시간 4격 표현입니다.</w:t>
+            </w:r>
+          </w:p>
+        </w:tc>
+      </w:tr>
+      <w:tr>
+        <w:tc>
+          <w:tcPr>
+            <w:tcW w:type="dxa" w:w="1500"/>
+            <w:tcBorders>
+              <w:top w:val="single" w:color="BFBFBF" w:sz="4"/>
+              <w:left w:val="single" w:color="BFBFBF" w:sz="4"/>
+              <w:bottom w:val="single" w:color="BFBFBF" w:sz="4"/>
+              <w:right w:val="single" w:color="BFBFBF" w:sz="4"/>
+            </w:tcBorders>
+            <w:shd w:fill="DEEAF6" w:color="auto" w:val="clear"/>
+          </w:tcPr>
+          <w:p>
+            <w:r>
+              <w:rPr>
+                <w:rFonts w:ascii="Malgun Gothic" w:hAnsi="Malgun Gothic" w:cs="Malgun Gothic" w:eastAsia="Malgun Gothic"/>
+                <w:b/>
+                <w:i w:val="0"/>
+                <w:color w:val="1F3864"/>
+                <w:sz w:val="20"/>
+              </w:rPr>
+              <w:t>시제</w:t>
+            </w:r>
+          </w:p>
+        </w:tc>
+        <w:tc>
+          <w:tcPr>
+            <w:tcW w:type="dxa" w:w="8138"/>
+            <w:tcBorders>
+              <w:top w:val="single" w:color="BFBFBF" w:sz="4"/>
+              <w:left w:val="single" w:color="BFBFBF" w:sz="4"/>
+              <w:bottom w:val="single" w:color="BFBFBF" w:sz="4"/>
+              <w:right w:val="single" w:color="BFBFBF" w:sz="4"/>
+            </w:tcBorders>
+          </w:tcPr>
+          <w:p>
+            <w:pPr>
+              <w:spacing w:after="40"/>
+            </w:pPr>
+            <w:r>
+              <w:rPr>
+                <w:rFonts w:ascii="Malgun Gothic" w:hAnsi="Malgun Gothic" w:cs="Malgun Gothic" w:eastAsia="Malgun Gothic"/>
+                <w:b w:val="0"/>
+                <w:i w:val="0"/>
+                <w:sz w:val="20"/>
+              </w:rPr>
+              <w:t>hat ... bezahlt, habe ... vergessen은 현재완료이고 öffnen, klopft는 현재형입니다.</w:t>
+            </w:r>
+          </w:p>
+        </w:tc>
+      </w:tr>
+    </w:tbl>
+    <w:p>
+      <w:pPr>
+        <w:spacing w:after="0"/>
+      </w:pPr>
+    </w:p>
+    <w:p>
+      <w:pPr>
+        <w:keepNext/>
+        <w:spacing w:before="160"/>
+      </w:pPr>
+      <w:r>
+        <w:rPr>
+          <w:rFonts w:ascii="Arial" w:hAnsi="Arial" w:cs="Arial" w:eastAsia="Malgun Gothic"/>
+          <w:b/>
+          <w:i w:val="0"/>
+          <w:sz w:val="22"/>
+        </w:rPr>
+        <w:t>63. Jonas: Ich lasse die Worte setzen. In der Beratung habe ich dieses Prinzip schon gespürt, ohne es zu kennen. Es ist ein Stück Hasan Yılmaz, das jeden Samstag weiterlebt.</w:t>
+      </w:r>
+    </w:p>
+    <w:p>
+      <w:pPr>
+        <w:keepNext/>
+        <w:ind w:left="340"/>
+      </w:pPr>
+      <w:r>
+        <w:rPr>
+          <w:rFonts w:ascii="Malgun Gothic" w:hAnsi="Malgun Gothic" w:cs="Malgun Gothic" w:eastAsia="Malgun Gothic"/>
+          <w:b w:val="0"/>
+          <w:i/>
+          <w:color w:val="404040"/>
+          <w:sz w:val="20"/>
+        </w:rPr>
+        <w:t>그 말이 가라앉게 둔다. 상담소에서 이 원칙을 이미 몸으로 느꼈는데 몰랐을 뿐이다. 토요일마다 이어지는 하산 일마즈의 한 조각이다.</w:t>
+      </w:r>
+    </w:p>
+    <w:tbl>
+      <w:tblPr>
+        <w:tblW w:type="auto" w:w="0"/>
+        <w:tblLayout w:type="fixed"/>
+        <w:tblLook w:firstColumn="1" w:firstRow="1" w:lastColumn="0" w:lastRow="0" w:noHBand="0" w:noVBand="1" w:val="04A0"/>
+      </w:tblPr>
+      <w:tblGrid>
+        <w:gridCol w:w="4819"/>
+        <w:gridCol w:w="4819"/>
+      </w:tblGrid>
+      <w:tr>
+        <w:tc>
+          <w:tcPr>
+            <w:tcW w:type="dxa" w:w="1500"/>
+            <w:tcBorders>
+              <w:top w:val="single" w:color="BFBFBF" w:sz="4"/>
+              <w:left w:val="single" w:color="BFBFBF" w:sz="4"/>
+              <w:bottom w:val="single" w:color="BFBFBF" w:sz="4"/>
+              <w:right w:val="single" w:color="BFBFBF" w:sz="4"/>
+            </w:tcBorders>
+            <w:shd w:fill="DEEAF6" w:color="auto" w:val="clear"/>
+          </w:tcPr>
+          <w:p>
+            <w:r>
+              <w:rPr>
+                <w:rFonts w:ascii="Malgun Gothic" w:hAnsi="Malgun Gothic" w:cs="Malgun Gothic" w:eastAsia="Malgun Gothic"/>
+                <w:b/>
+                <w:i w:val="0"/>
+                <w:color w:val="1F3864"/>
+                <w:sz w:val="20"/>
+              </w:rPr>
+              <w:t>주요 단어</w:t>
+            </w:r>
+          </w:p>
+        </w:tc>
+        <w:tc>
+          <w:tcPr>
+            <w:tcW w:type="dxa" w:w="8138"/>
+            <w:tcBorders>
+              <w:top w:val="single" w:color="BFBFBF" w:sz="4"/>
+              <w:left w:val="single" w:color="BFBFBF" w:sz="4"/>
+              <w:bottom w:val="single" w:color="BFBFBF" w:sz="4"/>
+              <w:right w:val="single" w:color="BFBFBF" w:sz="4"/>
+            </w:tcBorders>
+          </w:tcPr>
+          <w:p>
+            <w:pPr>
+              <w:spacing w:after="40"/>
+            </w:pPr>
+            <w:r>
+              <w:rPr>
+                <w:rFonts w:ascii="Arial" w:hAnsi="Arial" w:cs="Arial" w:eastAsia="Malgun Gothic"/>
+                <w:b/>
+                <w:i w:val="0"/>
+                <w:sz w:val="20"/>
+              </w:rPr>
+              <w:t>das Prinzip, -ien</w:t>
+            </w:r>
+            <w:r>
+              <w:rPr>
+                <w:rFonts w:ascii="Malgun Gothic" w:hAnsi="Malgun Gothic" w:cs="Malgun Gothic" w:eastAsia="Malgun Gothic"/>
+                <w:b w:val="0"/>
+                <w:i w:val="0"/>
+                <w:sz w:val="20"/>
+              </w:rPr>
+              <w:t xml:space="preserve">  —  원칙</w:t>
+            </w:r>
+          </w:p>
+          <w:p>
+            <w:pPr>
+              <w:spacing w:after="40"/>
+            </w:pPr>
+            <w:r>
+              <w:rPr>
+                <w:rFonts w:ascii="Arial" w:hAnsi="Arial" w:cs="Arial" w:eastAsia="Malgun Gothic"/>
+                <w:b/>
+                <w:i w:val="0"/>
+                <w:sz w:val="20"/>
+              </w:rPr>
+              <w:t>weiterleben</w:t>
+            </w:r>
+            <w:r>
+              <w:rPr>
+                <w:rFonts w:ascii="Malgun Gothic" w:hAnsi="Malgun Gothic" w:cs="Malgun Gothic" w:eastAsia="Malgun Gothic"/>
+                <w:b w:val="0"/>
+                <w:i w:val="0"/>
+                <w:sz w:val="20"/>
+              </w:rPr>
+              <w:t xml:space="preserve">  —  계속 살아 있다</w:t>
+            </w:r>
+          </w:p>
+          <w:p>
+            <w:pPr>
+              <w:spacing w:after="40"/>
+            </w:pPr>
+            <w:r>
+              <w:rPr>
+                <w:rFonts w:ascii="Arial" w:hAnsi="Arial" w:cs="Arial" w:eastAsia="Malgun Gothic"/>
+                <w:b/>
+                <w:i w:val="0"/>
+                <w:sz w:val="20"/>
+              </w:rPr>
+              <w:t>spüren</w:t>
+            </w:r>
+            <w:r>
+              <w:rPr>
+                <w:rFonts w:ascii="Malgun Gothic" w:hAnsi="Malgun Gothic" w:cs="Malgun Gothic" w:eastAsia="Malgun Gothic"/>
+                <w:b w:val="0"/>
+                <w:i w:val="0"/>
+                <w:sz w:val="20"/>
+              </w:rPr>
+              <w:t xml:space="preserve">  —  느끼다</w:t>
+            </w:r>
+          </w:p>
+        </w:tc>
+      </w:tr>
+      <w:tr>
+        <w:tc>
+          <w:tcPr>
+            <w:tcW w:type="dxa" w:w="1500"/>
+            <w:tcBorders>
+              <w:top w:val="single" w:color="BFBFBF" w:sz="4"/>
+              <w:left w:val="single" w:color="BFBFBF" w:sz="4"/>
+              <w:bottom w:val="single" w:color="BFBFBF" w:sz="4"/>
+              <w:right w:val="single" w:color="BFBFBF" w:sz="4"/>
+            </w:tcBorders>
+            <w:shd w:fill="DEEAF6" w:color="auto" w:val="clear"/>
+          </w:tcPr>
+          <w:p>
+            <w:r>
+              <w:rPr>
+                <w:rFonts w:ascii="Malgun Gothic" w:hAnsi="Malgun Gothic" w:cs="Malgun Gothic" w:eastAsia="Malgun Gothic"/>
+                <w:b/>
+                <w:i w:val="0"/>
+                <w:color w:val="1F3864"/>
+                <w:sz w:val="20"/>
+              </w:rPr>
+              <w:t>문법</w:t>
+            </w:r>
+          </w:p>
+        </w:tc>
+        <w:tc>
+          <w:tcPr>
+            <w:tcW w:type="dxa" w:w="8138"/>
+            <w:tcBorders>
+              <w:top w:val="single" w:color="BFBFBF" w:sz="4"/>
+              <w:left w:val="single" w:color="BFBFBF" w:sz="4"/>
+              <w:bottom w:val="single" w:color="BFBFBF" w:sz="4"/>
+              <w:right w:val="single" w:color="BFBFBF" w:sz="4"/>
+            </w:tcBorders>
+          </w:tcPr>
+          <w:p>
+            <w:pPr>
+              <w:spacing w:after="40"/>
+            </w:pPr>
+            <w:r>
+              <w:rPr>
+                <w:rFonts w:ascii="Malgun Gothic" w:hAnsi="Malgun Gothic" w:cs="Malgun Gothic" w:eastAsia="Malgun Gothic"/>
+                <w:b w:val="0"/>
+                <w:i w:val="0"/>
+                <w:sz w:val="20"/>
+              </w:rPr>
+              <w:t>Ich lasse die Worte setzen는 lassen + 부정형 구문입니다. ohne es zu kennen은 ohne ... zu + 부정형입니다.</w:t>
+            </w:r>
+          </w:p>
+        </w:tc>
+      </w:tr>
+      <w:tr>
+        <w:tc>
+          <w:tcPr>
+            <w:tcW w:type="dxa" w:w="1500"/>
+            <w:tcBorders>
+              <w:top w:val="single" w:color="BFBFBF" w:sz="4"/>
+              <w:left w:val="single" w:color="BFBFBF" w:sz="4"/>
+              <w:bottom w:val="single" w:color="BFBFBF" w:sz="4"/>
+              <w:right w:val="single" w:color="BFBFBF" w:sz="4"/>
+            </w:tcBorders>
+            <w:shd w:fill="DEEAF6" w:color="auto" w:val="clear"/>
+          </w:tcPr>
+          <w:p>
+            <w:r>
+              <w:rPr>
+                <w:rFonts w:ascii="Malgun Gothic" w:hAnsi="Malgun Gothic" w:cs="Malgun Gothic" w:eastAsia="Malgun Gothic"/>
+                <w:b/>
+                <w:i w:val="0"/>
+                <w:color w:val="1F3864"/>
+                <w:sz w:val="20"/>
+              </w:rPr>
+              <w:t>표현</w:t>
+            </w:r>
+          </w:p>
+        </w:tc>
+        <w:tc>
+          <w:tcPr>
+            <w:tcW w:type="dxa" w:w="8138"/>
+            <w:tcBorders>
+              <w:top w:val="single" w:color="BFBFBF" w:sz="4"/>
+              <w:left w:val="single" w:color="BFBFBF" w:sz="4"/>
+              <w:bottom w:val="single" w:color="BFBFBF" w:sz="4"/>
+              <w:right w:val="single" w:color="BFBFBF" w:sz="4"/>
+            </w:tcBorders>
+          </w:tcPr>
+          <w:p>
+            <w:pPr>
+              <w:spacing w:after="40"/>
+            </w:pPr>
+            <w:r>
+              <w:rPr>
+                <w:rFonts w:ascii="Malgun Gothic" w:hAnsi="Malgun Gothic" w:cs="Malgun Gothic" w:eastAsia="Malgun Gothic"/>
+                <w:b w:val="0"/>
+                <w:i w:val="0"/>
+                <w:sz w:val="20"/>
+              </w:rPr>
+              <w:t>ein Stück Hasan Yılmaz, das ... weiterlebt에서 das는 관계대명사입니다.</w:t>
+            </w:r>
+          </w:p>
+        </w:tc>
+      </w:tr>
+      <w:tr>
+        <w:tc>
+          <w:tcPr>
+            <w:tcW w:type="dxa" w:w="1500"/>
+            <w:tcBorders>
+              <w:top w:val="single" w:color="BFBFBF" w:sz="4"/>
+              <w:left w:val="single" w:color="BFBFBF" w:sz="4"/>
+              <w:bottom w:val="single" w:color="BFBFBF" w:sz="4"/>
+              <w:right w:val="single" w:color="BFBFBF" w:sz="4"/>
+            </w:tcBorders>
+            <w:shd w:fill="DEEAF6" w:color="auto" w:val="clear"/>
+          </w:tcPr>
+          <w:p>
+            <w:r>
+              <w:rPr>
+                <w:rFonts w:ascii="Malgun Gothic" w:hAnsi="Malgun Gothic" w:cs="Malgun Gothic" w:eastAsia="Malgun Gothic"/>
+                <w:b/>
+                <w:i w:val="0"/>
+                <w:color w:val="1F3864"/>
+                <w:sz w:val="20"/>
+              </w:rPr>
+              <w:t>시제</w:t>
+            </w:r>
+          </w:p>
+        </w:tc>
+        <w:tc>
+          <w:tcPr>
+            <w:tcW w:type="dxa" w:w="8138"/>
+            <w:tcBorders>
+              <w:top w:val="single" w:color="BFBFBF" w:sz="4"/>
+              <w:left w:val="single" w:color="BFBFBF" w:sz="4"/>
+              <w:bottom w:val="single" w:color="BFBFBF" w:sz="4"/>
+              <w:right w:val="single" w:color="BFBFBF" w:sz="4"/>
+            </w:tcBorders>
+          </w:tcPr>
+          <w:p>
+            <w:pPr>
+              <w:spacing w:after="40"/>
+            </w:pPr>
+            <w:r>
+              <w:rPr>
+                <w:rFonts w:ascii="Malgun Gothic" w:hAnsi="Malgun Gothic" w:cs="Malgun Gothic" w:eastAsia="Malgun Gothic"/>
+                <w:b w:val="0"/>
+                <w:i w:val="0"/>
+                <w:sz w:val="20"/>
+              </w:rPr>
+              <w:t>lasse, ist, weiterlebt는 현재형이고 habe ... gespürt는 현재완료입니다.</w:t>
+            </w:r>
+          </w:p>
+        </w:tc>
+      </w:tr>
+    </w:tbl>
+    <w:p>
+      <w:pPr>
+        <w:spacing w:after="0"/>
+      </w:pPr>
+    </w:p>
+    <w:p>
+      <w:pPr>
+        <w:keepNext/>
+        <w:spacing w:before="160"/>
+      </w:pPr>
+      <w:r>
+        <w:rPr>
+          <w:rFonts w:ascii="Arial" w:hAnsi="Arial" w:cs="Arial" w:eastAsia="Malgun Gothic"/>
+          <w:b/>
+          <w:i w:val="0"/>
+          <w:sz w:val="22"/>
+        </w:rPr>
+        <w:t>64. Frau Yılmaz: Und jetzt zeige ich dir etwas. Elif, hol das Album aus dem Schrank. Das mit dem grünen Einband.</w:t>
+      </w:r>
+    </w:p>
+    <w:p>
+      <w:pPr>
+        <w:keepNext/>
+        <w:ind w:left="340"/>
+      </w:pPr>
+      <w:r>
+        <w:rPr>
+          <w:rFonts w:ascii="Malgun Gothic" w:hAnsi="Malgun Gothic" w:cs="Malgun Gothic" w:eastAsia="Malgun Gothic"/>
+          <w:b w:val="0"/>
+          <w:i/>
+          <w:color w:val="404040"/>
+          <w:sz w:val="20"/>
+        </w:rPr>
+        <w:t>이제 보여 줄 게 있어요. 엘리프, 장에서 앨범 좀 가져와라. 초록색 표지 있는 걸로.</w:t>
+      </w:r>
+    </w:p>
+    <w:tbl>
+      <w:tblPr>
+        <w:tblW w:type="auto" w:w="0"/>
+        <w:tblLayout w:type="fixed"/>
+        <w:tblLook w:firstColumn="1" w:firstRow="1" w:lastColumn="0" w:lastRow="0" w:noHBand="0" w:noVBand="1" w:val="04A0"/>
+      </w:tblPr>
+      <w:tblGrid>
+        <w:gridCol w:w="4819"/>
+        <w:gridCol w:w="4819"/>
+      </w:tblGrid>
+      <w:tr>
+        <w:tc>
+          <w:tcPr>
+            <w:tcW w:type="dxa" w:w="1500"/>
+            <w:tcBorders>
+              <w:top w:val="single" w:color="BFBFBF" w:sz="4"/>
+              <w:left w:val="single" w:color="BFBFBF" w:sz="4"/>
+              <w:bottom w:val="single" w:color="BFBFBF" w:sz="4"/>
+              <w:right w:val="single" w:color="BFBFBF" w:sz="4"/>
+            </w:tcBorders>
+            <w:shd w:fill="DEEAF6" w:color="auto" w:val="clear"/>
+          </w:tcPr>
+          <w:p>
+            <w:r>
+              <w:rPr>
+                <w:rFonts w:ascii="Malgun Gothic" w:hAnsi="Malgun Gothic" w:cs="Malgun Gothic" w:eastAsia="Malgun Gothic"/>
+                <w:b/>
+                <w:i w:val="0"/>
+                <w:color w:val="1F3864"/>
+                <w:sz w:val="20"/>
+              </w:rPr>
+              <w:t>주요 단어</w:t>
+            </w:r>
+          </w:p>
+        </w:tc>
+        <w:tc>
+          <w:tcPr>
+            <w:tcW w:type="dxa" w:w="8138"/>
+            <w:tcBorders>
+              <w:top w:val="single" w:color="BFBFBF" w:sz="4"/>
+              <w:left w:val="single" w:color="BFBFBF" w:sz="4"/>
+              <w:bottom w:val="single" w:color="BFBFBF" w:sz="4"/>
+              <w:right w:val="single" w:color="BFBFBF" w:sz="4"/>
+            </w:tcBorders>
+          </w:tcPr>
+          <w:p>
+            <w:pPr>
+              <w:spacing w:after="40"/>
+            </w:pPr>
+            <w:r>
+              <w:rPr>
+                <w:rFonts w:ascii="Arial" w:hAnsi="Arial" w:cs="Arial" w:eastAsia="Malgun Gothic"/>
+                <w:b/>
+                <w:i w:val="0"/>
+                <w:sz w:val="20"/>
+              </w:rPr>
+              <w:t>das Album, Alben</w:t>
+            </w:r>
+            <w:r>
+              <w:rPr>
+                <w:rFonts w:ascii="Malgun Gothic" w:hAnsi="Malgun Gothic" w:cs="Malgun Gothic" w:eastAsia="Malgun Gothic"/>
+                <w:b w:val="0"/>
+                <w:i w:val="0"/>
+                <w:sz w:val="20"/>
+              </w:rPr>
+              <w:t xml:space="preserve">  —  앨범</w:t>
+            </w:r>
+          </w:p>
+          <w:p>
+            <w:pPr>
+              <w:spacing w:after="40"/>
+            </w:pPr>
+            <w:r>
+              <w:rPr>
+                <w:rFonts w:ascii="Arial" w:hAnsi="Arial" w:cs="Arial" w:eastAsia="Malgun Gothic"/>
+                <w:b/>
+                <w:i w:val="0"/>
+                <w:sz w:val="20"/>
+              </w:rPr>
+              <w:t>der Einband, -bände</w:t>
+            </w:r>
+            <w:r>
+              <w:rPr>
+                <w:rFonts w:ascii="Malgun Gothic" w:hAnsi="Malgun Gothic" w:cs="Malgun Gothic" w:eastAsia="Malgun Gothic"/>
+                <w:b w:val="0"/>
+                <w:i w:val="0"/>
+                <w:sz w:val="20"/>
+              </w:rPr>
+              <w:t xml:space="preserve">  —  표지</w:t>
+            </w:r>
+          </w:p>
+          <w:p>
+            <w:pPr>
+              <w:spacing w:after="40"/>
+            </w:pPr>
+            <w:r>
+              <w:rPr>
+                <w:rFonts w:ascii="Arial" w:hAnsi="Arial" w:cs="Arial" w:eastAsia="Malgun Gothic"/>
+                <w:b/>
+                <w:i w:val="0"/>
+                <w:sz w:val="20"/>
+              </w:rPr>
+              <w:t>holen</w:t>
+            </w:r>
+            <w:r>
+              <w:rPr>
+                <w:rFonts w:ascii="Malgun Gothic" w:hAnsi="Malgun Gothic" w:cs="Malgun Gothic" w:eastAsia="Malgun Gothic"/>
+                <w:b w:val="0"/>
+                <w:i w:val="0"/>
+                <w:sz w:val="20"/>
+              </w:rPr>
+              <w:t xml:space="preserve">  —  가져오다</w:t>
+            </w:r>
+          </w:p>
+        </w:tc>
+      </w:tr>
+      <w:tr>
+        <w:tc>
+          <w:tcPr>
+            <w:tcW w:type="dxa" w:w="1500"/>
+            <w:tcBorders>
+              <w:top w:val="single" w:color="BFBFBF" w:sz="4"/>
+              <w:left w:val="single" w:color="BFBFBF" w:sz="4"/>
+              <w:bottom w:val="single" w:color="BFBFBF" w:sz="4"/>
+              <w:right w:val="single" w:color="BFBFBF" w:sz="4"/>
+            </w:tcBorders>
+            <w:shd w:fill="DEEAF6" w:color="auto" w:val="clear"/>
+          </w:tcPr>
+          <w:p>
+            <w:r>
+              <w:rPr>
+                <w:rFonts w:ascii="Malgun Gothic" w:hAnsi="Malgun Gothic" w:cs="Malgun Gothic" w:eastAsia="Malgun Gothic"/>
+                <w:b/>
+                <w:i w:val="0"/>
+                <w:color w:val="1F3864"/>
+                <w:sz w:val="20"/>
+              </w:rPr>
+              <w:t>문법</w:t>
+            </w:r>
+          </w:p>
+        </w:tc>
+        <w:tc>
+          <w:tcPr>
+            <w:tcW w:type="dxa" w:w="8138"/>
+            <w:tcBorders>
+              <w:top w:val="single" w:color="BFBFBF" w:sz="4"/>
+              <w:left w:val="single" w:color="BFBFBF" w:sz="4"/>
+              <w:bottom w:val="single" w:color="BFBFBF" w:sz="4"/>
+              <w:right w:val="single" w:color="BFBFBF" w:sz="4"/>
+            </w:tcBorders>
+          </w:tcPr>
+          <w:p>
+            <w:pPr>
+              <w:spacing w:after="40"/>
+            </w:pPr>
+            <w:r>
+              <w:rPr>
+                <w:rFonts w:ascii="Malgun Gothic" w:hAnsi="Malgun Gothic" w:cs="Malgun Gothic" w:eastAsia="Malgun Gothic"/>
+                <w:b w:val="0"/>
+                <w:i w:val="0"/>
+                <w:sz w:val="20"/>
+              </w:rPr>
+              <w:t>Elif, hol das Album은 du 명령형입니다. Das mit dem grünen Einband에서 Das는 Album을 대신하며 mit + 3격이 쓰입니다.</w:t>
+            </w:r>
+          </w:p>
+        </w:tc>
+      </w:tr>
+      <w:tr>
+        <w:tc>
+          <w:tcPr>
+            <w:tcW w:type="dxa" w:w="1500"/>
+            <w:tcBorders>
+              <w:top w:val="single" w:color="BFBFBF" w:sz="4"/>
+              <w:left w:val="single" w:color="BFBFBF" w:sz="4"/>
+              <w:bottom w:val="single" w:color="BFBFBF" w:sz="4"/>
+              <w:right w:val="single" w:color="BFBFBF" w:sz="4"/>
+            </w:tcBorders>
+            <w:shd w:fill="DEEAF6" w:color="auto" w:val="clear"/>
+          </w:tcPr>
+          <w:p>
+            <w:r>
+              <w:rPr>
+                <w:rFonts w:ascii="Malgun Gothic" w:hAnsi="Malgun Gothic" w:cs="Malgun Gothic" w:eastAsia="Malgun Gothic"/>
+                <w:b/>
+                <w:i w:val="0"/>
+                <w:color w:val="1F3864"/>
+                <w:sz w:val="20"/>
+              </w:rPr>
+              <w:t>표현</w:t>
+            </w:r>
+          </w:p>
+        </w:tc>
+        <w:tc>
+          <w:tcPr>
+            <w:tcW w:type="dxa" w:w="8138"/>
+            <w:tcBorders>
+              <w:top w:val="single" w:color="BFBFBF" w:sz="4"/>
+              <w:left w:val="single" w:color="BFBFBF" w:sz="4"/>
+              <w:bottom w:val="single" w:color="BFBFBF" w:sz="4"/>
+              <w:right w:val="single" w:color="BFBFBF" w:sz="4"/>
+            </w:tcBorders>
+          </w:tcPr>
+          <w:p>
+            <w:pPr>
+              <w:spacing w:after="40"/>
+            </w:pPr>
+            <w:r>
+              <w:rPr>
+                <w:rFonts w:ascii="Malgun Gothic" w:hAnsi="Malgun Gothic" w:cs="Malgun Gothic" w:eastAsia="Malgun Gothic"/>
+                <w:b w:val="0"/>
+                <w:i w:val="0"/>
+                <w:sz w:val="20"/>
+              </w:rPr>
+              <w:t>aus dem Schrank는 aus + 3격입니다.</w:t>
+            </w:r>
+          </w:p>
+        </w:tc>
+      </w:tr>
+      <w:tr>
+        <w:tc>
+          <w:tcPr>
+            <w:tcW w:type="dxa" w:w="1500"/>
+            <w:tcBorders>
+              <w:top w:val="single" w:color="BFBFBF" w:sz="4"/>
+              <w:left w:val="single" w:color="BFBFBF" w:sz="4"/>
+              <w:bottom w:val="single" w:color="BFBFBF" w:sz="4"/>
+              <w:right w:val="single" w:color="BFBFBF" w:sz="4"/>
+            </w:tcBorders>
+            <w:shd w:fill="DEEAF6" w:color="auto" w:val="clear"/>
+          </w:tcPr>
+          <w:p>
+            <w:r>
+              <w:rPr>
+                <w:rFonts w:ascii="Malgun Gothic" w:hAnsi="Malgun Gothic" w:cs="Malgun Gothic" w:eastAsia="Malgun Gothic"/>
+                <w:b/>
+                <w:i w:val="0"/>
+                <w:color w:val="1F3864"/>
+                <w:sz w:val="20"/>
+              </w:rPr>
+              <w:t>시제</w:t>
+            </w:r>
+          </w:p>
+        </w:tc>
+        <w:tc>
+          <w:tcPr>
+            <w:tcW w:type="dxa" w:w="8138"/>
+            <w:tcBorders>
+              <w:top w:val="single" w:color="BFBFBF" w:sz="4"/>
+              <w:left w:val="single" w:color="BFBFBF" w:sz="4"/>
+              <w:bottom w:val="single" w:color="BFBFBF" w:sz="4"/>
+              <w:right w:val="single" w:color="BFBFBF" w:sz="4"/>
+            </w:tcBorders>
+          </w:tcPr>
+          <w:p>
+            <w:pPr>
+              <w:spacing w:after="40"/>
+            </w:pPr>
+            <w:r>
+              <w:rPr>
+                <w:rFonts w:ascii="Malgun Gothic" w:hAnsi="Malgun Gothic" w:cs="Malgun Gothic" w:eastAsia="Malgun Gothic"/>
+                <w:b w:val="0"/>
+                <w:i w:val="0"/>
+                <w:sz w:val="20"/>
+              </w:rPr>
+              <w:t>zeige는 현재형이고 hol은 명령형입니다.</w:t>
+            </w:r>
+          </w:p>
+        </w:tc>
+      </w:tr>
+    </w:tbl>
+    <w:p>
+      <w:pPr>
+        <w:spacing w:after="0"/>
+      </w:pPr>
+    </w:p>
+    <w:p>
+      <w:pPr>
+        <w:keepNext/>
+        <w:spacing w:before="160"/>
+      </w:pPr>
+      <w:r>
+        <w:rPr>
+          <w:rFonts w:ascii="Arial" w:hAnsi="Arial" w:cs="Arial" w:eastAsia="Malgun Gothic"/>
+          <w:b/>
+          <w:i w:val="0"/>
+          <w:sz w:val="22"/>
+        </w:rPr>
+        <w:t>65. Jonas: Das Album riecht nach Staub und nach Zigarettenrauch. Auf der ersten Seite klebt ein Foto: ein junger Mann in einem weißen Hemd, an einem Fenster, hinter ihm das Meer.</w:t>
+      </w:r>
+    </w:p>
+    <w:p>
+      <w:pPr>
+        <w:keepNext/>
+        <w:ind w:left="340"/>
+      </w:pPr>
+      <w:r>
+        <w:rPr>
+          <w:rFonts w:ascii="Malgun Gothic" w:hAnsi="Malgun Gothic" w:cs="Malgun Gothic" w:eastAsia="Malgun Gothic"/>
+          <w:b w:val="0"/>
+          <w:i/>
+          <w:color w:val="404040"/>
+          <w:sz w:val="20"/>
+        </w:rPr>
+        <w:t>앨범에서는 먼지와 담배 냄새가 난다. 첫 장에는 사진이 붙어 있다. 흰 셔츠를 입은 젊은 남자가 창가에 서 있고 그 뒤로 바다가 보인다.</w:t>
+      </w:r>
+    </w:p>
+    <w:tbl>
+      <w:tblPr>
+        <w:tblW w:type="auto" w:w="0"/>
+        <w:tblLayout w:type="fixed"/>
+        <w:tblLook w:firstColumn="1" w:firstRow="1" w:lastColumn="0" w:lastRow="0" w:noHBand="0" w:noVBand="1" w:val="04A0"/>
+      </w:tblPr>
+      <w:tblGrid>
+        <w:gridCol w:w="4819"/>
+        <w:gridCol w:w="4819"/>
+      </w:tblGrid>
+      <w:tr>
+        <w:tc>
+          <w:tcPr>
+            <w:tcW w:type="dxa" w:w="1500"/>
+            <w:tcBorders>
+              <w:top w:val="single" w:color="BFBFBF" w:sz="4"/>
+              <w:left w:val="single" w:color="BFBFBF" w:sz="4"/>
+              <w:bottom w:val="single" w:color="BFBFBF" w:sz="4"/>
+              <w:right w:val="single" w:color="BFBFBF" w:sz="4"/>
+            </w:tcBorders>
+            <w:shd w:fill="DEEAF6" w:color="auto" w:val="clear"/>
+          </w:tcPr>
+          <w:p>
+            <w:r>
+              <w:rPr>
+                <w:rFonts w:ascii="Malgun Gothic" w:hAnsi="Malgun Gothic" w:cs="Malgun Gothic" w:eastAsia="Malgun Gothic"/>
+                <w:b/>
+                <w:i w:val="0"/>
+                <w:color w:val="1F3864"/>
+                <w:sz w:val="20"/>
+              </w:rPr>
+              <w:t>주요 단어</w:t>
+            </w:r>
+          </w:p>
+        </w:tc>
+        <w:tc>
+          <w:tcPr>
+            <w:tcW w:type="dxa" w:w="8138"/>
+            <w:tcBorders>
+              <w:top w:val="single" w:color="BFBFBF" w:sz="4"/>
+              <w:left w:val="single" w:color="BFBFBF" w:sz="4"/>
+              <w:bottom w:val="single" w:color="BFBFBF" w:sz="4"/>
+              <w:right w:val="single" w:color="BFBFBF" w:sz="4"/>
+            </w:tcBorders>
+          </w:tcPr>
+          <w:p>
+            <w:pPr>
+              <w:spacing w:after="40"/>
+            </w:pPr>
+            <w:r>
+              <w:rPr>
+                <w:rFonts w:ascii="Arial" w:hAnsi="Arial" w:cs="Arial" w:eastAsia="Malgun Gothic"/>
+                <w:b/>
+                <w:i w:val="0"/>
+                <w:sz w:val="20"/>
+              </w:rPr>
+              <w:t>kleben</w:t>
+            </w:r>
+            <w:r>
+              <w:rPr>
+                <w:rFonts w:ascii="Malgun Gothic" w:hAnsi="Malgun Gothic" w:cs="Malgun Gothic" w:eastAsia="Malgun Gothic"/>
+                <w:b w:val="0"/>
+                <w:i w:val="0"/>
+                <w:sz w:val="20"/>
+              </w:rPr>
+              <w:t xml:space="preserve">  —  붙어 있다</w:t>
+            </w:r>
+          </w:p>
+          <w:p>
+            <w:pPr>
+              <w:spacing w:after="40"/>
+            </w:pPr>
+            <w:r>
+              <w:rPr>
+                <w:rFonts w:ascii="Arial" w:hAnsi="Arial" w:cs="Arial" w:eastAsia="Malgun Gothic"/>
+                <w:b/>
+                <w:i w:val="0"/>
+                <w:sz w:val="20"/>
+              </w:rPr>
+              <w:t>das Hemd, -en</w:t>
+            </w:r>
+            <w:r>
+              <w:rPr>
+                <w:rFonts w:ascii="Malgun Gothic" w:hAnsi="Malgun Gothic" w:cs="Malgun Gothic" w:eastAsia="Malgun Gothic"/>
+                <w:b w:val="0"/>
+                <w:i w:val="0"/>
+                <w:sz w:val="20"/>
+              </w:rPr>
+              <w:t xml:space="preserve">  —  셔츠</w:t>
+            </w:r>
+          </w:p>
+          <w:p>
+            <w:pPr>
+              <w:spacing w:after="40"/>
+            </w:pPr>
+            <w:r>
+              <w:rPr>
+                <w:rFonts w:ascii="Arial" w:hAnsi="Arial" w:cs="Arial" w:eastAsia="Malgun Gothic"/>
+                <w:b/>
+                <w:i w:val="0"/>
+                <w:sz w:val="20"/>
+              </w:rPr>
+              <w:t>der Rauch (단수)</w:t>
+            </w:r>
+            <w:r>
+              <w:rPr>
+                <w:rFonts w:ascii="Malgun Gothic" w:hAnsi="Malgun Gothic" w:cs="Malgun Gothic" w:eastAsia="Malgun Gothic"/>
+                <w:b w:val="0"/>
+                <w:i w:val="0"/>
+                <w:sz w:val="20"/>
+              </w:rPr>
+              <w:t xml:space="preserve">  —  연기</w:t>
+            </w:r>
+          </w:p>
+        </w:tc>
+      </w:tr>
+      <w:tr>
+        <w:tc>
+          <w:tcPr>
+            <w:tcW w:type="dxa" w:w="1500"/>
+            <w:tcBorders>
+              <w:top w:val="single" w:color="BFBFBF" w:sz="4"/>
+              <w:left w:val="single" w:color="BFBFBF" w:sz="4"/>
+              <w:bottom w:val="single" w:color="BFBFBF" w:sz="4"/>
+              <w:right w:val="single" w:color="BFBFBF" w:sz="4"/>
+            </w:tcBorders>
+            <w:shd w:fill="DEEAF6" w:color="auto" w:val="clear"/>
+          </w:tcPr>
+          <w:p>
+            <w:r>
+              <w:rPr>
+                <w:rFonts w:ascii="Malgun Gothic" w:hAnsi="Malgun Gothic" w:cs="Malgun Gothic" w:eastAsia="Malgun Gothic"/>
+                <w:b/>
+                <w:i w:val="0"/>
+                <w:color w:val="1F3864"/>
+                <w:sz w:val="20"/>
+              </w:rPr>
+              <w:t>문법</w:t>
+            </w:r>
+          </w:p>
+        </w:tc>
+        <w:tc>
+          <w:tcPr>
+            <w:tcW w:type="dxa" w:w="8138"/>
+            <w:tcBorders>
+              <w:top w:val="single" w:color="BFBFBF" w:sz="4"/>
+              <w:left w:val="single" w:color="BFBFBF" w:sz="4"/>
+              <w:bottom w:val="single" w:color="BFBFBF" w:sz="4"/>
+              <w:right w:val="single" w:color="BFBFBF" w:sz="4"/>
+            </w:tcBorders>
+          </w:tcPr>
+          <w:p>
+            <w:pPr>
+              <w:spacing w:after="40"/>
+            </w:pPr>
+            <w:r>
+              <w:rPr>
+                <w:rFonts w:ascii="Malgun Gothic" w:hAnsi="Malgun Gothic" w:cs="Malgun Gothic" w:eastAsia="Malgun Gothic"/>
+                <w:b w:val="0"/>
+                <w:i w:val="0"/>
+                <w:sz w:val="20"/>
+              </w:rPr>
+              <w:t>Auf der ersten Seite klebt ein Foto에서 장소 부사구가 앞에 와 도치되었습니다. hinter ihm das Meer는 동사 없는 묘사입니다.</w:t>
+            </w:r>
+          </w:p>
+        </w:tc>
+      </w:tr>
+      <w:tr>
+        <w:tc>
+          <w:tcPr>
+            <w:tcW w:type="dxa" w:w="1500"/>
+            <w:tcBorders>
+              <w:top w:val="single" w:color="BFBFBF" w:sz="4"/>
+              <w:left w:val="single" w:color="BFBFBF" w:sz="4"/>
+              <w:bottom w:val="single" w:color="BFBFBF" w:sz="4"/>
+              <w:right w:val="single" w:color="BFBFBF" w:sz="4"/>
+            </w:tcBorders>
+            <w:shd w:fill="DEEAF6" w:color="auto" w:val="clear"/>
+          </w:tcPr>
+          <w:p>
+            <w:r>
+              <w:rPr>
+                <w:rFonts w:ascii="Malgun Gothic" w:hAnsi="Malgun Gothic" w:cs="Malgun Gothic" w:eastAsia="Malgun Gothic"/>
+                <w:b/>
+                <w:i w:val="0"/>
+                <w:color w:val="1F3864"/>
+                <w:sz w:val="20"/>
+              </w:rPr>
+              <w:t>표현</w:t>
+            </w:r>
+          </w:p>
+        </w:tc>
+        <w:tc>
+          <w:tcPr>
+            <w:tcW w:type="dxa" w:w="8138"/>
+            <w:tcBorders>
+              <w:top w:val="single" w:color="BFBFBF" w:sz="4"/>
+              <w:left w:val="single" w:color="BFBFBF" w:sz="4"/>
+              <w:bottom w:val="single" w:color="BFBFBF" w:sz="4"/>
+              <w:right w:val="single" w:color="BFBFBF" w:sz="4"/>
+            </w:tcBorders>
+          </w:tcPr>
+          <w:p>
+            <w:pPr>
+              <w:spacing w:after="40"/>
+            </w:pPr>
+            <w:r>
+              <w:rPr>
+                <w:rFonts w:ascii="Malgun Gothic" w:hAnsi="Malgun Gothic" w:cs="Malgun Gothic" w:eastAsia="Malgun Gothic"/>
+                <w:b w:val="0"/>
+                <w:i w:val="0"/>
+                <w:sz w:val="20"/>
+              </w:rPr>
+              <w:t>in einem weißen Hemd는 in + 3격입니다.</w:t>
+            </w:r>
+          </w:p>
+        </w:tc>
+      </w:tr>
+      <w:tr>
+        <w:tc>
+          <w:tcPr>
+            <w:tcW w:type="dxa" w:w="1500"/>
+            <w:tcBorders>
+              <w:top w:val="single" w:color="BFBFBF" w:sz="4"/>
+              <w:left w:val="single" w:color="BFBFBF" w:sz="4"/>
+              <w:bottom w:val="single" w:color="BFBFBF" w:sz="4"/>
+              <w:right w:val="single" w:color="BFBFBF" w:sz="4"/>
+            </w:tcBorders>
+            <w:shd w:fill="DEEAF6" w:color="auto" w:val="clear"/>
+          </w:tcPr>
+          <w:p>
+            <w:r>
+              <w:rPr>
+                <w:rFonts w:ascii="Malgun Gothic" w:hAnsi="Malgun Gothic" w:cs="Malgun Gothic" w:eastAsia="Malgun Gothic"/>
+                <w:b/>
+                <w:i w:val="0"/>
+                <w:color w:val="1F3864"/>
+                <w:sz w:val="20"/>
+              </w:rPr>
+              <w:t>시제</w:t>
+            </w:r>
+          </w:p>
+        </w:tc>
+        <w:tc>
+          <w:tcPr>
+            <w:tcW w:type="dxa" w:w="8138"/>
+            <w:tcBorders>
+              <w:top w:val="single" w:color="BFBFBF" w:sz="4"/>
+              <w:left w:val="single" w:color="BFBFBF" w:sz="4"/>
+              <w:bottom w:val="single" w:color="BFBFBF" w:sz="4"/>
+              <w:right w:val="single" w:color="BFBFBF" w:sz="4"/>
+            </w:tcBorders>
+          </w:tcPr>
+          <w:p>
+            <w:pPr>
+              <w:spacing w:after="40"/>
+            </w:pPr>
+            <w:r>
+              <w:rPr>
+                <w:rFonts w:ascii="Malgun Gothic" w:hAnsi="Malgun Gothic" w:cs="Malgun Gothic" w:eastAsia="Malgun Gothic"/>
+                <w:b w:val="0"/>
+                <w:i w:val="0"/>
+                <w:sz w:val="20"/>
+              </w:rPr>
+              <w:t>riecht, klebt는 현재형입니다.</w:t>
+            </w:r>
+          </w:p>
+        </w:tc>
+      </w:tr>
+    </w:tbl>
+    <w:p>
+      <w:pPr>
+        <w:spacing w:after="0"/>
+      </w:pPr>
+    </w:p>
+    <w:p>
+      <w:pPr>
+        <w:keepNext/>
+        <w:spacing w:before="160"/>
+      </w:pPr>
+      <w:r>
+        <w:rPr>
+          <w:rFonts w:ascii="Arial" w:hAnsi="Arial" w:cs="Arial" w:eastAsia="Malgun Gothic"/>
+          <w:b/>
+          <w:i w:val="0"/>
+          <w:sz w:val="22"/>
+        </w:rPr>
+        <w:t>66. Frau Yılmaz: Das war in Izmir, 1989. Er war achtzehn und hatte zwölf Lira in der Tasche. Ein Jahr später stand er am Bahnhof Zoo und hat nur einen Satz Deutsch gekonnt: „Ich suche Arbeit."</w:t>
+      </w:r>
+    </w:p>
+    <w:p>
+      <w:pPr>
+        <w:keepNext/>
+        <w:ind w:left="340"/>
+      </w:pPr>
+      <w:r>
+        <w:rPr>
+          <w:rFonts w:ascii="Malgun Gothic" w:hAnsi="Malgun Gothic" w:cs="Malgun Gothic" w:eastAsia="Malgun Gothic"/>
+          <w:b w:val="0"/>
+          <w:i/>
+          <w:color w:val="404040"/>
+          <w:sz w:val="20"/>
+        </w:rPr>
+        <w:t>1989년 이즈미르에서 찍은 거예요. 열여덟 살에 호주머니에 리라 열두 장이 전부였죠. 일 년 뒤에는 초역 근처에 서 있었고 독일어는 '일을 찾습니다' 한 문장뿐이었어요.</w:t>
+      </w:r>
+    </w:p>
+    <w:tbl>
+      <w:tblPr>
+        <w:tblW w:type="auto" w:w="0"/>
+        <w:tblLayout w:type="fixed"/>
+        <w:tblLook w:firstColumn="1" w:firstRow="1" w:lastColumn="0" w:lastRow="0" w:noHBand="0" w:noVBand="1" w:val="04A0"/>
+      </w:tblPr>
+      <w:tblGrid>
+        <w:gridCol w:w="4819"/>
+        <w:gridCol w:w="4819"/>
+      </w:tblGrid>
+      <w:tr>
+        <w:tc>
+          <w:tcPr>
+            <w:tcW w:type="dxa" w:w="1500"/>
+            <w:tcBorders>
+              <w:top w:val="single" w:color="BFBFBF" w:sz="4"/>
+              <w:left w:val="single" w:color="BFBFBF" w:sz="4"/>
+              <w:bottom w:val="single" w:color="BFBFBF" w:sz="4"/>
+              <w:right w:val="single" w:color="BFBFBF" w:sz="4"/>
+            </w:tcBorders>
+            <w:shd w:fill="DEEAF6" w:color="auto" w:val="clear"/>
+          </w:tcPr>
+          <w:p>
+            <w:r>
+              <w:rPr>
+                <w:rFonts w:ascii="Malgun Gothic" w:hAnsi="Malgun Gothic" w:cs="Malgun Gothic" w:eastAsia="Malgun Gothic"/>
+                <w:b/>
+                <w:i w:val="0"/>
+                <w:color w:val="1F3864"/>
+                <w:sz w:val="20"/>
+              </w:rPr>
+              <w:t>주요 단어</w:t>
+            </w:r>
+          </w:p>
+        </w:tc>
+        <w:tc>
+          <w:tcPr>
+            <w:tcW w:type="dxa" w:w="8138"/>
+            <w:tcBorders>
+              <w:top w:val="single" w:color="BFBFBF" w:sz="4"/>
+              <w:left w:val="single" w:color="BFBFBF" w:sz="4"/>
+              <w:bottom w:val="single" w:color="BFBFBF" w:sz="4"/>
+              <w:right w:val="single" w:color="BFBFBF" w:sz="4"/>
+            </w:tcBorders>
+          </w:tcPr>
+          <w:p>
+            <w:pPr>
+              <w:spacing w:after="40"/>
+            </w:pPr>
+            <w:r>
+              <w:rPr>
+                <w:rFonts w:ascii="Arial" w:hAnsi="Arial" w:cs="Arial" w:eastAsia="Malgun Gothic"/>
+                <w:b/>
+                <w:i w:val="0"/>
+                <w:sz w:val="20"/>
+              </w:rPr>
+              <w:t>der Bahnhof, -höfe</w:t>
+            </w:r>
+            <w:r>
+              <w:rPr>
+                <w:rFonts w:ascii="Malgun Gothic" w:hAnsi="Malgun Gothic" w:cs="Malgun Gothic" w:eastAsia="Malgun Gothic"/>
+                <w:b w:val="0"/>
+                <w:i w:val="0"/>
+                <w:sz w:val="20"/>
+              </w:rPr>
+              <w:t xml:space="preserve">  —  역</w:t>
+            </w:r>
+          </w:p>
+          <w:p>
+            <w:pPr>
+              <w:spacing w:after="40"/>
+            </w:pPr>
+            <w:r>
+              <w:rPr>
+                <w:rFonts w:ascii="Arial" w:hAnsi="Arial" w:cs="Arial" w:eastAsia="Malgun Gothic"/>
+                <w:b/>
+                <w:i w:val="0"/>
+                <w:sz w:val="20"/>
+              </w:rPr>
+              <w:t>suchen</w:t>
+            </w:r>
+            <w:r>
+              <w:rPr>
+                <w:rFonts w:ascii="Malgun Gothic" w:hAnsi="Malgun Gothic" w:cs="Malgun Gothic" w:eastAsia="Malgun Gothic"/>
+                <w:b w:val="0"/>
+                <w:i w:val="0"/>
+                <w:sz w:val="20"/>
+              </w:rPr>
+              <w:t xml:space="preserve">  —  찾다</w:t>
+            </w:r>
+          </w:p>
+          <w:p>
+            <w:pPr>
+              <w:spacing w:after="40"/>
+            </w:pPr>
+            <w:r>
+              <w:rPr>
+                <w:rFonts w:ascii="Arial" w:hAnsi="Arial" w:cs="Arial" w:eastAsia="Malgun Gothic"/>
+                <w:b/>
+                <w:i w:val="0"/>
+                <w:sz w:val="20"/>
+              </w:rPr>
+              <w:t>können</w:t>
+            </w:r>
+            <w:r>
+              <w:rPr>
+                <w:rFonts w:ascii="Malgun Gothic" w:hAnsi="Malgun Gothic" w:cs="Malgun Gothic" w:eastAsia="Malgun Gothic"/>
+                <w:b w:val="0"/>
+                <w:i w:val="0"/>
+                <w:sz w:val="20"/>
+              </w:rPr>
+              <w:t xml:space="preserve">  —  할 수 있다</w:t>
+            </w:r>
+          </w:p>
+        </w:tc>
+      </w:tr>
+      <w:tr>
+        <w:tc>
+          <w:tcPr>
+            <w:tcW w:type="dxa" w:w="1500"/>
+            <w:tcBorders>
+              <w:top w:val="single" w:color="BFBFBF" w:sz="4"/>
+              <w:left w:val="single" w:color="BFBFBF" w:sz="4"/>
+              <w:bottom w:val="single" w:color="BFBFBF" w:sz="4"/>
+              <w:right w:val="single" w:color="BFBFBF" w:sz="4"/>
+            </w:tcBorders>
+            <w:shd w:fill="DEEAF6" w:color="auto" w:val="clear"/>
+          </w:tcPr>
+          <w:p>
+            <w:r>
+              <w:rPr>
+                <w:rFonts w:ascii="Malgun Gothic" w:hAnsi="Malgun Gothic" w:cs="Malgun Gothic" w:eastAsia="Malgun Gothic"/>
+                <w:b/>
+                <w:i w:val="0"/>
+                <w:color w:val="1F3864"/>
+                <w:sz w:val="20"/>
+              </w:rPr>
+              <w:t>문법</w:t>
+            </w:r>
+          </w:p>
+        </w:tc>
+        <w:tc>
+          <w:tcPr>
+            <w:tcW w:type="dxa" w:w="8138"/>
+            <w:tcBorders>
+              <w:top w:val="single" w:color="BFBFBF" w:sz="4"/>
+              <w:left w:val="single" w:color="BFBFBF" w:sz="4"/>
+              <w:bottom w:val="single" w:color="BFBFBF" w:sz="4"/>
+              <w:right w:val="single" w:color="BFBFBF" w:sz="4"/>
+            </w:tcBorders>
+          </w:tcPr>
+          <w:p>
+            <w:pPr>
+              <w:spacing w:after="40"/>
+            </w:pPr>
+            <w:r>
+              <w:rPr>
+                <w:rFonts w:ascii="Malgun Gothic" w:hAnsi="Malgun Gothic" w:cs="Malgun Gothic" w:eastAsia="Malgun Gothic"/>
+                <w:b w:val="0"/>
+                <w:i w:val="0"/>
+                <w:sz w:val="20"/>
+              </w:rPr>
+              <w:t>Er war achtzehn und hatte zwölf Lira in der Tasche에서 war와 hatte는 과거형입니다. hat nur einen Satz Deutsch gekonnt는 können의 현재완료입니다.</w:t>
+            </w:r>
+          </w:p>
+        </w:tc>
+      </w:tr>
+      <w:tr>
+        <w:tc>
+          <w:tcPr>
+            <w:tcW w:type="dxa" w:w="1500"/>
+            <w:tcBorders>
+              <w:top w:val="single" w:color="BFBFBF" w:sz="4"/>
+              <w:left w:val="single" w:color="BFBFBF" w:sz="4"/>
+              <w:bottom w:val="single" w:color="BFBFBF" w:sz="4"/>
+              <w:right w:val="single" w:color="BFBFBF" w:sz="4"/>
+            </w:tcBorders>
+            <w:shd w:fill="DEEAF6" w:color="auto" w:val="clear"/>
+          </w:tcPr>
+          <w:p>
+            <w:r>
+              <w:rPr>
+                <w:rFonts w:ascii="Malgun Gothic" w:hAnsi="Malgun Gothic" w:cs="Malgun Gothic" w:eastAsia="Malgun Gothic"/>
+                <w:b/>
+                <w:i w:val="0"/>
+                <w:color w:val="1F3864"/>
+                <w:sz w:val="20"/>
+              </w:rPr>
+              <w:t>표현</w:t>
+            </w:r>
+          </w:p>
+        </w:tc>
+        <w:tc>
+          <w:tcPr>
+            <w:tcW w:type="dxa" w:w="8138"/>
+            <w:tcBorders>
+              <w:top w:val="single" w:color="BFBFBF" w:sz="4"/>
+              <w:left w:val="single" w:color="BFBFBF" w:sz="4"/>
+              <w:bottom w:val="single" w:color="BFBFBF" w:sz="4"/>
+              <w:right w:val="single" w:color="BFBFBF" w:sz="4"/>
+            </w:tcBorders>
+          </w:tcPr>
+          <w:p>
+            <w:pPr>
+              <w:spacing w:after="40"/>
+            </w:pPr>
+            <w:r>
+              <w:rPr>
+                <w:rFonts w:ascii="Malgun Gothic" w:hAnsi="Malgun Gothic" w:cs="Malgun Gothic" w:eastAsia="Malgun Gothic"/>
+                <w:b w:val="0"/>
+                <w:i w:val="0"/>
+                <w:sz w:val="20"/>
+              </w:rPr>
+              <w:t>Ein Jahr später는 시간 부사구입니다.</w:t>
+            </w:r>
+          </w:p>
+        </w:tc>
+      </w:tr>
+      <w:tr>
+        <w:tc>
+          <w:tcPr>
+            <w:tcW w:type="dxa" w:w="1500"/>
+            <w:tcBorders>
+              <w:top w:val="single" w:color="BFBFBF" w:sz="4"/>
+              <w:left w:val="single" w:color="BFBFBF" w:sz="4"/>
+              <w:bottom w:val="single" w:color="BFBFBF" w:sz="4"/>
+              <w:right w:val="single" w:color="BFBFBF" w:sz="4"/>
+            </w:tcBorders>
+            <w:shd w:fill="DEEAF6" w:color="auto" w:val="clear"/>
+          </w:tcPr>
+          <w:p>
+            <w:r>
+              <w:rPr>
+                <w:rFonts w:ascii="Malgun Gothic" w:hAnsi="Malgun Gothic" w:cs="Malgun Gothic" w:eastAsia="Malgun Gothic"/>
+                <w:b/>
+                <w:i w:val="0"/>
+                <w:color w:val="1F3864"/>
+                <w:sz w:val="20"/>
+              </w:rPr>
+              <w:t>시제</w:t>
+            </w:r>
+          </w:p>
+        </w:tc>
+        <w:tc>
+          <w:tcPr>
+            <w:tcW w:type="dxa" w:w="8138"/>
+            <w:tcBorders>
+              <w:top w:val="single" w:color="BFBFBF" w:sz="4"/>
+              <w:left w:val="single" w:color="BFBFBF" w:sz="4"/>
+              <w:bottom w:val="single" w:color="BFBFBF" w:sz="4"/>
+              <w:right w:val="single" w:color="BFBFBF" w:sz="4"/>
+            </w:tcBorders>
+          </w:tcPr>
+          <w:p>
+            <w:pPr>
+              <w:spacing w:after="40"/>
+            </w:pPr>
+            <w:r>
+              <w:rPr>
+                <w:rFonts w:ascii="Malgun Gothic" w:hAnsi="Malgun Gothic" w:cs="Malgun Gothic" w:eastAsia="Malgun Gothic"/>
+                <w:b w:val="0"/>
+                <w:i w:val="0"/>
+                <w:sz w:val="20"/>
+              </w:rPr>
+              <w:t>war, hatte, stand는 과거형이고 hat ... gekonnt는 현재완료, suche는 현재형입니다.</w:t>
+            </w:r>
+          </w:p>
+        </w:tc>
+      </w:tr>
+    </w:tbl>
+    <w:p>
+      <w:pPr>
+        <w:spacing w:after="0"/>
+      </w:pPr>
+    </w:p>
+    <w:p>
+      <w:pPr>
+        <w:keepNext/>
+        <w:spacing w:before="160"/>
+      </w:pPr>
+      <w:r>
+        <w:rPr>
+          <w:rFonts w:ascii="Arial" w:hAnsi="Arial" w:cs="Arial" w:eastAsia="Malgun Gothic"/>
+          <w:b/>
+          <w:i w:val="0"/>
+          <w:sz w:val="22"/>
+        </w:rPr>
+        <w:t>67. Elif: Und sein erster Chef hat ihm gesagt: „Mit einem Satz kommst du nicht weit." Er hat zurückgesagt: „Mit einem Satz und einem Lächeln komme ich bis Berlin."</w:t>
+      </w:r>
+    </w:p>
+    <w:p>
+      <w:pPr>
+        <w:keepNext/>
+        <w:ind w:left="340"/>
+      </w:pPr>
+      <w:r>
+        <w:rPr>
+          <w:rFonts w:ascii="Malgun Gothic" w:hAnsi="Malgun Gothic" w:cs="Malgun Gothic" w:eastAsia="Malgun Gothic"/>
+          <w:b w:val="0"/>
+          <w:i/>
+          <w:color w:val="404040"/>
+          <w:sz w:val="20"/>
+        </w:rPr>
+        <w:t>그리고 첫 사장님이 이렇게 말했대. 한 문장으로는 멀리 못 간다고. 아버지는 한 문장과 미소로 베를린까지 간다고 대답하셨지.</w:t>
+      </w:r>
+    </w:p>
+    <w:tbl>
+      <w:tblPr>
+        <w:tblW w:type="auto" w:w="0"/>
+        <w:tblLayout w:type="fixed"/>
+        <w:tblLook w:firstColumn="1" w:firstRow="1" w:lastColumn="0" w:lastRow="0" w:noHBand="0" w:noVBand="1" w:val="04A0"/>
+      </w:tblPr>
+      <w:tblGrid>
+        <w:gridCol w:w="4819"/>
+        <w:gridCol w:w="4819"/>
+      </w:tblGrid>
+      <w:tr>
+        <w:tc>
+          <w:tcPr>
+            <w:tcW w:type="dxa" w:w="1500"/>
+            <w:tcBorders>
+              <w:top w:val="single" w:color="BFBFBF" w:sz="4"/>
+              <w:left w:val="single" w:color="BFBFBF" w:sz="4"/>
+              <w:bottom w:val="single" w:color="BFBFBF" w:sz="4"/>
+              <w:right w:val="single" w:color="BFBFBF" w:sz="4"/>
+            </w:tcBorders>
+            <w:shd w:fill="DEEAF6" w:color="auto" w:val="clear"/>
+          </w:tcPr>
+          <w:p>
+            <w:r>
+              <w:rPr>
+                <w:rFonts w:ascii="Malgun Gothic" w:hAnsi="Malgun Gothic" w:cs="Malgun Gothic" w:eastAsia="Malgun Gothic"/>
+                <w:b/>
+                <w:i w:val="0"/>
+                <w:color w:val="1F3864"/>
+                <w:sz w:val="20"/>
+              </w:rPr>
+              <w:t>주요 단어</w:t>
+            </w:r>
+          </w:p>
+        </w:tc>
+        <w:tc>
+          <w:tcPr>
+            <w:tcW w:type="dxa" w:w="8138"/>
+            <w:tcBorders>
+              <w:top w:val="single" w:color="BFBFBF" w:sz="4"/>
+              <w:left w:val="single" w:color="BFBFBF" w:sz="4"/>
+              <w:bottom w:val="single" w:color="BFBFBF" w:sz="4"/>
+              <w:right w:val="single" w:color="BFBFBF" w:sz="4"/>
+            </w:tcBorders>
+          </w:tcPr>
+          <w:p>
+            <w:pPr>
+              <w:spacing w:after="40"/>
+            </w:pPr>
+            <w:r>
+              <w:rPr>
+                <w:rFonts w:ascii="Arial" w:hAnsi="Arial" w:cs="Arial" w:eastAsia="Malgun Gothic"/>
+                <w:b/>
+                <w:i w:val="0"/>
+                <w:sz w:val="20"/>
+              </w:rPr>
+              <w:t>weit kommen</w:t>
+            </w:r>
+            <w:r>
+              <w:rPr>
+                <w:rFonts w:ascii="Malgun Gothic" w:hAnsi="Malgun Gothic" w:cs="Malgun Gothic" w:eastAsia="Malgun Gothic"/>
+                <w:b w:val="0"/>
+                <w:i w:val="0"/>
+                <w:sz w:val="20"/>
+              </w:rPr>
+              <w:t xml:space="preserve">  —  멀리 가다</w:t>
+            </w:r>
+          </w:p>
+          <w:p>
+            <w:pPr>
+              <w:spacing w:after="40"/>
+            </w:pPr>
+            <w:r>
+              <w:rPr>
+                <w:rFonts w:ascii="Arial" w:hAnsi="Arial" w:cs="Arial" w:eastAsia="Malgun Gothic"/>
+                <w:b/>
+                <w:i w:val="0"/>
+                <w:sz w:val="20"/>
+              </w:rPr>
+              <w:t>das Lächeln (단수)</w:t>
+            </w:r>
+            <w:r>
+              <w:rPr>
+                <w:rFonts w:ascii="Malgun Gothic" w:hAnsi="Malgun Gothic" w:cs="Malgun Gothic" w:eastAsia="Malgun Gothic"/>
+                <w:b w:val="0"/>
+                <w:i w:val="0"/>
+                <w:sz w:val="20"/>
+              </w:rPr>
+              <w:t xml:space="preserve">  —  미소</w:t>
+            </w:r>
+          </w:p>
+          <w:p>
+            <w:pPr>
+              <w:spacing w:after="40"/>
+            </w:pPr>
+            <w:r>
+              <w:rPr>
+                <w:rFonts w:ascii="Arial" w:hAnsi="Arial" w:cs="Arial" w:eastAsia="Malgun Gothic"/>
+                <w:b/>
+                <w:i w:val="0"/>
+                <w:sz w:val="20"/>
+              </w:rPr>
+              <w:t>zurücksagen</w:t>
+            </w:r>
+            <w:r>
+              <w:rPr>
+                <w:rFonts w:ascii="Malgun Gothic" w:hAnsi="Malgun Gothic" w:cs="Malgun Gothic" w:eastAsia="Malgun Gothic"/>
+                <w:b w:val="0"/>
+                <w:i w:val="0"/>
+                <w:sz w:val="20"/>
+              </w:rPr>
+              <w:t xml:space="preserve">  —  대답하다</w:t>
+            </w:r>
+          </w:p>
+        </w:tc>
+      </w:tr>
+      <w:tr>
+        <w:tc>
+          <w:tcPr>
+            <w:tcW w:type="dxa" w:w="1500"/>
+            <w:tcBorders>
+              <w:top w:val="single" w:color="BFBFBF" w:sz="4"/>
+              <w:left w:val="single" w:color="BFBFBF" w:sz="4"/>
+              <w:bottom w:val="single" w:color="BFBFBF" w:sz="4"/>
+              <w:right w:val="single" w:color="BFBFBF" w:sz="4"/>
+            </w:tcBorders>
+            <w:shd w:fill="DEEAF6" w:color="auto" w:val="clear"/>
+          </w:tcPr>
+          <w:p>
+            <w:r>
+              <w:rPr>
+                <w:rFonts w:ascii="Malgun Gothic" w:hAnsi="Malgun Gothic" w:cs="Malgun Gothic" w:eastAsia="Malgun Gothic"/>
+                <w:b/>
+                <w:i w:val="0"/>
+                <w:color w:val="1F3864"/>
+                <w:sz w:val="20"/>
+              </w:rPr>
+              <w:t>문법</w:t>
+            </w:r>
+          </w:p>
+        </w:tc>
+        <w:tc>
+          <w:tcPr>
+            <w:tcW w:type="dxa" w:w="8138"/>
+            <w:tcBorders>
+              <w:top w:val="single" w:color="BFBFBF" w:sz="4"/>
+              <w:left w:val="single" w:color="BFBFBF" w:sz="4"/>
+              <w:bottom w:val="single" w:color="BFBFBF" w:sz="4"/>
+              <w:right w:val="single" w:color="BFBFBF" w:sz="4"/>
+            </w:tcBorders>
+          </w:tcPr>
+          <w:p>
+            <w:pPr>
+              <w:spacing w:after="40"/>
+            </w:pPr>
+            <w:r>
+              <w:rPr>
+                <w:rFonts w:ascii="Malgun Gothic" w:hAnsi="Malgun Gothic" w:cs="Malgun Gothic" w:eastAsia="Malgun Gothic"/>
+                <w:b w:val="0"/>
+                <w:i w:val="0"/>
+                <w:sz w:val="20"/>
+              </w:rPr>
+              <w:t>Mit einem Satz kommst du nicht weit와 Mit einem Satz und einem Lächeln komme ich bis Berlin에서 mit + 3격이 반복됩니다. 직접 화법이 쓰입니다.</w:t>
+            </w:r>
+          </w:p>
+        </w:tc>
+      </w:tr>
+      <w:tr>
+        <w:tc>
+          <w:tcPr>
+            <w:tcW w:type="dxa" w:w="1500"/>
+            <w:tcBorders>
+              <w:top w:val="single" w:color="BFBFBF" w:sz="4"/>
+              <w:left w:val="single" w:color="BFBFBF" w:sz="4"/>
+              <w:bottom w:val="single" w:color="BFBFBF" w:sz="4"/>
+              <w:right w:val="single" w:color="BFBFBF" w:sz="4"/>
+            </w:tcBorders>
+            <w:shd w:fill="DEEAF6" w:color="auto" w:val="clear"/>
+          </w:tcPr>
+          <w:p>
+            <w:r>
+              <w:rPr>
+                <w:rFonts w:ascii="Malgun Gothic" w:hAnsi="Malgun Gothic" w:cs="Malgun Gothic" w:eastAsia="Malgun Gothic"/>
+                <w:b/>
+                <w:i w:val="0"/>
+                <w:color w:val="1F3864"/>
+                <w:sz w:val="20"/>
+              </w:rPr>
+              <w:t>표현</w:t>
+            </w:r>
+          </w:p>
+        </w:tc>
+        <w:tc>
+          <w:tcPr>
+            <w:tcW w:type="dxa" w:w="8138"/>
+            <w:tcBorders>
+              <w:top w:val="single" w:color="BFBFBF" w:sz="4"/>
+              <w:left w:val="single" w:color="BFBFBF" w:sz="4"/>
+              <w:bottom w:val="single" w:color="BFBFBF" w:sz="4"/>
+              <w:right w:val="single" w:color="BFBFBF" w:sz="4"/>
+            </w:tcBorders>
+          </w:tcPr>
+          <w:p>
+            <w:pPr>
+              <w:spacing w:after="40"/>
+            </w:pPr>
+            <w:r>
+              <w:rPr>
+                <w:rFonts w:ascii="Malgun Gothic" w:hAnsi="Malgun Gothic" w:cs="Malgun Gothic" w:eastAsia="Malgun Gothic"/>
+                <w:b w:val="0"/>
+                <w:i w:val="0"/>
+                <w:sz w:val="20"/>
+              </w:rPr>
+              <w:t>bis Berlin은 베를린까지라는 표현입니다.</w:t>
+            </w:r>
+          </w:p>
+        </w:tc>
+      </w:tr>
+      <w:tr>
+        <w:tc>
+          <w:tcPr>
+            <w:tcW w:type="dxa" w:w="1500"/>
+            <w:tcBorders>
+              <w:top w:val="single" w:color="BFBFBF" w:sz="4"/>
+              <w:left w:val="single" w:color="BFBFBF" w:sz="4"/>
+              <w:bottom w:val="single" w:color="BFBFBF" w:sz="4"/>
+              <w:right w:val="single" w:color="BFBFBF" w:sz="4"/>
+            </w:tcBorders>
+            <w:shd w:fill="DEEAF6" w:color="auto" w:val="clear"/>
+          </w:tcPr>
+          <w:p>
+            <w:r>
+              <w:rPr>
+                <w:rFonts w:ascii="Malgun Gothic" w:hAnsi="Malgun Gothic" w:cs="Malgun Gothic" w:eastAsia="Malgun Gothic"/>
+                <w:b/>
+                <w:i w:val="0"/>
+                <w:color w:val="1F3864"/>
+                <w:sz w:val="20"/>
+              </w:rPr>
+              <w:t>시제</w:t>
+            </w:r>
+          </w:p>
+        </w:tc>
+        <w:tc>
+          <w:tcPr>
+            <w:tcW w:type="dxa" w:w="8138"/>
+            <w:tcBorders>
+              <w:top w:val="single" w:color="BFBFBF" w:sz="4"/>
+              <w:left w:val="single" w:color="BFBFBF" w:sz="4"/>
+              <w:bottom w:val="single" w:color="BFBFBF" w:sz="4"/>
+              <w:right w:val="single" w:color="BFBFBF" w:sz="4"/>
+            </w:tcBorders>
+          </w:tcPr>
+          <w:p>
+            <w:pPr>
+              <w:spacing w:after="40"/>
+            </w:pPr>
+            <w:r>
+              <w:rPr>
+                <w:rFonts w:ascii="Malgun Gothic" w:hAnsi="Malgun Gothic" w:cs="Malgun Gothic" w:eastAsia="Malgun Gothic"/>
+                <w:b w:val="0"/>
+                <w:i w:val="0"/>
+                <w:sz w:val="20"/>
+              </w:rPr>
+              <w:t>hat ... gesagt, hat zurückgesagt는 현재완료이고 kommst, komme는 현재형입니다.</w:t>
+            </w:r>
+          </w:p>
+        </w:tc>
+      </w:tr>
+    </w:tbl>
+    <w:p>
+      <w:pPr>
+        <w:spacing w:after="0"/>
+      </w:pPr>
+    </w:p>
+    <w:p>
+      <w:pPr>
+        <w:keepNext/>
+        <w:spacing w:before="160"/>
+      </w:pPr>
+      <w:r>
+        <w:rPr>
+          <w:rFonts w:ascii="Arial" w:hAnsi="Arial" w:cs="Arial" w:eastAsia="Malgun Gothic"/>
+          <w:b/>
+          <w:i w:val="0"/>
+          <w:sz w:val="22"/>
+        </w:rPr>
+        <w:t>68. Jonas: Ich lache und blättere weiter. Foto um Foto zeigt einen Mann, der älter wird und doch gleich bleibt: der gleiche Blick, der gleiche Schnurrbart, die gleiche Güte in den Augen.</w:t>
+      </w:r>
+    </w:p>
+    <w:p>
+      <w:pPr>
+        <w:keepNext/>
+        <w:ind w:left="340"/>
+      </w:pPr>
+      <w:r>
+        <w:rPr>
+          <w:rFonts w:ascii="Malgun Gothic" w:hAnsi="Malgun Gothic" w:cs="Malgun Gothic" w:eastAsia="Malgun Gothic"/>
+          <w:b w:val="0"/>
+          <w:i/>
+          <w:color w:val="404040"/>
+          <w:sz w:val="20"/>
+        </w:rPr>
+        <w:t>웃으며 앨범을 계속 넘긴다. 사진마다 나이 들면서도 변하지 않는 한 남자가 보인다. 같은 눈빛, 같은 콧수염, 눈에 담긴 같은 선함.</w:t>
+      </w:r>
+    </w:p>
+    <w:tbl>
+      <w:tblPr>
+        <w:tblW w:type="auto" w:w="0"/>
+        <w:tblLayout w:type="fixed"/>
+        <w:tblLook w:firstColumn="1" w:firstRow="1" w:lastColumn="0" w:lastRow="0" w:noHBand="0" w:noVBand="1" w:val="04A0"/>
+      </w:tblPr>
+      <w:tblGrid>
+        <w:gridCol w:w="4819"/>
+        <w:gridCol w:w="4819"/>
+      </w:tblGrid>
+      <w:tr>
+        <w:tc>
+          <w:tcPr>
+            <w:tcW w:type="dxa" w:w="1500"/>
+            <w:tcBorders>
+              <w:top w:val="single" w:color="BFBFBF" w:sz="4"/>
+              <w:left w:val="single" w:color="BFBFBF" w:sz="4"/>
+              <w:bottom w:val="single" w:color="BFBFBF" w:sz="4"/>
+              <w:right w:val="single" w:color="BFBFBF" w:sz="4"/>
+            </w:tcBorders>
+            <w:shd w:fill="DEEAF6" w:color="auto" w:val="clear"/>
+          </w:tcPr>
+          <w:p>
+            <w:r>
+              <w:rPr>
+                <w:rFonts w:ascii="Malgun Gothic" w:hAnsi="Malgun Gothic" w:cs="Malgun Gothic" w:eastAsia="Malgun Gothic"/>
+                <w:b/>
+                <w:i w:val="0"/>
+                <w:color w:val="1F3864"/>
+                <w:sz w:val="20"/>
+              </w:rPr>
+              <w:t>주요 단어</w:t>
+            </w:r>
+          </w:p>
+        </w:tc>
+        <w:tc>
+          <w:tcPr>
+            <w:tcW w:type="dxa" w:w="8138"/>
+            <w:tcBorders>
+              <w:top w:val="single" w:color="BFBFBF" w:sz="4"/>
+              <w:left w:val="single" w:color="BFBFBF" w:sz="4"/>
+              <w:bottom w:val="single" w:color="BFBFBF" w:sz="4"/>
+              <w:right w:val="single" w:color="BFBFBF" w:sz="4"/>
+            </w:tcBorders>
+          </w:tcPr>
+          <w:p>
+            <w:pPr>
+              <w:spacing w:after="40"/>
+            </w:pPr>
+            <w:r>
+              <w:rPr>
+                <w:rFonts w:ascii="Arial" w:hAnsi="Arial" w:cs="Arial" w:eastAsia="Malgun Gothic"/>
+                <w:b/>
+                <w:i w:val="0"/>
+                <w:sz w:val="20"/>
+              </w:rPr>
+              <w:t>blättern</w:t>
+            </w:r>
+            <w:r>
+              <w:rPr>
+                <w:rFonts w:ascii="Malgun Gothic" w:hAnsi="Malgun Gothic" w:cs="Malgun Gothic" w:eastAsia="Malgun Gothic"/>
+                <w:b w:val="0"/>
+                <w:i w:val="0"/>
+                <w:sz w:val="20"/>
+              </w:rPr>
+              <w:t xml:space="preserve">  —  넘기다</w:t>
+            </w:r>
+          </w:p>
+          <w:p>
+            <w:pPr>
+              <w:spacing w:after="40"/>
+            </w:pPr>
+            <w:r>
+              <w:rPr>
+                <w:rFonts w:ascii="Arial" w:hAnsi="Arial" w:cs="Arial" w:eastAsia="Malgun Gothic"/>
+                <w:b/>
+                <w:i w:val="0"/>
+                <w:sz w:val="20"/>
+              </w:rPr>
+              <w:t>der Schnurrbart, -bärte</w:t>
+            </w:r>
+            <w:r>
+              <w:rPr>
+                <w:rFonts w:ascii="Malgun Gothic" w:hAnsi="Malgun Gothic" w:cs="Malgun Gothic" w:eastAsia="Malgun Gothic"/>
+                <w:b w:val="0"/>
+                <w:i w:val="0"/>
+                <w:sz w:val="20"/>
+              </w:rPr>
+              <w:t xml:space="preserve">  —  콧수염</w:t>
+            </w:r>
+          </w:p>
+          <w:p>
+            <w:pPr>
+              <w:spacing w:after="40"/>
+            </w:pPr>
+            <w:r>
+              <w:rPr>
+                <w:rFonts w:ascii="Arial" w:hAnsi="Arial" w:cs="Arial" w:eastAsia="Malgun Gothic"/>
+                <w:b/>
+                <w:i w:val="0"/>
+                <w:sz w:val="20"/>
+              </w:rPr>
+              <w:t>die Güte (단수)</w:t>
+            </w:r>
+            <w:r>
+              <w:rPr>
+                <w:rFonts w:ascii="Malgun Gothic" w:hAnsi="Malgun Gothic" w:cs="Malgun Gothic" w:eastAsia="Malgun Gothic"/>
+                <w:b w:val="0"/>
+                <w:i w:val="0"/>
+                <w:sz w:val="20"/>
+              </w:rPr>
+              <w:t xml:space="preserve">  —  선함</w:t>
+            </w:r>
+          </w:p>
+        </w:tc>
+      </w:tr>
+      <w:tr>
+        <w:tc>
+          <w:tcPr>
+            <w:tcW w:type="dxa" w:w="1500"/>
+            <w:tcBorders>
+              <w:top w:val="single" w:color="BFBFBF" w:sz="4"/>
+              <w:left w:val="single" w:color="BFBFBF" w:sz="4"/>
+              <w:bottom w:val="single" w:color="BFBFBF" w:sz="4"/>
+              <w:right w:val="single" w:color="BFBFBF" w:sz="4"/>
+            </w:tcBorders>
+            <w:shd w:fill="DEEAF6" w:color="auto" w:val="clear"/>
+          </w:tcPr>
+          <w:p>
+            <w:r>
+              <w:rPr>
+                <w:rFonts w:ascii="Malgun Gothic" w:hAnsi="Malgun Gothic" w:cs="Malgun Gothic" w:eastAsia="Malgun Gothic"/>
+                <w:b/>
+                <w:i w:val="0"/>
+                <w:color w:val="1F3864"/>
+                <w:sz w:val="20"/>
+              </w:rPr>
+              <w:t>문법</w:t>
+            </w:r>
+          </w:p>
+        </w:tc>
+        <w:tc>
+          <w:tcPr>
+            <w:tcW w:type="dxa" w:w="8138"/>
+            <w:tcBorders>
+              <w:top w:val="single" w:color="BFBFBF" w:sz="4"/>
+              <w:left w:val="single" w:color="BFBFBF" w:sz="4"/>
+              <w:bottom w:val="single" w:color="BFBFBF" w:sz="4"/>
+              <w:right w:val="single" w:color="BFBFBF" w:sz="4"/>
+            </w:tcBorders>
+          </w:tcPr>
+          <w:p>
+            <w:pPr>
+              <w:spacing w:after="40"/>
+            </w:pPr>
+            <w:r>
+              <w:rPr>
+                <w:rFonts w:ascii="Malgun Gothic" w:hAnsi="Malgun Gothic" w:cs="Malgun Gothic" w:eastAsia="Malgun Gothic"/>
+                <w:b w:val="0"/>
+                <w:i w:val="0"/>
+                <w:sz w:val="20"/>
+              </w:rPr>
+              <w:t>Foto um Foto zeigt einen Mann, der älter wird und doch gleich bleibt에서 관계절의 두 동사가 끝에 병렬됩니다. um이 반복을 나타냅니다.</w:t>
+            </w:r>
+          </w:p>
+        </w:tc>
+      </w:tr>
+      <w:tr>
+        <w:tc>
+          <w:tcPr>
+            <w:tcW w:type="dxa" w:w="1500"/>
+            <w:tcBorders>
+              <w:top w:val="single" w:color="BFBFBF" w:sz="4"/>
+              <w:left w:val="single" w:color="BFBFBF" w:sz="4"/>
+              <w:bottom w:val="single" w:color="BFBFBF" w:sz="4"/>
+              <w:right w:val="single" w:color="BFBFBF" w:sz="4"/>
+            </w:tcBorders>
+            <w:shd w:fill="DEEAF6" w:color="auto" w:val="clear"/>
+          </w:tcPr>
+          <w:p>
+            <w:r>
+              <w:rPr>
+                <w:rFonts w:ascii="Malgun Gothic" w:hAnsi="Malgun Gothic" w:cs="Malgun Gothic" w:eastAsia="Malgun Gothic"/>
+                <w:b/>
+                <w:i w:val="0"/>
+                <w:color w:val="1F3864"/>
+                <w:sz w:val="20"/>
+              </w:rPr>
+              <w:t>표현</w:t>
+            </w:r>
+          </w:p>
+        </w:tc>
+        <w:tc>
+          <w:tcPr>
+            <w:tcW w:type="dxa" w:w="8138"/>
+            <w:tcBorders>
+              <w:top w:val="single" w:color="BFBFBF" w:sz="4"/>
+              <w:left w:val="single" w:color="BFBFBF" w:sz="4"/>
+              <w:bottom w:val="single" w:color="BFBFBF" w:sz="4"/>
+              <w:right w:val="single" w:color="BFBFBF" w:sz="4"/>
+            </w:tcBorders>
+          </w:tcPr>
+          <w:p>
+            <w:pPr>
+              <w:spacing w:after="40"/>
+            </w:pPr>
+            <w:r>
+              <w:rPr>
+                <w:rFonts w:ascii="Malgun Gothic" w:hAnsi="Malgun Gothic" w:cs="Malgun Gothic" w:eastAsia="Malgun Gothic"/>
+                <w:b w:val="0"/>
+                <w:i w:val="0"/>
+                <w:sz w:val="20"/>
+              </w:rPr>
+              <w:t>der gleiche Blick ...은 동사 없는 병렬입니다.</w:t>
+            </w:r>
+          </w:p>
+        </w:tc>
+      </w:tr>
+      <w:tr>
+        <w:tc>
+          <w:tcPr>
+            <w:tcW w:type="dxa" w:w="1500"/>
+            <w:tcBorders>
+              <w:top w:val="single" w:color="BFBFBF" w:sz="4"/>
+              <w:left w:val="single" w:color="BFBFBF" w:sz="4"/>
+              <w:bottom w:val="single" w:color="BFBFBF" w:sz="4"/>
+              <w:right w:val="single" w:color="BFBFBF" w:sz="4"/>
+            </w:tcBorders>
+            <w:shd w:fill="DEEAF6" w:color="auto" w:val="clear"/>
+          </w:tcPr>
+          <w:p>
+            <w:r>
+              <w:rPr>
+                <w:rFonts w:ascii="Malgun Gothic" w:hAnsi="Malgun Gothic" w:cs="Malgun Gothic" w:eastAsia="Malgun Gothic"/>
+                <w:b/>
+                <w:i w:val="0"/>
+                <w:color w:val="1F3864"/>
+                <w:sz w:val="20"/>
+              </w:rPr>
+              <w:t>시제</w:t>
+            </w:r>
+          </w:p>
+        </w:tc>
+        <w:tc>
+          <w:tcPr>
+            <w:tcW w:type="dxa" w:w="8138"/>
+            <w:tcBorders>
+              <w:top w:val="single" w:color="BFBFBF" w:sz="4"/>
+              <w:left w:val="single" w:color="BFBFBF" w:sz="4"/>
+              <w:bottom w:val="single" w:color="BFBFBF" w:sz="4"/>
+              <w:right w:val="single" w:color="BFBFBF" w:sz="4"/>
+            </w:tcBorders>
+          </w:tcPr>
+          <w:p>
+            <w:pPr>
+              <w:spacing w:after="40"/>
+            </w:pPr>
+            <w:r>
+              <w:rPr>
+                <w:rFonts w:ascii="Malgun Gothic" w:hAnsi="Malgun Gothic" w:cs="Malgun Gothic" w:eastAsia="Malgun Gothic"/>
+                <w:b w:val="0"/>
+                <w:i w:val="0"/>
+                <w:sz w:val="20"/>
+              </w:rPr>
+              <w:t>lache, blättere, zeigt, wird, bleibt는 현재형입니다.</w:t>
+            </w:r>
+          </w:p>
+        </w:tc>
+      </w:tr>
+    </w:tbl>
+    <w:p>
+      <w:pPr>
+        <w:spacing w:after="0"/>
+      </w:pPr>
+    </w:p>
+    <w:p>
+      <w:pPr>
+        <w:keepNext/>
+        <w:spacing w:before="160"/>
+      </w:pPr>
+      <w:r>
+        <w:rPr>
+          <w:rFonts w:ascii="Arial" w:hAnsi="Arial" w:cs="Arial" w:eastAsia="Malgun Gothic"/>
+          <w:b/>
+          <w:i w:val="0"/>
+          <w:sz w:val="22"/>
+        </w:rPr>
+        <w:t>69. Frau Yılmaz: Das hier ist sein letztes Foto. Zwei Wochen vor dem Herzinfarkt. Er hat gelacht, weil ein Kind ihm ein Bonbon geschenkt hat. Das Bonbon, nicht umgekehrt.</w:t>
+      </w:r>
+    </w:p>
+    <w:p>
+      <w:pPr>
+        <w:keepNext/>
+        <w:ind w:left="340"/>
+      </w:pPr>
+      <w:r>
+        <w:rPr>
+          <w:rFonts w:ascii="Malgun Gothic" w:hAnsi="Malgun Gothic" w:cs="Malgun Gothic" w:eastAsia="Malgun Gothic"/>
+          <w:b w:val="0"/>
+          <w:i/>
+          <w:color w:val="404040"/>
+          <w:sz w:val="20"/>
+        </w:rPr>
+        <w:t>이게 남편의 마지막 사진이에요. 심근경색 두 주 전이죠. 아이가 사탕을 선물해서 웃고 있어요. 그가 준 게 아니라 받은 사탕이요.</w:t>
+      </w:r>
+    </w:p>
+    <w:tbl>
+      <w:tblPr>
+        <w:tblW w:type="auto" w:w="0"/>
+        <w:tblLayout w:type="fixed"/>
+        <w:tblLook w:firstColumn="1" w:firstRow="1" w:lastColumn="0" w:lastRow="0" w:noHBand="0" w:noVBand="1" w:val="04A0"/>
+      </w:tblPr>
+      <w:tblGrid>
+        <w:gridCol w:w="4819"/>
+        <w:gridCol w:w="4819"/>
+      </w:tblGrid>
+      <w:tr>
+        <w:tc>
+          <w:tcPr>
+            <w:tcW w:type="dxa" w:w="1500"/>
+            <w:tcBorders>
+              <w:top w:val="single" w:color="BFBFBF" w:sz="4"/>
+              <w:left w:val="single" w:color="BFBFBF" w:sz="4"/>
+              <w:bottom w:val="single" w:color="BFBFBF" w:sz="4"/>
+              <w:right w:val="single" w:color="BFBFBF" w:sz="4"/>
+            </w:tcBorders>
+            <w:shd w:fill="DEEAF6" w:color="auto" w:val="clear"/>
+          </w:tcPr>
+          <w:p>
+            <w:r>
+              <w:rPr>
+                <w:rFonts w:ascii="Malgun Gothic" w:hAnsi="Malgun Gothic" w:cs="Malgun Gothic" w:eastAsia="Malgun Gothic"/>
+                <w:b/>
+                <w:i w:val="0"/>
+                <w:color w:val="1F3864"/>
+                <w:sz w:val="20"/>
+              </w:rPr>
+              <w:t>주요 단어</w:t>
+            </w:r>
+          </w:p>
+        </w:tc>
+        <w:tc>
+          <w:tcPr>
+            <w:tcW w:type="dxa" w:w="8138"/>
+            <w:tcBorders>
+              <w:top w:val="single" w:color="BFBFBF" w:sz="4"/>
+              <w:left w:val="single" w:color="BFBFBF" w:sz="4"/>
+              <w:bottom w:val="single" w:color="BFBFBF" w:sz="4"/>
+              <w:right w:val="single" w:color="BFBFBF" w:sz="4"/>
+            </w:tcBorders>
+          </w:tcPr>
+          <w:p>
+            <w:pPr>
+              <w:spacing w:after="40"/>
+            </w:pPr>
+            <w:r>
+              <w:rPr>
+                <w:rFonts w:ascii="Arial" w:hAnsi="Arial" w:cs="Arial" w:eastAsia="Malgun Gothic"/>
+                <w:b/>
+                <w:i w:val="0"/>
+                <w:sz w:val="20"/>
+              </w:rPr>
+              <w:t>umgekehrt</w:t>
+            </w:r>
+            <w:r>
+              <w:rPr>
+                <w:rFonts w:ascii="Malgun Gothic" w:hAnsi="Malgun Gothic" w:cs="Malgun Gothic" w:eastAsia="Malgun Gothic"/>
+                <w:b w:val="0"/>
+                <w:i w:val="0"/>
+                <w:sz w:val="20"/>
+              </w:rPr>
+              <w:t xml:space="preserve">  —  거꾸로</w:t>
+            </w:r>
+          </w:p>
+          <w:p>
+            <w:pPr>
+              <w:spacing w:after="40"/>
+            </w:pPr>
+            <w:r>
+              <w:rPr>
+                <w:rFonts w:ascii="Arial" w:hAnsi="Arial" w:cs="Arial" w:eastAsia="Malgun Gothic"/>
+                <w:b/>
+                <w:i w:val="0"/>
+                <w:sz w:val="20"/>
+              </w:rPr>
+              <w:t>schenken</w:t>
+            </w:r>
+            <w:r>
+              <w:rPr>
+                <w:rFonts w:ascii="Malgun Gothic" w:hAnsi="Malgun Gothic" w:cs="Malgun Gothic" w:eastAsia="Malgun Gothic"/>
+                <w:b w:val="0"/>
+                <w:i w:val="0"/>
+                <w:sz w:val="20"/>
+              </w:rPr>
+              <w:t xml:space="preserve">  —  선물하다</w:t>
+            </w:r>
+          </w:p>
+          <w:p>
+            <w:pPr>
+              <w:spacing w:after="40"/>
+            </w:pPr>
+            <w:r>
+              <w:rPr>
+                <w:rFonts w:ascii="Arial" w:hAnsi="Arial" w:cs="Arial" w:eastAsia="Malgun Gothic"/>
+                <w:b/>
+                <w:i w:val="0"/>
+                <w:sz w:val="20"/>
+              </w:rPr>
+              <w:t>lachen</w:t>
+            </w:r>
+            <w:r>
+              <w:rPr>
+                <w:rFonts w:ascii="Malgun Gothic" w:hAnsi="Malgun Gothic" w:cs="Malgun Gothic" w:eastAsia="Malgun Gothic"/>
+                <w:b w:val="0"/>
+                <w:i w:val="0"/>
+                <w:sz w:val="20"/>
+              </w:rPr>
+              <w:t xml:space="preserve">  —  웃다</w:t>
+            </w:r>
+          </w:p>
+        </w:tc>
+      </w:tr>
+      <w:tr>
+        <w:tc>
+          <w:tcPr>
+            <w:tcW w:type="dxa" w:w="1500"/>
+            <w:tcBorders>
+              <w:top w:val="single" w:color="BFBFBF" w:sz="4"/>
+              <w:left w:val="single" w:color="BFBFBF" w:sz="4"/>
+              <w:bottom w:val="single" w:color="BFBFBF" w:sz="4"/>
+              <w:right w:val="single" w:color="BFBFBF" w:sz="4"/>
+            </w:tcBorders>
+            <w:shd w:fill="DEEAF6" w:color="auto" w:val="clear"/>
+          </w:tcPr>
+          <w:p>
+            <w:r>
+              <w:rPr>
+                <w:rFonts w:ascii="Malgun Gothic" w:hAnsi="Malgun Gothic" w:cs="Malgun Gothic" w:eastAsia="Malgun Gothic"/>
+                <w:b/>
+                <w:i w:val="0"/>
+                <w:color w:val="1F3864"/>
+                <w:sz w:val="20"/>
+              </w:rPr>
+              <w:t>문법</w:t>
+            </w:r>
+          </w:p>
+        </w:tc>
+        <w:tc>
+          <w:tcPr>
+            <w:tcW w:type="dxa" w:w="8138"/>
+            <w:tcBorders>
+              <w:top w:val="single" w:color="BFBFBF" w:sz="4"/>
+              <w:left w:val="single" w:color="BFBFBF" w:sz="4"/>
+              <w:bottom w:val="single" w:color="BFBFBF" w:sz="4"/>
+              <w:right w:val="single" w:color="BFBFBF" w:sz="4"/>
+            </w:tcBorders>
+          </w:tcPr>
+          <w:p>
+            <w:pPr>
+              <w:spacing w:after="40"/>
+            </w:pPr>
+            <w:r>
+              <w:rPr>
+                <w:rFonts w:ascii="Malgun Gothic" w:hAnsi="Malgun Gothic" w:cs="Malgun Gothic" w:eastAsia="Malgun Gothic"/>
+                <w:b w:val="0"/>
+                <w:i w:val="0"/>
+                <w:sz w:val="20"/>
+              </w:rPr>
+              <w:t>Er hat gelacht, weil ein Kind ihm ein Bonbon geschenkt hat에서 weil절의 hat이 끝에 옵니다. ihm은 3격입니다.</w:t>
+            </w:r>
+          </w:p>
+        </w:tc>
+      </w:tr>
+      <w:tr>
+        <w:tc>
+          <w:tcPr>
+            <w:tcW w:type="dxa" w:w="1500"/>
+            <w:tcBorders>
+              <w:top w:val="single" w:color="BFBFBF" w:sz="4"/>
+              <w:left w:val="single" w:color="BFBFBF" w:sz="4"/>
+              <w:bottom w:val="single" w:color="BFBFBF" w:sz="4"/>
+              <w:right w:val="single" w:color="BFBFBF" w:sz="4"/>
+            </w:tcBorders>
+            <w:shd w:fill="DEEAF6" w:color="auto" w:val="clear"/>
+          </w:tcPr>
+          <w:p>
+            <w:r>
+              <w:rPr>
+                <w:rFonts w:ascii="Malgun Gothic" w:hAnsi="Malgun Gothic" w:cs="Malgun Gothic" w:eastAsia="Malgun Gothic"/>
+                <w:b/>
+                <w:i w:val="0"/>
+                <w:color w:val="1F3864"/>
+                <w:sz w:val="20"/>
+              </w:rPr>
+              <w:t>표현</w:t>
+            </w:r>
+          </w:p>
+        </w:tc>
+        <w:tc>
+          <w:tcPr>
+            <w:tcW w:type="dxa" w:w="8138"/>
+            <w:tcBorders>
+              <w:top w:val="single" w:color="BFBFBF" w:sz="4"/>
+              <w:left w:val="single" w:color="BFBFBF" w:sz="4"/>
+              <w:bottom w:val="single" w:color="BFBFBF" w:sz="4"/>
+              <w:right w:val="single" w:color="BFBFBF" w:sz="4"/>
+            </w:tcBorders>
+          </w:tcPr>
+          <w:p>
+            <w:pPr>
+              <w:spacing w:after="40"/>
+            </w:pPr>
+            <w:r>
+              <w:rPr>
+                <w:rFonts w:ascii="Malgun Gothic" w:hAnsi="Malgun Gothic" w:cs="Malgun Gothic" w:eastAsia="Malgun Gothic"/>
+                <w:b w:val="0"/>
+                <w:i w:val="0"/>
+                <w:sz w:val="20"/>
+              </w:rPr>
+              <w:t>Das Bonbon, nicht umgekehrt는 반대가 아니라는 뜻의 설명입니다.</w:t>
+            </w:r>
+          </w:p>
+        </w:tc>
+      </w:tr>
+      <w:tr>
+        <w:tc>
+          <w:tcPr>
+            <w:tcW w:type="dxa" w:w="1500"/>
+            <w:tcBorders>
+              <w:top w:val="single" w:color="BFBFBF" w:sz="4"/>
+              <w:left w:val="single" w:color="BFBFBF" w:sz="4"/>
+              <w:bottom w:val="single" w:color="BFBFBF" w:sz="4"/>
+              <w:right w:val="single" w:color="BFBFBF" w:sz="4"/>
+            </w:tcBorders>
+            <w:shd w:fill="DEEAF6" w:color="auto" w:val="clear"/>
+          </w:tcPr>
+          <w:p>
+            <w:r>
+              <w:rPr>
+                <w:rFonts w:ascii="Malgun Gothic" w:hAnsi="Malgun Gothic" w:cs="Malgun Gothic" w:eastAsia="Malgun Gothic"/>
+                <w:b/>
+                <w:i w:val="0"/>
+                <w:color w:val="1F3864"/>
+                <w:sz w:val="20"/>
+              </w:rPr>
+              <w:t>시제</w:t>
+            </w:r>
+          </w:p>
+        </w:tc>
+        <w:tc>
+          <w:tcPr>
+            <w:tcW w:type="dxa" w:w="8138"/>
+            <w:tcBorders>
+              <w:top w:val="single" w:color="BFBFBF" w:sz="4"/>
+              <w:left w:val="single" w:color="BFBFBF" w:sz="4"/>
+              <w:bottom w:val="single" w:color="BFBFBF" w:sz="4"/>
+              <w:right w:val="single" w:color="BFBFBF" w:sz="4"/>
+            </w:tcBorders>
+          </w:tcPr>
+          <w:p>
+            <w:pPr>
+              <w:spacing w:after="40"/>
+            </w:pPr>
+            <w:r>
+              <w:rPr>
+                <w:rFonts w:ascii="Malgun Gothic" w:hAnsi="Malgun Gothic" w:cs="Malgun Gothic" w:eastAsia="Malgun Gothic"/>
+                <w:b w:val="0"/>
+                <w:i w:val="0"/>
+                <w:sz w:val="20"/>
+              </w:rPr>
+              <w:t>ist는 현재형이고 hat gelacht, geschenkt hat은 현재완료입니다.</w:t>
+            </w:r>
+          </w:p>
+        </w:tc>
+      </w:tr>
+    </w:tbl>
+    <w:p>
+      <w:pPr>
+        <w:spacing w:after="0"/>
+      </w:pPr>
+    </w:p>
+    <w:p>
+      <w:pPr>
+        <w:keepNext/>
+        <w:spacing w:before="160"/>
+      </w:pPr>
+      <w:r>
+        <w:rPr>
+          <w:rFonts w:ascii="Arial" w:hAnsi="Arial" w:cs="Arial" w:eastAsia="Malgun Gothic"/>
+          <w:b/>
+          <w:i w:val="0"/>
+          <w:sz w:val="22"/>
+        </w:rPr>
+        <w:t>70. Jonas: Ich schweige. Manche Fotos darf man nicht mit Worten berühren. Elif legt mir die Hand auf den Arm, und für einen Moment sitzen wir drei da wie eine Familie.</w:t>
+      </w:r>
+    </w:p>
+    <w:p>
+      <w:pPr>
+        <w:keepNext/>
+        <w:ind w:left="340"/>
+      </w:pPr>
+      <w:r>
+        <w:rPr>
+          <w:rFonts w:ascii="Malgun Gothic" w:hAnsi="Malgun Gothic" w:cs="Malgun Gothic" w:eastAsia="Malgun Gothic"/>
+          <w:b w:val="0"/>
+          <w:i/>
+          <w:color w:val="404040"/>
+          <w:sz w:val="20"/>
+        </w:rPr>
+        <w:t>나는 침묵한다. 어떤 사진은 말로 만져서는 안 된다. 엘리프가 내 팔에 손을 얹고, 잠깐 우리 셋은 가족처럼 앉아 있다.</w:t>
+      </w:r>
+    </w:p>
+    <w:tbl>
+      <w:tblPr>
+        <w:tblW w:type="auto" w:w="0"/>
+        <w:tblLayout w:type="fixed"/>
+        <w:tblLook w:firstColumn="1" w:firstRow="1" w:lastColumn="0" w:lastRow="0" w:noHBand="0" w:noVBand="1" w:val="04A0"/>
+      </w:tblPr>
+      <w:tblGrid>
+        <w:gridCol w:w="4819"/>
+        <w:gridCol w:w="4819"/>
+      </w:tblGrid>
+      <w:tr>
+        <w:tc>
+          <w:tcPr>
+            <w:tcW w:type="dxa" w:w="1500"/>
+            <w:tcBorders>
+              <w:top w:val="single" w:color="BFBFBF" w:sz="4"/>
+              <w:left w:val="single" w:color="BFBFBF" w:sz="4"/>
+              <w:bottom w:val="single" w:color="BFBFBF" w:sz="4"/>
+              <w:right w:val="single" w:color="BFBFBF" w:sz="4"/>
+            </w:tcBorders>
+            <w:shd w:fill="DEEAF6" w:color="auto" w:val="clear"/>
+          </w:tcPr>
+          <w:p>
+            <w:r>
+              <w:rPr>
+                <w:rFonts w:ascii="Malgun Gothic" w:hAnsi="Malgun Gothic" w:cs="Malgun Gothic" w:eastAsia="Malgun Gothic"/>
+                <w:b/>
+                <w:i w:val="0"/>
+                <w:color w:val="1F3864"/>
+                <w:sz w:val="20"/>
+              </w:rPr>
+              <w:t>주요 단어</w:t>
+            </w:r>
+          </w:p>
+        </w:tc>
+        <w:tc>
+          <w:tcPr>
+            <w:tcW w:type="dxa" w:w="8138"/>
+            <w:tcBorders>
+              <w:top w:val="single" w:color="BFBFBF" w:sz="4"/>
+              <w:left w:val="single" w:color="BFBFBF" w:sz="4"/>
+              <w:bottom w:val="single" w:color="BFBFBF" w:sz="4"/>
+              <w:right w:val="single" w:color="BFBFBF" w:sz="4"/>
+            </w:tcBorders>
+          </w:tcPr>
+          <w:p>
+            <w:pPr>
+              <w:spacing w:after="40"/>
+            </w:pPr>
+            <w:r>
+              <w:rPr>
+                <w:rFonts w:ascii="Arial" w:hAnsi="Arial" w:cs="Arial" w:eastAsia="Malgun Gothic"/>
+                <w:b/>
+                <w:i w:val="0"/>
+                <w:sz w:val="20"/>
+              </w:rPr>
+              <w:t>berühren</w:t>
+            </w:r>
+            <w:r>
+              <w:rPr>
+                <w:rFonts w:ascii="Malgun Gothic" w:hAnsi="Malgun Gothic" w:cs="Malgun Gothic" w:eastAsia="Malgun Gothic"/>
+                <w:b w:val="0"/>
+                <w:i w:val="0"/>
+                <w:sz w:val="20"/>
+              </w:rPr>
+              <w:t xml:space="preserve">  —  건드리다</w:t>
+            </w:r>
+          </w:p>
+          <w:p>
+            <w:pPr>
+              <w:spacing w:after="40"/>
+            </w:pPr>
+            <w:r>
+              <w:rPr>
+                <w:rFonts w:ascii="Arial" w:hAnsi="Arial" w:cs="Arial" w:eastAsia="Malgun Gothic"/>
+                <w:b/>
+                <w:i w:val="0"/>
+                <w:sz w:val="20"/>
+              </w:rPr>
+              <w:t>schweigen</w:t>
+            </w:r>
+            <w:r>
+              <w:rPr>
+                <w:rFonts w:ascii="Malgun Gothic" w:hAnsi="Malgun Gothic" w:cs="Malgun Gothic" w:eastAsia="Malgun Gothic"/>
+                <w:b w:val="0"/>
+                <w:i w:val="0"/>
+                <w:sz w:val="20"/>
+              </w:rPr>
+              <w:t xml:space="preserve">  —  침묵하다</w:t>
+            </w:r>
+          </w:p>
+          <w:p>
+            <w:pPr>
+              <w:spacing w:after="40"/>
+            </w:pPr>
+            <w:r>
+              <w:rPr>
+                <w:rFonts w:ascii="Arial" w:hAnsi="Arial" w:cs="Arial" w:eastAsia="Malgun Gothic"/>
+                <w:b/>
+                <w:i w:val="0"/>
+                <w:sz w:val="20"/>
+              </w:rPr>
+              <w:t>der Moment, -e</w:t>
+            </w:r>
+            <w:r>
+              <w:rPr>
+                <w:rFonts w:ascii="Malgun Gothic" w:hAnsi="Malgun Gothic" w:cs="Malgun Gothic" w:eastAsia="Malgun Gothic"/>
+                <w:b w:val="0"/>
+                <w:i w:val="0"/>
+                <w:sz w:val="20"/>
+              </w:rPr>
+              <w:t xml:space="preserve">  —  순간</w:t>
+            </w:r>
+          </w:p>
+        </w:tc>
+      </w:tr>
+      <w:tr>
+        <w:tc>
+          <w:tcPr>
+            <w:tcW w:type="dxa" w:w="1500"/>
+            <w:tcBorders>
+              <w:top w:val="single" w:color="BFBFBF" w:sz="4"/>
+              <w:left w:val="single" w:color="BFBFBF" w:sz="4"/>
+              <w:bottom w:val="single" w:color="BFBFBF" w:sz="4"/>
+              <w:right w:val="single" w:color="BFBFBF" w:sz="4"/>
+            </w:tcBorders>
+            <w:shd w:fill="DEEAF6" w:color="auto" w:val="clear"/>
+          </w:tcPr>
+          <w:p>
+            <w:r>
+              <w:rPr>
+                <w:rFonts w:ascii="Malgun Gothic" w:hAnsi="Malgun Gothic" w:cs="Malgun Gothic" w:eastAsia="Malgun Gothic"/>
+                <w:b/>
+                <w:i w:val="0"/>
+                <w:color w:val="1F3864"/>
+                <w:sz w:val="20"/>
+              </w:rPr>
+              <w:t>문법</w:t>
+            </w:r>
+          </w:p>
+        </w:tc>
+        <w:tc>
+          <w:tcPr>
+            <w:tcW w:type="dxa" w:w="8138"/>
+            <w:tcBorders>
+              <w:top w:val="single" w:color="BFBFBF" w:sz="4"/>
+              <w:left w:val="single" w:color="BFBFBF" w:sz="4"/>
+              <w:bottom w:val="single" w:color="BFBFBF" w:sz="4"/>
+              <w:right w:val="single" w:color="BFBFBF" w:sz="4"/>
+            </w:tcBorders>
+          </w:tcPr>
+          <w:p>
+            <w:pPr>
+              <w:spacing w:after="40"/>
+            </w:pPr>
+            <w:r>
+              <w:rPr>
+                <w:rFonts w:ascii="Malgun Gothic" w:hAnsi="Malgun Gothic" w:cs="Malgun Gothic" w:eastAsia="Malgun Gothic"/>
+                <w:b w:val="0"/>
+                <w:i w:val="0"/>
+                <w:sz w:val="20"/>
+              </w:rPr>
+              <w:t>Manche Fotos darf man nicht mit Worten berühren에서 목적어가 앞에 와 도치되었습니다. Elif legt mir die Hand auf den Arm에서 mir는 3격입니다.</w:t>
+            </w:r>
+          </w:p>
+        </w:tc>
+      </w:tr>
+      <w:tr>
+        <w:tc>
+          <w:tcPr>
+            <w:tcW w:type="dxa" w:w="1500"/>
+            <w:tcBorders>
+              <w:top w:val="single" w:color="BFBFBF" w:sz="4"/>
+              <w:left w:val="single" w:color="BFBFBF" w:sz="4"/>
+              <w:bottom w:val="single" w:color="BFBFBF" w:sz="4"/>
+              <w:right w:val="single" w:color="BFBFBF" w:sz="4"/>
+            </w:tcBorders>
+            <w:shd w:fill="DEEAF6" w:color="auto" w:val="clear"/>
+          </w:tcPr>
+          <w:p>
+            <w:r>
+              <w:rPr>
+                <w:rFonts w:ascii="Malgun Gothic" w:hAnsi="Malgun Gothic" w:cs="Malgun Gothic" w:eastAsia="Malgun Gothic"/>
+                <w:b/>
+                <w:i w:val="0"/>
+                <w:color w:val="1F3864"/>
+                <w:sz w:val="20"/>
+              </w:rPr>
+              <w:t>표현</w:t>
+            </w:r>
+          </w:p>
+        </w:tc>
+        <w:tc>
+          <w:tcPr>
+            <w:tcW w:type="dxa" w:w="8138"/>
+            <w:tcBorders>
+              <w:top w:val="single" w:color="BFBFBF" w:sz="4"/>
+              <w:left w:val="single" w:color="BFBFBF" w:sz="4"/>
+              <w:bottom w:val="single" w:color="BFBFBF" w:sz="4"/>
+              <w:right w:val="single" w:color="BFBFBF" w:sz="4"/>
+            </w:tcBorders>
+          </w:tcPr>
+          <w:p>
+            <w:pPr>
+              <w:spacing w:after="40"/>
+            </w:pPr>
+            <w:r>
+              <w:rPr>
+                <w:rFonts w:ascii="Malgun Gothic" w:hAnsi="Malgun Gothic" w:cs="Malgun Gothic" w:eastAsia="Malgun Gothic"/>
+                <w:b w:val="0"/>
+                <w:i w:val="0"/>
+                <w:sz w:val="20"/>
+              </w:rPr>
+              <w:t>wie eine Familie는 비교를 나타냅니다.</w:t>
+            </w:r>
+          </w:p>
+        </w:tc>
+      </w:tr>
+      <w:tr>
+        <w:tc>
+          <w:tcPr>
+            <w:tcW w:type="dxa" w:w="1500"/>
+            <w:tcBorders>
+              <w:top w:val="single" w:color="BFBFBF" w:sz="4"/>
+              <w:left w:val="single" w:color="BFBFBF" w:sz="4"/>
+              <w:bottom w:val="single" w:color="BFBFBF" w:sz="4"/>
+              <w:right w:val="single" w:color="BFBFBF" w:sz="4"/>
+            </w:tcBorders>
+            <w:shd w:fill="DEEAF6" w:color="auto" w:val="clear"/>
+          </w:tcPr>
+          <w:p>
+            <w:r>
+              <w:rPr>
+                <w:rFonts w:ascii="Malgun Gothic" w:hAnsi="Malgun Gothic" w:cs="Malgun Gothic" w:eastAsia="Malgun Gothic"/>
+                <w:b/>
+                <w:i w:val="0"/>
+                <w:color w:val="1F3864"/>
+                <w:sz w:val="20"/>
+              </w:rPr>
+              <w:t>시제</w:t>
+            </w:r>
+          </w:p>
+        </w:tc>
+        <w:tc>
+          <w:tcPr>
+            <w:tcW w:type="dxa" w:w="8138"/>
+            <w:tcBorders>
+              <w:top w:val="single" w:color="BFBFBF" w:sz="4"/>
+              <w:left w:val="single" w:color="BFBFBF" w:sz="4"/>
+              <w:bottom w:val="single" w:color="BFBFBF" w:sz="4"/>
+              <w:right w:val="single" w:color="BFBFBF" w:sz="4"/>
+            </w:tcBorders>
+          </w:tcPr>
+          <w:p>
+            <w:pPr>
+              <w:spacing w:after="40"/>
+            </w:pPr>
+            <w:r>
+              <w:rPr>
+                <w:rFonts w:ascii="Malgun Gothic" w:hAnsi="Malgun Gothic" w:cs="Malgun Gothic" w:eastAsia="Malgun Gothic"/>
+                <w:b w:val="0"/>
+                <w:i w:val="0"/>
+                <w:sz w:val="20"/>
+              </w:rPr>
+              <w:t>schweige, darf, legt, sitzen은 현재형입니다.</w:t>
+            </w:r>
+          </w:p>
+        </w:tc>
+      </w:tr>
+    </w:tbl>
+    <w:p>
+      <w:pPr>
+        <w:spacing w:after="0"/>
+      </w:pPr>
+    </w:p>
+    <w:p>
+      <w:pPr>
+        <w:keepNext/>
+        <w:spacing w:before="160"/>
+      </w:pPr>
+      <w:r>
+        <w:rPr>
+          <w:rFonts w:ascii="Arial" w:hAnsi="Arial" w:cs="Arial" w:eastAsia="Malgun Gothic"/>
+          <w:b/>
+          <w:i w:val="0"/>
+          <w:sz w:val="22"/>
+        </w:rPr>
+        <w:t>71. Frau Yılmaz: Seitdem mein Mann tot ist, fehlt mir jemand, dem ich etwas für ihn mitgeben kann. Heute Abend habe ich ihn dir gezeigt. Das ist mein Geschenk.</w:t>
+      </w:r>
+    </w:p>
+    <w:p>
+      <w:pPr>
+        <w:keepNext/>
+        <w:ind w:left="340"/>
+      </w:pPr>
+      <w:r>
+        <w:rPr>
+          <w:rFonts w:ascii="Malgun Gothic" w:hAnsi="Malgun Gothic" w:cs="Malgun Gothic" w:eastAsia="Malgun Gothic"/>
+          <w:b w:val="0"/>
+          <w:i/>
+          <w:color w:val="404040"/>
+          <w:sz w:val="20"/>
+        </w:rPr>
+        <w:t>남편이 죽은 뒤로 그를 위해 뭔가를 맡길 사람이 없었어요. 오늘 저녁 당신에게 남편을 보여 드렸어요. 그게 제 선물이에요.</w:t>
+      </w:r>
+    </w:p>
+    <w:tbl>
+      <w:tblPr>
+        <w:tblW w:type="auto" w:w="0"/>
+        <w:tblLayout w:type="fixed"/>
+        <w:tblLook w:firstColumn="1" w:firstRow="1" w:lastColumn="0" w:lastRow="0" w:noHBand="0" w:noVBand="1" w:val="04A0"/>
+      </w:tblPr>
+      <w:tblGrid>
+        <w:gridCol w:w="4819"/>
+        <w:gridCol w:w="4819"/>
+      </w:tblGrid>
+      <w:tr>
+        <w:tc>
+          <w:tcPr>
+            <w:tcW w:type="dxa" w:w="1500"/>
+            <w:tcBorders>
+              <w:top w:val="single" w:color="BFBFBF" w:sz="4"/>
+              <w:left w:val="single" w:color="BFBFBF" w:sz="4"/>
+              <w:bottom w:val="single" w:color="BFBFBF" w:sz="4"/>
+              <w:right w:val="single" w:color="BFBFBF" w:sz="4"/>
+            </w:tcBorders>
+            <w:shd w:fill="DEEAF6" w:color="auto" w:val="clear"/>
+          </w:tcPr>
+          <w:p>
+            <w:r>
+              <w:rPr>
+                <w:rFonts w:ascii="Malgun Gothic" w:hAnsi="Malgun Gothic" w:cs="Malgun Gothic" w:eastAsia="Malgun Gothic"/>
+                <w:b/>
+                <w:i w:val="0"/>
+                <w:color w:val="1F3864"/>
+                <w:sz w:val="20"/>
+              </w:rPr>
+              <w:t>주요 단어</w:t>
+            </w:r>
+          </w:p>
+        </w:tc>
+        <w:tc>
+          <w:tcPr>
+            <w:tcW w:type="dxa" w:w="8138"/>
+            <w:tcBorders>
+              <w:top w:val="single" w:color="BFBFBF" w:sz="4"/>
+              <w:left w:val="single" w:color="BFBFBF" w:sz="4"/>
+              <w:bottom w:val="single" w:color="BFBFBF" w:sz="4"/>
+              <w:right w:val="single" w:color="BFBFBF" w:sz="4"/>
+            </w:tcBorders>
+          </w:tcPr>
+          <w:p>
+            <w:pPr>
+              <w:spacing w:after="40"/>
+            </w:pPr>
+            <w:r>
+              <w:rPr>
+                <w:rFonts w:ascii="Arial" w:hAnsi="Arial" w:cs="Arial" w:eastAsia="Malgun Gothic"/>
+                <w:b/>
+                <w:i w:val="0"/>
+                <w:sz w:val="20"/>
+              </w:rPr>
+              <w:t>mitgeben</w:t>
+            </w:r>
+            <w:r>
+              <w:rPr>
+                <w:rFonts w:ascii="Malgun Gothic" w:hAnsi="Malgun Gothic" w:cs="Malgun Gothic" w:eastAsia="Malgun Gothic"/>
+                <w:b w:val="0"/>
+                <w:i w:val="0"/>
+                <w:sz w:val="20"/>
+              </w:rPr>
+              <w:t xml:space="preserve">  —  맡겨 주다</w:t>
+            </w:r>
+          </w:p>
+          <w:p>
+            <w:pPr>
+              <w:spacing w:after="40"/>
+            </w:pPr>
+            <w:r>
+              <w:rPr>
+                <w:rFonts w:ascii="Arial" w:hAnsi="Arial" w:cs="Arial" w:eastAsia="Malgun Gothic"/>
+                <w:b/>
+                <w:i w:val="0"/>
+                <w:sz w:val="20"/>
+              </w:rPr>
+              <w:t>fehlen</w:t>
+            </w:r>
+            <w:r>
+              <w:rPr>
+                <w:rFonts w:ascii="Malgun Gothic" w:hAnsi="Malgun Gothic" w:cs="Malgun Gothic" w:eastAsia="Malgun Gothic"/>
+                <w:b w:val="0"/>
+                <w:i w:val="0"/>
+                <w:sz w:val="20"/>
+              </w:rPr>
+              <w:t xml:space="preserve">  —  없다</w:t>
+            </w:r>
+          </w:p>
+          <w:p>
+            <w:pPr>
+              <w:spacing w:after="40"/>
+            </w:pPr>
+            <w:r>
+              <w:rPr>
+                <w:rFonts w:ascii="Arial" w:hAnsi="Arial" w:cs="Arial" w:eastAsia="Malgun Gothic"/>
+                <w:b/>
+                <w:i w:val="0"/>
+                <w:sz w:val="20"/>
+              </w:rPr>
+              <w:t>das Geschenk, -e</w:t>
+            </w:r>
+            <w:r>
+              <w:rPr>
+                <w:rFonts w:ascii="Malgun Gothic" w:hAnsi="Malgun Gothic" w:cs="Malgun Gothic" w:eastAsia="Malgun Gothic"/>
+                <w:b w:val="0"/>
+                <w:i w:val="0"/>
+                <w:sz w:val="20"/>
+              </w:rPr>
+              <w:t xml:space="preserve">  —  선물</w:t>
+            </w:r>
+          </w:p>
+        </w:tc>
+      </w:tr>
+      <w:tr>
+        <w:tc>
+          <w:tcPr>
+            <w:tcW w:type="dxa" w:w="1500"/>
+            <w:tcBorders>
+              <w:top w:val="single" w:color="BFBFBF" w:sz="4"/>
+              <w:left w:val="single" w:color="BFBFBF" w:sz="4"/>
+              <w:bottom w:val="single" w:color="BFBFBF" w:sz="4"/>
+              <w:right w:val="single" w:color="BFBFBF" w:sz="4"/>
+            </w:tcBorders>
+            <w:shd w:fill="DEEAF6" w:color="auto" w:val="clear"/>
+          </w:tcPr>
+          <w:p>
+            <w:r>
+              <w:rPr>
+                <w:rFonts w:ascii="Malgun Gothic" w:hAnsi="Malgun Gothic" w:cs="Malgun Gothic" w:eastAsia="Malgun Gothic"/>
+                <w:b/>
+                <w:i w:val="0"/>
+                <w:color w:val="1F3864"/>
+                <w:sz w:val="20"/>
+              </w:rPr>
+              <w:t>문법</w:t>
+            </w:r>
+          </w:p>
+        </w:tc>
+        <w:tc>
+          <w:tcPr>
+            <w:tcW w:type="dxa" w:w="8138"/>
+            <w:tcBorders>
+              <w:top w:val="single" w:color="BFBFBF" w:sz="4"/>
+              <w:left w:val="single" w:color="BFBFBF" w:sz="4"/>
+              <w:bottom w:val="single" w:color="BFBFBF" w:sz="4"/>
+              <w:right w:val="single" w:color="BFBFBF" w:sz="4"/>
+            </w:tcBorders>
+          </w:tcPr>
+          <w:p>
+            <w:pPr>
+              <w:spacing w:after="40"/>
+            </w:pPr>
+            <w:r>
+              <w:rPr>
+                <w:rFonts w:ascii="Malgun Gothic" w:hAnsi="Malgun Gothic" w:cs="Malgun Gothic" w:eastAsia="Malgun Gothic"/>
+                <w:b w:val="0"/>
+                <w:i w:val="0"/>
+                <w:sz w:val="20"/>
+              </w:rPr>
+              <w:t>fehlt mir jemand, dem ich etwas für ihn mitgeben kann에서 dem은 관계대명사이며 kann이 끝에 옵니다. fehlen은 3격 mir를 취합니다.</w:t>
+            </w:r>
+          </w:p>
+        </w:tc>
+      </w:tr>
+      <w:tr>
+        <w:tc>
+          <w:tcPr>
+            <w:tcW w:type="dxa" w:w="1500"/>
+            <w:tcBorders>
+              <w:top w:val="single" w:color="BFBFBF" w:sz="4"/>
+              <w:left w:val="single" w:color="BFBFBF" w:sz="4"/>
+              <w:bottom w:val="single" w:color="BFBFBF" w:sz="4"/>
+              <w:right w:val="single" w:color="BFBFBF" w:sz="4"/>
+            </w:tcBorders>
+            <w:shd w:fill="DEEAF6" w:color="auto" w:val="clear"/>
+          </w:tcPr>
+          <w:p>
+            <w:r>
+              <w:rPr>
+                <w:rFonts w:ascii="Malgun Gothic" w:hAnsi="Malgun Gothic" w:cs="Malgun Gothic" w:eastAsia="Malgun Gothic"/>
+                <w:b/>
+                <w:i w:val="0"/>
+                <w:color w:val="1F3864"/>
+                <w:sz w:val="20"/>
+              </w:rPr>
+              <w:t>표현</w:t>
+            </w:r>
+          </w:p>
+        </w:tc>
+        <w:tc>
+          <w:tcPr>
+            <w:tcW w:type="dxa" w:w="8138"/>
+            <w:tcBorders>
+              <w:top w:val="single" w:color="BFBFBF" w:sz="4"/>
+              <w:left w:val="single" w:color="BFBFBF" w:sz="4"/>
+              <w:bottom w:val="single" w:color="BFBFBF" w:sz="4"/>
+              <w:right w:val="single" w:color="BFBFBF" w:sz="4"/>
+            </w:tcBorders>
+          </w:tcPr>
+          <w:p>
+            <w:pPr>
+              <w:spacing w:after="40"/>
+            </w:pPr>
+            <w:r>
+              <w:rPr>
+                <w:rFonts w:ascii="Malgun Gothic" w:hAnsi="Malgun Gothic" w:cs="Malgun Gothic" w:eastAsia="Malgun Gothic"/>
+                <w:b w:val="0"/>
+                <w:i w:val="0"/>
+                <w:sz w:val="20"/>
+              </w:rPr>
+              <w:t>Seitdem mein Mann tot ist는 seitdem절입니다.</w:t>
+            </w:r>
+          </w:p>
+        </w:tc>
+      </w:tr>
+      <w:tr>
+        <w:tc>
+          <w:tcPr>
+            <w:tcW w:type="dxa" w:w="1500"/>
+            <w:tcBorders>
+              <w:top w:val="single" w:color="BFBFBF" w:sz="4"/>
+              <w:left w:val="single" w:color="BFBFBF" w:sz="4"/>
+              <w:bottom w:val="single" w:color="BFBFBF" w:sz="4"/>
+              <w:right w:val="single" w:color="BFBFBF" w:sz="4"/>
+            </w:tcBorders>
+            <w:shd w:fill="DEEAF6" w:color="auto" w:val="clear"/>
+          </w:tcPr>
+          <w:p>
+            <w:r>
+              <w:rPr>
+                <w:rFonts w:ascii="Malgun Gothic" w:hAnsi="Malgun Gothic" w:cs="Malgun Gothic" w:eastAsia="Malgun Gothic"/>
+                <w:b/>
+                <w:i w:val="0"/>
+                <w:color w:val="1F3864"/>
+                <w:sz w:val="20"/>
+              </w:rPr>
+              <w:t>시제</w:t>
+            </w:r>
+          </w:p>
+        </w:tc>
+        <w:tc>
+          <w:tcPr>
+            <w:tcW w:type="dxa" w:w="8138"/>
+            <w:tcBorders>
+              <w:top w:val="single" w:color="BFBFBF" w:sz="4"/>
+              <w:left w:val="single" w:color="BFBFBF" w:sz="4"/>
+              <w:bottom w:val="single" w:color="BFBFBF" w:sz="4"/>
+              <w:right w:val="single" w:color="BFBFBF" w:sz="4"/>
+            </w:tcBorders>
+          </w:tcPr>
+          <w:p>
+            <w:pPr>
+              <w:spacing w:after="40"/>
+            </w:pPr>
+            <w:r>
+              <w:rPr>
+                <w:rFonts w:ascii="Malgun Gothic" w:hAnsi="Malgun Gothic" w:cs="Malgun Gothic" w:eastAsia="Malgun Gothic"/>
+                <w:b w:val="0"/>
+                <w:i w:val="0"/>
+                <w:sz w:val="20"/>
+              </w:rPr>
+              <w:t>ist, fehlt, kann은 현재형이고 habe ... gezeigt는 현재완료입니다.</w:t>
+            </w:r>
+          </w:p>
+        </w:tc>
+      </w:tr>
+    </w:tbl>
+    <w:p>
+      <w:pPr>
+        <w:spacing w:after="0"/>
+      </w:pPr>
+    </w:p>
+    <w:p>
+      <w:pPr>
+        <w:keepNext/>
+        <w:spacing w:before="160"/>
+      </w:pPr>
+      <w:r>
+        <w:rPr>
+          <w:rFonts w:ascii="Arial" w:hAnsi="Arial" w:cs="Arial" w:eastAsia="Malgun Gothic"/>
+          <w:b/>
+          <w:i w:val="0"/>
+          <w:sz w:val="22"/>
+        </w:rPr>
+        <w:t>72. Jonas: Ich danke Ihnen. Ich weiß nicht, was ich sagen soll. Ich verspreche nur: Ich werde die Tür offen halten, wenn jemand klopft.</w:t>
+      </w:r>
+    </w:p>
+    <w:p>
+      <w:pPr>
+        <w:keepNext/>
+        <w:ind w:left="340"/>
+      </w:pPr>
+      <w:r>
+        <w:rPr>
+          <w:rFonts w:ascii="Malgun Gothic" w:hAnsi="Malgun Gothic" w:cs="Malgun Gothic" w:eastAsia="Malgun Gothic"/>
+          <w:b w:val="0"/>
+          <w:i/>
+          <w:color w:val="404040"/>
+          <w:sz w:val="20"/>
+        </w:rPr>
+        <w:t>감사합니다. 뭐라고 말해야 할지 모르겠어요. 한 가지만 약속드릴게요. 누가 두드리면 문을 열어 두겠습니다.</w:t>
+      </w:r>
+    </w:p>
+    <w:tbl>
+      <w:tblPr>
+        <w:tblW w:type="auto" w:w="0"/>
+        <w:tblLayout w:type="fixed"/>
+        <w:tblLook w:firstColumn="1" w:firstRow="1" w:lastColumn="0" w:lastRow="0" w:noHBand="0" w:noVBand="1" w:val="04A0"/>
+      </w:tblPr>
+      <w:tblGrid>
+        <w:gridCol w:w="4819"/>
+        <w:gridCol w:w="4819"/>
+      </w:tblGrid>
+      <w:tr>
+        <w:tc>
+          <w:tcPr>
+            <w:tcW w:type="dxa" w:w="1500"/>
+            <w:tcBorders>
+              <w:top w:val="single" w:color="BFBFBF" w:sz="4"/>
+              <w:left w:val="single" w:color="BFBFBF" w:sz="4"/>
+              <w:bottom w:val="single" w:color="BFBFBF" w:sz="4"/>
+              <w:right w:val="single" w:color="BFBFBF" w:sz="4"/>
+            </w:tcBorders>
+            <w:shd w:fill="DEEAF6" w:color="auto" w:val="clear"/>
+          </w:tcPr>
+          <w:p>
+            <w:r>
+              <w:rPr>
+                <w:rFonts w:ascii="Malgun Gothic" w:hAnsi="Malgun Gothic" w:cs="Malgun Gothic" w:eastAsia="Malgun Gothic"/>
+                <w:b/>
+                <w:i w:val="0"/>
+                <w:color w:val="1F3864"/>
+                <w:sz w:val="20"/>
+              </w:rPr>
+              <w:t>주요 단어</w:t>
+            </w:r>
+          </w:p>
+        </w:tc>
+        <w:tc>
+          <w:tcPr>
+            <w:tcW w:type="dxa" w:w="8138"/>
+            <w:tcBorders>
+              <w:top w:val="single" w:color="BFBFBF" w:sz="4"/>
+              <w:left w:val="single" w:color="BFBFBF" w:sz="4"/>
+              <w:bottom w:val="single" w:color="BFBFBF" w:sz="4"/>
+              <w:right w:val="single" w:color="BFBFBF" w:sz="4"/>
+            </w:tcBorders>
+          </w:tcPr>
+          <w:p>
+            <w:pPr>
+              <w:spacing w:after="40"/>
+            </w:pPr>
+            <w:r>
+              <w:rPr>
+                <w:rFonts w:ascii="Arial" w:hAnsi="Arial" w:cs="Arial" w:eastAsia="Malgun Gothic"/>
+                <w:b/>
+                <w:i w:val="0"/>
+                <w:sz w:val="20"/>
+              </w:rPr>
+              <w:t>versprechen</w:t>
+            </w:r>
+            <w:r>
+              <w:rPr>
+                <w:rFonts w:ascii="Malgun Gothic" w:hAnsi="Malgun Gothic" w:cs="Malgun Gothic" w:eastAsia="Malgun Gothic"/>
+                <w:b w:val="0"/>
+                <w:i w:val="0"/>
+                <w:sz w:val="20"/>
+              </w:rPr>
+              <w:t xml:space="preserve">  —  약속하다</w:t>
+            </w:r>
+          </w:p>
+          <w:p>
+            <w:pPr>
+              <w:spacing w:after="40"/>
+            </w:pPr>
+            <w:r>
+              <w:rPr>
+                <w:rFonts w:ascii="Arial" w:hAnsi="Arial" w:cs="Arial" w:eastAsia="Malgun Gothic"/>
+                <w:b/>
+                <w:i w:val="0"/>
+                <w:sz w:val="20"/>
+              </w:rPr>
+              <w:t>offen halten</w:t>
+            </w:r>
+            <w:r>
+              <w:rPr>
+                <w:rFonts w:ascii="Malgun Gothic" w:hAnsi="Malgun Gothic" w:cs="Malgun Gothic" w:eastAsia="Malgun Gothic"/>
+                <w:b w:val="0"/>
+                <w:i w:val="0"/>
+                <w:sz w:val="20"/>
+              </w:rPr>
+              <w:t xml:space="preserve">  —  열어 두다</w:t>
+            </w:r>
+          </w:p>
+          <w:p>
+            <w:pPr>
+              <w:spacing w:after="40"/>
+            </w:pPr>
+            <w:r>
+              <w:rPr>
+                <w:rFonts w:ascii="Arial" w:hAnsi="Arial" w:cs="Arial" w:eastAsia="Malgun Gothic"/>
+                <w:b/>
+                <w:i w:val="0"/>
+                <w:sz w:val="20"/>
+              </w:rPr>
+              <w:t>klopfen</w:t>
+            </w:r>
+            <w:r>
+              <w:rPr>
+                <w:rFonts w:ascii="Malgun Gothic" w:hAnsi="Malgun Gothic" w:cs="Malgun Gothic" w:eastAsia="Malgun Gothic"/>
+                <w:b w:val="0"/>
+                <w:i w:val="0"/>
+                <w:sz w:val="20"/>
+              </w:rPr>
+              <w:t xml:space="preserve">  —  두드리다</w:t>
+            </w:r>
+          </w:p>
+        </w:tc>
+      </w:tr>
+      <w:tr>
+        <w:tc>
+          <w:tcPr>
+            <w:tcW w:type="dxa" w:w="1500"/>
+            <w:tcBorders>
+              <w:top w:val="single" w:color="BFBFBF" w:sz="4"/>
+              <w:left w:val="single" w:color="BFBFBF" w:sz="4"/>
+              <w:bottom w:val="single" w:color="BFBFBF" w:sz="4"/>
+              <w:right w:val="single" w:color="BFBFBF" w:sz="4"/>
+            </w:tcBorders>
+            <w:shd w:fill="DEEAF6" w:color="auto" w:val="clear"/>
+          </w:tcPr>
+          <w:p>
+            <w:r>
+              <w:rPr>
+                <w:rFonts w:ascii="Malgun Gothic" w:hAnsi="Malgun Gothic" w:cs="Malgun Gothic" w:eastAsia="Malgun Gothic"/>
+                <w:b/>
+                <w:i w:val="0"/>
+                <w:color w:val="1F3864"/>
+                <w:sz w:val="20"/>
+              </w:rPr>
+              <w:t>문법</w:t>
+            </w:r>
+          </w:p>
+        </w:tc>
+        <w:tc>
+          <w:tcPr>
+            <w:tcW w:type="dxa" w:w="8138"/>
+            <w:tcBorders>
+              <w:top w:val="single" w:color="BFBFBF" w:sz="4"/>
+              <w:left w:val="single" w:color="BFBFBF" w:sz="4"/>
+              <w:bottom w:val="single" w:color="BFBFBF" w:sz="4"/>
+              <w:right w:val="single" w:color="BFBFBF" w:sz="4"/>
+            </w:tcBorders>
+          </w:tcPr>
+          <w:p>
+            <w:pPr>
+              <w:spacing w:after="40"/>
+            </w:pPr>
+            <w:r>
+              <w:rPr>
+                <w:rFonts w:ascii="Malgun Gothic" w:hAnsi="Malgun Gothic" w:cs="Malgun Gothic" w:eastAsia="Malgun Gothic"/>
+                <w:b w:val="0"/>
+                <w:i w:val="0"/>
+                <w:sz w:val="20"/>
+              </w:rPr>
+              <w:t>Ich weiß nicht, was ich sagen soll에서 was절의 soll이 끝에 옵니다. Ich werde die Tür offen halten은 미래형입니다.</w:t>
+            </w:r>
+          </w:p>
+        </w:tc>
+      </w:tr>
+      <w:tr>
+        <w:tc>
+          <w:tcPr>
+            <w:tcW w:type="dxa" w:w="1500"/>
+            <w:tcBorders>
+              <w:top w:val="single" w:color="BFBFBF" w:sz="4"/>
+              <w:left w:val="single" w:color="BFBFBF" w:sz="4"/>
+              <w:bottom w:val="single" w:color="BFBFBF" w:sz="4"/>
+              <w:right w:val="single" w:color="BFBFBF" w:sz="4"/>
+            </w:tcBorders>
+            <w:shd w:fill="DEEAF6" w:color="auto" w:val="clear"/>
+          </w:tcPr>
+          <w:p>
+            <w:r>
+              <w:rPr>
+                <w:rFonts w:ascii="Malgun Gothic" w:hAnsi="Malgun Gothic" w:cs="Malgun Gothic" w:eastAsia="Malgun Gothic"/>
+                <w:b/>
+                <w:i w:val="0"/>
+                <w:color w:val="1F3864"/>
+                <w:sz w:val="20"/>
+              </w:rPr>
+              <w:t>표현</w:t>
+            </w:r>
+          </w:p>
+        </w:tc>
+        <w:tc>
+          <w:tcPr>
+            <w:tcW w:type="dxa" w:w="8138"/>
+            <w:tcBorders>
+              <w:top w:val="single" w:color="BFBFBF" w:sz="4"/>
+              <w:left w:val="single" w:color="BFBFBF" w:sz="4"/>
+              <w:bottom w:val="single" w:color="BFBFBF" w:sz="4"/>
+              <w:right w:val="single" w:color="BFBFBF" w:sz="4"/>
+            </w:tcBorders>
+          </w:tcPr>
+          <w:p>
+            <w:pPr>
+              <w:spacing w:after="40"/>
+            </w:pPr>
+            <w:r>
+              <w:rPr>
+                <w:rFonts w:ascii="Malgun Gothic" w:hAnsi="Malgun Gothic" w:cs="Malgun Gothic" w:eastAsia="Malgun Gothic"/>
+                <w:b w:val="0"/>
+                <w:i w:val="0"/>
+                <w:sz w:val="20"/>
+              </w:rPr>
+              <w:t>wenn jemand klopft는 wenn절입니다.</w:t>
+            </w:r>
+          </w:p>
+        </w:tc>
+      </w:tr>
+      <w:tr>
+        <w:tc>
+          <w:tcPr>
+            <w:tcW w:type="dxa" w:w="1500"/>
+            <w:tcBorders>
+              <w:top w:val="single" w:color="BFBFBF" w:sz="4"/>
+              <w:left w:val="single" w:color="BFBFBF" w:sz="4"/>
+              <w:bottom w:val="single" w:color="BFBFBF" w:sz="4"/>
+              <w:right w:val="single" w:color="BFBFBF" w:sz="4"/>
+            </w:tcBorders>
+            <w:shd w:fill="DEEAF6" w:color="auto" w:val="clear"/>
+          </w:tcPr>
+          <w:p>
+            <w:r>
+              <w:rPr>
+                <w:rFonts w:ascii="Malgun Gothic" w:hAnsi="Malgun Gothic" w:cs="Malgun Gothic" w:eastAsia="Malgun Gothic"/>
+                <w:b/>
+                <w:i w:val="0"/>
+                <w:color w:val="1F3864"/>
+                <w:sz w:val="20"/>
+              </w:rPr>
+              <w:t>시제</w:t>
+            </w:r>
+          </w:p>
+        </w:tc>
+        <w:tc>
+          <w:tcPr>
+            <w:tcW w:type="dxa" w:w="8138"/>
+            <w:tcBorders>
+              <w:top w:val="single" w:color="BFBFBF" w:sz="4"/>
+              <w:left w:val="single" w:color="BFBFBF" w:sz="4"/>
+              <w:bottom w:val="single" w:color="BFBFBF" w:sz="4"/>
+              <w:right w:val="single" w:color="BFBFBF" w:sz="4"/>
+            </w:tcBorders>
+          </w:tcPr>
+          <w:p>
+            <w:pPr>
+              <w:spacing w:after="40"/>
+            </w:pPr>
+            <w:r>
+              <w:rPr>
+                <w:rFonts w:ascii="Malgun Gothic" w:hAnsi="Malgun Gothic" w:cs="Malgun Gothic" w:eastAsia="Malgun Gothic"/>
+                <w:b w:val="0"/>
+                <w:i w:val="0"/>
+                <w:sz w:val="20"/>
+              </w:rPr>
+              <w:t>danke, weiß, verspreche, klopft는 현재형이고 werde ... halten은 미래형입니다.</w:t>
+            </w:r>
+          </w:p>
+        </w:tc>
+      </w:tr>
+    </w:tbl>
+    <w:p>
+      <w:pPr>
+        <w:spacing w:after="0"/>
+      </w:pPr>
+    </w:p>
+    <w:p>
+      <w:pPr>
+        <w:keepNext/>
+        <w:spacing w:before="160"/>
+      </w:pPr>
+      <w:r>
+        <w:rPr>
+          <w:rFonts w:ascii="Arial" w:hAnsi="Arial" w:cs="Arial" w:eastAsia="Malgun Gothic"/>
+          <w:b/>
+          <w:i w:val="0"/>
+          <w:sz w:val="22"/>
+        </w:rPr>
+        <w:t>73. Frau Yılmaz: Das genügt. Und nun hört auf mit dem Gerede. Der Tee wird kalt, und Elif hat Backgammon aufgebaut, weil sie weiß, dass sie gegen dich gewinnt.</w:t>
+      </w:r>
+    </w:p>
+    <w:p>
+      <w:pPr>
+        <w:keepNext/>
+        <w:ind w:left="340"/>
+      </w:pPr>
+      <w:r>
+        <w:rPr>
+          <w:rFonts w:ascii="Malgun Gothic" w:hAnsi="Malgun Gothic" w:cs="Malgun Gothic" w:eastAsia="Malgun Gothic"/>
+          <w:b w:val="0"/>
+          <w:i/>
+          <w:color w:val="404040"/>
+          <w:sz w:val="20"/>
+        </w:rPr>
+        <w:t>그거면 충분해요. 이제 얘기는 그만해요. 차가 식고 엘리프가 백개먼을 펼쳐 놨네요. 너한테 이길 걸 아니까.</w:t>
+      </w:r>
+    </w:p>
+    <w:tbl>
+      <w:tblPr>
+        <w:tblW w:type="auto" w:w="0"/>
+        <w:tblLayout w:type="fixed"/>
+        <w:tblLook w:firstColumn="1" w:firstRow="1" w:lastColumn="0" w:lastRow="0" w:noHBand="0" w:noVBand="1" w:val="04A0"/>
+      </w:tblPr>
+      <w:tblGrid>
+        <w:gridCol w:w="4819"/>
+        <w:gridCol w:w="4819"/>
+      </w:tblGrid>
+      <w:tr>
+        <w:tc>
+          <w:tcPr>
+            <w:tcW w:type="dxa" w:w="1500"/>
+            <w:tcBorders>
+              <w:top w:val="single" w:color="BFBFBF" w:sz="4"/>
+              <w:left w:val="single" w:color="BFBFBF" w:sz="4"/>
+              <w:bottom w:val="single" w:color="BFBFBF" w:sz="4"/>
+              <w:right w:val="single" w:color="BFBFBF" w:sz="4"/>
+            </w:tcBorders>
+            <w:shd w:fill="DEEAF6" w:color="auto" w:val="clear"/>
+          </w:tcPr>
+          <w:p>
+            <w:r>
+              <w:rPr>
+                <w:rFonts w:ascii="Malgun Gothic" w:hAnsi="Malgun Gothic" w:cs="Malgun Gothic" w:eastAsia="Malgun Gothic"/>
+                <w:b/>
+                <w:i w:val="0"/>
+                <w:color w:val="1F3864"/>
+                <w:sz w:val="20"/>
+              </w:rPr>
+              <w:t>주요 단어</w:t>
+            </w:r>
+          </w:p>
+        </w:tc>
+        <w:tc>
+          <w:tcPr>
+            <w:tcW w:type="dxa" w:w="8138"/>
+            <w:tcBorders>
+              <w:top w:val="single" w:color="BFBFBF" w:sz="4"/>
+              <w:left w:val="single" w:color="BFBFBF" w:sz="4"/>
+              <w:bottom w:val="single" w:color="BFBFBF" w:sz="4"/>
+              <w:right w:val="single" w:color="BFBFBF" w:sz="4"/>
+            </w:tcBorders>
+          </w:tcPr>
+          <w:p>
+            <w:pPr>
+              <w:spacing w:after="40"/>
+            </w:pPr>
+            <w:r>
+              <w:rPr>
+                <w:rFonts w:ascii="Arial" w:hAnsi="Arial" w:cs="Arial" w:eastAsia="Malgun Gothic"/>
+                <w:b/>
+                <w:i w:val="0"/>
+                <w:sz w:val="20"/>
+              </w:rPr>
+              <w:t>aufbauen</w:t>
+            </w:r>
+            <w:r>
+              <w:rPr>
+                <w:rFonts w:ascii="Malgun Gothic" w:hAnsi="Malgun Gothic" w:cs="Malgun Gothic" w:eastAsia="Malgun Gothic"/>
+                <w:b w:val="0"/>
+                <w:i w:val="0"/>
+                <w:sz w:val="20"/>
+              </w:rPr>
+              <w:t xml:space="preserve">  —  펼쳐 놓다</w:t>
+            </w:r>
+          </w:p>
+          <w:p>
+            <w:pPr>
+              <w:spacing w:after="40"/>
+            </w:pPr>
+            <w:r>
+              <w:rPr>
+                <w:rFonts w:ascii="Arial" w:hAnsi="Arial" w:cs="Arial" w:eastAsia="Malgun Gothic"/>
+                <w:b/>
+                <w:i w:val="0"/>
+                <w:sz w:val="20"/>
+              </w:rPr>
+              <w:t>das Gerede (단수)</w:t>
+            </w:r>
+            <w:r>
+              <w:rPr>
+                <w:rFonts w:ascii="Malgun Gothic" w:hAnsi="Malgun Gothic" w:cs="Malgun Gothic" w:eastAsia="Malgun Gothic"/>
+                <w:b w:val="0"/>
+                <w:i w:val="0"/>
+                <w:sz w:val="20"/>
+              </w:rPr>
+              <w:t xml:space="preserve">  —  수다</w:t>
+            </w:r>
+          </w:p>
+          <w:p>
+            <w:pPr>
+              <w:spacing w:after="40"/>
+            </w:pPr>
+            <w:r>
+              <w:rPr>
+                <w:rFonts w:ascii="Arial" w:hAnsi="Arial" w:cs="Arial" w:eastAsia="Malgun Gothic"/>
+                <w:b/>
+                <w:i w:val="0"/>
+                <w:sz w:val="20"/>
+              </w:rPr>
+              <w:t>gewinnen</w:t>
+            </w:r>
+            <w:r>
+              <w:rPr>
+                <w:rFonts w:ascii="Malgun Gothic" w:hAnsi="Malgun Gothic" w:cs="Malgun Gothic" w:eastAsia="Malgun Gothic"/>
+                <w:b w:val="0"/>
+                <w:i w:val="0"/>
+                <w:sz w:val="20"/>
+              </w:rPr>
+              <w:t xml:space="preserve">  —  이기다</w:t>
+            </w:r>
+          </w:p>
+        </w:tc>
+      </w:tr>
+      <w:tr>
+        <w:tc>
+          <w:tcPr>
+            <w:tcW w:type="dxa" w:w="1500"/>
+            <w:tcBorders>
+              <w:top w:val="single" w:color="BFBFBF" w:sz="4"/>
+              <w:left w:val="single" w:color="BFBFBF" w:sz="4"/>
+              <w:bottom w:val="single" w:color="BFBFBF" w:sz="4"/>
+              <w:right w:val="single" w:color="BFBFBF" w:sz="4"/>
+            </w:tcBorders>
+            <w:shd w:fill="DEEAF6" w:color="auto" w:val="clear"/>
+          </w:tcPr>
+          <w:p>
+            <w:r>
+              <w:rPr>
+                <w:rFonts w:ascii="Malgun Gothic" w:hAnsi="Malgun Gothic" w:cs="Malgun Gothic" w:eastAsia="Malgun Gothic"/>
+                <w:b/>
+                <w:i w:val="0"/>
+                <w:color w:val="1F3864"/>
+                <w:sz w:val="20"/>
+              </w:rPr>
+              <w:t>문법</w:t>
+            </w:r>
+          </w:p>
+        </w:tc>
+        <w:tc>
+          <w:tcPr>
+            <w:tcW w:type="dxa" w:w="8138"/>
+            <w:tcBorders>
+              <w:top w:val="single" w:color="BFBFBF" w:sz="4"/>
+              <w:left w:val="single" w:color="BFBFBF" w:sz="4"/>
+              <w:bottom w:val="single" w:color="BFBFBF" w:sz="4"/>
+              <w:right w:val="single" w:color="BFBFBF" w:sz="4"/>
+            </w:tcBorders>
+          </w:tcPr>
+          <w:p>
+            <w:pPr>
+              <w:spacing w:after="40"/>
+            </w:pPr>
+            <w:r>
+              <w:rPr>
+                <w:rFonts w:ascii="Malgun Gothic" w:hAnsi="Malgun Gothic" w:cs="Malgun Gothic" w:eastAsia="Malgun Gothic"/>
+                <w:b w:val="0"/>
+                <w:i w:val="0"/>
+                <w:sz w:val="20"/>
+              </w:rPr>
+              <w:t>hört auf mit dem Gerede는 ihr 명령형과 aufhören mit + 3격 구문입니다. weil sie weiß, dass sie gegen dich gewinnt에서 두 종속절이 겹칩니다.</w:t>
+            </w:r>
+          </w:p>
+        </w:tc>
+      </w:tr>
+      <w:tr>
+        <w:tc>
+          <w:tcPr>
+            <w:tcW w:type="dxa" w:w="1500"/>
+            <w:tcBorders>
+              <w:top w:val="single" w:color="BFBFBF" w:sz="4"/>
+              <w:left w:val="single" w:color="BFBFBF" w:sz="4"/>
+              <w:bottom w:val="single" w:color="BFBFBF" w:sz="4"/>
+              <w:right w:val="single" w:color="BFBFBF" w:sz="4"/>
+            </w:tcBorders>
+            <w:shd w:fill="DEEAF6" w:color="auto" w:val="clear"/>
+          </w:tcPr>
+          <w:p>
+            <w:r>
+              <w:rPr>
+                <w:rFonts w:ascii="Malgun Gothic" w:hAnsi="Malgun Gothic" w:cs="Malgun Gothic" w:eastAsia="Malgun Gothic"/>
+                <w:b/>
+                <w:i w:val="0"/>
+                <w:color w:val="1F3864"/>
+                <w:sz w:val="20"/>
+              </w:rPr>
+              <w:t>표현</w:t>
+            </w:r>
+          </w:p>
+        </w:tc>
+        <w:tc>
+          <w:tcPr>
+            <w:tcW w:type="dxa" w:w="8138"/>
+            <w:tcBorders>
+              <w:top w:val="single" w:color="BFBFBF" w:sz="4"/>
+              <w:left w:val="single" w:color="BFBFBF" w:sz="4"/>
+              <w:bottom w:val="single" w:color="BFBFBF" w:sz="4"/>
+              <w:right w:val="single" w:color="BFBFBF" w:sz="4"/>
+            </w:tcBorders>
+          </w:tcPr>
+          <w:p>
+            <w:pPr>
+              <w:spacing w:after="40"/>
+            </w:pPr>
+            <w:r>
+              <w:rPr>
+                <w:rFonts w:ascii="Malgun Gothic" w:hAnsi="Malgun Gothic" w:cs="Malgun Gothic" w:eastAsia="Malgun Gothic"/>
+                <w:b w:val="0"/>
+                <w:i w:val="0"/>
+                <w:sz w:val="20"/>
+              </w:rPr>
+              <w:t>Der Tee wird kalt는 werden + 형용사입니다.</w:t>
+            </w:r>
+          </w:p>
+        </w:tc>
+      </w:tr>
+      <w:tr>
+        <w:tc>
+          <w:tcPr>
+            <w:tcW w:type="dxa" w:w="1500"/>
+            <w:tcBorders>
+              <w:top w:val="single" w:color="BFBFBF" w:sz="4"/>
+              <w:left w:val="single" w:color="BFBFBF" w:sz="4"/>
+              <w:bottom w:val="single" w:color="BFBFBF" w:sz="4"/>
+              <w:right w:val="single" w:color="BFBFBF" w:sz="4"/>
+            </w:tcBorders>
+            <w:shd w:fill="DEEAF6" w:color="auto" w:val="clear"/>
+          </w:tcPr>
+          <w:p>
+            <w:r>
+              <w:rPr>
+                <w:rFonts w:ascii="Malgun Gothic" w:hAnsi="Malgun Gothic" w:cs="Malgun Gothic" w:eastAsia="Malgun Gothic"/>
+                <w:b/>
+                <w:i w:val="0"/>
+                <w:color w:val="1F3864"/>
+                <w:sz w:val="20"/>
+              </w:rPr>
+              <w:t>시제</w:t>
+            </w:r>
+          </w:p>
+        </w:tc>
+        <w:tc>
+          <w:tcPr>
+            <w:tcW w:type="dxa" w:w="8138"/>
+            <w:tcBorders>
+              <w:top w:val="single" w:color="BFBFBF" w:sz="4"/>
+              <w:left w:val="single" w:color="BFBFBF" w:sz="4"/>
+              <w:bottom w:val="single" w:color="BFBFBF" w:sz="4"/>
+              <w:right w:val="single" w:color="BFBFBF" w:sz="4"/>
+            </w:tcBorders>
+          </w:tcPr>
+          <w:p>
+            <w:pPr>
+              <w:spacing w:after="40"/>
+            </w:pPr>
+            <w:r>
+              <w:rPr>
+                <w:rFonts w:ascii="Malgun Gothic" w:hAnsi="Malgun Gothic" w:cs="Malgun Gothic" w:eastAsia="Malgun Gothic"/>
+                <w:b w:val="0"/>
+                <w:i w:val="0"/>
+                <w:sz w:val="20"/>
+              </w:rPr>
+              <w:t>genügt, wird, hat ... aufgebaut, weiß, gewinnt는 현재형 또는 현재완료입니다.</w:t>
+            </w:r>
+          </w:p>
+        </w:tc>
+      </w:tr>
+    </w:tbl>
+    <w:p>
+      <w:pPr>
+        <w:spacing w:after="0"/>
+      </w:pPr>
+    </w:p>
+    <w:p>
+      <w:pPr>
+        <w:keepNext/>
+        <w:spacing w:before="160"/>
+      </w:pPr>
+      <w:r>
+        <w:rPr>
+          <w:rFonts w:ascii="Arial" w:hAnsi="Arial" w:cs="Arial" w:eastAsia="Malgun Gothic"/>
+          <w:b/>
+          <w:i w:val="0"/>
+          <w:sz w:val="22"/>
+        </w:rPr>
+        <w:t>74. Jonas: Ich verliere drei Partien hintereinander. Als ich um elf an der Spüle stehe und Teller trockne, flüstert Frau Yılmaz im Vorbeigehen: „Gut gemacht."</w:t>
       </w:r>
     </w:p>
     <w:p>
@@ -13505,7 +22685,7 @@
           <w:i w:val="0"/>
           <w:sz w:val="22"/>
         </w:rPr>
-        <w:t>45. Jonas: Ich weiß nicht, ob sie das Abwaschen meint oder etwas anderes. Aber ich lächle, und sie zwinkert mir zu.</w:t>
+        <w:t>75. Jonas: Ich weiß nicht, ob sie das Abwaschen meint oder etwas anderes. Aber ich lächle, und sie zwinkert mir zu.</w:t>
       </w:r>
     </w:p>
     <w:p>
@@ -13811,7 +22991,7 @@
           <w:i w:val="0"/>
           <w:sz w:val="22"/>
         </w:rPr>
-        <w:t>46. Jonas: Auf dem Heimweg fahre ich langsam durch das schlafende Wedding. In einem Fenster brennt noch Licht, und ich denke an den Mann mit dem Tresen und die Tulpen im Februar.</w:t>
+        <w:t>76. Jonas: Auf dem Heimweg fahre ich langsam durch das schlafende Wedding. In einem Fenster brennt noch Licht, und ich denke an den Mann mit dem Tresen und die Tulpen im Februar.</w:t>
       </w:r>
     </w:p>
     <w:p>
